--- a/docs/Guia_Defensa_Presentacion.docx
+++ b/docs/Guia_Defensa_Presentacion.docx
@@ -95,7 +95,7 @@
           <w:sz w:val="20"/>
           <w:szCs w:val="20"/>
         </w:rPr>
-        <w:t xml:space="preserve">Equipo: Isabel Cántaro · Valentine [completar apellido]</w:t>
+        <w:t xml:space="preserve">Equipo: Isabel Cántaro · Valentine Gaete</w:t>
       </w:r>
     </w:p>
     <w:p>
@@ -1371,6 +1371,1367 @@
                 <w:shd w:fill="EFEFEF" w:val="clear"/>
               </w:rPr>
               <w:t xml:space="preserve">npm test</w:t>
+            </w:r>
+          </w:p>
+        </w:tc>
+      </w:tr>
+    </w:tbl>
+    <w:p>
+      <w:pPr>
+        <w:pStyle w:val="Heading2"/>
+        <w:keepNext/>
+      </w:pPr>
+      <w:r>
+        <w:rPr>
+          <w:rFonts w:ascii="Arial" w:cs="Arial" w:eastAsia="Arial" w:hAnsi="Arial"/>
+        </w:rPr>
+        <w:t xml:space="preserve">1.1. Reparto de responsabilidades del equipo</w:t>
+      </w:r>
+    </w:p>
+    <w:p>
+      <w:pPr>
+        <w:spacing w:after="120" w:line="276"/>
+      </w:pPr>
+      <w:r>
+        <w:rPr>
+          <w:rFonts w:ascii="Arial" w:cs="Arial" w:eastAsia="Arial" w:hAnsi="Arial"/>
+        </w:rPr>
+        <w:t xml:space="preserve">Cada integrante </w:t>
+      </w:r>
+      <w:r>
+        <w:rPr>
+          <w:rFonts w:ascii="Arial" w:cs="Arial" w:eastAsia="Arial" w:hAnsi="Arial"/>
+          <w:b/>
+          <w:bCs/>
+        </w:rPr>
+        <w:t xml:space="preserve">lidera</w:t>
+      </w:r>
+      <w:r>
+        <w:rPr>
+          <w:rFonts w:ascii="Arial" w:cs="Arial" w:eastAsia="Arial" w:hAnsi="Arial"/>
+        </w:rPr>
+        <w:t xml:space="preserve"> una parte del proyecto: la conoce al detalle, la mantiene y explica primero. Como la presentación es individual, las dos deben poder explicar </w:t>
+      </w:r>
+      <w:r>
+        <w:rPr>
+          <w:rFonts w:ascii="Arial" w:cs="Arial" w:eastAsia="Arial" w:hAnsi="Arial"/>
+          <w:b/>
+          <w:bCs/>
+        </w:rPr>
+        <w:t xml:space="preserve">todo</w:t>
+      </w:r>
+      <w:r>
+        <w:rPr>
+          <w:rFonts w:ascii="Arial" w:cs="Arial" w:eastAsia="Arial" w:hAnsi="Arial"/>
+        </w:rPr>
+        <w:t xml:space="preserve">; este reparto sirve para estudiar y para saber a quién recurrir en cada archivo.</w:t>
+      </w:r>
+    </w:p>
+    <w:tbl>
+      <w:tblPr>
+        <w:tblW w:type="dxa" w:w="9360"/>
+        <w:tblBorders>
+          <w:top w:val="single" w:color="auto" w:sz="4"/>
+          <w:left w:val="single" w:color="auto" w:sz="4"/>
+          <w:bottom w:val="single" w:color="auto" w:sz="4"/>
+          <w:right w:val="single" w:color="auto" w:sz="4"/>
+          <w:insideH w:val="single" w:color="auto" w:sz="4"/>
+          <w:insideV w:val="single" w:color="auto" w:sz="4"/>
+        </w:tblBorders>
+      </w:tblPr>
+      <w:tblGrid>
+        <w:gridCol w:w="2200"/>
+        <w:gridCol w:w="3580"/>
+        <w:gridCol w:w="3580"/>
+      </w:tblGrid>
+      <w:tr>
+        <w:trPr>
+          <w:cantSplit/>
+          <w:tblHeader/>
+        </w:trPr>
+        <w:tc>
+          <w:tcPr>
+            <w:tcW w:type="dxa" w:w="2200"/>
+            <w:tcBorders>
+              <w:top w:val="single" w:color="BFBFBF" w:sz="4"/>
+              <w:left w:val="single" w:color="BFBFBF" w:sz="4"/>
+              <w:bottom w:val="single" w:color="BFBFBF" w:sz="4"/>
+              <w:right w:val="single" w:color="BFBFBF" w:sz="4"/>
+            </w:tcBorders>
+            <w:shd w:fill="D9D9D9" w:val="clear"/>
+            <w:tcMar>
+              <w:top w:type="dxa" w:w="60"/>
+              <w:left w:type="dxa" w:w="100"/>
+              <w:bottom w:type="dxa" w:w="60"/>
+              <w:right w:type="dxa" w:w="100"/>
+            </w:tcMar>
+          </w:tcPr>
+          <w:p>
+            <w:pPr>
+              <w:spacing w:after="20" w:line="252"/>
+            </w:pPr>
+            <w:r>
+              <w:rPr>
+                <w:rFonts w:ascii="Arial" w:cs="Arial" w:eastAsia="Arial" w:hAnsi="Arial"/>
+                <w:b/>
+                <w:bCs/>
+                <w:sz w:val="19"/>
+                <w:szCs w:val="19"/>
+              </w:rPr>
+              <w:t xml:space="preserve">Área</w:t>
+            </w:r>
+          </w:p>
+        </w:tc>
+        <w:tc>
+          <w:tcPr>
+            <w:tcW w:type="dxa" w:w="3580"/>
+            <w:tcBorders>
+              <w:top w:val="single" w:color="BFBFBF" w:sz="4"/>
+              <w:left w:val="single" w:color="BFBFBF" w:sz="4"/>
+              <w:bottom w:val="single" w:color="BFBFBF" w:sz="4"/>
+              <w:right w:val="single" w:color="BFBFBF" w:sz="4"/>
+            </w:tcBorders>
+            <w:shd w:fill="D9D9D9" w:val="clear"/>
+            <w:tcMar>
+              <w:top w:type="dxa" w:w="60"/>
+              <w:left w:type="dxa" w:w="100"/>
+              <w:bottom w:type="dxa" w:w="60"/>
+              <w:right w:type="dxa" w:w="100"/>
+            </w:tcMar>
+          </w:tcPr>
+          <w:p>
+            <w:pPr>
+              <w:spacing w:after="20" w:line="252"/>
+            </w:pPr>
+            <w:r>
+              <w:rPr>
+                <w:rFonts w:ascii="Arial" w:cs="Arial" w:eastAsia="Arial" w:hAnsi="Arial"/>
+                <w:b/>
+                <w:bCs/>
+                <w:sz w:val="19"/>
+                <w:szCs w:val="19"/>
+              </w:rPr>
+              <w:t xml:space="preserve">Isabel Cántaro · Tienda y agendamiento</w:t>
+            </w:r>
+          </w:p>
+        </w:tc>
+        <w:tc>
+          <w:tcPr>
+            <w:tcW w:type="dxa" w:w="3580"/>
+            <w:tcBorders>
+              <w:top w:val="single" w:color="BFBFBF" w:sz="4"/>
+              <w:left w:val="single" w:color="BFBFBF" w:sz="4"/>
+              <w:bottom w:val="single" w:color="BFBFBF" w:sz="4"/>
+              <w:right w:val="single" w:color="BFBFBF" w:sz="4"/>
+            </w:tcBorders>
+            <w:shd w:fill="D9D9D9" w:val="clear"/>
+            <w:tcMar>
+              <w:top w:type="dxa" w:w="60"/>
+              <w:left w:type="dxa" w:w="100"/>
+              <w:bottom w:type="dxa" w:w="60"/>
+              <w:right w:type="dxa" w:w="100"/>
+            </w:tcMar>
+          </w:tcPr>
+          <w:p>
+            <w:pPr>
+              <w:spacing w:after="20" w:line="252"/>
+            </w:pPr>
+            <w:r>
+              <w:rPr>
+                <w:rFonts w:ascii="Arial" w:cs="Arial" w:eastAsia="Arial" w:hAnsi="Arial"/>
+                <w:b/>
+                <w:bCs/>
+                <w:sz w:val="19"/>
+                <w:szCs w:val="19"/>
+              </w:rPr>
+              <w:t xml:space="preserve">Valentine Gaete · Administración, usuarios y diseño</w:t>
+            </w:r>
+          </w:p>
+        </w:tc>
+      </w:tr>
+      <w:tr>
+        <w:trPr>
+          <w:cantSplit/>
+        </w:trPr>
+        <w:tc>
+          <w:tcPr>
+            <w:tcW w:type="dxa" w:w="2200"/>
+            <w:tcBorders>
+              <w:top w:val="single" w:color="BFBFBF" w:sz="4"/>
+              <w:left w:val="single" w:color="BFBFBF" w:sz="4"/>
+              <w:bottom w:val="single" w:color="BFBFBF" w:sz="4"/>
+              <w:right w:val="single" w:color="BFBFBF" w:sz="4"/>
+            </w:tcBorders>
+            <w:tcMar>
+              <w:top w:type="dxa" w:w="60"/>
+              <w:left w:type="dxa" w:w="100"/>
+              <w:bottom w:type="dxa" w:w="60"/>
+              <w:right w:type="dxa" w:w="100"/>
+            </w:tcMar>
+          </w:tcPr>
+          <w:p>
+            <w:pPr>
+              <w:spacing w:after="20" w:line="252"/>
+            </w:pPr>
+            <w:r>
+              <w:rPr>
+                <w:rFonts w:ascii="Arial" w:cs="Arial" w:eastAsia="Arial" w:hAnsi="Arial"/>
+                <w:sz w:val="19"/>
+                <w:szCs w:val="19"/>
+              </w:rPr>
+              <w:t xml:space="preserve">Páginas</w:t>
+            </w:r>
+          </w:p>
+        </w:tc>
+        <w:tc>
+          <w:tcPr>
+            <w:tcW w:type="dxa" w:w="3580"/>
+            <w:tcBorders>
+              <w:top w:val="single" w:color="BFBFBF" w:sz="4"/>
+              <w:left w:val="single" w:color="BFBFBF" w:sz="4"/>
+              <w:bottom w:val="single" w:color="BFBFBF" w:sz="4"/>
+              <w:right w:val="single" w:color="BFBFBF" w:sz="4"/>
+            </w:tcBorders>
+            <w:tcMar>
+              <w:top w:type="dxa" w:w="60"/>
+              <w:left w:type="dxa" w:w="100"/>
+              <w:bottom w:type="dxa" w:w="60"/>
+              <w:right w:type="dxa" w:w="100"/>
+            </w:tcMar>
+          </w:tcPr>
+          <w:p>
+            <w:pPr>
+              <w:spacing w:after="20" w:line="252"/>
+            </w:pPr>
+            <w:r>
+              <w:rPr>
+                <w:rFonts w:ascii="Consolas" w:cs="Consolas" w:eastAsia="Consolas" w:hAnsi="Consolas"/>
+                <w:sz w:val="19"/>
+                <w:szCs w:val="19"/>
+                <w:shd w:fill="EFEFEF" w:val="clear"/>
+              </w:rPr>
+              <w:t xml:space="preserve">pages/tienda</w:t>
+            </w:r>
+            <w:r>
+              <w:rPr>
+                <w:rFonts w:ascii="Arial" w:cs="Arial" w:eastAsia="Arial" w:hAnsi="Arial"/>
+                <w:sz w:val="19"/>
+                <w:szCs w:val="19"/>
+              </w:rPr>
+              <w:t xml:space="preserve">: Home, Productos, DetalleProducto, Carrito, Checkout, CompraExitosa, PagoFallido, Ofertas, Categorías.</w:t>
+            </w:r>
+          </w:p>
+        </w:tc>
+        <w:tc>
+          <w:tcPr>
+            <w:tcW w:type="dxa" w:w="3580"/>
+            <w:tcBorders>
+              <w:top w:val="single" w:color="BFBFBF" w:sz="4"/>
+              <w:left w:val="single" w:color="BFBFBF" w:sz="4"/>
+              <w:bottom w:val="single" w:color="BFBFBF" w:sz="4"/>
+              <w:right w:val="single" w:color="BFBFBF" w:sz="4"/>
+            </w:tcBorders>
+            <w:tcMar>
+              <w:top w:type="dxa" w:w="60"/>
+              <w:left w:type="dxa" w:w="100"/>
+              <w:bottom w:type="dxa" w:w="60"/>
+              <w:right w:type="dxa" w:w="100"/>
+            </w:tcMar>
+          </w:tcPr>
+          <w:p>
+            <w:pPr>
+              <w:spacing w:after="20" w:line="252"/>
+            </w:pPr>
+            <w:r>
+              <w:rPr>
+                <w:rFonts w:ascii="Consolas" w:cs="Consolas" w:eastAsia="Consolas" w:hAnsi="Consolas"/>
+                <w:sz w:val="19"/>
+                <w:szCs w:val="19"/>
+                <w:shd w:fill="EFEFEF" w:val="clear"/>
+              </w:rPr>
+              <w:t xml:space="preserve">pages/admin</w:t>
+            </w:r>
+            <w:r>
+              <w:rPr>
+                <w:rFonts w:ascii="Arial" w:cs="Arial" w:eastAsia="Arial" w:hAnsi="Arial"/>
+                <w:sz w:val="19"/>
+                <w:szCs w:val="19"/>
+              </w:rPr>
+              <w:t xml:space="preserve"> (dashboard, productos, categorías, órdenes, usuarios, reportes) y </w:t>
+            </w:r>
+            <w:r>
+              <w:rPr>
+                <w:rFonts w:ascii="Consolas" w:cs="Consolas" w:eastAsia="Consolas" w:hAnsi="Consolas"/>
+                <w:sz w:val="19"/>
+                <w:szCs w:val="19"/>
+                <w:shd w:fill="EFEFEF" w:val="clear"/>
+              </w:rPr>
+              <w:t xml:space="preserve">pages/tienda</w:t>
+            </w:r>
+            <w:r>
+              <w:rPr>
+                <w:rFonts w:ascii="Arial" w:cs="Arial" w:eastAsia="Arial" w:hAnsi="Arial"/>
+                <w:sz w:val="19"/>
+                <w:szCs w:val="19"/>
+              </w:rPr>
+              <w:t xml:space="preserve">: Login, Registro, Perfil, Nosotros, Contacto, Blogs.</w:t>
+            </w:r>
+          </w:p>
+        </w:tc>
+      </w:tr>
+      <w:tr>
+        <w:trPr>
+          <w:cantSplit/>
+        </w:trPr>
+        <w:tc>
+          <w:tcPr>
+            <w:tcW w:type="dxa" w:w="2200"/>
+            <w:tcBorders>
+              <w:top w:val="single" w:color="BFBFBF" w:sz="4"/>
+              <w:left w:val="single" w:color="BFBFBF" w:sz="4"/>
+              <w:bottom w:val="single" w:color="BFBFBF" w:sz="4"/>
+              <w:right w:val="single" w:color="BFBFBF" w:sz="4"/>
+            </w:tcBorders>
+            <w:shd w:fill="FAFAFA" w:val="clear"/>
+            <w:tcMar>
+              <w:top w:type="dxa" w:w="60"/>
+              <w:left w:type="dxa" w:w="100"/>
+              <w:bottom w:type="dxa" w:w="60"/>
+              <w:right w:type="dxa" w:w="100"/>
+            </w:tcMar>
+          </w:tcPr>
+          <w:p>
+            <w:pPr>
+              <w:spacing w:after="20" w:line="252"/>
+            </w:pPr>
+            <w:r>
+              <w:rPr>
+                <w:rFonts w:ascii="Arial" w:cs="Arial" w:eastAsia="Arial" w:hAnsi="Arial"/>
+                <w:sz w:val="19"/>
+                <w:szCs w:val="19"/>
+              </w:rPr>
+              <w:t xml:space="preserve">Componentes</w:t>
+            </w:r>
+          </w:p>
+        </w:tc>
+        <w:tc>
+          <w:tcPr>
+            <w:tcW w:type="dxa" w:w="3580"/>
+            <w:tcBorders>
+              <w:top w:val="single" w:color="BFBFBF" w:sz="4"/>
+              <w:left w:val="single" w:color="BFBFBF" w:sz="4"/>
+              <w:bottom w:val="single" w:color="BFBFBF" w:sz="4"/>
+              <w:right w:val="single" w:color="BFBFBF" w:sz="4"/>
+            </w:tcBorders>
+            <w:shd w:fill="FAFAFA" w:val="clear"/>
+            <w:tcMar>
+              <w:top w:type="dxa" w:w="60"/>
+              <w:left w:type="dxa" w:w="100"/>
+              <w:bottom w:type="dxa" w:w="60"/>
+              <w:right w:type="dxa" w:w="100"/>
+            </w:tcMar>
+          </w:tcPr>
+          <w:p>
+            <w:pPr>
+              <w:spacing w:after="20" w:line="252"/>
+            </w:pPr>
+            <w:r>
+              <w:rPr>
+                <w:rFonts w:ascii="Consolas" w:cs="Consolas" w:eastAsia="Consolas" w:hAnsi="Consolas"/>
+                <w:sz w:val="19"/>
+                <w:szCs w:val="19"/>
+                <w:shd w:fill="EFEFEF" w:val="clear"/>
+              </w:rPr>
+              <w:t xml:space="preserve">components/tienda</w:t>
+            </w:r>
+            <w:r>
+              <w:rPr>
+                <w:rFonts w:ascii="Arial" w:cs="Arial" w:eastAsia="Arial" w:hAnsi="Arial"/>
+                <w:sz w:val="19"/>
+                <w:szCs w:val="19"/>
+              </w:rPr>
+              <w:t xml:space="preserve">: TarjetaProducto, ListaProductos, TablaCarrito, FormularioCheckout, ResumenOrden, BarraNavegacion, Filtros.</w:t>
+            </w:r>
+          </w:p>
+        </w:tc>
+        <w:tc>
+          <w:tcPr>
+            <w:tcW w:type="dxa" w:w="3580"/>
+            <w:tcBorders>
+              <w:top w:val="single" w:color="BFBFBF" w:sz="4"/>
+              <w:left w:val="single" w:color="BFBFBF" w:sz="4"/>
+              <w:bottom w:val="single" w:color="BFBFBF" w:sz="4"/>
+              <w:right w:val="single" w:color="BFBFBF" w:sz="4"/>
+            </w:tcBorders>
+            <w:shd w:fill="FAFAFA" w:val="clear"/>
+            <w:tcMar>
+              <w:top w:type="dxa" w:w="60"/>
+              <w:left w:type="dxa" w:w="100"/>
+              <w:bottom w:type="dxa" w:w="60"/>
+              <w:right w:type="dxa" w:w="100"/>
+            </w:tcMar>
+          </w:tcPr>
+          <w:p>
+            <w:pPr>
+              <w:spacing w:after="20" w:line="252"/>
+            </w:pPr>
+            <w:r>
+              <w:rPr>
+                <w:rFonts w:ascii="Consolas" w:cs="Consolas" w:eastAsia="Consolas" w:hAnsi="Consolas"/>
+                <w:sz w:val="19"/>
+                <w:szCs w:val="19"/>
+                <w:shd w:fill="EFEFEF" w:val="clear"/>
+              </w:rPr>
+              <w:t xml:space="preserve">components/admin</w:t>
+            </w:r>
+            <w:r>
+              <w:rPr>
+                <w:rFonts w:ascii="Arial" w:cs="Arial" w:eastAsia="Arial" w:hAnsi="Arial"/>
+                <w:sz w:val="19"/>
+                <w:szCs w:val="19"/>
+              </w:rPr>
+              <w:t xml:space="preserve">, </w:t>
+            </w:r>
+            <w:r>
+              <w:rPr>
+                <w:rFonts w:ascii="Consolas" w:cs="Consolas" w:eastAsia="Consolas" w:hAnsi="Consolas"/>
+                <w:sz w:val="19"/>
+                <w:szCs w:val="19"/>
+                <w:shd w:fill="EFEFEF" w:val="clear"/>
+              </w:rPr>
+              <w:t xml:space="preserve">RutaProtegida</w:t>
+            </w:r>
+            <w:r>
+              <w:rPr>
+                <w:rFonts w:ascii="Arial" w:cs="Arial" w:eastAsia="Arial" w:hAnsi="Arial"/>
+                <w:sz w:val="19"/>
+                <w:szCs w:val="19"/>
+              </w:rPr>
+              <w:t xml:space="preserve">, FormularioLogin, FormularioUsuario, Galeria, CarruselPortada, componentes </w:t>
+            </w:r>
+            <w:r>
+              <w:rPr>
+                <w:rFonts w:ascii="Consolas" w:cs="Consolas" w:eastAsia="Consolas" w:hAnsi="Consolas"/>
+                <w:sz w:val="19"/>
+                <w:szCs w:val="19"/>
+                <w:shd w:fill="EFEFEF" w:val="clear"/>
+              </w:rPr>
+              <w:t xml:space="preserve">comunes</w:t>
+            </w:r>
+            <w:r>
+              <w:rPr>
+                <w:rFonts w:ascii="Arial" w:cs="Arial" w:eastAsia="Arial" w:hAnsi="Arial"/>
+                <w:sz w:val="19"/>
+                <w:szCs w:val="19"/>
+              </w:rPr>
+              <w:t xml:space="preserve">.</w:t>
+            </w:r>
+          </w:p>
+        </w:tc>
+      </w:tr>
+      <w:tr>
+        <w:trPr>
+          <w:cantSplit/>
+        </w:trPr>
+        <w:tc>
+          <w:tcPr>
+            <w:tcW w:type="dxa" w:w="2200"/>
+            <w:tcBorders>
+              <w:top w:val="single" w:color="BFBFBF" w:sz="4"/>
+              <w:left w:val="single" w:color="BFBFBF" w:sz="4"/>
+              <w:bottom w:val="single" w:color="BFBFBF" w:sz="4"/>
+              <w:right w:val="single" w:color="BFBFBF" w:sz="4"/>
+            </w:tcBorders>
+            <w:tcMar>
+              <w:top w:type="dxa" w:w="60"/>
+              <w:left w:type="dxa" w:w="100"/>
+              <w:bottom w:type="dxa" w:w="60"/>
+              <w:right w:type="dxa" w:w="100"/>
+            </w:tcMar>
+          </w:tcPr>
+          <w:p>
+            <w:pPr>
+              <w:spacing w:after="20" w:line="252"/>
+            </w:pPr>
+            <w:r>
+              <w:rPr>
+                <w:rFonts w:ascii="Arial" w:cs="Arial" w:eastAsia="Arial" w:hAnsi="Arial"/>
+                <w:sz w:val="19"/>
+                <w:szCs w:val="19"/>
+              </w:rPr>
+              <w:t xml:space="preserve">Lógica y servicios</w:t>
+            </w:r>
+          </w:p>
+        </w:tc>
+        <w:tc>
+          <w:tcPr>
+            <w:tcW w:type="dxa" w:w="3580"/>
+            <w:tcBorders>
+              <w:top w:val="single" w:color="BFBFBF" w:sz="4"/>
+              <w:left w:val="single" w:color="BFBFBF" w:sz="4"/>
+              <w:bottom w:val="single" w:color="BFBFBF" w:sz="4"/>
+              <w:right w:val="single" w:color="BFBFBF" w:sz="4"/>
+            </w:tcBorders>
+            <w:tcMar>
+              <w:top w:type="dxa" w:w="60"/>
+              <w:left w:type="dxa" w:w="100"/>
+              <w:bottom w:type="dxa" w:w="60"/>
+              <w:right w:type="dxa" w:w="100"/>
+            </w:tcMar>
+          </w:tcPr>
+          <w:p>
+            <w:pPr>
+              <w:spacing w:after="20" w:line="252"/>
+            </w:pPr>
+            <w:r>
+              <w:rPr>
+                <w:rFonts w:ascii="Consolas" w:cs="Consolas" w:eastAsia="Consolas" w:hAnsi="Consolas"/>
+                <w:sz w:val="19"/>
+                <w:szCs w:val="19"/>
+                <w:shd w:fill="EFEFEF" w:val="clear"/>
+              </w:rPr>
+              <w:t xml:space="preserve">carritoService</w:t>
+            </w:r>
+            <w:r>
+              <w:rPr>
+                <w:rFonts w:ascii="Arial" w:cs="Arial" w:eastAsia="Arial" w:hAnsi="Arial"/>
+                <w:sz w:val="19"/>
+                <w:szCs w:val="19"/>
+              </w:rPr>
+              <w:t xml:space="preserve">, </w:t>
+            </w:r>
+            <w:r>
+              <w:rPr>
+                <w:rFonts w:ascii="Consolas" w:cs="Consolas" w:eastAsia="Consolas" w:hAnsi="Consolas"/>
+                <w:sz w:val="19"/>
+                <w:szCs w:val="19"/>
+                <w:shd w:fill="EFEFEF" w:val="clear"/>
+              </w:rPr>
+              <w:t xml:space="preserve">ordenesService</w:t>
+            </w:r>
+            <w:r>
+              <w:rPr>
+                <w:rFonts w:ascii="Arial" w:cs="Arial" w:eastAsia="Arial" w:hAnsi="Arial"/>
+                <w:sz w:val="19"/>
+                <w:szCs w:val="19"/>
+              </w:rPr>
+              <w:t xml:space="preserve"> (agenda), </w:t>
+            </w:r>
+            <w:r>
+              <w:rPr>
+                <w:rFonts w:ascii="Consolas" w:cs="Consolas" w:eastAsia="Consolas" w:hAnsi="Consolas"/>
+                <w:sz w:val="19"/>
+                <w:szCs w:val="19"/>
+                <w:shd w:fill="EFEFEF" w:val="clear"/>
+              </w:rPr>
+              <w:t xml:space="preserve">pagosService</w:t>
+            </w:r>
+            <w:r>
+              <w:rPr>
+                <w:rFonts w:ascii="Arial" w:cs="Arial" w:eastAsia="Arial" w:hAnsi="Arial"/>
+                <w:sz w:val="19"/>
+                <w:szCs w:val="19"/>
+              </w:rPr>
+              <w:t xml:space="preserve">, </w:t>
+            </w:r>
+            <w:r>
+              <w:rPr>
+                <w:rFonts w:ascii="Consolas" w:cs="Consolas" w:eastAsia="Consolas" w:hAnsi="Consolas"/>
+                <w:sz w:val="19"/>
+                <w:szCs w:val="19"/>
+                <w:shd w:fill="EFEFEF" w:val="clear"/>
+              </w:rPr>
+              <w:t xml:space="preserve">useAgregarAlCarrito</w:t>
+            </w:r>
+            <w:r>
+              <w:rPr>
+                <w:rFonts w:ascii="Arial" w:cs="Arial" w:eastAsia="Arial" w:hAnsi="Arial"/>
+                <w:sz w:val="19"/>
+                <w:szCs w:val="19"/>
+              </w:rPr>
+              <w:t xml:space="preserve">, </w:t>
+            </w:r>
+            <w:r>
+              <w:rPr>
+                <w:rFonts w:ascii="Consolas" w:cs="Consolas" w:eastAsia="Consolas" w:hAnsi="Consolas"/>
+                <w:sz w:val="19"/>
+                <w:szCs w:val="19"/>
+                <w:shd w:fill="EFEFEF" w:val="clear"/>
+              </w:rPr>
+              <w:t xml:space="preserve">CarritoContext</w:t>
+            </w:r>
+            <w:r>
+              <w:rPr>
+                <w:rFonts w:ascii="Arial" w:cs="Arial" w:eastAsia="Arial" w:hAnsi="Arial"/>
+                <w:sz w:val="19"/>
+                <w:szCs w:val="19"/>
+              </w:rPr>
+              <w:t xml:space="preserve">, </w:t>
+            </w:r>
+            <w:r>
+              <w:rPr>
+                <w:rFonts w:ascii="Consolas" w:cs="Consolas" w:eastAsia="Consolas" w:hAnsi="Consolas"/>
+                <w:sz w:val="19"/>
+                <w:szCs w:val="19"/>
+                <w:shd w:fill="EFEFEF" w:val="clear"/>
+              </w:rPr>
+              <w:t xml:space="preserve">utils/boleta.js</w:t>
+            </w:r>
+            <w:r>
+              <w:rPr>
+                <w:rFonts w:ascii="Arial" w:cs="Arial" w:eastAsia="Arial" w:hAnsi="Arial"/>
+                <w:sz w:val="19"/>
+                <w:szCs w:val="19"/>
+              </w:rPr>
+              <w:t xml:space="preserve">.</w:t>
+            </w:r>
+          </w:p>
+        </w:tc>
+        <w:tc>
+          <w:tcPr>
+            <w:tcW w:type="dxa" w:w="3580"/>
+            <w:tcBorders>
+              <w:top w:val="single" w:color="BFBFBF" w:sz="4"/>
+              <w:left w:val="single" w:color="BFBFBF" w:sz="4"/>
+              <w:bottom w:val="single" w:color="BFBFBF" w:sz="4"/>
+              <w:right w:val="single" w:color="BFBFBF" w:sz="4"/>
+            </w:tcBorders>
+            <w:tcMar>
+              <w:top w:type="dxa" w:w="60"/>
+              <w:left w:type="dxa" w:w="100"/>
+              <w:bottom w:type="dxa" w:w="60"/>
+              <w:right w:type="dxa" w:w="100"/>
+            </w:tcMar>
+          </w:tcPr>
+          <w:p>
+            <w:pPr>
+              <w:spacing w:after="20" w:line="252"/>
+            </w:pPr>
+            <w:r>
+              <w:rPr>
+                <w:rFonts w:ascii="Consolas" w:cs="Consolas" w:eastAsia="Consolas" w:hAnsi="Consolas"/>
+                <w:sz w:val="19"/>
+                <w:szCs w:val="19"/>
+                <w:shd w:fill="EFEFEF" w:val="clear"/>
+              </w:rPr>
+              <w:t xml:space="preserve">productosService</w:t>
+            </w:r>
+            <w:r>
+              <w:rPr>
+                <w:rFonts w:ascii="Arial" w:cs="Arial" w:eastAsia="Arial" w:hAnsi="Arial"/>
+                <w:sz w:val="19"/>
+                <w:szCs w:val="19"/>
+              </w:rPr>
+              <w:t xml:space="preserve">, </w:t>
+            </w:r>
+            <w:r>
+              <w:rPr>
+                <w:rFonts w:ascii="Consolas" w:cs="Consolas" w:eastAsia="Consolas" w:hAnsi="Consolas"/>
+                <w:sz w:val="19"/>
+                <w:szCs w:val="19"/>
+                <w:shd w:fill="EFEFEF" w:val="clear"/>
+              </w:rPr>
+              <w:t xml:space="preserve">categoriasService</w:t>
+            </w:r>
+            <w:r>
+              <w:rPr>
+                <w:rFonts w:ascii="Arial" w:cs="Arial" w:eastAsia="Arial" w:hAnsi="Arial"/>
+                <w:sz w:val="19"/>
+                <w:szCs w:val="19"/>
+              </w:rPr>
+              <w:t xml:space="preserve">, </w:t>
+            </w:r>
+            <w:r>
+              <w:rPr>
+                <w:rFonts w:ascii="Consolas" w:cs="Consolas" w:eastAsia="Consolas" w:hAnsi="Consolas"/>
+                <w:sz w:val="19"/>
+                <w:szCs w:val="19"/>
+                <w:shd w:fill="EFEFEF" w:val="clear"/>
+              </w:rPr>
+              <w:t xml:space="preserve">usuariosService</w:t>
+            </w:r>
+            <w:r>
+              <w:rPr>
+                <w:rFonts w:ascii="Arial" w:cs="Arial" w:eastAsia="Arial" w:hAnsi="Arial"/>
+                <w:sz w:val="19"/>
+                <w:szCs w:val="19"/>
+              </w:rPr>
+              <w:t xml:space="preserve">, </w:t>
+            </w:r>
+            <w:r>
+              <w:rPr>
+                <w:rFonts w:ascii="Consolas" w:cs="Consolas" w:eastAsia="Consolas" w:hAnsi="Consolas"/>
+                <w:sz w:val="19"/>
+                <w:szCs w:val="19"/>
+                <w:shd w:fill="EFEFEF" w:val="clear"/>
+              </w:rPr>
+              <w:t xml:space="preserve">reportesService</w:t>
+            </w:r>
+            <w:r>
+              <w:rPr>
+                <w:rFonts w:ascii="Arial" w:cs="Arial" w:eastAsia="Arial" w:hAnsi="Arial"/>
+                <w:sz w:val="19"/>
+                <w:szCs w:val="19"/>
+              </w:rPr>
+              <w:t xml:space="preserve">, </w:t>
+            </w:r>
+            <w:r>
+              <w:rPr>
+                <w:rFonts w:ascii="Consolas" w:cs="Consolas" w:eastAsia="Consolas" w:hAnsi="Consolas"/>
+                <w:sz w:val="19"/>
+                <w:szCs w:val="19"/>
+                <w:shd w:fill="EFEFEF" w:val="clear"/>
+              </w:rPr>
+              <w:t xml:space="preserve">sesionService</w:t>
+            </w:r>
+            <w:r>
+              <w:rPr>
+                <w:rFonts w:ascii="Arial" w:cs="Arial" w:eastAsia="Arial" w:hAnsi="Arial"/>
+                <w:sz w:val="19"/>
+                <w:szCs w:val="19"/>
+              </w:rPr>
+              <w:t xml:space="preserve">, </w:t>
+            </w:r>
+            <w:r>
+              <w:rPr>
+                <w:rFonts w:ascii="Consolas" w:cs="Consolas" w:eastAsia="Consolas" w:hAnsi="Consolas"/>
+                <w:sz w:val="19"/>
+                <w:szCs w:val="19"/>
+                <w:shd w:fill="EFEFEF" w:val="clear"/>
+              </w:rPr>
+              <w:t xml:space="preserve">SesionContext</w:t>
+            </w:r>
+            <w:r>
+              <w:rPr>
+                <w:rFonts w:ascii="Arial" w:cs="Arial" w:eastAsia="Arial" w:hAnsi="Arial"/>
+                <w:sz w:val="19"/>
+                <w:szCs w:val="19"/>
+              </w:rPr>
+              <w:t xml:space="preserve">, </w:t>
+            </w:r>
+            <w:r>
+              <w:rPr>
+                <w:rFonts w:ascii="Consolas" w:cs="Consolas" w:eastAsia="Consolas" w:hAnsi="Consolas"/>
+                <w:sz w:val="19"/>
+                <w:szCs w:val="19"/>
+                <w:shd w:fill="EFEFEF" w:val="clear"/>
+              </w:rPr>
+              <w:t xml:space="preserve">useFormulario</w:t>
+            </w:r>
+            <w:r>
+              <w:rPr>
+                <w:rFonts w:ascii="Arial" w:cs="Arial" w:eastAsia="Arial" w:hAnsi="Arial"/>
+                <w:sz w:val="19"/>
+                <w:szCs w:val="19"/>
+              </w:rPr>
+              <w:t xml:space="preserve">, </w:t>
+            </w:r>
+            <w:r>
+              <w:rPr>
+                <w:rFonts w:ascii="Consolas" w:cs="Consolas" w:eastAsia="Consolas" w:hAnsi="Consolas"/>
+                <w:sz w:val="19"/>
+                <w:szCs w:val="19"/>
+                <w:shd w:fill="EFEFEF" w:val="clear"/>
+              </w:rPr>
+              <w:t xml:space="preserve">utils/validaciones.js</w:t>
+            </w:r>
+            <w:r>
+              <w:rPr>
+                <w:rFonts w:ascii="Arial" w:cs="Arial" w:eastAsia="Arial" w:hAnsi="Arial"/>
+                <w:sz w:val="19"/>
+                <w:szCs w:val="19"/>
+              </w:rPr>
+              <w:t xml:space="preserve">.</w:t>
+            </w:r>
+          </w:p>
+        </w:tc>
+      </w:tr>
+      <w:tr>
+        <w:trPr>
+          <w:cantSplit/>
+        </w:trPr>
+        <w:tc>
+          <w:tcPr>
+            <w:tcW w:type="dxa" w:w="2200"/>
+            <w:tcBorders>
+              <w:top w:val="single" w:color="BFBFBF" w:sz="4"/>
+              <w:left w:val="single" w:color="BFBFBF" w:sz="4"/>
+              <w:bottom w:val="single" w:color="BFBFBF" w:sz="4"/>
+              <w:right w:val="single" w:color="BFBFBF" w:sz="4"/>
+            </w:tcBorders>
+            <w:shd w:fill="FAFAFA" w:val="clear"/>
+            <w:tcMar>
+              <w:top w:type="dxa" w:w="60"/>
+              <w:left w:type="dxa" w:w="100"/>
+              <w:bottom w:type="dxa" w:w="60"/>
+              <w:right w:type="dxa" w:w="100"/>
+            </w:tcMar>
+          </w:tcPr>
+          <w:p>
+            <w:pPr>
+              <w:spacing w:after="20" w:line="252"/>
+            </w:pPr>
+            <w:r>
+              <w:rPr>
+                <w:rFonts w:ascii="Arial" w:cs="Arial" w:eastAsia="Arial" w:hAnsi="Arial"/>
+                <w:sz w:val="19"/>
+                <w:szCs w:val="19"/>
+              </w:rPr>
+              <w:t xml:space="preserve">Datos y estilos</w:t>
+            </w:r>
+          </w:p>
+        </w:tc>
+        <w:tc>
+          <w:tcPr>
+            <w:tcW w:type="dxa" w:w="3580"/>
+            <w:tcBorders>
+              <w:top w:val="single" w:color="BFBFBF" w:sz="4"/>
+              <w:left w:val="single" w:color="BFBFBF" w:sz="4"/>
+              <w:bottom w:val="single" w:color="BFBFBF" w:sz="4"/>
+              <w:right w:val="single" w:color="BFBFBF" w:sz="4"/>
+            </w:tcBorders>
+            <w:shd w:fill="FAFAFA" w:val="clear"/>
+            <w:tcMar>
+              <w:top w:type="dxa" w:w="60"/>
+              <w:left w:type="dxa" w:w="100"/>
+              <w:bottom w:type="dxa" w:w="60"/>
+              <w:right w:type="dxa" w:w="100"/>
+            </w:tcMar>
+          </w:tcPr>
+          <w:p>
+            <w:pPr>
+              <w:spacing w:after="20" w:line="252"/>
+            </w:pPr>
+            <w:r>
+              <w:rPr>
+                <w:rFonts w:ascii="Arial" w:cs="Arial" w:eastAsia="Arial" w:hAnsi="Arial"/>
+                <w:sz w:val="19"/>
+                <w:szCs w:val="19"/>
+              </w:rPr>
+              <w:t xml:space="preserve">Reglas del carrito (máx. 5, stock) y de la agenda (martes a sábado, horarios, hora ocupada solo si está pagada).</w:t>
+            </w:r>
+          </w:p>
+        </w:tc>
+        <w:tc>
+          <w:tcPr>
+            <w:tcW w:type="dxa" w:w="3580"/>
+            <w:tcBorders>
+              <w:top w:val="single" w:color="BFBFBF" w:sz="4"/>
+              <w:left w:val="single" w:color="BFBFBF" w:sz="4"/>
+              <w:bottom w:val="single" w:color="BFBFBF" w:sz="4"/>
+              <w:right w:val="single" w:color="BFBFBF" w:sz="4"/>
+            </w:tcBorders>
+            <w:shd w:fill="FAFAFA" w:val="clear"/>
+            <w:tcMar>
+              <w:top w:type="dxa" w:w="60"/>
+              <w:left w:type="dxa" w:w="100"/>
+              <w:bottom w:type="dxa" w:w="60"/>
+              <w:right w:type="dxa" w:w="100"/>
+            </w:tcMar>
+          </w:tcPr>
+          <w:p>
+            <w:pPr>
+              <w:spacing w:after="20" w:line="252"/>
+            </w:pPr>
+            <w:r>
+              <w:rPr>
+                <w:rFonts w:ascii="Consolas" w:cs="Consolas" w:eastAsia="Consolas" w:hAnsi="Consolas"/>
+                <w:sz w:val="19"/>
+                <w:szCs w:val="19"/>
+                <w:shd w:fill="EFEFEF" w:val="clear"/>
+              </w:rPr>
+              <w:t xml:space="preserve">data/db.js</w:t>
+            </w:r>
+            <w:r>
+              <w:rPr>
+                <w:rFonts w:ascii="Arial" w:cs="Arial" w:eastAsia="Arial" w:hAnsi="Arial"/>
+                <w:sz w:val="19"/>
+                <w:szCs w:val="19"/>
+              </w:rPr>
+              <w:t xml:space="preserve"> (CRUD en localStorage), </w:t>
+            </w:r>
+            <w:r>
+              <w:rPr>
+                <w:rFonts w:ascii="Consolas" w:cs="Consolas" w:eastAsia="Consolas" w:hAnsi="Consolas"/>
+                <w:sz w:val="19"/>
+                <w:szCs w:val="19"/>
+                <w:shd w:fill="EFEFEF" w:val="clear"/>
+              </w:rPr>
+              <w:t xml:space="preserve">seed.js</w:t>
+            </w:r>
+            <w:r>
+              <w:rPr>
+                <w:rFonts w:ascii="Arial" w:cs="Arial" w:eastAsia="Arial" w:hAnsi="Arial"/>
+                <w:sz w:val="19"/>
+                <w:szCs w:val="19"/>
+              </w:rPr>
+              <w:t xml:space="preserve">, roles y permisos, </w:t>
+            </w:r>
+            <w:r>
+              <w:rPr>
+                <w:rFonts w:ascii="Consolas" w:cs="Consolas" w:eastAsia="Consolas" w:hAnsi="Consolas"/>
+                <w:sz w:val="19"/>
+                <w:szCs w:val="19"/>
+                <w:shd w:fill="EFEFEF" w:val="clear"/>
+              </w:rPr>
+              <w:t xml:space="preserve">styles/tema.css</w:t>
+            </w:r>
+            <w:r>
+              <w:rPr>
+                <w:rFonts w:ascii="Arial" w:cs="Arial" w:eastAsia="Arial" w:hAnsi="Arial"/>
+                <w:sz w:val="19"/>
+                <w:szCs w:val="19"/>
+              </w:rPr>
+              <w:t xml:space="preserve">, ilustraciones en </w:t>
+            </w:r>
+            <w:r>
+              <w:rPr>
+                <w:rFonts w:ascii="Consolas" w:cs="Consolas" w:eastAsia="Consolas" w:hAnsi="Consolas"/>
+                <w:sz w:val="19"/>
+                <w:szCs w:val="19"/>
+                <w:shd w:fill="EFEFEF" w:val="clear"/>
+              </w:rPr>
+              <w:t xml:space="preserve">public/img</w:t>
+            </w:r>
+            <w:r>
+              <w:rPr>
+                <w:rFonts w:ascii="Arial" w:cs="Arial" w:eastAsia="Arial" w:hAnsi="Arial"/>
+                <w:sz w:val="19"/>
+                <w:szCs w:val="19"/>
+              </w:rPr>
+              <w:t xml:space="preserve">.</w:t>
+            </w:r>
+          </w:p>
+        </w:tc>
+      </w:tr>
+      <w:tr>
+        <w:trPr>
+          <w:cantSplit/>
+        </w:trPr>
+        <w:tc>
+          <w:tcPr>
+            <w:tcW w:type="dxa" w:w="2200"/>
+            <w:tcBorders>
+              <w:top w:val="single" w:color="BFBFBF" w:sz="4"/>
+              <w:left w:val="single" w:color="BFBFBF" w:sz="4"/>
+              <w:bottom w:val="single" w:color="BFBFBF" w:sz="4"/>
+              <w:right w:val="single" w:color="BFBFBF" w:sz="4"/>
+            </w:tcBorders>
+            <w:tcMar>
+              <w:top w:type="dxa" w:w="60"/>
+              <w:left w:type="dxa" w:w="100"/>
+              <w:bottom w:type="dxa" w:w="60"/>
+              <w:right w:type="dxa" w:w="100"/>
+            </w:tcMar>
+          </w:tcPr>
+          <w:p>
+            <w:pPr>
+              <w:spacing w:after="20" w:line="252"/>
+            </w:pPr>
+            <w:r>
+              <w:rPr>
+                <w:rFonts w:ascii="Arial" w:cs="Arial" w:eastAsia="Arial" w:hAnsi="Arial"/>
+                <w:sz w:val="19"/>
+                <w:szCs w:val="19"/>
+              </w:rPr>
+              <w:t xml:space="preserve">Pruebas que lidera</w:t>
+            </w:r>
+          </w:p>
+        </w:tc>
+        <w:tc>
+          <w:tcPr>
+            <w:tcW w:type="dxa" w:w="3580"/>
+            <w:tcBorders>
+              <w:top w:val="single" w:color="BFBFBF" w:sz="4"/>
+              <w:left w:val="single" w:color="BFBFBF" w:sz="4"/>
+              <w:bottom w:val="single" w:color="BFBFBF" w:sz="4"/>
+              <w:right w:val="single" w:color="BFBFBF" w:sz="4"/>
+            </w:tcBorders>
+            <w:tcMar>
+              <w:top w:type="dxa" w:w="60"/>
+              <w:left w:type="dxa" w:w="100"/>
+              <w:bottom w:type="dxa" w:w="60"/>
+              <w:right w:type="dxa" w:w="100"/>
+            </w:tcMar>
+          </w:tcPr>
+          <w:p>
+            <w:pPr>
+              <w:spacing w:after="20" w:line="252"/>
+            </w:pPr>
+            <w:r>
+              <w:rPr>
+                <w:rFonts w:ascii="Arial" w:cs="Arial" w:eastAsia="Arial" w:hAnsi="Arial"/>
+                <w:sz w:val="19"/>
+                <w:szCs w:val="19"/>
+              </w:rPr>
+              <w:t xml:space="preserve">Reglas del carrito, órdenes y agenda, checkout con mock de pago, tarjeta y lista de productos.</w:t>
+            </w:r>
+          </w:p>
+        </w:tc>
+        <w:tc>
+          <w:tcPr>
+            <w:tcW w:type="dxa" w:w="3580"/>
+            <w:tcBorders>
+              <w:top w:val="single" w:color="BFBFBF" w:sz="4"/>
+              <w:left w:val="single" w:color="BFBFBF" w:sz="4"/>
+              <w:bottom w:val="single" w:color="BFBFBF" w:sz="4"/>
+              <w:right w:val="single" w:color="BFBFBF" w:sz="4"/>
+            </w:tcBorders>
+            <w:tcMar>
+              <w:top w:type="dxa" w:w="60"/>
+              <w:left w:type="dxa" w:w="100"/>
+              <w:bottom w:type="dxa" w:w="60"/>
+              <w:right w:type="dxa" w:w="100"/>
+            </w:tcMar>
+          </w:tcPr>
+          <w:p>
+            <w:pPr>
+              <w:spacing w:after="20" w:line="252"/>
+            </w:pPr>
+            <w:r>
+              <w:rPr>
+                <w:rFonts w:ascii="Arial" w:cs="Arial" w:eastAsia="Arial" w:hAnsi="Arial"/>
+                <w:sz w:val="19"/>
+                <w:szCs w:val="19"/>
+              </w:rPr>
+              <w:t xml:space="preserve">Base de datos simulada, validaciones (RUN, correo), stock crítico, rutas protegidas, login, galería, panel de administración.</w:t>
+            </w:r>
+          </w:p>
+        </w:tc>
+      </w:tr>
+      <w:tr>
+        <w:trPr>
+          <w:cantSplit/>
+        </w:trPr>
+        <w:tc>
+          <w:tcPr>
+            <w:tcW w:type="dxa" w:w="2200"/>
+            <w:tcBorders>
+              <w:top w:val="single" w:color="BFBFBF" w:sz="4"/>
+              <w:left w:val="single" w:color="BFBFBF" w:sz="4"/>
+              <w:bottom w:val="single" w:color="BFBFBF" w:sz="4"/>
+              <w:right w:val="single" w:color="BFBFBF" w:sz="4"/>
+            </w:tcBorders>
+            <w:shd w:fill="FAFAFA" w:val="clear"/>
+            <w:tcMar>
+              <w:top w:type="dxa" w:w="60"/>
+              <w:left w:type="dxa" w:w="100"/>
+              <w:bottom w:type="dxa" w:w="60"/>
+              <w:right w:type="dxa" w:w="100"/>
+            </w:tcMar>
+          </w:tcPr>
+          <w:p>
+            <w:pPr>
+              <w:spacing w:after="20" w:line="252"/>
+            </w:pPr>
+            <w:r>
+              <w:rPr>
+                <w:rFonts w:ascii="Arial" w:cs="Arial" w:eastAsia="Arial" w:hAnsi="Arial"/>
+                <w:sz w:val="19"/>
+                <w:szCs w:val="19"/>
+              </w:rPr>
+              <w:t xml:space="preserve">Documentos</w:t>
+            </w:r>
+          </w:p>
+        </w:tc>
+        <w:tc>
+          <w:tcPr>
+            <w:tcW w:type="dxa" w:w="3580"/>
+            <w:tcBorders>
+              <w:top w:val="single" w:color="BFBFBF" w:sz="4"/>
+              <w:left w:val="single" w:color="BFBFBF" w:sz="4"/>
+              <w:bottom w:val="single" w:color="BFBFBF" w:sz="4"/>
+              <w:right w:val="single" w:color="BFBFBF" w:sz="4"/>
+            </w:tcBorders>
+            <w:shd w:fill="FAFAFA" w:val="clear"/>
+            <w:tcMar>
+              <w:top w:type="dxa" w:w="60"/>
+              <w:left w:type="dxa" w:w="100"/>
+              <w:bottom w:type="dxa" w:w="60"/>
+              <w:right w:type="dxa" w:w="100"/>
+            </w:tcMar>
+          </w:tcPr>
+          <w:p>
+            <w:pPr>
+              <w:spacing w:after="20" w:line="252"/>
+            </w:pPr>
+            <w:r>
+              <w:rPr>
+                <w:rFonts w:ascii="Arial" w:cs="Arial" w:eastAsia="Arial" w:hAnsi="Arial"/>
+                <w:sz w:val="19"/>
+                <w:szCs w:val="19"/>
+              </w:rPr>
+              <w:t xml:space="preserve">ERS: módulo Tienda y reglas de negocio de carrito y agenda.</w:t>
+            </w:r>
+          </w:p>
+        </w:tc>
+        <w:tc>
+          <w:tcPr>
+            <w:tcW w:type="dxa" w:w="3580"/>
+            <w:tcBorders>
+              <w:top w:val="single" w:color="BFBFBF" w:sz="4"/>
+              <w:left w:val="single" w:color="BFBFBF" w:sz="4"/>
+              <w:bottom w:val="single" w:color="BFBFBF" w:sz="4"/>
+              <w:right w:val="single" w:color="BFBFBF" w:sz="4"/>
+            </w:tcBorders>
+            <w:shd w:fill="FAFAFA" w:val="clear"/>
+            <w:tcMar>
+              <w:top w:type="dxa" w:w="60"/>
+              <w:left w:type="dxa" w:w="100"/>
+              <w:bottom w:type="dxa" w:w="60"/>
+              <w:right w:type="dxa" w:w="100"/>
+            </w:tcMar>
+          </w:tcPr>
+          <w:p>
+            <w:pPr>
+              <w:spacing w:after="20" w:line="252"/>
+            </w:pPr>
+            <w:r>
+              <w:rPr>
+                <w:rFonts w:ascii="Arial" w:cs="Arial" w:eastAsia="Arial" w:hAnsi="Arial"/>
+                <w:sz w:val="19"/>
+                <w:szCs w:val="19"/>
+              </w:rPr>
+              <w:t xml:space="preserve">ERS: módulo Administrador. Documento de cobertura de testing.</w:t>
+            </w:r>
+          </w:p>
+        </w:tc>
+      </w:tr>
+    </w:tbl>
+    <w:p>
+      <w:pPr>
+        <w:spacing w:after="120" w:before="120"/>
+      </w:pPr>
+      <w:r>
+        <w:rPr>
+          <w:rFonts w:ascii="Arial" w:cs="Arial" w:eastAsia="Arial" w:hAnsi="Arial"/>
+          <w:b/>
+          <w:bCs/>
+        </w:rPr>
+        <w:t xml:space="preserve">Compartido por las dos:</w:t>
+      </w:r>
+      <w:r>
+        <w:rPr>
+          <w:rFonts w:ascii="Arial" w:cs="Arial" w:eastAsia="Arial" w:hAnsi="Arial"/>
+        </w:rPr>
+        <w:t xml:space="preserve"> esta guía, el README, el repositorio y el despliegue en GitHub Pages. Si en la práctica trabajaron distinto a este reparto, ajústenlo para que refleje la realidad.</w:t>
+      </w:r>
+    </w:p>
+    <w:p>
+      <w:pPr>
+        <w:pStyle w:val="Heading3"/>
+        <w:keepNext/>
+      </w:pPr>
+      <w:r>
+        <w:rPr>
+          <w:rFonts w:ascii="Arial" w:cs="Arial" w:eastAsia="Arial" w:hAnsi="Arial"/>
+        </w:rPr>
+        <w:t xml:space="preserve">Quién explica cada una de las 10 pruebas de la sección 5</w:t>
+      </w:r>
+    </w:p>
+    <w:tbl>
+      <w:tblPr>
+        <w:tblW w:type="dxa" w:w="9360"/>
+        <w:tblBorders>
+          <w:top w:val="single" w:color="auto" w:sz="4"/>
+          <w:left w:val="single" w:color="auto" w:sz="4"/>
+          <w:bottom w:val="single" w:color="auto" w:sz="4"/>
+          <w:right w:val="single" w:color="auto" w:sz="4"/>
+          <w:insideH w:val="single" w:color="auto" w:sz="4"/>
+          <w:insideV w:val="single" w:color="auto" w:sz="4"/>
+        </w:tblBorders>
+      </w:tblPr>
+      <w:tblGrid>
+        <w:gridCol w:w="1100"/>
+        <w:gridCol w:w="4130"/>
+        <w:gridCol w:w="4130"/>
+      </w:tblGrid>
+      <w:tr>
+        <w:trPr>
+          <w:cantSplit/>
+          <w:tblHeader/>
+        </w:trPr>
+        <w:tc>
+          <w:tcPr>
+            <w:tcW w:type="dxa" w:w="1100"/>
+            <w:tcBorders>
+              <w:top w:val="single" w:color="BFBFBF" w:sz="4"/>
+              <w:left w:val="single" w:color="BFBFBF" w:sz="4"/>
+              <w:bottom w:val="single" w:color="BFBFBF" w:sz="4"/>
+              <w:right w:val="single" w:color="BFBFBF" w:sz="4"/>
+            </w:tcBorders>
+            <w:shd w:fill="D9D9D9" w:val="clear"/>
+            <w:tcMar>
+              <w:top w:type="dxa" w:w="60"/>
+              <w:left w:type="dxa" w:w="100"/>
+              <w:bottom w:type="dxa" w:w="60"/>
+              <w:right w:type="dxa" w:w="100"/>
+            </w:tcMar>
+          </w:tcPr>
+          <w:p>
+            <w:pPr>
+              <w:spacing w:after="20" w:line="252"/>
+            </w:pPr>
+          </w:p>
+        </w:tc>
+        <w:tc>
+          <w:tcPr>
+            <w:tcW w:type="dxa" w:w="4130"/>
+            <w:tcBorders>
+              <w:top w:val="single" w:color="BFBFBF" w:sz="4"/>
+              <w:left w:val="single" w:color="BFBFBF" w:sz="4"/>
+              <w:bottom w:val="single" w:color="BFBFBF" w:sz="4"/>
+              <w:right w:val="single" w:color="BFBFBF" w:sz="4"/>
+            </w:tcBorders>
+            <w:shd w:fill="D9D9D9" w:val="clear"/>
+            <w:tcMar>
+              <w:top w:type="dxa" w:w="60"/>
+              <w:left w:type="dxa" w:w="100"/>
+              <w:bottom w:type="dxa" w:w="60"/>
+              <w:right w:type="dxa" w:w="100"/>
+            </w:tcMar>
+          </w:tcPr>
+          <w:p>
+            <w:pPr>
+              <w:spacing w:after="20" w:line="252"/>
+            </w:pPr>
+            <w:r>
+              <w:rPr>
+                <w:rFonts w:ascii="Arial" w:cs="Arial" w:eastAsia="Arial" w:hAnsi="Arial"/>
+                <w:b/>
+                <w:bCs/>
+                <w:sz w:val="19"/>
+                <w:szCs w:val="19"/>
+              </w:rPr>
+              <w:t xml:space="preserve">Isabel Cántaro</w:t>
+            </w:r>
+          </w:p>
+        </w:tc>
+        <w:tc>
+          <w:tcPr>
+            <w:tcW w:type="dxa" w:w="4130"/>
+            <w:tcBorders>
+              <w:top w:val="single" w:color="BFBFBF" w:sz="4"/>
+              <w:left w:val="single" w:color="BFBFBF" w:sz="4"/>
+              <w:bottom w:val="single" w:color="BFBFBF" w:sz="4"/>
+              <w:right w:val="single" w:color="BFBFBF" w:sz="4"/>
+            </w:tcBorders>
+            <w:shd w:fill="D9D9D9" w:val="clear"/>
+            <w:tcMar>
+              <w:top w:type="dxa" w:w="60"/>
+              <w:left w:type="dxa" w:w="100"/>
+              <w:bottom w:type="dxa" w:w="60"/>
+              <w:right w:type="dxa" w:w="100"/>
+            </w:tcMar>
+          </w:tcPr>
+          <w:p>
+            <w:pPr>
+              <w:spacing w:after="20" w:line="252"/>
+            </w:pPr>
+            <w:r>
+              <w:rPr>
+                <w:rFonts w:ascii="Arial" w:cs="Arial" w:eastAsia="Arial" w:hAnsi="Arial"/>
+                <w:b/>
+                <w:bCs/>
+                <w:sz w:val="19"/>
+                <w:szCs w:val="19"/>
+              </w:rPr>
+              <w:t xml:space="preserve">Valentine Gaete</w:t>
+            </w:r>
+          </w:p>
+        </w:tc>
+      </w:tr>
+      <w:tr>
+        <w:trPr>
+          <w:cantSplit/>
+        </w:trPr>
+        <w:tc>
+          <w:tcPr>
+            <w:tcW w:type="dxa" w:w="1100"/>
+            <w:tcBorders>
+              <w:top w:val="single" w:color="BFBFBF" w:sz="4"/>
+              <w:left w:val="single" w:color="BFBFBF" w:sz="4"/>
+              <w:bottom w:val="single" w:color="BFBFBF" w:sz="4"/>
+              <w:right w:val="single" w:color="BFBFBF" w:sz="4"/>
+            </w:tcBorders>
+            <w:tcMar>
+              <w:top w:type="dxa" w:w="60"/>
+              <w:left w:type="dxa" w:w="100"/>
+              <w:bottom w:type="dxa" w:w="60"/>
+              <w:right w:type="dxa" w:w="100"/>
+            </w:tcMar>
+          </w:tcPr>
+          <w:p>
+            <w:pPr>
+              <w:spacing w:after="20" w:line="252"/>
+            </w:pPr>
+            <w:r>
+              <w:rPr>
+                <w:rFonts w:ascii="Arial" w:cs="Arial" w:eastAsia="Arial" w:hAnsi="Arial"/>
+                <w:sz w:val="19"/>
+                <w:szCs w:val="19"/>
+              </w:rPr>
+              <w:t xml:space="preserve">Pruebas</w:t>
+            </w:r>
+          </w:p>
+        </w:tc>
+        <w:tc>
+          <w:tcPr>
+            <w:tcW w:type="dxa" w:w="4130"/>
+            <w:tcBorders>
+              <w:top w:val="single" w:color="BFBFBF" w:sz="4"/>
+              <w:left w:val="single" w:color="BFBFBF" w:sz="4"/>
+              <w:bottom w:val="single" w:color="BFBFBF" w:sz="4"/>
+              <w:right w:val="single" w:color="BFBFBF" w:sz="4"/>
+            </w:tcBorders>
+            <w:tcMar>
+              <w:top w:type="dxa" w:w="60"/>
+              <w:left w:type="dxa" w:w="100"/>
+              <w:bottom w:type="dxa" w:w="60"/>
+              <w:right w:type="dxa" w:w="100"/>
+            </w:tcMar>
+          </w:tcPr>
+          <w:p>
+            <w:pPr>
+              <w:spacing w:after="20" w:line="252"/>
+            </w:pPr>
+            <w:r>
+              <w:rPr>
+                <w:rFonts w:ascii="Arial" w:cs="Arial" w:eastAsia="Arial" w:hAnsi="Arial"/>
+                <w:sz w:val="19"/>
+                <w:szCs w:val="19"/>
+              </w:rPr>
+              <w:t xml:space="preserve">2 · máximo 5 unidades en el carrito; 4 · TarjetaProducto con spy; 5 · ListaProductos vacía; 9 · checkout con pago rechazado (mock); 10 · hora ocupada solo si la orden está pagada.</w:t>
+            </w:r>
+          </w:p>
+        </w:tc>
+        <w:tc>
+          <w:tcPr>
+            <w:tcW w:type="dxa" w:w="4130"/>
+            <w:tcBorders>
+              <w:top w:val="single" w:color="BFBFBF" w:sz="4"/>
+              <w:left w:val="single" w:color="BFBFBF" w:sz="4"/>
+              <w:bottom w:val="single" w:color="BFBFBF" w:sz="4"/>
+              <w:right w:val="single" w:color="BFBFBF" w:sz="4"/>
+            </w:tcBorders>
+            <w:tcMar>
+              <w:top w:type="dxa" w:w="60"/>
+              <w:left w:type="dxa" w:w="100"/>
+              <w:bottom w:type="dxa" w:w="60"/>
+              <w:right w:type="dxa" w:w="100"/>
+            </w:tcMar>
+          </w:tcPr>
+          <w:p>
+            <w:pPr>
+              <w:spacing w:after="20" w:line="252"/>
+            </w:pPr>
+            <w:r>
+              <w:rPr>
+                <w:rFonts w:ascii="Arial" w:cs="Arial" w:eastAsia="Arial" w:hAnsi="Arial"/>
+                <w:sz w:val="19"/>
+                <w:szCs w:val="19"/>
+              </w:rPr>
+              <w:t xml:space="preserve">1 · RUN con dígito verificador incorrecto; 3 · stock crítico; 6 · Galería cambia la imagen (useState); 7 · FormularioLogin en tiempo real; 8 · RutaProtegida sin sesión.</w:t>
             </w:r>
           </w:p>
         </w:tc>
@@ -11779,23 +13140,7 @@
                 <w:sz w:val="19"/>
                 <w:szCs w:val="19"/>
               </w:rPr>
-              <w:t xml:space="preserve">Prepárate para explicar </w:t>
-            </w:r>
-            <w:r>
-              <w:rPr>
-                <w:rFonts w:ascii="Arial" w:cs="Arial" w:eastAsia="Arial" w:hAnsi="Arial"/>
-                <w:sz w:val="19"/>
-                <w:szCs w:val="19"/>
-              </w:rPr>
-              <w:t xml:space="preserve">todo</w:t>
-            </w:r>
-            <w:r>
-              <w:rPr>
-                <w:rFonts w:ascii="Arial" w:cs="Arial" w:eastAsia="Arial" w:hAnsi="Arial"/>
-                <w:sz w:val="19"/>
-                <w:szCs w:val="19"/>
-              </w:rPr>
-              <w:t xml:space="preserve"> el proyecto, no solo tu parte: la presentación se evalúa individualmente. Repasa también los archivos que escribió tu compañera/o.</w:t>
+              <w:t xml:space="preserve">Se repartieron la responsabilidad: Isabel lidera Tienda y agendamiento; Valentine lidera Administración, usuarios y diseño (ver sección 1.1). Aun así, la presentación es individual: cada una explica todo el proyecto, incluida la parte de su compañera.</w:t>
             </w:r>
           </w:p>
         </w:tc>

--- a/docs/Guia_Defensa_Presentacion.docx
+++ b/docs/Guia_Defensa_Presentacion.docx
@@ -57,7 +57,7 @@
           <w:sz w:val="28"/>
           <w:szCs w:val="28"/>
         </w:rPr>
-        <w:t xml:space="preserve">Proyecto Trazo Fino · Evaluación Parcial 2</w:t>
+        <w:t xml:space="preserve">Proyecto Forever Ink · Evaluación Parcial 2</w:t>
       </w:r>
     </w:p>
     <w:p>
@@ -874,7 +874,7 @@
           <w:i/>
           <w:iCs/>
         </w:rPr>
-        <w:t xml:space="preserve">“Trazo Fino es la tienda de un estudio de tatuajes. Cada producto es un diseño de tatuaje, el stock son los cupos y el carrito es la reserva: el cliente elige diseños, agenda una cita con un tatuador en un día y horario disponible, y paga con una pasarela simulada. El personal usa un panel para administrar órdenes, diseños, categorías y usuarios. Lo construimos con React y Vite, el diseño responsivo es de Bootstrap, y como no hay backend usamos un archivo JavaScript que simula la base de datos con CRUD sobre localStorage. Probamos la lógica y los componentes con Jasmine y Karma: tenemos 132 pruebas y una cobertura de 90,0 % de las sentencias.”</w:t>
+        <w:t xml:space="preserve">“Forever Ink es la tienda de un estudio de tatuajes. Cada producto es un diseño de tatuaje, el stock son los cupos y el carrito es la reserva: el cliente elige diseños, agenda una cita con un tatuador en un día y horario disponible, y paga con una pasarela simulada. El personal usa un panel para administrar órdenes, diseños, categorías y usuarios. Lo construimos con React y Vite, el diseño responsivo es de Bootstrap, y como no hay backend usamos un archivo JavaScript que simula la base de datos con CRUD sobre localStorage. Probamos la lógica y los componentes con Jasmine y Karma: tenemos 132 pruebas y una cobertura de 90,0 % de las sentencias.”</w:t>
       </w:r>
     </w:p>
     <w:p>
@@ -1104,7 +1104,7 @@
                 <w:sz w:val="19"/>
                 <w:szCs w:val="19"/>
               </w:rPr>
-              <w:t xml:space="preserve">Administrador: admin.trazofino@gmail.com / Admin#123 · Vendedor: vendedor.trazofino@gmail.com / Venta#123 · Cliente: cliente.demo@gmail.com / Cliente#1</w:t>
+              <w:t xml:space="preserve">Administrador: admin.foreverink@gmail.com / Admin#123 · Vendedor: vendedor.foreverink@gmail.com / Venta#123 · Cliente: cliente.demo@gmail.com / Cliente#1</w:t>
             </w:r>
           </w:p>
         </w:tc>
@@ -14311,7 +14311,7 @@
         <w:sz w:val="16"/>
         <w:szCs w:val="16"/>
       </w:rPr>
-      <w:t xml:space="preserve">Trazo Fino · Guía para defender la presentación</w:t>
+      <w:t xml:space="preserve">Forever Ink · Guía para defender la presentación</w:t>
     </w:r>
   </w:p>
 </w:hdr>

--- a/docs/Guia_Defensa_Presentacion.docx
+++ b/docs/Guia_Defensa_Presentacion.docx
@@ -874,7 +874,7 @@
           <w:i/>
           <w:iCs/>
         </w:rPr>
-        <w:t xml:space="preserve">“Forever Ink es la tienda de un estudio de tatuajes. Cada producto es un diseño de tatuaje, el stock son los cupos y el carrito es la reserva: el cliente elige diseños, agenda una cita con un tatuador en un día y horario disponible, y paga con una pasarela simulada. El personal usa un panel para administrar órdenes, diseños, categorías y usuarios. Lo construimos con React y Vite, el diseño responsivo es de Bootstrap, y como no hay backend usamos un archivo JavaScript que simula la base de datos con CRUD sobre localStorage. Probamos la lógica y los componentes con Jasmine y Karma: tenemos 132 pruebas y una cobertura de 90,0 % de las sentencias.”</w:t>
+        <w:t xml:space="preserve">“Forever Ink es la tienda de un estudio de tatuajes. Cada producto es un diseño de tatuaje, el stock son los cupos y el carrito es la reserva: el cliente elige diseños, agenda una cita con un tatuador en un día y horario disponible, y paga con una pasarela simulada. El personal usa un panel para administrar órdenes, diseños, categorías y usuarios. Lo construimos con React y Vite, el diseño responsivo es de Bootstrap, y como no hay backend usamos un archivo JavaScript que simula la base de datos con CRUD sobre localStorage. Probamos la lógica y los componentes con Jasmine y Karma: tenemos 10 pruebas y una cobertura de 34,4 % de las sentencias.”</w:t>
       </w:r>
     </w:p>
     <w:p>
@@ -1169,7 +1169,7 @@
                 <w:sz w:val="19"/>
                 <w:szCs w:val="19"/>
               </w:rPr>
-              <w:t xml:space="preserve">132 pruebas · cobertura 90,0 % sentencias, 80,4 % ramas, 91,0 % funciones, 93,6 % líneas · 12 diseños, 4 estilos, 3 tatuadores, 7 usuarios de ejemplo</w:t>
+              <w:t xml:space="preserve">10 pruebas · cobertura 34,4 % sentencias, 25,3 % ramas, 33,1 % funciones, 36,1 % líneas · 12 diseños, 4 estilos, 3 tatuadores, 7 usuarios de ejemplo</w:t>
             </w:r>
           </w:p>
         </w:tc>
@@ -2364,7 +2364,7 @@
                 <w:sz w:val="19"/>
                 <w:szCs w:val="19"/>
               </w:rPr>
-              <w:t xml:space="preserve">Reglas del carrito, órdenes y agenda, checkout con mock de pago, tarjeta y lista de productos.</w:t>
+              <w:t xml:space="preserve">Pruebas 2, 4, 5, 9 y 10: carrito, tarjeta, lista vacía, checkout con mock y agenda.</w:t>
             </w:r>
           </w:p>
         </w:tc>
@@ -2394,7 +2394,7 @@
                 <w:sz w:val="19"/>
                 <w:szCs w:val="19"/>
               </w:rPr>
-              <w:t xml:space="preserve">Base de datos simulada, validaciones (RUN, correo), stock crítico, rutas protegidas, login, galería, panel de administración.</w:t>
+              <w:t xml:space="preserve">Pruebas 1, 3, 6, 7 y 8: RUN, stock crítico, galería, login y rutas protegidas.</w:t>
             </w:r>
           </w:p>
         </w:tc>
@@ -2808,7 +2808,7 @@
         <w:rPr>
           <w:rFonts w:ascii="Arial" w:cs="Arial" w:eastAsia="Arial" w:hAnsi="Arial"/>
         </w:rPr>
-        <w:t xml:space="preserve"> completo </w:t>
+        <w:t xml:space="preserve"> </w:t>
       </w:r>
       <w:r>
         <w:rPr>
@@ -2822,7 +2822,7 @@
         <w:rPr>
           <w:rFonts w:ascii="Arial" w:cs="Arial" w:eastAsia="Arial" w:hAnsi="Arial"/>
         </w:rPr>
-        <w:t xml:space="preserve"> antes de presentar: así </w:t>
+        <w:t xml:space="preserve"> antes de presentar: corre las 10 pruebas y deja el informe en </w:t>
       </w:r>
       <w:r>
         <w:rPr>
@@ -2837,22 +2837,7 @@
         <w:rPr>
           <w:rFonts w:ascii="Arial" w:cs="Arial" w:eastAsia="Arial" w:hAnsi="Arial"/>
         </w:rPr>
-        <w:t xml:space="preserve"> queda con el informe completo (si corres solo algunas pruebas con </w:t>
-      </w:r>
-      <w:r>
-        <w:rPr>
-          <w:rFonts w:ascii="Consolas" w:cs="Consolas" w:eastAsia="Consolas" w:hAnsi="Consolas"/>
-          <w:sz w:val="20"/>
-          <w:szCs w:val="20"/>
-          <w:shd w:fill="EFEFEF" w:val="clear"/>
-        </w:rPr>
-        <w:t xml:space="preserve">PRUEBAS="..."</w:t>
-      </w:r>
-      <w:r>
-        <w:rPr>
-          <w:rFonts w:ascii="Arial" w:cs="Arial" w:eastAsia="Arial" w:hAnsi="Arial"/>
-        </w:rPr>
-        <w:t xml:space="preserve">, el informe queda parcial).</w:t>
+        <w:t xml:space="preserve">.</w:t>
       </w:r>
     </w:p>
     <w:p>
@@ -6410,7 +6395,7 @@
         <w:rPr>
           <w:rFonts w:ascii="Arial" w:cs="Arial" w:eastAsia="Arial" w:hAnsi="Arial"/>
         </w:rPr>
-        <w:t xml:space="preserve"> de forma clara y organizada, mostrando cómo aseguran la calidad. Estas son las 10 sugeridas: cubren lógica pura, props, eventos, estado, renderizado condicional, contexto/rutas y mocks. El proyecto tiene 132 en total; estas son las que conviene tener ensayadas.</w:t>
+        <w:t xml:space="preserve"> de forma clara y organizada, mostrando cómo aseguran la calidad. Estas son las 10 sugeridas: cubren lógica pura, props, eventos, estado, renderizado condicional, contexto/rutas y mocks. El proyecto tiene exactamente estas 10, una de cada tipo.</w:t>
       </w:r>
     </w:p>
     <w:tbl>
@@ -6664,7 +6649,7 @@
                 <w:szCs w:val="15"/>
                 <w:shd w:fill="EFEFEF" w:val="clear"/>
               </w:rPr>
-              <w:t xml:space="preserve">validaciones.spec.jsx</w:t>
+              <w:t xml:space="preserve">logica.spec.jsx</w:t>
             </w:r>
           </w:p>
           <w:p>
@@ -6677,7 +6662,7 @@
                 <w:sz w:val="15"/>
                 <w:szCs w:val="15"/>
               </w:rPr>
-              <w:t xml:space="preserve">RUN</w:t>
+              <w:t xml:space="preserve">Lógica y reglas de negocio</w:t>
             </w:r>
           </w:p>
         </w:tc>
@@ -6868,7 +6853,7 @@
                 <w:szCs w:val="15"/>
                 <w:shd w:fill="EFEFEF" w:val="clear"/>
               </w:rPr>
-              <w:t xml:space="preserve">servicios.spec.jsx</w:t>
+              <w:t xml:space="preserve">logica.spec.jsx</w:t>
             </w:r>
           </w:p>
           <w:p>
@@ -6881,7 +6866,7 @@
                 <w:sz w:val="15"/>
                 <w:szCs w:val="15"/>
               </w:rPr>
-              <w:t xml:space="preserve">Reglas del carrito</w:t>
+              <w:t xml:space="preserve">Lógica y reglas de negocio</w:t>
             </w:r>
           </w:p>
         </w:tc>
@@ -7056,7 +7041,7 @@
                 <w:szCs w:val="15"/>
                 <w:shd w:fill="EFEFEF" w:val="clear"/>
               </w:rPr>
-              <w:t xml:space="preserve">servicios.spec.jsx</w:t>
+              <w:t xml:space="preserve">logica.spec.jsx</w:t>
             </w:r>
           </w:p>
           <w:p>
@@ -7069,7 +7054,7 @@
                 <w:sz w:val="15"/>
                 <w:szCs w:val="15"/>
               </w:rPr>
-              <w:t xml:space="preserve">Productos</w:t>
+              <w:t xml:space="preserve">Lógica y reglas de negocio</w:t>
             </w:r>
           </w:p>
         </w:tc>
@@ -7230,6 +7215,19 @@
               <w:t xml:space="preserve">componentes.spec.jsx</w:t>
             </w:r>
           </w:p>
+          <w:p>
+            <w:pPr>
+              <w:spacing w:after="20" w:line="252"/>
+            </w:pPr>
+            <w:r>
+              <w:rPr>
+                <w:rFonts w:ascii="Arial" w:cs="Arial" w:eastAsia="Arial" w:hAnsi="Arial"/>
+                <w:sz w:val="15"/>
+                <w:szCs w:val="15"/>
+              </w:rPr>
+              <w:t xml:space="preserve">Componentes React</w:t>
+            </w:r>
+          </w:p>
         </w:tc>
         <w:tc>
           <w:tcPr>
@@ -7440,6 +7438,19 @@
               <w:t xml:space="preserve">componentes.spec.jsx</w:t>
             </w:r>
           </w:p>
+          <w:p>
+            <w:pPr>
+              <w:spacing w:after="20" w:line="252"/>
+            </w:pPr>
+            <w:r>
+              <w:rPr>
+                <w:rFonts w:ascii="Arial" w:cs="Arial" w:eastAsia="Arial" w:hAnsi="Arial"/>
+                <w:sz w:val="15"/>
+                <w:szCs w:val="15"/>
+              </w:rPr>
+              <w:t xml:space="preserve">Componentes React</w:t>
+            </w:r>
+          </w:p>
         </w:tc>
         <w:tc>
           <w:tcPr>
@@ -7631,6 +7642,19 @@
               <w:t xml:space="preserve">componentes.spec.jsx</w:t>
             </w:r>
           </w:p>
+          <w:p>
+            <w:pPr>
+              <w:spacing w:after="20" w:line="252"/>
+            </w:pPr>
+            <w:r>
+              <w:rPr>
+                <w:rFonts w:ascii="Arial" w:cs="Arial" w:eastAsia="Arial" w:hAnsi="Arial"/>
+                <w:sz w:val="15"/>
+                <w:szCs w:val="15"/>
+              </w:rPr>
+              <w:t xml:space="preserve">Componentes React</w:t>
+            </w:r>
+          </w:p>
         </w:tc>
         <w:tc>
           <w:tcPr>
@@ -7807,6 +7831,19 @@
               <w:t xml:space="preserve">componentes.spec.jsx</w:t>
             </w:r>
           </w:p>
+          <w:p>
+            <w:pPr>
+              <w:spacing w:after="20" w:line="252"/>
+            </w:pPr>
+            <w:r>
+              <w:rPr>
+                <w:rFonts w:ascii="Arial" w:cs="Arial" w:eastAsia="Arial" w:hAnsi="Arial"/>
+                <w:sz w:val="15"/>
+                <w:szCs w:val="15"/>
+              </w:rPr>
+              <w:t xml:space="preserve">Componentes React</w:t>
+            </w:r>
+          </w:p>
         </w:tc>
         <w:tc>
           <w:tcPr>
@@ -7982,6 +8019,19 @@
               <w:t xml:space="preserve">componentes.spec.jsx</w:t>
             </w:r>
           </w:p>
+          <w:p>
+            <w:pPr>
+              <w:spacing w:after="20" w:line="252"/>
+            </w:pPr>
+            <w:r>
+              <w:rPr>
+                <w:rFonts w:ascii="Arial" w:cs="Arial" w:eastAsia="Arial" w:hAnsi="Arial"/>
+                <w:sz w:val="15"/>
+                <w:szCs w:val="15"/>
+              </w:rPr>
+              <w:t xml:space="preserve">Componentes React</w:t>
+            </w:r>
+          </w:p>
         </w:tc>
         <w:tc>
           <w:tcPr>
@@ -8138,7 +8188,7 @@
                 <w:szCs w:val="15"/>
                 <w:shd w:fill="EFEFEF" w:val="clear"/>
               </w:rPr>
-              <w:t xml:space="preserve">paginas.spec.jsx</w:t>
+              <w:t xml:space="preserve">checkout.spec.jsx</w:t>
             </w:r>
           </w:p>
           <w:p>
@@ -8151,7 +8201,7 @@
                 <w:sz w:val="15"/>
                 <w:szCs w:val="15"/>
               </w:rPr>
-              <w:t xml:space="preserve">Checkout</w:t>
+              <w:t xml:space="preserve">Checkout con pasarela de pago simulada (mock)</w:t>
             </w:r>
           </w:p>
         </w:tc>
@@ -8326,7 +8376,7 @@
                 <w:szCs w:val="15"/>
                 <w:shd w:fill="EFEFEF" w:val="clear"/>
               </w:rPr>
-              <w:t xml:space="preserve">servicios.spec.jsx</w:t>
+              <w:t xml:space="preserve">logica.spec.jsx</w:t>
             </w:r>
           </w:p>
           <w:p>
@@ -8339,7 +8389,7 @@
                 <w:sz w:val="15"/>
                 <w:szCs w:val="15"/>
               </w:rPr>
-              <w:t xml:space="preserve">Órdenes y agenda</w:t>
+              <w:t xml:space="preserve">Lógica y reglas de negocio</w:t>
             </w:r>
           </w:p>
         </w:tc>
@@ -8495,53 +8545,7 @@
         <w:rPr>
           <w:rFonts w:ascii="Arial" w:cs="Arial" w:eastAsia="Arial" w:hAnsi="Arial"/>
         </w:rPr>
-        <w:t xml:space="preserve">: se ven las 132 pruebas en verde y el resumen de cobertura al final.</w:t>
-      </w:r>
-    </w:p>
-    <w:p>
-      <w:pPr>
-        <w:pStyle w:val="ListParagraph"/>
-        <w:numPr>
-          <w:ilvl w:val="0"/>
-          <w:numId w:val="5"/>
-        </w:numPr>
-        <w:spacing w:after="60" w:line="276"/>
-      </w:pPr>
-      <w:r>
-        <w:rPr>
-          <w:rFonts w:ascii="Arial" w:cs="Arial" w:eastAsia="Arial" w:hAnsi="Arial"/>
-        </w:rPr>
-        <w:t xml:space="preserve">Para mostrar una prueba puntual: </w:t>
-      </w:r>
-      <w:r>
-        <w:rPr>
-          <w:rFonts w:ascii="Consolas" w:cs="Consolas" w:eastAsia="Consolas" w:hAnsi="Consolas"/>
-          <w:sz w:val="20"/>
-          <w:szCs w:val="20"/>
-          <w:shd w:fill="EFEFEF" w:val="clear"/>
-        </w:rPr>
-        <w:t xml:space="preserve">PRUEBAS="pago RECHAZADO" npm test</w:t>
-      </w:r>
-      <w:r>
-        <w:rPr>
-          <w:rFonts w:ascii="Arial" w:cs="Arial" w:eastAsia="Arial" w:hAnsi="Arial"/>
-        </w:rPr>
-        <w:t xml:space="preserve"> (en Windows CMD: </w:t>
-      </w:r>
-      <w:r>
-        <w:rPr>
-          <w:rFonts w:ascii="Consolas" w:cs="Consolas" w:eastAsia="Consolas" w:hAnsi="Consolas"/>
-          <w:sz w:val="20"/>
-          <w:szCs w:val="20"/>
-          <w:shd w:fill="EFEFEF" w:val="clear"/>
-        </w:rPr>
-        <w:t xml:space="preserve">set PRUEBAS=pago RECHAZADO &amp;&amp; npm test</w:t>
-      </w:r>
-      <w:r>
-        <w:rPr>
-          <w:rFonts w:ascii="Arial" w:cs="Arial" w:eastAsia="Arial" w:hAnsi="Arial"/>
-        </w:rPr>
-        <w:t xml:space="preserve">). Corre solo las pruebas cuyo nombre contenga ese texto.</w:t>
+        <w:t xml:space="preserve">: se ven las 10 pruebas en verde y el resumen de cobertura al final.</w:t>
       </w:r>
     </w:p>
     <w:p>
@@ -9868,7 +9872,7 @@
         <w:rPr>
           <w:rFonts w:ascii="Arial" w:cs="Arial" w:eastAsia="Arial" w:hAnsi="Arial"/>
         </w:rPr>
-        <w:t xml:space="preserve"> con 6 archivos </w:t>
+        <w:t xml:space="preserve"> con 3 archivos: </w:t>
       </w:r>
       <w:r>
         <w:rPr>
@@ -9877,13 +9881,13 @@
           <w:szCs w:val="20"/>
           <w:shd w:fill="EFEFEF" w:val="clear"/>
         </w:rPr>
-        <w:t xml:space="preserve">.spec.jsx</w:t>
-      </w:r>
-      <w:r>
-        <w:rPr>
-          <w:rFonts w:ascii="Arial" w:cs="Arial" w:eastAsia="Arial" w:hAnsi="Arial"/>
-        </w:rPr>
-        <w:t xml:space="preserve">. Cada </w:t>
+        <w:t xml:space="preserve">logica.spec.jsx</w:t>
+      </w:r>
+      <w:r>
+        <w:rPr>
+          <w:rFonts w:ascii="Arial" w:cs="Arial" w:eastAsia="Arial" w:hAnsi="Arial"/>
+        </w:rPr>
+        <w:t xml:space="preserve"> (pruebas 1, 2, 3 y 10), </w:t>
       </w:r>
       <w:r>
         <w:rPr>
@@ -9892,13 +9896,13 @@
           <w:szCs w:val="20"/>
           <w:shd w:fill="EFEFEF" w:val="clear"/>
         </w:rPr>
-        <w:t xml:space="preserve">describe</w:t>
-      </w:r>
-      <w:r>
-        <w:rPr>
-          <w:rFonts w:ascii="Arial" w:cs="Arial" w:eastAsia="Arial" w:hAnsi="Arial"/>
-        </w:rPr>
-        <w:t xml:space="preserve"> agrupa pruebas de un tema y cada </w:t>
+        <w:t xml:space="preserve">componentes.spec.jsx</w:t>
+      </w:r>
+      <w:r>
+        <w:rPr>
+          <w:rFonts w:ascii="Arial" w:cs="Arial" w:eastAsia="Arial" w:hAnsi="Arial"/>
+        </w:rPr>
+        <w:t xml:space="preserve"> (4 a 8) y </w:t>
       </w:r>
       <w:r>
         <w:rPr>
@@ -9907,6 +9911,36 @@
           <w:szCs w:val="20"/>
           <w:shd w:fill="EFEFEF" w:val="clear"/>
         </w:rPr>
+        <w:t xml:space="preserve">checkout.spec.jsx</w:t>
+      </w:r>
+      <w:r>
+        <w:rPr>
+          <w:rFonts w:ascii="Arial" w:cs="Arial" w:eastAsia="Arial" w:hAnsi="Arial"/>
+        </w:rPr>
+        <w:t xml:space="preserve"> (9). </w:t>
+      </w:r>
+      <w:r>
+        <w:rPr>
+          <w:rFonts w:ascii="Consolas" w:cs="Consolas" w:eastAsia="Consolas" w:hAnsi="Consolas"/>
+          <w:sz w:val="20"/>
+          <w:szCs w:val="20"/>
+          <w:shd w:fill="EFEFEF" w:val="clear"/>
+        </w:rPr>
+        <w:t xml:space="preserve">describe</w:t>
+      </w:r>
+      <w:r>
+        <w:rPr>
+          <w:rFonts w:ascii="Arial" w:cs="Arial" w:eastAsia="Arial" w:hAnsi="Arial"/>
+        </w:rPr>
+        <w:t xml:space="preserve"> agrupa por tema y cada </w:t>
+      </w:r>
+      <w:r>
+        <w:rPr>
+          <w:rFonts w:ascii="Consolas" w:cs="Consolas" w:eastAsia="Consolas" w:hAnsi="Consolas"/>
+          <w:sz w:val="20"/>
+          <w:szCs w:val="20"/>
+          <w:shd w:fill="EFEFEF" w:val="clear"/>
+        </w:rPr>
         <w:t xml:space="preserve">it</w:t>
       </w:r>
       <w:r>
@@ -9927,7 +9961,7 @@
         <w:rPr>
           <w:rFonts w:ascii="Arial" w:cs="Arial" w:eastAsia="Arial" w:hAnsi="Arial"/>
         </w:rPr>
-        <w:t xml:space="preserve"> comportamiento.</w:t>
+        <w:t xml:space="preserve"> comportamiento, con comentarios Arrange / Act / Assert.</w:t>
       </w:r>
     </w:p>
     <w:p>
@@ -9998,7 +10032,7 @@
         <w:rPr>
           <w:rFonts w:ascii="Arial" w:cs="Arial" w:eastAsia="Arial" w:hAnsi="Arial"/>
         </w:rPr>
-        <w:t xml:space="preserve">Las fechas de la agenda se pasan como parámetro para que la prueba no dependa del día en que se ejecute.</w:t>
+        <w:t xml:space="preserve">La prueba de agenda usa una fecha fija y la del checkout calcula el próximo miércoles, para que no fallen según el día en que se ejecuten.</w:t>
       </w:r>
     </w:p>
     <w:p>
@@ -10121,32 +10155,6 @@
           <w:szCs w:val="18"/>
         </w:rPr>
         <w:t xml:space="preserve">expect(obtenerProducto(1).stock).toBe(8);                  // el stock no cambió</w:t>
-      </w:r>
-    </w:p>
-    <w:p>
-      <w:pPr>
-        <w:spacing w:after="120" w:before="120"/>
-      </w:pPr>
-      <w:r>
-        <w:rPr>
-          <w:rFonts w:ascii="Arial" w:cs="Arial" w:eastAsia="Arial" w:hAnsi="Arial"/>
-        </w:rPr>
-        <w:t xml:space="preserve">El servicio real (que tarda 700 ms) también se prueba, usando </w:t>
-      </w:r>
-      <w:r>
-        <w:rPr>
-          <w:rFonts w:ascii="Consolas" w:cs="Consolas" w:eastAsia="Consolas" w:hAnsi="Consolas"/>
-          <w:sz w:val="20"/>
-          <w:szCs w:val="20"/>
-          <w:shd w:fill="EFEFEF" w:val="clear"/>
-        </w:rPr>
-        <w:t xml:space="preserve">jasmine.clock()</w:t>
-      </w:r>
-      <w:r>
-        <w:rPr>
-          <w:rFonts w:ascii="Arial" w:cs="Arial" w:eastAsia="Arial" w:hAnsi="Arial"/>
-        </w:rPr>
-        <w:t xml:space="preserve"> para adelantar el tiempo sin esperar.</w:t>
       </w:r>
     </w:p>
     <w:p>
@@ -10309,7 +10317,7 @@
                 <w:sz w:val="19"/>
                 <w:szCs w:val="19"/>
               </w:rPr>
-              <w:t xml:space="preserve">132 de 132 exitosas</w:t>
+              <w:t xml:space="preserve">10 de 10 exitosas</w:t>
             </w:r>
           </w:p>
         </w:tc>
@@ -10376,7 +10384,7 @@
                 <w:sz w:val="19"/>
                 <w:szCs w:val="19"/>
               </w:rPr>
-              <w:t xml:space="preserve">90,0 % (1003 de 1115): instrucciones ejecutadas por las pruebas</w:t>
+              <w:t xml:space="preserve">34,4 % (384 de 1115): instrucciones ejecutadas por las pruebas</w:t>
             </w:r>
           </w:p>
         </w:tc>
@@ -10441,7 +10449,7 @@
                 <w:sz w:val="19"/>
                 <w:szCs w:val="19"/>
               </w:rPr>
-              <w:t xml:space="preserve">80,4 % (674 de 838): cada camino de un if/ternario/&amp;&amp;</w:t>
+              <w:t xml:space="preserve">25,3 % (212 de 838): cada camino de un if/ternario/&amp;&amp;</w:t>
             </w:r>
           </w:p>
         </w:tc>
@@ -10508,7 +10516,7 @@
                 <w:sz w:val="19"/>
                 <w:szCs w:val="19"/>
               </w:rPr>
-              <w:t xml:space="preserve">91,0 % (366 de 402)</w:t>
+              <w:t xml:space="preserve">33,1 % (133 de 402)</w:t>
             </w:r>
           </w:p>
         </w:tc>
@@ -10573,7 +10581,7 @@
                 <w:sz w:val="19"/>
                 <w:szCs w:val="19"/>
               </w:rPr>
-              <w:t xml:space="preserve">93,6 % (895 de 956)</w:t>
+              <w:t xml:space="preserve">36,1 % (345 de 956)</w:t>
             </w:r>
           </w:p>
         </w:tc>
@@ -10602,7 +10610,36 @@
         <w:rPr>
           <w:rFonts w:ascii="Arial" w:cs="Arial" w:eastAsia="Arial" w:hAnsi="Arial"/>
         </w:rPr>
-        <w:t xml:space="preserve">: puedes entrar a un archivo y ver en verde las líneas ejecutadas y en rojo las no cubiertas. Explica que las partes sin cubrir son manejadores secundarios (por ejemplo imprimir la boleta) y que las reglas de negocio importantes sí están cubiertas. Todo está detallado en el Documento de cobertura de testing.</w:t>
+        <w:t xml:space="preserve">: en verde las líneas ejecutadas y en rojo las no cubiertas. La cobertura global es </w:t>
+      </w:r>
+      <w:r>
+        <w:rPr>
+          <w:rFonts w:ascii="Arial" w:cs="Arial" w:eastAsia="Arial" w:hAnsi="Arial"/>
+          <w:b/>
+          <w:bCs/>
+        </w:rPr>
+        <w:t xml:space="preserve">moderada</w:t>
+      </w:r>
+      <w:r>
+        <w:rPr>
+          <w:rFonts w:ascii="Arial" w:cs="Arial" w:eastAsia="Arial" w:hAnsi="Arial"/>
+        </w:rPr>
+        <w:t xml:space="preserve"> porque son 10 pruebas y el informe mide todo </w:t>
+      </w:r>
+      <w:r>
+        <w:rPr>
+          <w:rFonts w:ascii="Consolas" w:cs="Consolas" w:eastAsia="Consolas" w:hAnsi="Consolas"/>
+          <w:sz w:val="20"/>
+          <w:szCs w:val="20"/>
+          <w:shd w:fill="EFEFEF" w:val="clear"/>
+        </w:rPr>
+        <w:t xml:space="preserve">src/</w:t>
+      </w:r>
+      <w:r>
+        <w:rPr>
+          <w:rFonts w:ascii="Arial" w:cs="Arial" w:eastAsia="Arial" w:hAnsi="Arial"/>
+        </w:rPr>
+        <w:t xml:space="preserve">; en los archivos que las pruebas tienen como objetivo es mucho mayor. El panel de administración queda fuera del alcance. Todo está detallado en el Documento de cobertura de testing.</w:t>
       </w:r>
     </w:p>
     <w:p>
@@ -11210,7 +11247,7 @@
                 <w:sz w:val="19"/>
                 <w:szCs w:val="19"/>
               </w:rPr>
-              <w:t xml:space="preserve">¿Qué es la cobertura y qué significa 80% de ramas?</w:t>
+              <w:t xml:space="preserve">¿Por qué la cobertura no es más alta?</w:t>
             </w:r>
           </w:p>
         </w:tc>
@@ -11241,7 +11278,7 @@
                 <w:sz w:val="19"/>
                 <w:szCs w:val="19"/>
               </w:rPr>
-              <w:t xml:space="preserve">Es el porcentaje del código ejecutado por las pruebas. 80% de ramas significa que 4 de cada 5 caminos posibles (if/else, ternarios) se recorren.</w:t>
+              <w:t xml:space="preserve">Porque son las 10 pruebas que pide la rúbrica, elegidas por tipo, y el informe mide todo el código. Las reglas críticas sí están cubiertas; como mejora agregaría pruebas del panel de administración.</w:t>
             </w:r>
           </w:p>
         </w:tc>

--- a/docs/Guia_Defensa_Presentacion.docx
+++ b/docs/Guia_Defensa_Presentacion.docx
@@ -1473,7 +1473,7 @@
         <w:rPr>
           <w:rFonts w:ascii="Arial" w:cs="Arial" w:eastAsia="Arial" w:hAnsi="Arial"/>
         </w:rPr>
-        <w:t xml:space="preserve">En el editor deja listos: src/main.jsx, src/App.jsx, src/components/atomos/Boton.jsx, src/components/moleculas/TarjetaProducto.jsx, src/hooks/useFormulario.js, src/data/db.js, src/styles/tema.css, karma.conf.js y test/defensa.spec.jsx.</w:t>
+        <w:t>En el editor deja listos: src/main.jsx, src/App.jsx, src/components/atomos/Boton.jsx, src/components/moleculas/TarjetaProducto.jsx, src/hooks/useFormulario.js, src/data/db.js, src/assets/css/tema.css, karma.conf.js y test/defensa.spec.jsx.</w:t>
       </w:r>
     </w:p>
     <w:p>

--- a/docs/Guia_Defensa_Presentacion.docx
+++ b/docs/Guia_Defensa_Presentacion.docx
@@ -833,7 +833,7 @@
           <w:i/>
           <w:iCs/>
         </w:rPr>
-        <w:t xml:space="preserve">"Forever Ink es la tienda de un estudio de tatuajes. Cada producto es un diseño, el stock son los cupos y el carrito es la reserva: el cliente elige diseños, agenda una cita con un tatuador en un día y horario disponible y paga con una pasarela simulada. El personal administra órdenes, diseños, categorías y usuarios desde un panel. Lo construí con React y Vite; los componentes siguen Atomic Design, la navegación usa BrowserRouter y el diseño responsivo es de Bootstrap. Como no hay backend, un archivo JavaScript simula la base de datos con CRUD sobre localStorage. Lo probé con Jasmine y Karma: 15 pruebas, 10 de ellas para esta defensa, con 68,9 % de cobertura de sentencias."</w:t>
+        <w:t xml:space="preserve">"Forever Ink es la tienda de un estudio de tatuajes. Cada producto es un diseño, el stock son los cupos y el carrito es la reserva: el cliente elige diseños, agenda una cita con un tatuador en un día y horario disponible y paga con una pasarela simulada. El personal administra órdenes, diseños, categorías y usuarios desde un panel. Lo construí con React y Vite; los componentes siguen Atomic Design, App guarda el estado y lo entrega por props, la navegación usa BrowserRouter y el diseño responsivo es de Bootstrap. Como no hay backend, un archivo JavaScript simula la base de datos con CRUD sobre localStorage. Lo probé con Jasmine y Karma: 15 pruebas, 10 de ellas para esta defensa, con 67,6 % de cobertura de sentencias."</w:t>
       </w:r>
     </w:p>
     <w:p>
@@ -1147,7 +1147,7 @@
                 <w:sz w:val="18"/>
                 <w:szCs w:val="18"/>
               </w:rPr>
-              <w:t xml:space="preserve">15 pruebas (10 de defensa + 5 complementarias) · cobertura 68,9 % sentencias, 58,8 % ramas, 69,4 % funciones, 72,9 % líneas · 12 diseños, 4 estilos, 3 tatuadores</w:t>
+              <w:t xml:space="preserve">15 pruebas (10 de defensa + 5 complementarias) · cobertura 67,6 % sentencias, 59,1 % ramas, 69,0 % funciones, 71,3 % líneas · 12 diseños, 4 estilos, 3 tatuadores</w:t>
             </w:r>
           </w:p>
         </w:tc>
@@ -1254,24 +1254,7 @@
                 <w:sz w:val="18"/>
                 <w:szCs w:val="18"/>
               </w:rPr>
-              <w:t xml:space="preserve"> (15 pruebas + cobertura) · </w:t>
-            </w:r>
-            <w:r>
-              <w:rPr>
-                <w:rFonts w:ascii="Consolas" w:cs="Consolas" w:eastAsia="Consolas" w:hAnsi="Consolas"/>
-                <w:sz w:val="17"/>
-                <w:szCs w:val="17"/>
-                <w:shd w:fill="F4F4F4" w:color="auto" w:val="clear"/>
-              </w:rPr>
-              <w:t xml:space="preserve">npm run test:defensa</w:t>
-            </w:r>
-            <w:r>
-              <w:rPr>
-                <w:rFonts w:ascii="Arial" w:cs="Arial" w:eastAsia="Arial" w:hAnsi="Arial"/>
-                <w:sz w:val="18"/>
-                <w:szCs w:val="18"/>
-              </w:rPr>
-              <w:t xml:space="preserve"> (solo las 10)</w:t>
+              <w:t xml:space="preserve"> (15 pruebas + cobertura)</w:t>
             </w:r>
           </w:p>
         </w:tc>
@@ -1405,28 +1388,13 @@
           <w:szCs w:val="19"/>
           <w:shd w:fill="F4F4F4" w:color="auto" w:val="clear"/>
         </w:rPr>
-        <w:t xml:space="preserve">npm run test:defensa</w:t>
-      </w:r>
-      <w:r>
-        <w:rPr>
-          <w:rFonts w:ascii="Arial" w:cs="Arial" w:eastAsia="Arial" w:hAnsi="Arial"/>
-        </w:rPr>
-        <w:t xml:space="preserve">: muestra las 10 pruebas con su nombre y un ✓. Luego </w:t>
-      </w:r>
-      <w:r>
-        <w:rPr>
-          <w:rFonts w:ascii="Consolas" w:cs="Consolas" w:eastAsia="Consolas" w:hAnsi="Consolas"/>
-          <w:sz w:val="19"/>
-          <w:szCs w:val="19"/>
-          <w:shd w:fill="F4F4F4" w:color="auto" w:val="clear"/>
-        </w:rPr>
         <w:t xml:space="preserve">npm test</w:t>
       </w:r>
       <w:r>
         <w:rPr>
           <w:rFonts w:ascii="Arial" w:cs="Arial" w:eastAsia="Arial" w:hAnsi="Arial"/>
         </w:rPr>
-        <w:t xml:space="preserve"> para dejar el informe en coverage/.</w:t>
+        <w:t xml:space="preserve">: deben pasar las 15 pruebas (15 SUCCESS) y queda el informe en coverage/.</w:t>
       </w:r>
     </w:p>
     <w:p>
@@ -1473,7 +1441,7 @@
         <w:rPr>
           <w:rFonts w:ascii="Arial" w:cs="Arial" w:eastAsia="Arial" w:hAnsi="Arial"/>
         </w:rPr>
-        <w:t>En el editor deja listos: src/main.jsx, src/App.jsx, src/components/atomos/Boton.jsx, src/components/moleculas/TarjetaProducto.jsx, src/hooks/useFormulario.js, src/data/db.js, src/assets/css/tema.css, karma.conf.js y test/defensa.spec.jsx.</w:t>
+        <w:t xml:space="preserve">En el editor deja listos: src/main.jsx, src/App.jsx, src/components/atomos/Boton.jsx, src/components/moleculas/TarjetaProducto.jsx, src/hooks/useFormulario.js, src/data/db.js, src/assets/css/tema.css, karma.conf.js y test/defensa.spec.jsx.</w:t>
       </w:r>
     </w:p>
     <w:p>
@@ -1864,7 +1832,7 @@
         <w:rPr>
           <w:rFonts w:ascii="Arial" w:cs="Arial" w:eastAsia="Arial" w:hAnsi="Arial"/>
         </w:rPr>
-        <w:t xml:space="preserve"> como en React III, se importan desde src/assets. src/assets/images.js las junta con </w:t>
+        <w:t xml:space="preserve"> como en React III, se importan desde src/assets. src/assets/images.js tiene un import por imagen (diapositiva 7) y las junta en un objeto, que se usa como </w:t>
       </w:r>
       <w:r>
         <w:rPr>
@@ -1873,13 +1841,13 @@
           <w:szCs w:val="19"/>
           <w:shd w:fill="F4F4F4" w:color="auto" w:val="clear"/>
         </w:rPr>
-        <w:t xml:space="preserve">import.meta.glob</w:t>
-      </w:r>
-      <w:r>
-        <w:rPr>
-          <w:rFonts w:ascii="Arial" w:cs="Arial" w:eastAsia="Arial" w:hAnsi="Arial"/>
-        </w:rPr>
-        <w:t xml:space="preserve"> (la versión actual de globEager) y se usan como </w:t>
+        <w:t xml:space="preserve">images.logo</w:t>
+      </w:r>
+      <w:r>
+        <w:rPr>
+          <w:rFonts w:ascii="Arial" w:cs="Arial" w:eastAsia="Arial" w:hAnsi="Arial"/>
+        </w:rPr>
+        <w:t xml:space="preserve"> o </w:t>
       </w:r>
       <w:r>
         <w:rPr>
@@ -1888,28 +1856,13 @@
           <w:szCs w:val="19"/>
           <w:shd w:fill="F4F4F4" w:color="auto" w:val="clear"/>
         </w:rPr>
-        <w:t xml:space="preserve">images.logo</w:t>
-      </w:r>
-      <w:r>
-        <w:rPr>
-          <w:rFonts w:ascii="Arial" w:cs="Arial" w:eastAsia="Arial" w:hAnsi="Arial"/>
-        </w:rPr>
-        <w:t xml:space="preserve"> o </w:t>
-      </w:r>
-      <w:r>
-        <w:rPr>
-          <w:rFonts w:ascii="Consolas" w:cs="Consolas" w:eastAsia="Consolas" w:hAnsi="Consolas"/>
-          <w:sz w:val="19"/>
-          <w:szCs w:val="19"/>
-          <w:shd w:fill="F4F4F4" w:color="auto" w:val="clear"/>
-        </w:rPr>
         <w:t xml:space="preserve">images["mariposa-lineal"]</w:t>
       </w:r>
       <w:r>
         <w:rPr>
           <w:rFonts w:ascii="Arial" w:cs="Arial" w:eastAsia="Arial" w:hAnsi="Arial"/>
         </w:rPr>
-        <w:t xml:space="preserve">.</w:t>
+        <w:t xml:space="preserve"> (diapositiva 9).</w:t>
       </w:r>
     </w:p>
     <w:p>
@@ -2717,7 +2670,7 @@
           <w:szCs w:val="19"/>
           <w:shd w:fill="F4F4F4" w:color="auto" w:val="clear"/>
         </w:rPr>
-        <w:t xml:space="preserve">&lt;BrowserRouter basename=...&gt;</w:t>
+        <w:t xml:space="preserve">&lt;BrowserRouter&gt;</w:t>
       </w:r>
       <w:r>
         <w:rPr>
@@ -2754,7 +2707,7 @@
         <w:rPr>
           <w:rFonts w:ascii="Arial" w:cs="Arial" w:eastAsia="Arial" w:hAnsi="Arial"/>
         </w:rPr>
-        <w:t xml:space="preserve">App.jsx: los proveedores de contexto, las </w:t>
+        <w:t xml:space="preserve">App.jsx: el estado compartido (usuario, items del carrito y avisos), las </w:t>
       </w:r>
       <w:r>
         <w:rPr>
@@ -2769,7 +2722,7 @@
         <w:rPr>
           <w:rFonts w:ascii="Arial" w:cs="Arial" w:eastAsia="Arial" w:hAnsi="Arial"/>
         </w:rPr>
-        <w:t xml:space="preserve"> de la tienda (con LayoutTienda) y las del panel (lazy y protegidas).</w:t>
+        <w:t xml:space="preserve"> de la tienda (con LayoutTienda) y las del panel (lazy y protegidas), y cómo cada página recibe sus props.</w:t>
       </w:r>
     </w:p>
     <w:p>
@@ -2978,7 +2931,7 @@
                 <w:sz w:val="18"/>
                 <w:szCs w:val="18"/>
               </w:rPr>
-              <w:t xml:space="preserve">¿Por qué BrowserRouter? ¿Funciona en GitHub Pages?</w:t>
+              <w:t xml:space="preserve">¿Por qué BrowserRouter?</w:t>
             </w:r>
           </w:p>
         </w:tc>
@@ -3009,7 +2962,7 @@
                 <w:sz w:val="18"/>
                 <w:szCs w:val="18"/>
               </w:rPr>
-              <w:t xml:space="preserve">Es el enrutador que vimos en clase y deja URL limpias (/productos/3). En GitHub Pages el sitio se compila con la base /FullstackII/ y se publica una copia de index.html como 404.html, así una ruta interna también carga la aplicación.</w:t>
+              <w:t xml:space="preserve">Es el enrutador que vimos en clase (React II) y deja URL limpias como /productos/3. Para mostrarlo uso npm run dev; Vite entrega index.html en cualquier ruta.</w:t>
             </w:r>
           </w:p>
         </w:tc>
@@ -3566,7 +3519,7 @@
         <w:rPr>
           <w:rFonts w:ascii="Arial" w:cs="Arial" w:eastAsia="Arial" w:hAnsi="Arial"/>
         </w:rPr>
-        <w:t xml:space="preserve">Productos.jsx: estado de los filtros y useMemo para recalcular la lista solo cuando cambian.</w:t>
+        <w:t xml:space="preserve">Productos.jsx: estado de los filtros; la lista se recalcula en cada render con buscarProductos(filtros).</w:t>
       </w:r>
     </w:p>
     <w:p>
@@ -3582,7 +3535,7 @@
         <w:rPr>
           <w:rFonts w:ascii="Arial" w:cs="Arial" w:eastAsia="Arial" w:hAnsi="Arial"/>
         </w:rPr>
-        <w:t xml:space="preserve">CarritoContext.jsx: useEffect guarda el carrito en localStorage cada vez que cambia.</w:t>
+        <w:t xml:space="preserve">App.jsx: useEffect guarda el carrito en localStorage cada vez que cambia el estado items.</w:t>
       </w:r>
     </w:p>
     <w:p>
@@ -3593,7 +3546,7 @@
         <w:rPr>
           <w:rFonts w:ascii="Arial" w:cs="Arial" w:eastAsia="Arial" w:hAnsi="Arial"/>
         </w:rPr>
-        <w:t xml:space="preserve">4.3. Hook personalizado, Context y componente de clase</w:t>
+        <w:t xml:space="preserve">4.3. Estado compartido, hook personalizado y componente de clase</w:t>
       </w:r>
     </w:p>
     <w:p>
@@ -3635,28 +3588,13 @@
           <w:b/>
           <w:bCs/>
         </w:rPr>
-        <w:t xml:space="preserve">Context API:</w:t>
-      </w:r>
-      <w:r>
-        <w:rPr>
-          <w:rFonts w:ascii="Arial" w:cs="Arial" w:eastAsia="Arial" w:hAnsi="Arial"/>
-        </w:rPr>
-        <w:t xml:space="preserve"> Sesión (sessionStorage), Carrito (localStorage) y Avisos (toasts). La barra, las páginas y el checkout leen el mismo carrito con </w:t>
-      </w:r>
-      <w:r>
-        <w:rPr>
-          <w:rFonts w:ascii="Consolas" w:cs="Consolas" w:eastAsia="Consolas" w:hAnsi="Consolas"/>
-          <w:sz w:val="19"/>
-          <w:szCs w:val="19"/>
-          <w:shd w:fill="F4F4F4" w:color="auto" w:val="clear"/>
-        </w:rPr>
-        <w:t xml:space="preserve">useCarrito()</w:t>
-      </w:r>
-      <w:r>
-        <w:rPr>
-          <w:rFonts w:ascii="Arial" w:cs="Arial" w:eastAsia="Arial" w:hAnsi="Arial"/>
-        </w:rPr>
-        <w:t xml:space="preserve">.</w:t>
+        <w:t xml:space="preserve">Estado en el padre (React II, Generador de Memes):</w:t>
+      </w:r>
+      <w:r>
+        <w:rPr>
+          <w:rFonts w:ascii="Arial" w:cs="Arial" w:eastAsia="Arial" w:hAnsi="Arial"/>
+        </w:rPr>
+        <w:t xml:space="preserve"> App.jsx guarda usuario (sessionStorage), items del carrito (localStorage) y avisos. Los baja por props: la barra recibe total y cantidad, Checkout recibe carrito y usuario, las páginas reciben onAgregar.</w:t>
       </w:r>
     </w:p>
     <w:p>
@@ -4880,7 +4818,7 @@
                 <w:sz w:val="18"/>
                 <w:szCs w:val="18"/>
               </w:rPr>
-              <w:t xml:space="preserve">¿Por qué Context y no props?</w:t>
+              <w:t xml:space="preserve">¿Dónde vive el carrito y cómo llega a la barra?</w:t>
             </w:r>
           </w:p>
         </w:tc>
@@ -4911,7 +4849,7 @@
                 <w:sz w:val="18"/>
                 <w:szCs w:val="18"/>
               </w:rPr>
-              <w:t xml:space="preserve">El carrito y la sesión los usan componentes lejanos entre sí (barra, páginas, checkout). Context evita pasarlos por todos los niveles.</w:t>
+              <w:t xml:space="preserve">En el estado de App.jsx (useState). App le pasa total y cantidad a LayoutTienda, y esta a BarraNavegacion, por props. Al agregar un diseño, App cambia su estado y React redibuja la barra.</w:t>
             </w:r>
           </w:p>
         </w:tc>
@@ -5069,7 +5007,7 @@
         <w:rPr>
           <w:rFonts w:ascii="Arial" w:cs="Arial" w:eastAsia="Arial" w:hAnsi="Arial"/>
         </w:rPr>
-        <w:t xml:space="preserve">La rúbrica entrega el 100 % al demostrar 10 pruebas que verifiquen claramente la lógica y el comportamiento. Están en test/defensa.spec.jsx, siguen la "Propuesta de pruebas con Jasmine" del Anexo 1 y se corren solas con </w:t>
+        <w:t xml:space="preserve">La rúbrica entrega el 100 % al demostrar 10 pruebas que verifiquen claramente la lógica y el comportamiento. Están en test/defensa.spec.jsx, siguen la "Propuesta de pruebas con Jasmine" del Anexo 1 y se corren con </w:t>
       </w:r>
       <w:r>
         <w:rPr>
@@ -5078,13 +5016,13 @@
           <w:szCs w:val="19"/>
           <w:shd w:fill="F4F4F4" w:color="auto" w:val="clear"/>
         </w:rPr>
-        <w:t xml:space="preserve">npm run test:defensa</w:t>
-      </w:r>
-      <w:r>
-        <w:rPr>
-          <w:rFonts w:ascii="Arial" w:cs="Arial" w:eastAsia="Arial" w:hAnsi="Arial"/>
-        </w:rPr>
-        <w:t xml:space="preserve">.</w:t>
+        <w:t xml:space="preserve">npm test</w:t>
+      </w:r>
+      <w:r>
+        <w:rPr>
+          <w:rFonts w:ascii="Arial" w:cs="Arial" w:eastAsia="Arial" w:hAnsi="Arial"/>
+        </w:rPr>
+        <w:t xml:space="preserve"> junto a las 5 complementarias.</w:t>
       </w:r>
     </w:p>
     <w:tbl>
@@ -5363,7 +5301,7 @@
                 <w:sz w:val="18"/>
                 <w:szCs w:val="18"/>
               </w:rPr>
-              <w:t xml:space="preserve">Le paso los 12 diseños por props y cuento los botones "Añadir": tiene que haber 12, y cada nombre debe estar en pantalla con </w:t>
+              <w:t xml:space="preserve">Le paso los 12 diseños por props y cuento los botones "Añadir": tiene que haber 12, y cada nombre debe estar en pantalla (</w:t>
             </w:r>
             <w:r>
               <w:rPr>
@@ -5372,15 +5310,15 @@
                 <w:szCs w:val="17"/>
                 <w:shd w:fill="F4F4F4" w:color="auto" w:val="clear"/>
               </w:rPr>
-              <w:t xml:space="preserve">toBeInTheDocument()</w:t>
-            </w:r>
-            <w:r>
-              <w:rPr>
-                <w:rFonts w:ascii="Arial" w:cs="Arial" w:eastAsia="Arial" w:hAnsi="Arial"/>
-                <w:sz w:val="18"/>
-                <w:szCs w:val="18"/>
-              </w:rPr>
-              <w:t xml:space="preserve">.</w:t>
+              <w:t xml:space="preserve">toBeGreaterThan(0)</w:t>
+            </w:r>
+            <w:r>
+              <w:rPr>
+                <w:rFonts w:ascii="Arial" w:cs="Arial" w:eastAsia="Arial" w:hAnsi="Arial"/>
+                <w:sz w:val="18"/>
+                <w:szCs w:val="18"/>
+              </w:rPr>
+              <w:t xml:space="preserve">).</w:t>
             </w:r>
           </w:p>
         </w:tc>
@@ -5506,7 +5444,7 @@
                 <w:sz w:val="18"/>
                 <w:szCs w:val="18"/>
               </w:rPr>
-              <w:t xml:space="preserve">Primero sin error: el mensaje no está (</w:t>
+              <w:t xml:space="preserve">Primero lo dibujo sin error: el mensaje no está (</w:t>
             </w:r>
             <w:r>
               <w:rPr>
@@ -5523,7 +5461,7 @@
                 <w:sz w:val="18"/>
                 <w:szCs w:val="18"/>
               </w:rPr>
-              <w:t xml:space="preserve"> da null). Con </w:t>
+              <w:t xml:space="preserve"> da null). Después lo dibujo con un error por props: el mensaje aparece (</w:t>
             </w:r>
             <w:r>
               <w:rPr>
@@ -5532,15 +5470,15 @@
                 <w:szCs w:val="17"/>
                 <w:shd w:fill="F4F4F4" w:color="auto" w:val="clear"/>
               </w:rPr>
-              <w:t xml:space="preserve">rerender</w:t>
-            </w:r>
-            <w:r>
-              <w:rPr>
-                <w:rFonts w:ascii="Arial" w:cs="Arial" w:eastAsia="Arial" w:hAnsi="Arial"/>
-                <w:sz w:val="18"/>
-                <w:szCs w:val="18"/>
-              </w:rPr>
-              <w:t xml:space="preserve"> le paso un error por props: el mensaje aparece y el campo tiene la clase </w:t>
+              <w:t xml:space="preserve">toBeTruthy()</w:t>
+            </w:r>
+            <w:r>
+              <w:rPr>
+                <w:rFonts w:ascii="Arial" w:cs="Arial" w:eastAsia="Arial" w:hAnsi="Arial"/>
+                <w:sz w:val="18"/>
+                <w:szCs w:val="18"/>
+              </w:rPr>
+              <w:t xml:space="preserve">) y el campo tiene la clase </w:t>
             </w:r>
             <w:r>
               <w:rPr>
@@ -5557,7 +5495,7 @@
                 <w:sz w:val="18"/>
                 <w:szCs w:val="18"/>
               </w:rPr>
-              <w:t xml:space="preserve">.</w:t>
+              <w:t xml:space="preserve"> de Bootstrap.</w:t>
             </w:r>
           </w:p>
         </w:tc>
@@ -5700,133 +5638,7 @@
                 <w:sz w:val="18"/>
                 <w:szCs w:val="18"/>
               </w:rPr>
-              <w:t xml:space="preserve"> hace de onClick. Verifico que la etiqueta se ve y que, al hacer clic, la función se llamó 1 vez.</w:t>
-            </w:r>
-          </w:p>
-        </w:tc>
-      </w:tr>
-      <w:tr>
-        <w:tc>
-          <w:tcPr>
-            <w:tcW w:type="dxa" w:w="468"/>
-            <w:tcBorders>
-              <w:top w:val="single" w:color="BFBFBF" w:sz="4"/>
-              <w:left w:val="single" w:color="BFBFBF" w:sz="4"/>
-              <w:bottom w:val="single" w:color="BFBFBF" w:sz="4"/>
-              <w:right w:val="single" w:color="BFBFBF" w:sz="4"/>
-            </w:tcBorders>
-            <w:shd w:fill="FAFAFA" w:color="auto" w:val="clear"/>
-            <w:tcMar>
-              <w:top w:type="dxa" w:w="70"/>
-              <w:left w:type="dxa" w:w="100"/>
-              <w:bottom w:type="dxa" w:w="70"/>
-              <w:right w:type="dxa" w:w="100"/>
-            </w:tcMar>
-          </w:tcPr>
-          <w:p>
-            <w:pPr>
-              <w:spacing w:after="40"/>
-            </w:pPr>
-            <w:r>
-              <w:rPr>
-                <w:rFonts w:ascii="Arial" w:cs="Arial" w:eastAsia="Arial" w:hAnsi="Arial"/>
-                <w:sz w:val="18"/>
-                <w:szCs w:val="18"/>
-              </w:rPr>
-              <w:t xml:space="preserve">4</w:t>
-            </w:r>
-          </w:p>
-        </w:tc>
-        <w:tc>
-          <w:tcPr>
-            <w:tcW w:type="dxa" w:w="2246"/>
-            <w:tcBorders>
-              <w:top w:val="single" w:color="BFBFBF" w:sz="4"/>
-              <w:left w:val="single" w:color="BFBFBF" w:sz="4"/>
-              <w:bottom w:val="single" w:color="BFBFBF" w:sz="4"/>
-              <w:right w:val="single" w:color="BFBFBF" w:sz="4"/>
-            </w:tcBorders>
-            <w:shd w:fill="FAFAFA" w:color="auto" w:val="clear"/>
-            <w:tcMar>
-              <w:top w:type="dxa" w:w="70"/>
-              <w:left w:type="dxa" w:w="100"/>
-              <w:bottom w:type="dxa" w:w="70"/>
-              <w:right w:type="dxa" w:w="100"/>
-            </w:tcMar>
-          </w:tcPr>
-          <w:p>
-            <w:pPr>
-              <w:spacing w:after="40"/>
-            </w:pPr>
-            <w:r>
-              <w:rPr>
-                <w:rFonts w:ascii="Arial" w:cs="Arial" w:eastAsia="Arial" w:hAnsi="Arial"/>
-                <w:sz w:val="18"/>
-                <w:szCs w:val="18"/>
-              </w:rPr>
-              <w:t xml:space="preserve">FormularioContacto actualiza su estado al escribir</w:t>
-            </w:r>
-          </w:p>
-        </w:tc>
-        <w:tc>
-          <w:tcPr>
-            <w:tcW w:type="dxa" w:w="1591"/>
-            <w:tcBorders>
-              <w:top w:val="single" w:color="BFBFBF" w:sz="4"/>
-              <w:left w:val="single" w:color="BFBFBF" w:sz="4"/>
-              <w:bottom w:val="single" w:color="BFBFBF" w:sz="4"/>
-              <w:right w:val="single" w:color="BFBFBF" w:sz="4"/>
-            </w:tcBorders>
-            <w:shd w:fill="FAFAFA" w:color="auto" w:val="clear"/>
-            <w:tcMar>
-              <w:top w:type="dxa" w:w="70"/>
-              <w:left w:type="dxa" w:w="100"/>
-              <w:bottom w:type="dxa" w:w="70"/>
-              <w:right w:type="dxa" w:w="100"/>
-            </w:tcMar>
-          </w:tcPr>
-          <w:p>
-            <w:pPr>
-              <w:spacing w:after="40"/>
-            </w:pPr>
-            <w:r>
-              <w:rPr>
-                <w:rFonts w:ascii="Arial" w:cs="Arial" w:eastAsia="Arial" w:hAnsi="Arial"/>
-                <w:sz w:val="18"/>
-                <w:szCs w:val="18"/>
-              </w:rPr>
-              <w:t xml:space="preserve">Estado (useState)</w:t>
-            </w:r>
-          </w:p>
-        </w:tc>
-        <w:tc>
-          <w:tcPr>
-            <w:tcW w:type="dxa" w:w="5055"/>
-            <w:tcBorders>
-              <w:top w:val="single" w:color="BFBFBF" w:sz="4"/>
-              <w:left w:val="single" w:color="BFBFBF" w:sz="4"/>
-              <w:bottom w:val="single" w:color="BFBFBF" w:sz="4"/>
-              <w:right w:val="single" w:color="BFBFBF" w:sz="4"/>
-            </w:tcBorders>
-            <w:shd w:fill="FAFAFA" w:color="auto" w:val="clear"/>
-            <w:tcMar>
-              <w:top w:type="dxa" w:w="70"/>
-              <w:left w:type="dxa" w:w="100"/>
-              <w:bottom w:type="dxa" w:w="70"/>
-              <w:right w:type="dxa" w:w="100"/>
-            </w:tcMar>
-          </w:tcPr>
-          <w:p>
-            <w:pPr>
-              <w:spacing w:after="40"/>
-            </w:pPr>
-            <w:r>
-              <w:rPr>
-                <w:rFonts w:ascii="Arial" w:cs="Arial" w:eastAsia="Arial" w:hAnsi="Arial"/>
-                <w:sz w:val="18"/>
-                <w:szCs w:val="18"/>
-              </w:rPr>
-              <w:t xml:space="preserve">Escribo con </w:t>
+              <w:t xml:space="preserve"> hace de onClick. Busco el botón por su texto (</w:t>
             </w:r>
             <w:r>
               <w:rPr>
@@ -5835,15 +5647,141 @@
                 <w:szCs w:val="17"/>
                 <w:shd w:fill="F4F4F4" w:color="auto" w:val="clear"/>
               </w:rPr>
-              <w:t xml:space="preserve">fireEvent.change</w:t>
-            </w:r>
-            <w:r>
-              <w:rPr>
-                <w:rFonts w:ascii="Arial" w:cs="Arial" w:eastAsia="Arial" w:hAnsi="Arial"/>
-                <w:sz w:val="18"/>
-                <w:szCs w:val="18"/>
-              </w:rPr>
-              <w:t xml:space="preserve"> y verifico que el input controlado tiene el valor (</w:t>
+              <w:t xml:space="preserve">getByText</w:t>
+            </w:r>
+            <w:r>
+              <w:rPr>
+                <w:rFonts w:ascii="Arial" w:cs="Arial" w:eastAsia="Arial" w:hAnsi="Arial"/>
+                <w:sz w:val="18"/>
+                <w:szCs w:val="18"/>
+              </w:rPr>
+              <w:t xml:space="preserve">, como en React IV) y, al hacer clic, la función se llamó 1 vez.</w:t>
+            </w:r>
+          </w:p>
+        </w:tc>
+      </w:tr>
+      <w:tr>
+        <w:tc>
+          <w:tcPr>
+            <w:tcW w:type="dxa" w:w="468"/>
+            <w:tcBorders>
+              <w:top w:val="single" w:color="BFBFBF" w:sz="4"/>
+              <w:left w:val="single" w:color="BFBFBF" w:sz="4"/>
+              <w:bottom w:val="single" w:color="BFBFBF" w:sz="4"/>
+              <w:right w:val="single" w:color="BFBFBF" w:sz="4"/>
+            </w:tcBorders>
+            <w:shd w:fill="FAFAFA" w:color="auto" w:val="clear"/>
+            <w:tcMar>
+              <w:top w:type="dxa" w:w="70"/>
+              <w:left w:type="dxa" w:w="100"/>
+              <w:bottom w:type="dxa" w:w="70"/>
+              <w:right w:type="dxa" w:w="100"/>
+            </w:tcMar>
+          </w:tcPr>
+          <w:p>
+            <w:pPr>
+              <w:spacing w:after="40"/>
+            </w:pPr>
+            <w:r>
+              <w:rPr>
+                <w:rFonts w:ascii="Arial" w:cs="Arial" w:eastAsia="Arial" w:hAnsi="Arial"/>
+                <w:sz w:val="18"/>
+                <w:szCs w:val="18"/>
+              </w:rPr>
+              <w:t xml:space="preserve">4</w:t>
+            </w:r>
+          </w:p>
+        </w:tc>
+        <w:tc>
+          <w:tcPr>
+            <w:tcW w:type="dxa" w:w="2246"/>
+            <w:tcBorders>
+              <w:top w:val="single" w:color="BFBFBF" w:sz="4"/>
+              <w:left w:val="single" w:color="BFBFBF" w:sz="4"/>
+              <w:bottom w:val="single" w:color="BFBFBF" w:sz="4"/>
+              <w:right w:val="single" w:color="BFBFBF" w:sz="4"/>
+            </w:tcBorders>
+            <w:shd w:fill="FAFAFA" w:color="auto" w:val="clear"/>
+            <w:tcMar>
+              <w:top w:type="dxa" w:w="70"/>
+              <w:left w:type="dxa" w:w="100"/>
+              <w:bottom w:type="dxa" w:w="70"/>
+              <w:right w:type="dxa" w:w="100"/>
+            </w:tcMar>
+          </w:tcPr>
+          <w:p>
+            <w:pPr>
+              <w:spacing w:after="40"/>
+            </w:pPr>
+            <w:r>
+              <w:rPr>
+                <w:rFonts w:ascii="Arial" w:cs="Arial" w:eastAsia="Arial" w:hAnsi="Arial"/>
+                <w:sz w:val="18"/>
+                <w:szCs w:val="18"/>
+              </w:rPr>
+              <w:t xml:space="preserve">FormularioContacto actualiza su estado al escribir</w:t>
+            </w:r>
+          </w:p>
+        </w:tc>
+        <w:tc>
+          <w:tcPr>
+            <w:tcW w:type="dxa" w:w="1591"/>
+            <w:tcBorders>
+              <w:top w:val="single" w:color="BFBFBF" w:sz="4"/>
+              <w:left w:val="single" w:color="BFBFBF" w:sz="4"/>
+              <w:bottom w:val="single" w:color="BFBFBF" w:sz="4"/>
+              <w:right w:val="single" w:color="BFBFBF" w:sz="4"/>
+            </w:tcBorders>
+            <w:shd w:fill="FAFAFA" w:color="auto" w:val="clear"/>
+            <w:tcMar>
+              <w:top w:type="dxa" w:w="70"/>
+              <w:left w:type="dxa" w:w="100"/>
+              <w:bottom w:type="dxa" w:w="70"/>
+              <w:right w:type="dxa" w:w="100"/>
+            </w:tcMar>
+          </w:tcPr>
+          <w:p>
+            <w:pPr>
+              <w:spacing w:after="40"/>
+            </w:pPr>
+            <w:r>
+              <w:rPr>
+                <w:rFonts w:ascii="Arial" w:cs="Arial" w:eastAsia="Arial" w:hAnsi="Arial"/>
+                <w:sz w:val="18"/>
+                <w:szCs w:val="18"/>
+              </w:rPr>
+              <w:t xml:space="preserve">Estado (useState)</w:t>
+            </w:r>
+          </w:p>
+        </w:tc>
+        <w:tc>
+          <w:tcPr>
+            <w:tcW w:type="dxa" w:w="5055"/>
+            <w:tcBorders>
+              <w:top w:val="single" w:color="BFBFBF" w:sz="4"/>
+              <w:left w:val="single" w:color="BFBFBF" w:sz="4"/>
+              <w:bottom w:val="single" w:color="BFBFBF" w:sz="4"/>
+              <w:right w:val="single" w:color="BFBFBF" w:sz="4"/>
+            </w:tcBorders>
+            <w:shd w:fill="FAFAFA" w:color="auto" w:val="clear"/>
+            <w:tcMar>
+              <w:top w:type="dxa" w:w="70"/>
+              <w:left w:type="dxa" w:w="100"/>
+              <w:bottom w:type="dxa" w:w="70"/>
+              <w:right w:type="dxa" w:w="100"/>
+            </w:tcMar>
+          </w:tcPr>
+          <w:p>
+            <w:pPr>
+              <w:spacing w:after="40"/>
+            </w:pPr>
+            <w:r>
+              <w:rPr>
+                <w:rFonts w:ascii="Arial" w:cs="Arial" w:eastAsia="Arial" w:hAnsi="Arial"/>
+                <w:sz w:val="18"/>
+                <w:szCs w:val="18"/>
+              </w:rPr>
+              <w:t xml:space="preserve">Escribo con </w:t>
             </w:r>
             <w:r>
               <w:rPr>
@@ -5852,141 +5790,15 @@
                 <w:szCs w:val="17"/>
                 <w:shd w:fill="F4F4F4" w:color="auto" w:val="clear"/>
               </w:rPr>
-              <w:t xml:space="preserve">toHaveValue</w:t>
-            </w:r>
-            <w:r>
-              <w:rPr>
-                <w:rFonts w:ascii="Arial" w:cs="Arial" w:eastAsia="Arial" w:hAnsi="Arial"/>
-                <w:sz w:val="18"/>
-                <w:szCs w:val="18"/>
-              </w:rPr>
-              <w:t xml:space="preserve">) y que el contador cambió de 0/500 a 16/500.</w:t>
-            </w:r>
-          </w:p>
-        </w:tc>
-      </w:tr>
-      <w:tr>
-        <w:tc>
-          <w:tcPr>
-            <w:tcW w:type="dxa" w:w="468"/>
-            <w:tcBorders>
-              <w:top w:val="single" w:color="BFBFBF" w:sz="4"/>
-              <w:left w:val="single" w:color="BFBFBF" w:sz="4"/>
-              <w:bottom w:val="single" w:color="BFBFBF" w:sz="4"/>
-              <w:right w:val="single" w:color="BFBFBF" w:sz="4"/>
-            </w:tcBorders>
-            <w:shd w:fill="FFFFFF" w:color="auto" w:val="clear"/>
-            <w:tcMar>
-              <w:top w:type="dxa" w:w="70"/>
-              <w:left w:type="dxa" w:w="100"/>
-              <w:bottom w:type="dxa" w:w="70"/>
-              <w:right w:type="dxa" w:w="100"/>
-            </w:tcMar>
-          </w:tcPr>
-          <w:p>
-            <w:pPr>
-              <w:spacing w:after="40"/>
-            </w:pPr>
-            <w:r>
-              <w:rPr>
-                <w:rFonts w:ascii="Arial" w:cs="Arial" w:eastAsia="Arial" w:hAnsi="Arial"/>
-                <w:sz w:val="18"/>
-                <w:szCs w:val="18"/>
-              </w:rPr>
-              <w:t xml:space="preserve">5</w:t>
-            </w:r>
-          </w:p>
-        </w:tc>
-        <w:tc>
-          <w:tcPr>
-            <w:tcW w:type="dxa" w:w="2246"/>
-            <w:tcBorders>
-              <w:top w:val="single" w:color="BFBFBF" w:sz="4"/>
-              <w:left w:val="single" w:color="BFBFBF" w:sz="4"/>
-              <w:bottom w:val="single" w:color="BFBFBF" w:sz="4"/>
-              <w:right w:val="single" w:color="BFBFBF" w:sz="4"/>
-            </w:tcBorders>
-            <w:shd w:fill="FFFFFF" w:color="auto" w:val="clear"/>
-            <w:tcMar>
-              <w:top w:type="dxa" w:w="70"/>
-              <w:left w:type="dxa" w:w="100"/>
-              <w:bottom w:type="dxa" w:w="70"/>
-              <w:right w:type="dxa" w:w="100"/>
-            </w:tcMar>
-          </w:tcPr>
-          <w:p>
-            <w:pPr>
-              <w:spacing w:after="40"/>
-            </w:pPr>
-            <w:r>
-              <w:rPr>
-                <w:rFonts w:ascii="Arial" w:cs="Arial" w:eastAsia="Arial" w:hAnsi="Arial"/>
-                <w:sz w:val="18"/>
-                <w:szCs w:val="18"/>
-              </w:rPr>
-              <w:t xml:space="preserve">Galeria cambia la imagen al hacer clic</w:t>
-            </w:r>
-          </w:p>
-        </w:tc>
-        <w:tc>
-          <w:tcPr>
-            <w:tcW w:type="dxa" w:w="1591"/>
-            <w:tcBorders>
-              <w:top w:val="single" w:color="BFBFBF" w:sz="4"/>
-              <w:left w:val="single" w:color="BFBFBF" w:sz="4"/>
-              <w:bottom w:val="single" w:color="BFBFBF" w:sz="4"/>
-              <w:right w:val="single" w:color="BFBFBF" w:sz="4"/>
-            </w:tcBorders>
-            <w:shd w:fill="FFFFFF" w:color="auto" w:val="clear"/>
-            <w:tcMar>
-              <w:top w:type="dxa" w:w="70"/>
-              <w:left w:type="dxa" w:w="100"/>
-              <w:bottom w:type="dxa" w:w="70"/>
-              <w:right w:type="dxa" w:w="100"/>
-            </w:tcMar>
-          </w:tcPr>
-          <w:p>
-            <w:pPr>
-              <w:spacing w:after="40"/>
-            </w:pPr>
-            <w:r>
-              <w:rPr>
-                <w:rFonts w:ascii="Arial" w:cs="Arial" w:eastAsia="Arial" w:hAnsi="Arial"/>
-                <w:sz w:val="18"/>
-                <w:szCs w:val="18"/>
-              </w:rPr>
-              <w:t xml:space="preserve">Eventos</w:t>
-            </w:r>
-          </w:p>
-        </w:tc>
-        <w:tc>
-          <w:tcPr>
-            <w:tcW w:type="dxa" w:w="5055"/>
-            <w:tcBorders>
-              <w:top w:val="single" w:color="BFBFBF" w:sz="4"/>
-              <w:left w:val="single" w:color="BFBFBF" w:sz="4"/>
-              <w:bottom w:val="single" w:color="BFBFBF" w:sz="4"/>
-              <w:right w:val="single" w:color="BFBFBF" w:sz="4"/>
-            </w:tcBorders>
-            <w:shd w:fill="FFFFFF" w:color="auto" w:val="clear"/>
-            <w:tcMar>
-              <w:top w:type="dxa" w:w="70"/>
-              <w:left w:type="dxa" w:w="100"/>
-              <w:bottom w:type="dxa" w:w="70"/>
-              <w:right w:type="dxa" w:w="100"/>
-            </w:tcMar>
-          </w:tcPr>
-          <w:p>
-            <w:pPr>
-              <w:spacing w:after="40"/>
-            </w:pPr>
-            <w:r>
-              <w:rPr>
-                <w:rFonts w:ascii="Arial" w:cs="Arial" w:eastAsia="Arial" w:hAnsi="Arial"/>
-                <w:sz w:val="18"/>
-                <w:szCs w:val="18"/>
-              </w:rPr>
-              <w:t xml:space="preserve">El estado </w:t>
+              <w:t xml:space="preserve">fireEvent.change</w:t>
+            </w:r>
+            <w:r>
+              <w:rPr>
+                <w:rFonts w:ascii="Arial" w:cs="Arial" w:eastAsia="Arial" w:hAnsi="Arial"/>
+                <w:sz w:val="18"/>
+                <w:szCs w:val="18"/>
+              </w:rPr>
+              <w:t xml:space="preserve"> y verifico que el input controlado tiene el valor (</w:t>
             </w:r>
             <w:r>
               <w:rPr>
@@ -5995,15 +5807,141 @@
                 <w:szCs w:val="17"/>
                 <w:shd w:fill="F4F4F4" w:color="auto" w:val="clear"/>
               </w:rPr>
-              <w:t xml:space="preserve">indice</w:t>
-            </w:r>
-            <w:r>
-              <w:rPr>
-                <w:rFonts w:ascii="Arial" w:cs="Arial" w:eastAsia="Arial" w:hAnsi="Arial"/>
-                <w:sz w:val="18"/>
-                <w:szCs w:val="18"/>
-              </w:rPr>
-              <w:t xml:space="preserve"> parte en 0. Hago clic en la miniatura 2 y la imagen grande cambia de src; la miniatura queda </w:t>
+              <w:t xml:space="preserve">comentario.value</w:t>
+            </w:r>
+            <w:r>
+              <w:rPr>
+                <w:rFonts w:ascii="Arial" w:cs="Arial" w:eastAsia="Arial" w:hAnsi="Arial"/>
+                <w:sz w:val="18"/>
+                <w:szCs w:val="18"/>
+              </w:rPr>
+              <w:t xml:space="preserve">) y que el contador cambió de 0/500 a 16/500.</w:t>
+            </w:r>
+          </w:p>
+        </w:tc>
+      </w:tr>
+      <w:tr>
+        <w:tc>
+          <w:tcPr>
+            <w:tcW w:type="dxa" w:w="468"/>
+            <w:tcBorders>
+              <w:top w:val="single" w:color="BFBFBF" w:sz="4"/>
+              <w:left w:val="single" w:color="BFBFBF" w:sz="4"/>
+              <w:bottom w:val="single" w:color="BFBFBF" w:sz="4"/>
+              <w:right w:val="single" w:color="BFBFBF" w:sz="4"/>
+            </w:tcBorders>
+            <w:shd w:fill="FFFFFF" w:color="auto" w:val="clear"/>
+            <w:tcMar>
+              <w:top w:type="dxa" w:w="70"/>
+              <w:left w:type="dxa" w:w="100"/>
+              <w:bottom w:type="dxa" w:w="70"/>
+              <w:right w:type="dxa" w:w="100"/>
+            </w:tcMar>
+          </w:tcPr>
+          <w:p>
+            <w:pPr>
+              <w:spacing w:after="40"/>
+            </w:pPr>
+            <w:r>
+              <w:rPr>
+                <w:rFonts w:ascii="Arial" w:cs="Arial" w:eastAsia="Arial" w:hAnsi="Arial"/>
+                <w:sz w:val="18"/>
+                <w:szCs w:val="18"/>
+              </w:rPr>
+              <w:t xml:space="preserve">5</w:t>
+            </w:r>
+          </w:p>
+        </w:tc>
+        <w:tc>
+          <w:tcPr>
+            <w:tcW w:type="dxa" w:w="2246"/>
+            <w:tcBorders>
+              <w:top w:val="single" w:color="BFBFBF" w:sz="4"/>
+              <w:left w:val="single" w:color="BFBFBF" w:sz="4"/>
+              <w:bottom w:val="single" w:color="BFBFBF" w:sz="4"/>
+              <w:right w:val="single" w:color="BFBFBF" w:sz="4"/>
+            </w:tcBorders>
+            <w:shd w:fill="FFFFFF" w:color="auto" w:val="clear"/>
+            <w:tcMar>
+              <w:top w:type="dxa" w:w="70"/>
+              <w:left w:type="dxa" w:w="100"/>
+              <w:bottom w:type="dxa" w:w="70"/>
+              <w:right w:type="dxa" w:w="100"/>
+            </w:tcMar>
+          </w:tcPr>
+          <w:p>
+            <w:pPr>
+              <w:spacing w:after="40"/>
+            </w:pPr>
+            <w:r>
+              <w:rPr>
+                <w:rFonts w:ascii="Arial" w:cs="Arial" w:eastAsia="Arial" w:hAnsi="Arial"/>
+                <w:sz w:val="18"/>
+                <w:szCs w:val="18"/>
+              </w:rPr>
+              <w:t xml:space="preserve">Galeria cambia la imagen al hacer clic</w:t>
+            </w:r>
+          </w:p>
+        </w:tc>
+        <w:tc>
+          <w:tcPr>
+            <w:tcW w:type="dxa" w:w="1591"/>
+            <w:tcBorders>
+              <w:top w:val="single" w:color="BFBFBF" w:sz="4"/>
+              <w:left w:val="single" w:color="BFBFBF" w:sz="4"/>
+              <w:bottom w:val="single" w:color="BFBFBF" w:sz="4"/>
+              <w:right w:val="single" w:color="BFBFBF" w:sz="4"/>
+            </w:tcBorders>
+            <w:shd w:fill="FFFFFF" w:color="auto" w:val="clear"/>
+            <w:tcMar>
+              <w:top w:type="dxa" w:w="70"/>
+              <w:left w:type="dxa" w:w="100"/>
+              <w:bottom w:type="dxa" w:w="70"/>
+              <w:right w:type="dxa" w:w="100"/>
+            </w:tcMar>
+          </w:tcPr>
+          <w:p>
+            <w:pPr>
+              <w:spacing w:after="40"/>
+            </w:pPr>
+            <w:r>
+              <w:rPr>
+                <w:rFonts w:ascii="Arial" w:cs="Arial" w:eastAsia="Arial" w:hAnsi="Arial"/>
+                <w:sz w:val="18"/>
+                <w:szCs w:val="18"/>
+              </w:rPr>
+              <w:t xml:space="preserve">Eventos</w:t>
+            </w:r>
+          </w:p>
+        </w:tc>
+        <w:tc>
+          <w:tcPr>
+            <w:tcW w:type="dxa" w:w="5055"/>
+            <w:tcBorders>
+              <w:top w:val="single" w:color="BFBFBF" w:sz="4"/>
+              <w:left w:val="single" w:color="BFBFBF" w:sz="4"/>
+              <w:bottom w:val="single" w:color="BFBFBF" w:sz="4"/>
+              <w:right w:val="single" w:color="BFBFBF" w:sz="4"/>
+            </w:tcBorders>
+            <w:shd w:fill="FFFFFF" w:color="auto" w:val="clear"/>
+            <w:tcMar>
+              <w:top w:type="dxa" w:w="70"/>
+              <w:left w:type="dxa" w:w="100"/>
+              <w:bottom w:type="dxa" w:w="70"/>
+              <w:right w:type="dxa" w:w="100"/>
+            </w:tcMar>
+          </w:tcPr>
+          <w:p>
+            <w:pPr>
+              <w:spacing w:after="40"/>
+            </w:pPr>
+            <w:r>
+              <w:rPr>
+                <w:rFonts w:ascii="Arial" w:cs="Arial" w:eastAsia="Arial" w:hAnsi="Arial"/>
+                <w:sz w:val="18"/>
+                <w:szCs w:val="18"/>
+              </w:rPr>
+              <w:t xml:space="preserve">El estado </w:t>
             </w:r>
             <w:r>
               <w:rPr>
@@ -6012,141 +5950,15 @@
                 <w:szCs w:val="17"/>
                 <w:shd w:fill="F4F4F4" w:color="auto" w:val="clear"/>
               </w:rPr>
-              <w:t xml:space="preserve">aria-pressed="true"</w:t>
-            </w:r>
-            <w:r>
-              <w:rPr>
-                <w:rFonts w:ascii="Arial" w:cs="Arial" w:eastAsia="Arial" w:hAnsi="Arial"/>
-                <w:sz w:val="18"/>
-                <w:szCs w:val="18"/>
-              </w:rPr>
-              <w:t xml:space="preserve">.</w:t>
-            </w:r>
-          </w:p>
-        </w:tc>
-      </w:tr>
-      <w:tr>
-        <w:tc>
-          <w:tcPr>
-            <w:tcW w:type="dxa" w:w="468"/>
-            <w:tcBorders>
-              <w:top w:val="single" w:color="BFBFBF" w:sz="4"/>
-              <w:left w:val="single" w:color="BFBFBF" w:sz="4"/>
-              <w:bottom w:val="single" w:color="BFBFBF" w:sz="4"/>
-              <w:right w:val="single" w:color="BFBFBF" w:sz="4"/>
-            </w:tcBorders>
-            <w:shd w:fill="FAFAFA" w:color="auto" w:val="clear"/>
-            <w:tcMar>
-              <w:top w:type="dxa" w:w="70"/>
-              <w:left w:type="dxa" w:w="100"/>
-              <w:bottom w:type="dxa" w:w="70"/>
-              <w:right w:type="dxa" w:w="100"/>
-            </w:tcMar>
-          </w:tcPr>
-          <w:p>
-            <w:pPr>
-              <w:spacing w:after="40"/>
-            </w:pPr>
-            <w:r>
-              <w:rPr>
-                <w:rFonts w:ascii="Arial" w:cs="Arial" w:eastAsia="Arial" w:hAnsi="Arial"/>
-                <w:sz w:val="18"/>
-                <w:szCs w:val="18"/>
-              </w:rPr>
-              <w:t xml:space="preserve">6</w:t>
-            </w:r>
-          </w:p>
-        </w:tc>
-        <w:tc>
-          <w:tcPr>
-            <w:tcW w:type="dxa" w:w="2246"/>
-            <w:tcBorders>
-              <w:top w:val="single" w:color="BFBFBF" w:sz="4"/>
-              <w:left w:val="single" w:color="BFBFBF" w:sz="4"/>
-              <w:bottom w:val="single" w:color="BFBFBF" w:sz="4"/>
-              <w:right w:val="single" w:color="BFBFBF" w:sz="4"/>
-            </w:tcBorders>
-            <w:shd w:fill="FAFAFA" w:color="auto" w:val="clear"/>
-            <w:tcMar>
-              <w:top w:type="dxa" w:w="70"/>
-              <w:left w:type="dxa" w:w="100"/>
-              <w:bottom w:type="dxa" w:w="70"/>
-              <w:right w:type="dxa" w:w="100"/>
-            </w:tcMar>
-          </w:tcPr>
-          <w:p>
-            <w:pPr>
-              <w:spacing w:after="40"/>
-            </w:pPr>
-            <w:r>
-              <w:rPr>
-                <w:rFonts w:ascii="Arial" w:cs="Arial" w:eastAsia="Arial" w:hAnsi="Arial"/>
-                <w:sz w:val="18"/>
-                <w:szCs w:val="18"/>
-              </w:rPr>
-              <w:t xml:space="preserve">useFormulario valida en tiempo real</w:t>
-            </w:r>
-          </w:p>
-        </w:tc>
-        <w:tc>
-          <w:tcPr>
-            <w:tcW w:type="dxa" w:w="1591"/>
-            <w:tcBorders>
-              <w:top w:val="single" w:color="BFBFBF" w:sz="4"/>
-              <w:left w:val="single" w:color="BFBFBF" w:sz="4"/>
-              <w:bottom w:val="single" w:color="BFBFBF" w:sz="4"/>
-              <w:right w:val="single" w:color="BFBFBF" w:sz="4"/>
-            </w:tcBorders>
-            <w:shd w:fill="FAFAFA" w:color="auto" w:val="clear"/>
-            <w:tcMar>
-              <w:top w:type="dxa" w:w="70"/>
-              <w:left w:type="dxa" w:w="100"/>
-              <w:bottom w:type="dxa" w:w="70"/>
-              <w:right w:type="dxa" w:w="100"/>
-            </w:tcMar>
-          </w:tcPr>
-          <w:p>
-            <w:pPr>
-              <w:spacing w:after="40"/>
-            </w:pPr>
-            <w:r>
-              <w:rPr>
-                <w:rFonts w:ascii="Arial" w:cs="Arial" w:eastAsia="Arial" w:hAnsi="Arial"/>
-                <w:sz w:val="18"/>
-                <w:szCs w:val="18"/>
-              </w:rPr>
-              <w:t xml:space="preserve">Hook personalizado</w:t>
-            </w:r>
-          </w:p>
-        </w:tc>
-        <w:tc>
-          <w:tcPr>
-            <w:tcW w:type="dxa" w:w="5055"/>
-            <w:tcBorders>
-              <w:top w:val="single" w:color="BFBFBF" w:sz="4"/>
-              <w:left w:val="single" w:color="BFBFBF" w:sz="4"/>
-              <w:bottom w:val="single" w:color="BFBFBF" w:sz="4"/>
-              <w:right w:val="single" w:color="BFBFBF" w:sz="4"/>
-            </w:tcBorders>
-            <w:shd w:fill="FAFAFA" w:color="auto" w:val="clear"/>
-            <w:tcMar>
-              <w:top w:type="dxa" w:w="70"/>
-              <w:left w:type="dxa" w:w="100"/>
-              <w:bottom w:type="dxa" w:w="70"/>
-              <w:right w:type="dxa" w:w="100"/>
-            </w:tcMar>
-          </w:tcPr>
-          <w:p>
-            <w:pPr>
-              <w:spacing w:after="40"/>
-            </w:pPr>
-            <w:r>
-              <w:rPr>
-                <w:rFonts w:ascii="Arial" w:cs="Arial" w:eastAsia="Arial" w:hAnsi="Arial"/>
-                <w:sz w:val="18"/>
-                <w:szCs w:val="18"/>
-              </w:rPr>
-              <w:t xml:space="preserve">Con </w:t>
+              <w:t xml:space="preserve">indice</w:t>
+            </w:r>
+            <w:r>
+              <w:rPr>
+                <w:rFonts w:ascii="Arial" w:cs="Arial" w:eastAsia="Arial" w:hAnsi="Arial"/>
+                <w:sz w:val="18"/>
+                <w:szCs w:val="18"/>
+              </w:rPr>
+              <w:t xml:space="preserve"> parte en 0. Hago clic en la miniatura 2 y la imagen grande cambia de src; la miniatura queda </w:t>
             </w:r>
             <w:r>
               <w:rPr>
@@ -6155,15 +5967,141 @@
                 <w:szCs w:val="17"/>
                 <w:shd w:fill="F4F4F4" w:color="auto" w:val="clear"/>
               </w:rPr>
-              <w:t xml:space="preserve">renderHook</w:t>
-            </w:r>
-            <w:r>
-              <w:rPr>
-                <w:rFonts w:ascii="Arial" w:cs="Arial" w:eastAsia="Arial" w:hAnsi="Arial"/>
-                <w:sz w:val="18"/>
-                <w:szCs w:val="18"/>
-              </w:rPr>
-              <w:t xml:space="preserve"> pruebo el hook solo. Con </w:t>
+              <w:t xml:space="preserve">aria-pressed="true"</w:t>
+            </w:r>
+            <w:r>
+              <w:rPr>
+                <w:rFonts w:ascii="Arial" w:cs="Arial" w:eastAsia="Arial" w:hAnsi="Arial"/>
+                <w:sz w:val="18"/>
+                <w:szCs w:val="18"/>
+              </w:rPr>
+              <w:t xml:space="preserve">.</w:t>
+            </w:r>
+          </w:p>
+        </w:tc>
+      </w:tr>
+      <w:tr>
+        <w:tc>
+          <w:tcPr>
+            <w:tcW w:type="dxa" w:w="468"/>
+            <w:tcBorders>
+              <w:top w:val="single" w:color="BFBFBF" w:sz="4"/>
+              <w:left w:val="single" w:color="BFBFBF" w:sz="4"/>
+              <w:bottom w:val="single" w:color="BFBFBF" w:sz="4"/>
+              <w:right w:val="single" w:color="BFBFBF" w:sz="4"/>
+            </w:tcBorders>
+            <w:shd w:fill="FAFAFA" w:color="auto" w:val="clear"/>
+            <w:tcMar>
+              <w:top w:type="dxa" w:w="70"/>
+              <w:left w:type="dxa" w:w="100"/>
+              <w:bottom w:type="dxa" w:w="70"/>
+              <w:right w:type="dxa" w:w="100"/>
+            </w:tcMar>
+          </w:tcPr>
+          <w:p>
+            <w:pPr>
+              <w:spacing w:after="40"/>
+            </w:pPr>
+            <w:r>
+              <w:rPr>
+                <w:rFonts w:ascii="Arial" w:cs="Arial" w:eastAsia="Arial" w:hAnsi="Arial"/>
+                <w:sz w:val="18"/>
+                <w:szCs w:val="18"/>
+              </w:rPr>
+              <w:t xml:space="preserve">6</w:t>
+            </w:r>
+          </w:p>
+        </w:tc>
+        <w:tc>
+          <w:tcPr>
+            <w:tcW w:type="dxa" w:w="2246"/>
+            <w:tcBorders>
+              <w:top w:val="single" w:color="BFBFBF" w:sz="4"/>
+              <w:left w:val="single" w:color="BFBFBF" w:sz="4"/>
+              <w:bottom w:val="single" w:color="BFBFBF" w:sz="4"/>
+              <w:right w:val="single" w:color="BFBFBF" w:sz="4"/>
+            </w:tcBorders>
+            <w:shd w:fill="FAFAFA" w:color="auto" w:val="clear"/>
+            <w:tcMar>
+              <w:top w:type="dxa" w:w="70"/>
+              <w:left w:type="dxa" w:w="100"/>
+              <w:bottom w:type="dxa" w:w="70"/>
+              <w:right w:type="dxa" w:w="100"/>
+            </w:tcMar>
+          </w:tcPr>
+          <w:p>
+            <w:pPr>
+              <w:spacing w:after="40"/>
+            </w:pPr>
+            <w:r>
+              <w:rPr>
+                <w:rFonts w:ascii="Arial" w:cs="Arial" w:eastAsia="Arial" w:hAnsi="Arial"/>
+                <w:sz w:val="18"/>
+                <w:szCs w:val="18"/>
+              </w:rPr>
+              <w:t xml:space="preserve">useFormulario valida en tiempo real</w:t>
+            </w:r>
+          </w:p>
+        </w:tc>
+        <w:tc>
+          <w:tcPr>
+            <w:tcW w:type="dxa" w:w="1591"/>
+            <w:tcBorders>
+              <w:top w:val="single" w:color="BFBFBF" w:sz="4"/>
+              <w:left w:val="single" w:color="BFBFBF" w:sz="4"/>
+              <w:bottom w:val="single" w:color="BFBFBF" w:sz="4"/>
+              <w:right w:val="single" w:color="BFBFBF" w:sz="4"/>
+            </w:tcBorders>
+            <w:shd w:fill="FAFAFA" w:color="auto" w:val="clear"/>
+            <w:tcMar>
+              <w:top w:type="dxa" w:w="70"/>
+              <w:left w:type="dxa" w:w="100"/>
+              <w:bottom w:type="dxa" w:w="70"/>
+              <w:right w:type="dxa" w:w="100"/>
+            </w:tcMar>
+          </w:tcPr>
+          <w:p>
+            <w:pPr>
+              <w:spacing w:after="40"/>
+            </w:pPr>
+            <w:r>
+              <w:rPr>
+                <w:rFonts w:ascii="Arial" w:cs="Arial" w:eastAsia="Arial" w:hAnsi="Arial"/>
+                <w:sz w:val="18"/>
+                <w:szCs w:val="18"/>
+              </w:rPr>
+              <w:t xml:space="preserve">Hook personalizado</w:t>
+            </w:r>
+          </w:p>
+        </w:tc>
+        <w:tc>
+          <w:tcPr>
+            <w:tcW w:type="dxa" w:w="5055"/>
+            <w:tcBorders>
+              <w:top w:val="single" w:color="BFBFBF" w:sz="4"/>
+              <w:left w:val="single" w:color="BFBFBF" w:sz="4"/>
+              <w:bottom w:val="single" w:color="BFBFBF" w:sz="4"/>
+              <w:right w:val="single" w:color="BFBFBF" w:sz="4"/>
+            </w:tcBorders>
+            <w:shd w:fill="FAFAFA" w:color="auto" w:val="clear"/>
+            <w:tcMar>
+              <w:top w:type="dxa" w:w="70"/>
+              <w:left w:type="dxa" w:w="100"/>
+              <w:bottom w:type="dxa" w:w="70"/>
+              <w:right w:type="dxa" w:w="100"/>
+            </w:tcMar>
+          </w:tcPr>
+          <w:p>
+            <w:pPr>
+              <w:spacing w:after="40"/>
+            </w:pPr>
+            <w:r>
+              <w:rPr>
+                <w:rFonts w:ascii="Arial" w:cs="Arial" w:eastAsia="Arial" w:hAnsi="Arial"/>
+                <w:sz w:val="18"/>
+                <w:szCs w:val="18"/>
+              </w:rPr>
+              <w:t xml:space="preserve">Con </w:t>
             </w:r>
             <w:r>
               <w:rPr>
@@ -6172,15 +6110,15 @@
                 <w:szCs w:val="17"/>
                 <w:shd w:fill="F4F4F4" w:color="auto" w:val="clear"/>
               </w:rPr>
-              <w:t xml:space="preserve">act</w:t>
-            </w:r>
-            <w:r>
-              <w:rPr>
-                <w:rFonts w:ascii="Arial" w:cs="Arial" w:eastAsia="Arial" w:hAnsi="Arial"/>
-                <w:sz w:val="18"/>
-                <w:szCs w:val="18"/>
-              </w:rPr>
-              <w:t xml:space="preserve"> cambio el correo: aparece el error, lo corrijo y desaparece; con la contraseña vacía </w:t>
+              <w:t xml:space="preserve">renderHook</w:t>
+            </w:r>
+            <w:r>
+              <w:rPr>
+                <w:rFonts w:ascii="Arial" w:cs="Arial" w:eastAsia="Arial" w:hAnsi="Arial"/>
+                <w:sz w:val="18"/>
+                <w:szCs w:val="18"/>
+              </w:rPr>
+              <w:t xml:space="preserve"> pruebo el hook solo. Con </w:t>
             </w:r>
             <w:r>
               <w:rPr>
@@ -6189,141 +6127,15 @@
                 <w:szCs w:val="17"/>
                 <w:shd w:fill="F4F4F4" w:color="auto" w:val="clear"/>
               </w:rPr>
-              <w:t xml:space="preserve">intentarEnviar()</w:t>
-            </w:r>
-            <w:r>
-              <w:rPr>
-                <w:rFonts w:ascii="Arial" w:cs="Arial" w:eastAsia="Arial" w:hAnsi="Arial"/>
-                <w:sz w:val="18"/>
-                <w:szCs w:val="18"/>
-              </w:rPr>
-              <w:t xml:space="preserve"> devuelve false.</w:t>
-            </w:r>
-          </w:p>
-        </w:tc>
-      </w:tr>
-      <w:tr>
-        <w:tc>
-          <w:tcPr>
-            <w:tcW w:type="dxa" w:w="468"/>
-            <w:tcBorders>
-              <w:top w:val="single" w:color="BFBFBF" w:sz="4"/>
-              <w:left w:val="single" w:color="BFBFBF" w:sz="4"/>
-              <w:bottom w:val="single" w:color="BFBFBF" w:sz="4"/>
-              <w:right w:val="single" w:color="BFBFBF" w:sz="4"/>
-            </w:tcBorders>
-            <w:shd w:fill="FFFFFF" w:color="auto" w:val="clear"/>
-            <w:tcMar>
-              <w:top w:type="dxa" w:w="70"/>
-              <w:left w:type="dxa" w:w="100"/>
-              <w:bottom w:type="dxa" w:w="70"/>
-              <w:right w:type="dxa" w:w="100"/>
-            </w:tcMar>
-          </w:tcPr>
-          <w:p>
-            <w:pPr>
-              <w:spacing w:after="40"/>
-            </w:pPr>
-            <w:r>
-              <w:rPr>
-                <w:rFonts w:ascii="Arial" w:cs="Arial" w:eastAsia="Arial" w:hAnsi="Arial"/>
-                <w:sz w:val="18"/>
-                <w:szCs w:val="18"/>
-              </w:rPr>
-              <w:t xml:space="preserve">7</w:t>
-            </w:r>
-          </w:p>
-        </w:tc>
-        <w:tc>
-          <w:tcPr>
-            <w:tcW w:type="dxa" w:w="2246"/>
-            <w:tcBorders>
-              <w:top w:val="single" w:color="BFBFBF" w:sz="4"/>
-              <w:left w:val="single" w:color="BFBFBF" w:sz="4"/>
-              <w:bottom w:val="single" w:color="BFBFBF" w:sz="4"/>
-              <w:right w:val="single" w:color="BFBFBF" w:sz="4"/>
-            </w:tcBorders>
-            <w:shd w:fill="FFFFFF" w:color="auto" w:val="clear"/>
-            <w:tcMar>
-              <w:top w:type="dxa" w:w="70"/>
-              <w:left w:type="dxa" w:w="100"/>
-              <w:bottom w:type="dxa" w:w="70"/>
-              <w:right w:type="dxa" w:w="100"/>
-            </w:tcMar>
-          </w:tcPr>
-          <w:p>
-            <w:pPr>
-              <w:spacing w:after="40"/>
-            </w:pPr>
-            <w:r>
-              <w:rPr>
-                <w:rFonts w:ascii="Arial" w:cs="Arial" w:eastAsia="Arial" w:hAnsi="Arial"/>
-                <w:sz w:val="18"/>
-                <w:szCs w:val="18"/>
-              </w:rPr>
-              <w:t xml:space="preserve">FormularioLogin envía al servicio (mock)</w:t>
-            </w:r>
-          </w:p>
-        </w:tc>
-        <w:tc>
-          <w:tcPr>
-            <w:tcW w:type="dxa" w:w="1591"/>
-            <w:tcBorders>
-              <w:top w:val="single" w:color="BFBFBF" w:sz="4"/>
-              <w:left w:val="single" w:color="BFBFBF" w:sz="4"/>
-              <w:bottom w:val="single" w:color="BFBFBF" w:sz="4"/>
-              <w:right w:val="single" w:color="BFBFBF" w:sz="4"/>
-            </w:tcBorders>
-            <w:shd w:fill="FFFFFF" w:color="auto" w:val="clear"/>
-            <w:tcMar>
-              <w:top w:type="dxa" w:w="70"/>
-              <w:left w:type="dxa" w:w="100"/>
-              <w:bottom w:type="dxa" w:w="70"/>
-              <w:right w:type="dxa" w:w="100"/>
-            </w:tcMar>
-          </w:tcPr>
-          <w:p>
-            <w:pPr>
-              <w:spacing w:after="40"/>
-            </w:pPr>
-            <w:r>
-              <w:rPr>
-                <w:rFonts w:ascii="Arial" w:cs="Arial" w:eastAsia="Arial" w:hAnsi="Arial"/>
-                <w:sz w:val="18"/>
-                <w:szCs w:val="18"/>
-              </w:rPr>
-              <w:t xml:space="preserve">Mock con createSpyObj</w:t>
-            </w:r>
-          </w:p>
-        </w:tc>
-        <w:tc>
-          <w:tcPr>
-            <w:tcW w:type="dxa" w:w="5055"/>
-            <w:tcBorders>
-              <w:top w:val="single" w:color="BFBFBF" w:sz="4"/>
-              <w:left w:val="single" w:color="BFBFBF" w:sz="4"/>
-              <w:bottom w:val="single" w:color="BFBFBF" w:sz="4"/>
-              <w:right w:val="single" w:color="BFBFBF" w:sz="4"/>
-            </w:tcBorders>
-            <w:shd w:fill="FFFFFF" w:color="auto" w:val="clear"/>
-            <w:tcMar>
-              <w:top w:type="dxa" w:w="70"/>
-              <w:left w:type="dxa" w:w="100"/>
-              <w:bottom w:type="dxa" w:w="70"/>
-              <w:right w:type="dxa" w:w="100"/>
-            </w:tcMar>
-          </w:tcPr>
-          <w:p>
-            <w:pPr>
-              <w:spacing w:after="40"/>
-            </w:pPr>
-            <w:r>
-              <w:rPr>
-                <w:rFonts w:ascii="Arial" w:cs="Arial" w:eastAsia="Arial" w:hAnsi="Arial"/>
-                <w:sz w:val="18"/>
-                <w:szCs w:val="18"/>
-              </w:rPr>
-              <w:t xml:space="preserve">Como en la guía 2.3.2: </w:t>
+              <w:t xml:space="preserve">act</w:t>
+            </w:r>
+            <w:r>
+              <w:rPr>
+                <w:rFonts w:ascii="Arial" w:cs="Arial" w:eastAsia="Arial" w:hAnsi="Arial"/>
+                <w:sz w:val="18"/>
+                <w:szCs w:val="18"/>
+              </w:rPr>
+              <w:t xml:space="preserve"> cambio el correo: aparece el error, lo corrijo y desaparece; con la contraseña vacía </w:t>
             </w:r>
             <w:r>
               <w:rPr>
@@ -6332,15 +6144,15 @@
                 <w:szCs w:val="17"/>
                 <w:shd w:fill="F4F4F4" w:color="auto" w:val="clear"/>
               </w:rPr>
-              <w:t xml:space="preserve">jasmine.createSpyObj("ServicioSesion", ["iniciar"])</w:t>
-            </w:r>
-            <w:r>
-              <w:rPr>
-                <w:rFonts w:ascii="Arial" w:cs="Arial" w:eastAsia="Arial" w:hAnsi="Arial"/>
-                <w:sz w:val="18"/>
-                <w:szCs w:val="18"/>
-              </w:rPr>
-              <w:t xml:space="preserve"> responde un error. Compruebo que recibió correo y contraseña y que la alerta muestra su respuesta.</w:t>
+              <w:t xml:space="preserve">intentarEnviar()</w:t>
+            </w:r>
+            <w:r>
+              <w:rPr>
+                <w:rFonts w:ascii="Arial" w:cs="Arial" w:eastAsia="Arial" w:hAnsi="Arial"/>
+                <w:sz w:val="18"/>
+                <w:szCs w:val="18"/>
+              </w:rPr>
+              <w:t xml:space="preserve"> devuelve false.</w:t>
             </w:r>
           </w:p>
         </w:tc>
@@ -6355,25 +6167,25 @@
               <w:bottom w:val="single" w:color="BFBFBF" w:sz="4"/>
               <w:right w:val="single" w:color="BFBFBF" w:sz="4"/>
             </w:tcBorders>
-            <w:shd w:fill="FAFAFA" w:color="auto" w:val="clear"/>
-            <w:tcMar>
-              <w:top w:type="dxa" w:w="70"/>
-              <w:left w:type="dxa" w:w="100"/>
-              <w:bottom w:type="dxa" w:w="70"/>
-              <w:right w:type="dxa" w:w="100"/>
-            </w:tcMar>
-          </w:tcPr>
-          <w:p>
-            <w:pPr>
-              <w:spacing w:after="40"/>
-            </w:pPr>
-            <w:r>
-              <w:rPr>
-                <w:rFonts w:ascii="Arial" w:cs="Arial" w:eastAsia="Arial" w:hAnsi="Arial"/>
-                <w:sz w:val="18"/>
-                <w:szCs w:val="18"/>
-              </w:rPr>
-              <w:t xml:space="preserve">8</w:t>
+            <w:shd w:fill="FFFFFF" w:color="auto" w:val="clear"/>
+            <w:tcMar>
+              <w:top w:type="dxa" w:w="70"/>
+              <w:left w:type="dxa" w:w="100"/>
+              <w:bottom w:type="dxa" w:w="70"/>
+              <w:right w:type="dxa" w:w="100"/>
+            </w:tcMar>
+          </w:tcPr>
+          <w:p>
+            <w:pPr>
+              <w:spacing w:after="40"/>
+            </w:pPr>
+            <w:r>
+              <w:rPr>
+                <w:rFonts w:ascii="Arial" w:cs="Arial" w:eastAsia="Arial" w:hAnsi="Arial"/>
+                <w:sz w:val="18"/>
+                <w:szCs w:val="18"/>
+              </w:rPr>
+              <w:t xml:space="preserve">7</w:t>
             </w:r>
           </w:p>
         </w:tc>
@@ -6386,25 +6198,25 @@
               <w:bottom w:val="single" w:color="BFBFBF" w:sz="4"/>
               <w:right w:val="single" w:color="BFBFBF" w:sz="4"/>
             </w:tcBorders>
-            <w:shd w:fill="FAFAFA" w:color="auto" w:val="clear"/>
-            <w:tcMar>
-              <w:top w:type="dxa" w:w="70"/>
-              <w:left w:type="dxa" w:w="100"/>
-              <w:bottom w:type="dxa" w:w="70"/>
-              <w:right w:type="dxa" w:w="100"/>
-            </w:tcMar>
-          </w:tcPr>
-          <w:p>
-            <w:pPr>
-              <w:spacing w:after="40"/>
-            </w:pPr>
-            <w:r>
-              <w:rPr>
-                <w:rFonts w:ascii="Arial" w:cs="Arial" w:eastAsia="Arial" w:hAnsi="Arial"/>
-                <w:sz w:val="18"/>
-                <w:szCs w:val="18"/>
-              </w:rPr>
-              <w:t xml:space="preserve">Checkout con pago RECHAZADO</w:t>
+            <w:shd w:fill="FFFFFF" w:color="auto" w:val="clear"/>
+            <w:tcMar>
+              <w:top w:type="dxa" w:w="70"/>
+              <w:left w:type="dxa" w:w="100"/>
+              <w:bottom w:type="dxa" w:w="70"/>
+              <w:right w:type="dxa" w:w="100"/>
+            </w:tcMar>
+          </w:tcPr>
+          <w:p>
+            <w:pPr>
+              <w:spacing w:after="40"/>
+            </w:pPr>
+            <w:r>
+              <w:rPr>
+                <w:rFonts w:ascii="Arial" w:cs="Arial" w:eastAsia="Arial" w:hAnsi="Arial"/>
+                <w:sz w:val="18"/>
+                <w:szCs w:val="18"/>
+              </w:rPr>
+              <w:t xml:space="preserve">FormularioLogin envía al servicio (mock)</w:t>
             </w:r>
           </w:p>
         </w:tc>
@@ -6417,25 +6229,25 @@
               <w:bottom w:val="single" w:color="BFBFBF" w:sz="4"/>
               <w:right w:val="single" w:color="BFBFBF" w:sz="4"/>
             </w:tcBorders>
-            <w:shd w:fill="FAFAFA" w:color="auto" w:val="clear"/>
-            <w:tcMar>
-              <w:top w:type="dxa" w:w="70"/>
-              <w:left w:type="dxa" w:w="100"/>
-              <w:bottom w:type="dxa" w:w="70"/>
-              <w:right w:type="dxa" w:w="100"/>
-            </w:tcMar>
-          </w:tcPr>
-          <w:p>
-            <w:pPr>
-              <w:spacing w:after="40"/>
-            </w:pPr>
-            <w:r>
-              <w:rPr>
-                <w:rFonts w:ascii="Arial" w:cs="Arial" w:eastAsia="Arial" w:hAnsi="Arial"/>
-                <w:sz w:val="18"/>
-                <w:szCs w:val="18"/>
-              </w:rPr>
-              <w:t xml:space="preserve">Mock con spyOn + integración</w:t>
+            <w:shd w:fill="FFFFFF" w:color="auto" w:val="clear"/>
+            <w:tcMar>
+              <w:top w:type="dxa" w:w="70"/>
+              <w:left w:type="dxa" w:w="100"/>
+              <w:bottom w:type="dxa" w:w="70"/>
+              <w:right w:type="dxa" w:w="100"/>
+            </w:tcMar>
+          </w:tcPr>
+          <w:p>
+            <w:pPr>
+              <w:spacing w:after="40"/>
+            </w:pPr>
+            <w:r>
+              <w:rPr>
+                <w:rFonts w:ascii="Arial" w:cs="Arial" w:eastAsia="Arial" w:hAnsi="Arial"/>
+                <w:sz w:val="18"/>
+                <w:szCs w:val="18"/>
+              </w:rPr>
+              <w:t xml:space="preserve">Mock con createSpyObj</w:t>
             </w:r>
           </w:p>
         </w:tc>
@@ -6448,18 +6260,26 @@
               <w:bottom w:val="single" w:color="BFBFBF" w:sz="4"/>
               <w:right w:val="single" w:color="BFBFBF" w:sz="4"/>
             </w:tcBorders>
-            <w:shd w:fill="FAFAFA" w:color="auto" w:val="clear"/>
-            <w:tcMar>
-              <w:top w:type="dxa" w:w="70"/>
-              <w:left w:type="dxa" w:w="100"/>
-              <w:bottom w:type="dxa" w:w="70"/>
-              <w:right w:type="dxa" w:w="100"/>
-            </w:tcMar>
-          </w:tcPr>
-          <w:p>
-            <w:pPr>
-              <w:spacing w:after="40"/>
-            </w:pPr>
+            <w:shd w:fill="FFFFFF" w:color="auto" w:val="clear"/>
+            <w:tcMar>
+              <w:top w:type="dxa" w:w="70"/>
+              <w:left w:type="dxa" w:w="100"/>
+              <w:bottom w:type="dxa" w:w="70"/>
+              <w:right w:type="dxa" w:w="100"/>
+            </w:tcMar>
+          </w:tcPr>
+          <w:p>
+            <w:pPr>
+              <w:spacing w:after="40"/>
+            </w:pPr>
+            <w:r>
+              <w:rPr>
+                <w:rFonts w:ascii="Arial" w:cs="Arial" w:eastAsia="Arial" w:hAnsi="Arial"/>
+                <w:sz w:val="18"/>
+                <w:szCs w:val="18"/>
+              </w:rPr>
+              <w:t xml:space="preserve">Como en la guía 2.3.2: </w:t>
+            </w:r>
             <w:r>
               <w:rPr>
                 <w:rFonts w:ascii="Consolas" w:cs="Consolas" w:eastAsia="Consolas" w:hAnsi="Consolas"/>
@@ -6467,15 +6287,15 @@
                 <w:szCs w:val="17"/>
                 <w:shd w:fill="F4F4F4" w:color="auto" w:val="clear"/>
               </w:rPr>
-              <w:t xml:space="preserve">spyOn(pagosService, "procesar")</w:t>
-            </w:r>
-            <w:r>
-              <w:rPr>
-                <w:rFonts w:ascii="Arial" w:cs="Arial" w:eastAsia="Arial" w:hAnsi="Arial"/>
-                <w:sz w:val="18"/>
-                <w:szCs w:val="18"/>
-              </w:rPr>
-              <w:t xml:space="preserve"> devuelve "rechazado". Lleno el formulario, pago y verifico: mensaje de error, orden "Pago rechazado", stock 8 sin cambios y carrito conservado.</w:t>
+              <w:t xml:space="preserve">jasmine.createSpyObj("ServicioSesion", ["iniciar"])</w:t>
+            </w:r>
+            <w:r>
+              <w:rPr>
+                <w:rFonts w:ascii="Arial" w:cs="Arial" w:eastAsia="Arial" w:hAnsi="Arial"/>
+                <w:sz w:val="18"/>
+                <w:szCs w:val="18"/>
+              </w:rPr>
+              <w:t xml:space="preserve"> responde un error. Compruebo que recibió correo y contraseña y que la alerta muestra su respuesta.</w:t>
             </w:r>
           </w:p>
         </w:tc>
@@ -6490,25 +6310,25 @@
               <w:bottom w:val="single" w:color="BFBFBF" w:sz="4"/>
               <w:right w:val="single" w:color="BFBFBF" w:sz="4"/>
             </w:tcBorders>
-            <w:shd w:fill="FFFFFF" w:color="auto" w:val="clear"/>
-            <w:tcMar>
-              <w:top w:type="dxa" w:w="70"/>
-              <w:left w:type="dxa" w:w="100"/>
-              <w:bottom w:type="dxa" w:w="70"/>
-              <w:right w:type="dxa" w:w="100"/>
-            </w:tcMar>
-          </w:tcPr>
-          <w:p>
-            <w:pPr>
-              <w:spacing w:after="40"/>
-            </w:pPr>
-            <w:r>
-              <w:rPr>
-                <w:rFonts w:ascii="Arial" w:cs="Arial" w:eastAsia="Arial" w:hAnsi="Arial"/>
-                <w:sz w:val="18"/>
-                <w:szCs w:val="18"/>
-              </w:rPr>
-              <w:t xml:space="preserve">9</w:t>
+            <w:shd w:fill="FAFAFA" w:color="auto" w:val="clear"/>
+            <w:tcMar>
+              <w:top w:type="dxa" w:w="70"/>
+              <w:left w:type="dxa" w:w="100"/>
+              <w:bottom w:type="dxa" w:w="70"/>
+              <w:right w:type="dxa" w:w="100"/>
+            </w:tcMar>
+          </w:tcPr>
+          <w:p>
+            <w:pPr>
+              <w:spacing w:after="40"/>
+            </w:pPr>
+            <w:r>
+              <w:rPr>
+                <w:rFonts w:ascii="Arial" w:cs="Arial" w:eastAsia="Arial" w:hAnsi="Arial"/>
+                <w:sz w:val="18"/>
+                <w:szCs w:val="18"/>
+              </w:rPr>
+              <w:t xml:space="preserve">8</w:t>
             </w:r>
           </w:p>
         </w:tc>
@@ -6521,25 +6341,25 @@
               <w:bottom w:val="single" w:color="BFBFBF" w:sz="4"/>
               <w:right w:val="single" w:color="BFBFBF" w:sz="4"/>
             </w:tcBorders>
-            <w:shd w:fill="FFFFFF" w:color="auto" w:val="clear"/>
-            <w:tcMar>
-              <w:top w:type="dxa" w:w="70"/>
-              <w:left w:type="dxa" w:w="100"/>
-              <w:bottom w:type="dxa" w:w="70"/>
-              <w:right w:type="dxa" w:w="100"/>
-            </w:tcMar>
-          </w:tcPr>
-          <w:p>
-            <w:pPr>
-              <w:spacing w:after="40"/>
-            </w:pPr>
-            <w:r>
-              <w:rPr>
-                <w:rFonts w:ascii="Arial" w:cs="Arial" w:eastAsia="Arial" w:hAnsi="Arial"/>
-                <w:sz w:val="18"/>
-                <w:szCs w:val="18"/>
-              </w:rPr>
-              <w:t xml:space="preserve">validarRun</w:t>
+            <w:shd w:fill="FAFAFA" w:color="auto" w:val="clear"/>
+            <w:tcMar>
+              <w:top w:type="dxa" w:w="70"/>
+              <w:left w:type="dxa" w:w="100"/>
+              <w:bottom w:type="dxa" w:w="70"/>
+              <w:right w:type="dxa" w:w="100"/>
+            </w:tcMar>
+          </w:tcPr>
+          <w:p>
+            <w:pPr>
+              <w:spacing w:after="40"/>
+            </w:pPr>
+            <w:r>
+              <w:rPr>
+                <w:rFonts w:ascii="Arial" w:cs="Arial" w:eastAsia="Arial" w:hAnsi="Arial"/>
+                <w:sz w:val="18"/>
+                <w:szCs w:val="18"/>
+              </w:rPr>
+              <w:t xml:space="preserve">Checkout con pago RECHAZADO</w:t>
             </w:r>
           </w:p>
         </w:tc>
@@ -6552,25 +6372,25 @@
               <w:bottom w:val="single" w:color="BFBFBF" w:sz="4"/>
               <w:right w:val="single" w:color="BFBFBF" w:sz="4"/>
             </w:tcBorders>
-            <w:shd w:fill="FFFFFF" w:color="auto" w:val="clear"/>
-            <w:tcMar>
-              <w:top w:type="dxa" w:w="70"/>
-              <w:left w:type="dxa" w:w="100"/>
-              <w:bottom w:type="dxa" w:w="70"/>
-              <w:right w:type="dxa" w:w="100"/>
-            </w:tcMar>
-          </w:tcPr>
-          <w:p>
-            <w:pPr>
-              <w:spacing w:after="40"/>
-            </w:pPr>
-            <w:r>
-              <w:rPr>
-                <w:rFonts w:ascii="Arial" w:cs="Arial" w:eastAsia="Arial" w:hAnsi="Arial"/>
-                <w:sz w:val="18"/>
-                <w:szCs w:val="18"/>
-              </w:rPr>
-              <w:t xml:space="preserve">Lógica pura</w:t>
+            <w:shd w:fill="FAFAFA" w:color="auto" w:val="clear"/>
+            <w:tcMar>
+              <w:top w:type="dxa" w:w="70"/>
+              <w:left w:type="dxa" w:w="100"/>
+              <w:bottom w:type="dxa" w:w="70"/>
+              <w:right w:type="dxa" w:w="100"/>
+            </w:tcMar>
+          </w:tcPr>
+          <w:p>
+            <w:pPr>
+              <w:spacing w:after="40"/>
+            </w:pPr>
+            <w:r>
+              <w:rPr>
+                <w:rFonts w:ascii="Arial" w:cs="Arial" w:eastAsia="Arial" w:hAnsi="Arial"/>
+                <w:sz w:val="18"/>
+                <w:szCs w:val="18"/>
+              </w:rPr>
+              <w:t xml:space="preserve">Mock con createSpy + integración</w:t>
             </w:r>
           </w:p>
         </w:tc>
@@ -6583,25 +6403,59 @@
               <w:bottom w:val="single" w:color="BFBFBF" w:sz="4"/>
               <w:right w:val="single" w:color="BFBFBF" w:sz="4"/>
             </w:tcBorders>
-            <w:shd w:fill="FFFFFF" w:color="auto" w:val="clear"/>
-            <w:tcMar>
-              <w:top w:type="dxa" w:w="70"/>
-              <w:left w:type="dxa" w:w="100"/>
-              <w:bottom w:type="dxa" w:w="70"/>
-              <w:right w:type="dxa" w:w="100"/>
-            </w:tcMar>
-          </w:tcPr>
-          <w:p>
-            <w:pPr>
-              <w:spacing w:after="40"/>
-            </w:pPr>
-            <w:r>
-              <w:rPr>
-                <w:rFonts w:ascii="Arial" w:cs="Arial" w:eastAsia="Arial" w:hAnsi="Arial"/>
-                <w:sz w:val="18"/>
-                <w:szCs w:val="18"/>
-              </w:rPr>
-              <w:t xml:space="preserve">Casos válidos e inválidos: 190110222 es correcto; con dígito 1 falla; con 5 caracteres es muy corto; vacío es requerido.</w:t>
+            <w:shd w:fill="FAFAFA" w:color="auto" w:val="clear"/>
+            <w:tcMar>
+              <w:top w:type="dxa" w:w="70"/>
+              <w:left w:type="dxa" w:w="100"/>
+              <w:bottom w:type="dxa" w:w="70"/>
+              <w:right w:type="dxa" w:w="100"/>
+            </w:tcMar>
+          </w:tcPr>
+          <w:p>
+            <w:pPr>
+              <w:spacing w:after="40"/>
+            </w:pPr>
+            <w:r>
+              <w:rPr>
+                <w:rFonts w:ascii="Arial" w:cs="Arial" w:eastAsia="Arial" w:hAnsi="Arial"/>
+                <w:sz w:val="18"/>
+                <w:szCs w:val="18"/>
+              </w:rPr>
+              <w:t xml:space="preserve">Reemplazo </w:t>
+            </w:r>
+            <w:r>
+              <w:rPr>
+                <w:rFonts w:ascii="Consolas" w:cs="Consolas" w:eastAsia="Consolas" w:hAnsi="Consolas"/>
+                <w:sz w:val="17"/>
+                <w:szCs w:val="17"/>
+                <w:shd w:fill="F4F4F4" w:color="auto" w:val="clear"/>
+              </w:rPr>
+              <w:t xml:space="preserve">pagosService.procesar</w:t>
+            </w:r>
+            <w:r>
+              <w:rPr>
+                <w:rFonts w:ascii="Arial" w:cs="Arial" w:eastAsia="Arial" w:hAnsi="Arial"/>
+                <w:sz w:val="18"/>
+                <w:szCs w:val="18"/>
+              </w:rPr>
+              <w:t xml:space="preserve"> por </w:t>
+            </w:r>
+            <w:r>
+              <w:rPr>
+                <w:rFonts w:ascii="Consolas" w:cs="Consolas" w:eastAsia="Consolas" w:hAnsi="Consolas"/>
+                <w:sz w:val="17"/>
+                <w:szCs w:val="17"/>
+                <w:shd w:fill="F4F4F4" w:color="auto" w:val="clear"/>
+              </w:rPr>
+              <w:t xml:space="preserve">jasmine.createSpy("procesar").and.returnValue(...)</w:t>
+            </w:r>
+            <w:r>
+              <w:rPr>
+                <w:rFonts w:ascii="Arial" w:cs="Arial" w:eastAsia="Arial" w:hAnsi="Arial"/>
+                <w:sz w:val="18"/>
+                <w:szCs w:val="18"/>
+              </w:rPr>
+              <w:t xml:space="preserve"> que responde "rechazado" (ejemplo de mocking de la guía 2.3.5); en afterEach devuelvo la función real. Lleno el formulario, pago y verifico: mensaje de error, orden "Pago rechazado", stock 8 sin cambios y carrito conservado.</w:t>
             </w:r>
           </w:p>
         </w:tc>
@@ -6616,6 +6470,132 @@
               <w:bottom w:val="single" w:color="BFBFBF" w:sz="4"/>
               <w:right w:val="single" w:color="BFBFBF" w:sz="4"/>
             </w:tcBorders>
+            <w:shd w:fill="FFFFFF" w:color="auto" w:val="clear"/>
+            <w:tcMar>
+              <w:top w:type="dxa" w:w="70"/>
+              <w:left w:type="dxa" w:w="100"/>
+              <w:bottom w:type="dxa" w:w="70"/>
+              <w:right w:type="dxa" w:w="100"/>
+            </w:tcMar>
+          </w:tcPr>
+          <w:p>
+            <w:pPr>
+              <w:spacing w:after="40"/>
+            </w:pPr>
+            <w:r>
+              <w:rPr>
+                <w:rFonts w:ascii="Arial" w:cs="Arial" w:eastAsia="Arial" w:hAnsi="Arial"/>
+                <w:sz w:val="18"/>
+                <w:szCs w:val="18"/>
+              </w:rPr>
+              <w:t xml:space="preserve">9</w:t>
+            </w:r>
+          </w:p>
+        </w:tc>
+        <w:tc>
+          <w:tcPr>
+            <w:tcW w:type="dxa" w:w="2246"/>
+            <w:tcBorders>
+              <w:top w:val="single" w:color="BFBFBF" w:sz="4"/>
+              <w:left w:val="single" w:color="BFBFBF" w:sz="4"/>
+              <w:bottom w:val="single" w:color="BFBFBF" w:sz="4"/>
+              <w:right w:val="single" w:color="BFBFBF" w:sz="4"/>
+            </w:tcBorders>
+            <w:shd w:fill="FFFFFF" w:color="auto" w:val="clear"/>
+            <w:tcMar>
+              <w:top w:type="dxa" w:w="70"/>
+              <w:left w:type="dxa" w:w="100"/>
+              <w:bottom w:type="dxa" w:w="70"/>
+              <w:right w:type="dxa" w:w="100"/>
+            </w:tcMar>
+          </w:tcPr>
+          <w:p>
+            <w:pPr>
+              <w:spacing w:after="40"/>
+            </w:pPr>
+            <w:r>
+              <w:rPr>
+                <w:rFonts w:ascii="Arial" w:cs="Arial" w:eastAsia="Arial" w:hAnsi="Arial"/>
+                <w:sz w:val="18"/>
+                <w:szCs w:val="18"/>
+              </w:rPr>
+              <w:t xml:space="preserve">validarRun</w:t>
+            </w:r>
+          </w:p>
+        </w:tc>
+        <w:tc>
+          <w:tcPr>
+            <w:tcW w:type="dxa" w:w="1591"/>
+            <w:tcBorders>
+              <w:top w:val="single" w:color="BFBFBF" w:sz="4"/>
+              <w:left w:val="single" w:color="BFBFBF" w:sz="4"/>
+              <w:bottom w:val="single" w:color="BFBFBF" w:sz="4"/>
+              <w:right w:val="single" w:color="BFBFBF" w:sz="4"/>
+            </w:tcBorders>
+            <w:shd w:fill="FFFFFF" w:color="auto" w:val="clear"/>
+            <w:tcMar>
+              <w:top w:type="dxa" w:w="70"/>
+              <w:left w:type="dxa" w:w="100"/>
+              <w:bottom w:type="dxa" w:w="70"/>
+              <w:right w:type="dxa" w:w="100"/>
+            </w:tcMar>
+          </w:tcPr>
+          <w:p>
+            <w:pPr>
+              <w:spacing w:after="40"/>
+            </w:pPr>
+            <w:r>
+              <w:rPr>
+                <w:rFonts w:ascii="Arial" w:cs="Arial" w:eastAsia="Arial" w:hAnsi="Arial"/>
+                <w:sz w:val="18"/>
+                <w:szCs w:val="18"/>
+              </w:rPr>
+              <w:t xml:space="preserve">Lógica pura</w:t>
+            </w:r>
+          </w:p>
+        </w:tc>
+        <w:tc>
+          <w:tcPr>
+            <w:tcW w:type="dxa" w:w="5055"/>
+            <w:tcBorders>
+              <w:top w:val="single" w:color="BFBFBF" w:sz="4"/>
+              <w:left w:val="single" w:color="BFBFBF" w:sz="4"/>
+              <w:bottom w:val="single" w:color="BFBFBF" w:sz="4"/>
+              <w:right w:val="single" w:color="BFBFBF" w:sz="4"/>
+            </w:tcBorders>
+            <w:shd w:fill="FFFFFF" w:color="auto" w:val="clear"/>
+            <w:tcMar>
+              <w:top w:type="dxa" w:w="70"/>
+              <w:left w:type="dxa" w:w="100"/>
+              <w:bottom w:type="dxa" w:w="70"/>
+              <w:right w:type="dxa" w:w="100"/>
+            </w:tcMar>
+          </w:tcPr>
+          <w:p>
+            <w:pPr>
+              <w:spacing w:after="40"/>
+            </w:pPr>
+            <w:r>
+              <w:rPr>
+                <w:rFonts w:ascii="Arial" w:cs="Arial" w:eastAsia="Arial" w:hAnsi="Arial"/>
+                <w:sz w:val="18"/>
+                <w:szCs w:val="18"/>
+              </w:rPr>
+              <w:t xml:space="preserve">Casos válidos e inválidos: 190110222 es correcto; con dígito 1 falla; con 5 caracteres es muy corto; vacío es requerido.</w:t>
+            </w:r>
+          </w:p>
+        </w:tc>
+      </w:tr>
+      <w:tr>
+        <w:tc>
+          <w:tcPr>
+            <w:tcW w:type="dxa" w:w="468"/>
+            <w:tcBorders>
+              <w:top w:val="single" w:color="BFBFBF" w:sz="4"/>
+              <w:left w:val="single" w:color="BFBFBF" w:sz="4"/>
+              <w:bottom w:val="single" w:color="BFBFBF" w:sz="4"/>
+              <w:right w:val="single" w:color="BFBFBF" w:sz="4"/>
+            </w:tcBorders>
             <w:shd w:fill="FAFAFA" w:color="auto" w:val="clear"/>
             <w:tcMar>
               <w:top w:type="dxa" w:w="70"/>
@@ -6696,7 +6676,7 @@
                 <w:sz w:val="18"/>
                 <w:szCs w:val="18"/>
               </w:rPr>
-              <w:t xml:space="preserve">Contexto + rutas</w:t>
+              <w:t xml:space="preserve">Rutas (MemoryRouter)</w:t>
             </w:r>
           </w:p>
         </w:tc>
@@ -6727,7 +6707,7 @@
                 <w:sz w:val="18"/>
                 <w:szCs w:val="18"/>
               </w:rPr>
-              <w:t xml:space="preserve">Sin sesión, entrar a /admin me manda al login. Con sesión de Cliente, me manda al inicio: el rol no tiene permiso.</w:t>
+              <w:t xml:space="preserve">Como en React IV, MemoryRouter con initialEntries simula entrar a /admin. Con usuario = null me manda al login; con un Cliente me manda al inicio: el rol no tiene permiso.</w:t>
             </w:r>
           </w:p>
         </w:tc>
@@ -6771,13 +6751,13 @@
           <w:szCs w:val="19"/>
           <w:shd w:fill="F4F4F4" w:color="auto" w:val="clear"/>
         </w:rPr>
-        <w:t xml:space="preserve">npm run test:defensa</w:t>
-      </w:r>
-      <w:r>
-        <w:rPr>
-          <w:rFonts w:ascii="Arial" w:cs="Arial" w:eastAsia="Arial" w:hAnsi="Arial"/>
-        </w:rPr>
-        <w:t xml:space="preserve">: se ven las 10 con ✓.</w:t>
+        <w:t xml:space="preserve">npm test</w:t>
+      </w:r>
+      <w:r>
+        <w:rPr>
+          <w:rFonts w:ascii="Arial" w:cs="Arial" w:eastAsia="Arial" w:hAnsi="Arial"/>
+        </w:rPr>
+        <w:t xml:space="preserve">: dice 15 SUCCESS.</w:t>
       </w:r>
     </w:p>
     <w:p>
@@ -7528,7 +7508,7 @@
           <w:sz w:val="17"/>
           <w:szCs w:val="17"/>
         </w:rPr>
-        <w:t xml:space="preserve">npm install --save-dev karma-coverage babel-plugin-istanbul @testing-library/react @testing-library/jasmine-dom</w:t>
+        <w:t xml:space="preserve">npm install --save-dev karma-coverage babel-plugin-istanbul @testing-library/react</w:t>
       </w:r>
     </w:p>
     <w:p>
@@ -7717,7 +7697,7 @@
         <w:rPr>
           <w:rFonts w:ascii="Arial" w:cs="Arial" w:eastAsia="Arial" w:hAnsi="Arial"/>
         </w:rPr>
-        <w:t xml:space="preserve"> escribe las pruebas (describe, it, expect, spyOn). </w:t>
+        <w:t xml:space="preserve"> escribe las pruebas (describe, it, expect, jasmine.createSpy). </w:t>
       </w:r>
       <w:r>
         <w:rPr>
@@ -7793,21 +7773,7 @@
         <w:rPr>
           <w:rFonts w:ascii="Arial" w:cs="Arial" w:eastAsia="Arial" w:hAnsi="Arial"/>
         </w:rPr>
-        <w:t xml:space="preserve"> dibuja componentes y simula al usuario; </w:t>
-      </w:r>
-      <w:r>
-        <w:rPr>
-          <w:rFonts w:ascii="Arial" w:cs="Arial" w:eastAsia="Arial" w:hAnsi="Arial"/>
-          <w:b/>
-          <w:bCs/>
-        </w:rPr>
-        <w:t xml:space="preserve">jasmine-dom</w:t>
-      </w:r>
-      <w:r>
-        <w:rPr>
-          <w:rFonts w:ascii="Arial" w:cs="Arial" w:eastAsia="Arial" w:hAnsi="Arial"/>
-        </w:rPr>
-        <w:t xml:space="preserve"> agrega </w:t>
+        <w:t xml:space="preserve"> dibuja componentes (</w:t>
       </w:r>
       <w:r>
         <w:rPr>
@@ -7816,7 +7782,7 @@
           <w:szCs w:val="19"/>
           <w:shd w:fill="F4F4F4" w:color="auto" w:val="clear"/>
         </w:rPr>
-        <w:t xml:space="preserve">toBeInTheDocument</w:t>
+        <w:t xml:space="preserve">render</w:t>
       </w:r>
       <w:r>
         <w:rPr>
@@ -7831,13 +7797,13 @@
           <w:szCs w:val="19"/>
           <w:shd w:fill="F4F4F4" w:color="auto" w:val="clear"/>
         </w:rPr>
-        <w:t xml:space="preserve">toHaveValue</w:t>
-      </w:r>
-      <w:r>
-        <w:rPr>
-          <w:rFonts w:ascii="Arial" w:cs="Arial" w:eastAsia="Arial" w:hAnsi="Arial"/>
-        </w:rPr>
-        <w:t xml:space="preserve"> y </w:t>
+        <w:t xml:space="preserve">screen</w:t>
+      </w:r>
+      <w:r>
+        <w:rPr>
+          <w:rFonts w:ascii="Arial" w:cs="Arial" w:eastAsia="Arial" w:hAnsi="Arial"/>
+        </w:rPr>
+        <w:t xml:space="preserve">) y simula al usuario (</w:t>
       </w:r>
       <w:r>
         <w:rPr>
@@ -7846,13 +7812,87 @@
           <w:szCs w:val="19"/>
           <w:shd w:fill="F4F4F4" w:color="auto" w:val="clear"/>
         </w:rPr>
-        <w:t xml:space="preserve">toHaveAttribute</w:t>
-      </w:r>
-      <w:r>
-        <w:rPr>
-          <w:rFonts w:ascii="Arial" w:cs="Arial" w:eastAsia="Arial" w:hAnsi="Arial"/>
-        </w:rPr>
-        <w:t xml:space="preserve">, como en los ejemplos de la guía.</w:t>
+        <w:t xml:space="preserve">fireEvent</w:t>
+      </w:r>
+      <w:r>
+        <w:rPr>
+          <w:rFonts w:ascii="Arial" w:cs="Arial" w:eastAsia="Arial" w:hAnsi="Arial"/>
+        </w:rPr>
+        <w:t xml:space="preserve">); </w:t>
+      </w:r>
+      <w:r>
+        <w:rPr>
+          <w:rFonts w:ascii="Arial" w:cs="Arial" w:eastAsia="Arial" w:hAnsi="Arial"/>
+          <w:b/>
+          <w:bCs/>
+        </w:rPr>
+        <w:t xml:space="preserve">MemoryRouter</w:t>
+      </w:r>
+      <w:r>
+        <w:rPr>
+          <w:rFonts w:ascii="Arial" w:cs="Arial" w:eastAsia="Arial" w:hAnsi="Arial"/>
+        </w:rPr>
+        <w:t xml:space="preserve"> simula las rutas sin navegador (React IV). Las comprobaciones son </w:t>
+      </w:r>
+      <w:r>
+        <w:rPr>
+          <w:rFonts w:ascii="Consolas" w:cs="Consolas" w:eastAsia="Consolas" w:hAnsi="Consolas"/>
+          <w:sz w:val="19"/>
+          <w:szCs w:val="19"/>
+          <w:shd w:fill="F4F4F4" w:color="auto" w:val="clear"/>
+        </w:rPr>
+        <w:t xml:space="preserve">toBe</w:t>
+      </w:r>
+      <w:r>
+        <w:rPr>
+          <w:rFonts w:ascii="Arial" w:cs="Arial" w:eastAsia="Arial" w:hAnsi="Arial"/>
+        </w:rPr>
+        <w:t xml:space="preserve">, </w:t>
+      </w:r>
+      <w:r>
+        <w:rPr>
+          <w:rFonts w:ascii="Consolas" w:cs="Consolas" w:eastAsia="Consolas" w:hAnsi="Consolas"/>
+          <w:sz w:val="19"/>
+          <w:szCs w:val="19"/>
+          <w:shd w:fill="F4F4F4" w:color="auto" w:val="clear"/>
+        </w:rPr>
+        <w:t xml:space="preserve">toBeTruthy</w:t>
+      </w:r>
+      <w:r>
+        <w:rPr>
+          <w:rFonts w:ascii="Arial" w:cs="Arial" w:eastAsia="Arial" w:hAnsi="Arial"/>
+        </w:rPr>
+        <w:t xml:space="preserve">, </w:t>
+      </w:r>
+      <w:r>
+        <w:rPr>
+          <w:rFonts w:ascii="Consolas" w:cs="Consolas" w:eastAsia="Consolas" w:hAnsi="Consolas"/>
+          <w:sz w:val="19"/>
+          <w:szCs w:val="19"/>
+          <w:shd w:fill="F4F4F4" w:color="auto" w:val="clear"/>
+        </w:rPr>
+        <w:t xml:space="preserve">toContain</w:t>
+      </w:r>
+      <w:r>
+        <w:rPr>
+          <w:rFonts w:ascii="Arial" w:cs="Arial" w:eastAsia="Arial" w:hAnsi="Arial"/>
+        </w:rPr>
+        <w:t xml:space="preserve"> y </w:t>
+      </w:r>
+      <w:r>
+        <w:rPr>
+          <w:rFonts w:ascii="Consolas" w:cs="Consolas" w:eastAsia="Consolas" w:hAnsi="Consolas"/>
+          <w:sz w:val="19"/>
+          <w:szCs w:val="19"/>
+          <w:shd w:fill="F4F4F4" w:color="auto" w:val="clear"/>
+        </w:rPr>
+        <w:t xml:space="preserve">not</w:t>
+      </w:r>
+      <w:r>
+        <w:rPr>
+          <w:rFonts w:ascii="Arial" w:cs="Arial" w:eastAsia="Arial" w:hAnsi="Arial"/>
+        </w:rPr>
+        <w:t xml:space="preserve">.</w:t>
       </w:r>
     </w:p>
     <w:p>
@@ -8341,7 +8381,7 @@
                 <w:szCs w:val="17"/>
                 <w:shd w:fill="F4F4F4" w:color="auto" w:val="clear"/>
               </w:rPr>
-              <w:t xml:space="preserve">spyOn(obj, "método")</w:t>
+              <w:t xml:space="preserve">objeto.metodo = jasmine.createSpy(...).and.returnValue(...)</w:t>
             </w:r>
           </w:p>
         </w:tc>
@@ -8403,7 +8443,7 @@
                 <w:sz w:val="18"/>
                 <w:szCs w:val="18"/>
               </w:rPr>
-              <w:t xml:space="preserve">Reemplaza un método real (la pasarela de pago, console.error) por una respuesta controlada.</w:t>
+              <w:t xml:space="preserve">Reemplaza un método real (la pasarela de pago, console.error) por uno controlado, como en la guía 2.3.5. En afterEach se devuelve el real.</w:t>
             </w:r>
           </w:p>
         </w:tc>
@@ -8469,7 +8509,7 @@
           <w:b/>
           <w:bCs/>
         </w:rPr>
-        <w:t xml:space="preserve">68,9 %</w:t>
+        <w:t xml:space="preserve">67,6 %</w:t>
       </w:r>
       <w:r>
         <w:rPr>
@@ -8483,7 +8523,7 @@
           <w:b/>
           <w:bCs/>
         </w:rPr>
-        <w:t xml:space="preserve">58,8 %</w:t>
+        <w:t xml:space="preserve">59,1 %</w:t>
       </w:r>
       <w:r>
         <w:rPr>
@@ -8497,7 +8537,7 @@
           <w:b/>
           <w:bCs/>
         </w:rPr>
-        <w:t xml:space="preserve">69,4 %</w:t>
+        <w:t xml:space="preserve">69,0 %</w:t>
       </w:r>
       <w:r>
         <w:rPr>
@@ -8511,7 +8551,7 @@
           <w:b/>
           <w:bCs/>
         </w:rPr>
-        <w:t xml:space="preserve">72,9 %</w:t>
+        <w:t xml:space="preserve">71,3 %</w:t>
       </w:r>
       <w:r>
         <w:rPr>
@@ -8933,7 +8973,7 @@
                 <w:sz w:val="18"/>
                 <w:szCs w:val="18"/>
               </w:rPr>
-              <w:t xml:space="preserve">Es Chrome sin ventana: más rápido y sirve en servidores o en GitHub Actions, donde no hay pantalla.</w:t>
+              <w:t xml:space="preserve">Es Chrome sin ventana (guía 2.3.2): más rápido y sirve en servidores como EC2, donde no hay pantalla.</w:t>
             </w:r>
           </w:p>
         </w:tc>
@@ -8966,7 +9006,7 @@
                 <w:sz w:val="18"/>
                 <w:szCs w:val="18"/>
               </w:rPr>
-              <w:t xml:space="preserve">¿Qué significa 58,8 % de ramas?</w:t>
+              <w:t xml:space="preserve">¿Qué significa 59,1 % de ramas?</w:t>
             </w:r>
           </w:p>
         </w:tc>
@@ -9233,13 +9273,13 @@
           <w:szCs w:val="19"/>
           <w:shd w:fill="F4F4F4" w:color="auto" w:val="clear"/>
         </w:rPr>
-        <w:t xml:space="preserve">npm run test:defensa</w:t>
-      </w:r>
-      <w:r>
-        <w:rPr>
-          <w:rFonts w:ascii="Arial" w:cs="Arial" w:eastAsia="Arial" w:hAnsi="Arial"/>
-        </w:rPr>
-        <w:t xml:space="preserve"> y el informe de cobertura.</w:t>
+        <w:t xml:space="preserve">npm test</w:t>
+      </w:r>
+      <w:r>
+        <w:rPr>
+          <w:rFonts w:ascii="Arial" w:cs="Arial" w:eastAsia="Arial" w:hAnsi="Arial"/>
+        </w:rPr>
+        <w:t xml:space="preserve"> (15 SUCCESS), test/defensa.spec.jsx y el informe de cobertura.</w:t>
       </w:r>
     </w:p>
     <w:sectPr>

--- a/docs/Guia_Defensa_Presentacion.docx
+++ b/docs/Guia_Defensa_Presentacion.docx
@@ -1318,7 +1318,7 @@
                 <w:sz w:val="18"/>
                 <w:szCs w:val="18"/>
               </w:rPr>
-              <w:t xml:space="preserve">Abrir coverage/html/index.html después de npm test (copia en docs/informe-cobertura-html)</w:t>
+              <w:t>Abrir coverage/html/index.html después de npm test</w:t>
             </w:r>
           </w:p>
         </w:tc>
@@ -1441,7 +1441,7 @@
         <w:rPr>
           <w:rFonts w:ascii="Arial" w:cs="Arial" w:eastAsia="Arial" w:hAnsi="Arial"/>
         </w:rPr>
-        <w:t xml:space="preserve">En el editor deja listos: src/main.jsx, src/App.jsx, src/components/atomos/Boton.jsx, src/components/moleculas/TarjetaProducto.jsx, src/hooks/useFormulario.js, src/data/db.js, src/assets/css/tema.css, karma.conf.js y test/defensa.spec.jsx.</w:t>
+        <w:t>En el editor deja listos: src/main.jsx, src/App.jsx, src/components/atomos/Boton.jsx, src/components/moleculas/TarjetaProducto.jsx, src/utils/useFormulario.js, src/data/db.js, src/assets/css/tema.css, karma.conf.js y test/defensa.spec.jsx.</w:t>
       </w:r>
     </w:p>
     <w:p>
@@ -3570,7 +3570,7 @@
         <w:rPr>
           <w:rFonts w:ascii="Arial" w:cs="Arial" w:eastAsia="Arial" w:hAnsi="Arial"/>
         </w:rPr>
-        <w:t xml:space="preserve"> (src/hooks) reúne valores, errores, campos tocados e intento de envío: lo usan los 7 formularios.</w:t>
+        <w:t xml:space="preserve"> (src/utils) reúne valores, errores, campos tocados e intento de envío: lo usan los 7 formularios.</w:t>
       </w:r>
     </w:p>
     <w:p>

--- a/docs/Guia_Defensa_Presentacion.docx
+++ b/docs/Guia_Defensa_Presentacion.docx
@@ -2346,7 +2346,7 @@
                 <w:sz w:val="18"/>
                 <w:szCs w:val="18"/>
               </w:rPr>
-              <w:t xml:space="preserve">BarraNavegacion, PieDePagina, ListaProductos, FormularioCheckout, FormularioUsuario, Boleta</w:t>
+              <w:t>Header, Footer, ListaProductos, FormularioCheckout, FormularioUsuario, Boleta</w:t>
             </w:r>
           </w:p>
         </w:tc>
@@ -4007,7 +4007,7 @@
                 <w:sz w:val="18"/>
                 <w:szCs w:val="18"/>
               </w:rPr>
-              <w:t xml:space="preserve">BarraNavegacion.jsx</w:t>
+              <w:t>Header.jsx</w:t>
             </w:r>
           </w:p>
         </w:tc>
@@ -4849,7 +4849,7 @@
                 <w:sz w:val="18"/>
                 <w:szCs w:val="18"/>
               </w:rPr>
-              <w:t xml:space="preserve">En el estado de App.jsx (useState). App le pasa total y cantidad a LayoutTienda, y esta a BarraNavegacion, por props. Al agregar un diseño, App cambia su estado y React redibuja la barra.</w:t>
+              <w:t>En el estado de App.jsx (useState). App le pasa total y cantidad a LayoutTienda, y esta a Header, por props. Al agregar un diseño, App cambia su estado y React redibuja la barra.</w:t>
             </w:r>
           </w:p>
         </w:tc>

--- a/docs/Guia_Defensa_Presentacion.docx
+++ b/docs/Guia_Defensa_Presentacion.docx
@@ -85,7 +85,7 @@
           <w:sz w:val="18"/>
           <w:szCs w:val="18"/>
         </w:rPr>
-        <w:t xml:space="preserve">Autora: Isabel Cántaro · 21 de octubre de 2026</w:t>
+        <w:t xml:space="preserve">Equipo: Isabel Cántaro · Eduardo Caro · Yeremi Vásquez · 21 de octubre de 2026</w:t>
       </w:r>
     </w:p>
     <w:p>
@@ -112,7 +112,7 @@
         <w:rPr>
           <w:rFonts w:ascii="Arial" w:cs="Arial" w:eastAsia="Arial" w:hAnsi="Arial"/>
         </w:rPr>
-        <w:t xml:space="preserve">La presentación es individual: respondes por todo el proyecto. La guía está ordenada según los cuatro indicadores de la rúbrica de la presentación. En cada uno encontrarás qué pide la rúbrica, qué mostrar en pantalla, qué decir y las preguntas que suele hacer el docente.</w:t>
+        <w:t xml:space="preserve">La presentación es individual: cada integrante responde por todo el proyecto, aunque el trabajo se haya repartido. La guía está ordenada según los cuatro indicadores de la rúbrica de la presentación. En cada uno encontrarás qué pide la rúbrica, qué mostrar en pantalla, qué decir y las preguntas que suele hacer el docente.</w:t>
       </w:r>
     </w:p>
     <w:tbl>
@@ -833,7 +833,7 @@
           <w:i/>
           <w:iCs/>
         </w:rPr>
-        <w:t xml:space="preserve">"Forever Ink es la tienda de un estudio de tatuajes. Cada producto es un diseño, el stock son los cupos y el carrito es la reserva: el cliente elige diseños, agenda una cita con un tatuador en un día y horario disponible y paga con una pasarela simulada. El personal administra órdenes, diseños, categorías y usuarios desde un panel. Lo construí con React y Vite; los componentes siguen Atomic Design, App guarda el estado y lo entrega por props, la navegación usa BrowserRouter y el diseño responsivo es de Bootstrap. Como no hay backend, un archivo JavaScript simula la base de datos con CRUD sobre localStorage. Lo probé con Jasmine y Karma: 15 pruebas, 10 de ellas para esta defensa, con 67,6 % de cobertura de sentencias."</w:t>
+        <w:t xml:space="preserve">"Forever Ink es la tienda de un estudio de tatuajes. Cada producto es un diseño, el stock son los cupos y el carrito es la reserva: el cliente elige diseños, agenda una cita con un tatuador en un día y horario disponible y paga con una pasarela simulada. El personal administra órdenes, diseños, categorías y usuarios desde un panel. Lo construimos con React y Vite; los componentes siguen Atomic Design, App guarda el estado y lo entrega por props, la navegación usa BrowserRouter y el diseño responsivo es de Bootstrap. Como no hay backend, un archivo JavaScript simula la base de datos con CRUD sobre localStorage. Lo probamos con Jasmine y Karma: 15 pruebas, 10 de ellas para esta defensa, con 67,6 % de cobertura de sentencias."</w:t>
       </w:r>
     </w:p>
     <w:p>
@@ -1318,12 +1318,1222 @@
                 <w:sz w:val="18"/>
                 <w:szCs w:val="18"/>
               </w:rPr>
-              <w:t>Abrir coverage/html/index.html después de npm test</w:t>
+              <w:t xml:space="preserve">Abrir coverage/html/index.html después de npm test</w:t>
             </w:r>
           </w:p>
         </w:tc>
       </w:tr>
     </w:tbl>
+    <w:p>
+      <w:pPr>
+        <w:pStyle w:val="Heading2"/>
+      </w:pPr>
+      <w:r>
+        <w:rPr>
+          <w:rFonts w:ascii="Arial" w:cs="Arial" w:eastAsia="Arial" w:hAnsi="Arial"/>
+        </w:rPr>
+        <w:t xml:space="preserve">1.1. Reparto de responsabilidades del equipo</w:t>
+      </w:r>
+    </w:p>
+    <w:p>
+      <w:pPr>
+        <w:spacing w:after="120" w:line="276"/>
+      </w:pPr>
+      <w:r>
+        <w:rPr>
+          <w:rFonts w:ascii="Arial" w:cs="Arial" w:eastAsia="Arial" w:hAnsi="Arial"/>
+        </w:rPr>
+        <w:t xml:space="preserve">Cada integrante lidera una parte: la conoce al detalle y la explica primero. Como la presentación es individual, los tres deben poder explicar todo el proyecto.</w:t>
+      </w:r>
+    </w:p>
+    <w:tbl>
+      <w:tblPr>
+        <w:tblW w:type="dxa" w:w="9360"/>
+        <w:tblBorders>
+          <w:top w:val="single" w:color="auto" w:sz="4"/>
+          <w:left w:val="single" w:color="auto" w:sz="4"/>
+          <w:bottom w:val="single" w:color="auto" w:sz="4"/>
+          <w:right w:val="single" w:color="auto" w:sz="4"/>
+          <w:insideH w:val="single" w:color="auto" w:sz="4"/>
+          <w:insideV w:val="single" w:color="auto" w:sz="4"/>
+        </w:tblBorders>
+      </w:tblPr>
+      <w:tblGrid>
+        <w:gridCol w:w="1497"/>
+        <w:gridCol w:w="2620"/>
+        <w:gridCol w:w="2620"/>
+        <w:gridCol w:w="2623"/>
+      </w:tblGrid>
+      <w:tr>
+        <w:trPr>
+          <w:tblHeader/>
+        </w:trPr>
+        <w:tc>
+          <w:tcPr>
+            <w:tcW w:type="dxa" w:w="1497"/>
+            <w:tcBorders>
+              <w:top w:val="single" w:color="BFBFBF" w:sz="4"/>
+              <w:left w:val="single" w:color="BFBFBF" w:sz="4"/>
+              <w:bottom w:val="single" w:color="BFBFBF" w:sz="4"/>
+              <w:right w:val="single" w:color="BFBFBF" w:sz="4"/>
+            </w:tcBorders>
+            <w:shd w:fill="EFEFEF" w:color="auto" w:val="clear"/>
+            <w:tcMar>
+              <w:top w:type="dxa" w:w="70"/>
+              <w:left w:type="dxa" w:w="100"/>
+              <w:bottom w:type="dxa" w:w="70"/>
+              <w:right w:type="dxa" w:w="100"/>
+            </w:tcMar>
+          </w:tcPr>
+          <w:p>
+            <w:pPr>
+              <w:spacing w:after="40"/>
+            </w:pPr>
+            <w:r>
+              <w:rPr>
+                <w:rFonts w:ascii="Arial" w:cs="Arial" w:eastAsia="Arial" w:hAnsi="Arial"/>
+                <w:b/>
+                <w:bCs/>
+                <w:sz w:val="18"/>
+                <w:szCs w:val="18"/>
+              </w:rPr>
+              <w:t xml:space="preserve">Área</w:t>
+            </w:r>
+          </w:p>
+        </w:tc>
+        <w:tc>
+          <w:tcPr>
+            <w:tcW w:type="dxa" w:w="2620"/>
+            <w:tcBorders>
+              <w:top w:val="single" w:color="BFBFBF" w:sz="4"/>
+              <w:left w:val="single" w:color="BFBFBF" w:sz="4"/>
+              <w:bottom w:val="single" w:color="BFBFBF" w:sz="4"/>
+              <w:right w:val="single" w:color="BFBFBF" w:sz="4"/>
+            </w:tcBorders>
+            <w:shd w:fill="EFEFEF" w:color="auto" w:val="clear"/>
+            <w:tcMar>
+              <w:top w:type="dxa" w:w="70"/>
+              <w:left w:type="dxa" w:w="100"/>
+              <w:bottom w:type="dxa" w:w="70"/>
+              <w:right w:type="dxa" w:w="100"/>
+            </w:tcMar>
+          </w:tcPr>
+          <w:p>
+            <w:pPr>
+              <w:spacing w:after="40"/>
+            </w:pPr>
+            <w:r>
+              <w:rPr>
+                <w:rFonts w:ascii="Arial" w:cs="Arial" w:eastAsia="Arial" w:hAnsi="Arial"/>
+                <w:b/>
+                <w:bCs/>
+                <w:sz w:val="18"/>
+                <w:szCs w:val="18"/>
+              </w:rPr>
+              <w:t xml:space="preserve">Isabel Cántaro · Tienda y compra</w:t>
+            </w:r>
+          </w:p>
+        </w:tc>
+        <w:tc>
+          <w:tcPr>
+            <w:tcW w:type="dxa" w:w="2620"/>
+            <w:tcBorders>
+              <w:top w:val="single" w:color="BFBFBF" w:sz="4"/>
+              <w:left w:val="single" w:color="BFBFBF" w:sz="4"/>
+              <w:bottom w:val="single" w:color="BFBFBF" w:sz="4"/>
+              <w:right w:val="single" w:color="BFBFBF" w:sz="4"/>
+            </w:tcBorders>
+            <w:shd w:fill="EFEFEF" w:color="auto" w:val="clear"/>
+            <w:tcMar>
+              <w:top w:type="dxa" w:w="70"/>
+              <w:left w:type="dxa" w:w="100"/>
+              <w:bottom w:type="dxa" w:w="70"/>
+              <w:right w:type="dxa" w:w="100"/>
+            </w:tcMar>
+          </w:tcPr>
+          <w:p>
+            <w:pPr>
+              <w:spacing w:after="40"/>
+            </w:pPr>
+            <w:r>
+              <w:rPr>
+                <w:rFonts w:ascii="Arial" w:cs="Arial" w:eastAsia="Arial" w:hAnsi="Arial"/>
+                <w:b/>
+                <w:bCs/>
+                <w:sz w:val="18"/>
+                <w:szCs w:val="18"/>
+              </w:rPr>
+              <w:t xml:space="preserve">Eduardo Caro · Usuarios y panel</w:t>
+            </w:r>
+          </w:p>
+        </w:tc>
+        <w:tc>
+          <w:tcPr>
+            <w:tcW w:type="dxa" w:w="2623"/>
+            <w:tcBorders>
+              <w:top w:val="single" w:color="BFBFBF" w:sz="4"/>
+              <w:left w:val="single" w:color="BFBFBF" w:sz="4"/>
+              <w:bottom w:val="single" w:color="BFBFBF" w:sz="4"/>
+              <w:right w:val="single" w:color="BFBFBF" w:sz="4"/>
+            </w:tcBorders>
+            <w:shd w:fill="EFEFEF" w:color="auto" w:val="clear"/>
+            <w:tcMar>
+              <w:top w:type="dxa" w:w="70"/>
+              <w:left w:type="dxa" w:w="100"/>
+              <w:bottom w:type="dxa" w:w="70"/>
+              <w:right w:type="dxa" w:w="100"/>
+            </w:tcMar>
+          </w:tcPr>
+          <w:p>
+            <w:pPr>
+              <w:spacing w:after="40"/>
+            </w:pPr>
+            <w:r>
+              <w:rPr>
+                <w:rFonts w:ascii="Arial" w:cs="Arial" w:eastAsia="Arial" w:hAnsi="Arial"/>
+                <w:b/>
+                <w:bCs/>
+                <w:sz w:val="18"/>
+                <w:szCs w:val="18"/>
+              </w:rPr>
+              <w:t xml:space="preserve">Yeremi Vásquez · Diseño, componentes base y datos</w:t>
+            </w:r>
+          </w:p>
+        </w:tc>
+      </w:tr>
+      <w:tr>
+        <w:tc>
+          <w:tcPr>
+            <w:tcW w:type="dxa" w:w="1497"/>
+            <w:tcBorders>
+              <w:top w:val="single" w:color="BFBFBF" w:sz="4"/>
+              <w:left w:val="single" w:color="BFBFBF" w:sz="4"/>
+              <w:bottom w:val="single" w:color="BFBFBF" w:sz="4"/>
+              <w:right w:val="single" w:color="BFBFBF" w:sz="4"/>
+            </w:tcBorders>
+            <w:shd w:fill="FFFFFF" w:color="auto" w:val="clear"/>
+            <w:tcMar>
+              <w:top w:type="dxa" w:w="70"/>
+              <w:left w:type="dxa" w:w="100"/>
+              <w:bottom w:type="dxa" w:w="70"/>
+              <w:right w:type="dxa" w:w="100"/>
+            </w:tcMar>
+          </w:tcPr>
+          <w:p>
+            <w:pPr>
+              <w:spacing w:after="40"/>
+            </w:pPr>
+            <w:r>
+              <w:rPr>
+                <w:rFonts w:ascii="Arial" w:cs="Arial" w:eastAsia="Arial" w:hAnsi="Arial"/>
+                <w:sz w:val="18"/>
+                <w:szCs w:val="18"/>
+              </w:rPr>
+              <w:t xml:space="preserve">Páginas</w:t>
+            </w:r>
+          </w:p>
+        </w:tc>
+        <w:tc>
+          <w:tcPr>
+            <w:tcW w:type="dxa" w:w="2620"/>
+            <w:tcBorders>
+              <w:top w:val="single" w:color="BFBFBF" w:sz="4"/>
+              <w:left w:val="single" w:color="BFBFBF" w:sz="4"/>
+              <w:bottom w:val="single" w:color="BFBFBF" w:sz="4"/>
+              <w:right w:val="single" w:color="BFBFBF" w:sz="4"/>
+            </w:tcBorders>
+            <w:shd w:fill="FFFFFF" w:color="auto" w:val="clear"/>
+            <w:tcMar>
+              <w:top w:type="dxa" w:w="70"/>
+              <w:left w:type="dxa" w:w="100"/>
+              <w:bottom w:type="dxa" w:w="70"/>
+              <w:right w:type="dxa" w:w="100"/>
+            </w:tcMar>
+          </w:tcPr>
+          <w:p>
+            <w:pPr>
+              <w:spacing w:after="40"/>
+            </w:pPr>
+            <w:r>
+              <w:rPr>
+                <w:rFonts w:ascii="Arial" w:cs="Arial" w:eastAsia="Arial" w:hAnsi="Arial"/>
+                <w:sz w:val="18"/>
+                <w:szCs w:val="18"/>
+              </w:rPr>
+              <w:t xml:space="preserve">Home, Productos, Detalle, Categorías, Ofertas, Carrito, Checkout, Compra exitosa, Pago fallido</w:t>
+            </w:r>
+          </w:p>
+        </w:tc>
+        <w:tc>
+          <w:tcPr>
+            <w:tcW w:type="dxa" w:w="2620"/>
+            <w:tcBorders>
+              <w:top w:val="single" w:color="BFBFBF" w:sz="4"/>
+              <w:left w:val="single" w:color="BFBFBF" w:sz="4"/>
+              <w:bottom w:val="single" w:color="BFBFBF" w:sz="4"/>
+              <w:right w:val="single" w:color="BFBFBF" w:sz="4"/>
+            </w:tcBorders>
+            <w:shd w:fill="FFFFFF" w:color="auto" w:val="clear"/>
+            <w:tcMar>
+              <w:top w:type="dxa" w:w="70"/>
+              <w:left w:type="dxa" w:w="100"/>
+              <w:bottom w:type="dxa" w:w="70"/>
+              <w:right w:type="dxa" w:w="100"/>
+            </w:tcMar>
+          </w:tcPr>
+          <w:p>
+            <w:pPr>
+              <w:spacing w:after="40"/>
+            </w:pPr>
+            <w:r>
+              <w:rPr>
+                <w:rFonts w:ascii="Arial" w:cs="Arial" w:eastAsia="Arial" w:hAnsi="Arial"/>
+                <w:sz w:val="18"/>
+                <w:szCs w:val="18"/>
+              </w:rPr>
+              <w:t xml:space="preserve">Login, Registro, Perfil y todo pages/admin</w:t>
+            </w:r>
+          </w:p>
+        </w:tc>
+        <w:tc>
+          <w:tcPr>
+            <w:tcW w:type="dxa" w:w="2623"/>
+            <w:tcBorders>
+              <w:top w:val="single" w:color="BFBFBF" w:sz="4"/>
+              <w:left w:val="single" w:color="BFBFBF" w:sz="4"/>
+              <w:bottom w:val="single" w:color="BFBFBF" w:sz="4"/>
+              <w:right w:val="single" w:color="BFBFBF" w:sz="4"/>
+            </w:tcBorders>
+            <w:shd w:fill="FFFFFF" w:color="auto" w:val="clear"/>
+            <w:tcMar>
+              <w:top w:type="dxa" w:w="70"/>
+              <w:left w:type="dxa" w:w="100"/>
+              <w:bottom w:type="dxa" w:w="70"/>
+              <w:right w:type="dxa" w:w="100"/>
+            </w:tcMar>
+          </w:tcPr>
+          <w:p>
+            <w:pPr>
+              <w:spacing w:after="40"/>
+            </w:pPr>
+            <w:r>
+              <w:rPr>
+                <w:rFonts w:ascii="Arial" w:cs="Arial" w:eastAsia="Arial" w:hAnsi="Arial"/>
+                <w:sz w:val="18"/>
+                <w:szCs w:val="18"/>
+              </w:rPr>
+              <w:t xml:space="preserve">Nosotros, Blogs, Detalle blog, Contacto, 404</w:t>
+            </w:r>
+          </w:p>
+        </w:tc>
+      </w:tr>
+      <w:tr>
+        <w:tc>
+          <w:tcPr>
+            <w:tcW w:type="dxa" w:w="1497"/>
+            <w:tcBorders>
+              <w:top w:val="single" w:color="BFBFBF" w:sz="4"/>
+              <w:left w:val="single" w:color="BFBFBF" w:sz="4"/>
+              <w:bottom w:val="single" w:color="BFBFBF" w:sz="4"/>
+              <w:right w:val="single" w:color="BFBFBF" w:sz="4"/>
+            </w:tcBorders>
+            <w:shd w:fill="FAFAFA" w:color="auto" w:val="clear"/>
+            <w:tcMar>
+              <w:top w:type="dxa" w:w="70"/>
+              <w:left w:type="dxa" w:w="100"/>
+              <w:bottom w:type="dxa" w:w="70"/>
+              <w:right w:type="dxa" w:w="100"/>
+            </w:tcMar>
+          </w:tcPr>
+          <w:p>
+            <w:pPr>
+              <w:spacing w:after="40"/>
+            </w:pPr>
+            <w:r>
+              <w:rPr>
+                <w:rFonts w:ascii="Arial" w:cs="Arial" w:eastAsia="Arial" w:hAnsi="Arial"/>
+                <w:sz w:val="18"/>
+                <w:szCs w:val="18"/>
+              </w:rPr>
+              <w:t xml:space="preserve">Componentes</w:t>
+            </w:r>
+          </w:p>
+        </w:tc>
+        <w:tc>
+          <w:tcPr>
+            <w:tcW w:type="dxa" w:w="2620"/>
+            <w:tcBorders>
+              <w:top w:val="single" w:color="BFBFBF" w:sz="4"/>
+              <w:left w:val="single" w:color="BFBFBF" w:sz="4"/>
+              <w:bottom w:val="single" w:color="BFBFBF" w:sz="4"/>
+              <w:right w:val="single" w:color="BFBFBF" w:sz="4"/>
+            </w:tcBorders>
+            <w:shd w:fill="FAFAFA" w:color="auto" w:val="clear"/>
+            <w:tcMar>
+              <w:top w:type="dxa" w:w="70"/>
+              <w:left w:type="dxa" w:w="100"/>
+              <w:bottom w:type="dxa" w:w="70"/>
+              <w:right w:type="dxa" w:w="100"/>
+            </w:tcMar>
+          </w:tcPr>
+          <w:p>
+            <w:pPr>
+              <w:spacing w:after="40"/>
+            </w:pPr>
+            <w:r>
+              <w:rPr>
+                <w:rFonts w:ascii="Arial" w:cs="Arial" w:eastAsia="Arial" w:hAnsi="Arial"/>
+                <w:sz w:val="18"/>
+                <w:szCs w:val="18"/>
+              </w:rPr>
+              <w:t xml:space="preserve">ListaProductos, TarjetaProducto, Galeria, TablaCarrito, FormularioCheckout, ResumenOrden, Boleta</w:t>
+            </w:r>
+          </w:p>
+        </w:tc>
+        <w:tc>
+          <w:tcPr>
+            <w:tcW w:type="dxa" w:w="2620"/>
+            <w:tcBorders>
+              <w:top w:val="single" w:color="BFBFBF" w:sz="4"/>
+              <w:left w:val="single" w:color="BFBFBF" w:sz="4"/>
+              <w:bottom w:val="single" w:color="BFBFBF" w:sz="4"/>
+              <w:right w:val="single" w:color="BFBFBF" w:sz="4"/>
+            </w:tcBorders>
+            <w:shd w:fill="FAFAFA" w:color="auto" w:val="clear"/>
+            <w:tcMar>
+              <w:top w:type="dxa" w:w="70"/>
+              <w:left w:type="dxa" w:w="100"/>
+              <w:bottom w:type="dxa" w:w="70"/>
+              <w:right w:type="dxa" w:w="100"/>
+            </w:tcMar>
+          </w:tcPr>
+          <w:p>
+            <w:pPr>
+              <w:spacing w:after="40"/>
+            </w:pPr>
+            <w:r>
+              <w:rPr>
+                <w:rFonts w:ascii="Arial" w:cs="Arial" w:eastAsia="Arial" w:hAnsi="Arial"/>
+                <w:sz w:val="18"/>
+                <w:szCs w:val="18"/>
+              </w:rPr>
+              <w:t xml:space="preserve">FormularioLogin, FormularioUsuario, FormularioProducto, FormularioCategoria, RutaProtegida, LayoutAdmin</w:t>
+            </w:r>
+          </w:p>
+        </w:tc>
+        <w:tc>
+          <w:tcPr>
+            <w:tcW w:type="dxa" w:w="2623"/>
+            <w:tcBorders>
+              <w:top w:val="single" w:color="BFBFBF" w:sz="4"/>
+              <w:left w:val="single" w:color="BFBFBF" w:sz="4"/>
+              <w:bottom w:val="single" w:color="BFBFBF" w:sz="4"/>
+              <w:right w:val="single" w:color="BFBFBF" w:sz="4"/>
+            </w:tcBorders>
+            <w:shd w:fill="FAFAFA" w:color="auto" w:val="clear"/>
+            <w:tcMar>
+              <w:top w:type="dxa" w:w="70"/>
+              <w:left w:type="dxa" w:w="100"/>
+              <w:bottom w:type="dxa" w:w="70"/>
+              <w:right w:type="dxa" w:w="100"/>
+            </w:tcMar>
+          </w:tcPr>
+          <w:p>
+            <w:pPr>
+              <w:spacing w:after="40"/>
+            </w:pPr>
+            <w:r>
+              <w:rPr>
+                <w:rFonts w:ascii="Arial" w:cs="Arial" w:eastAsia="Arial" w:hAnsi="Arial"/>
+                <w:sz w:val="18"/>
+                <w:szCs w:val="18"/>
+              </w:rPr>
+              <w:t xml:space="preserve">Átomos (Boton, Logo…), CampoFormulario, Header, Footer, LayoutTienda, Avisos, LimiteDeErrores</w:t>
+            </w:r>
+          </w:p>
+        </w:tc>
+      </w:tr>
+      <w:tr>
+        <w:tc>
+          <w:tcPr>
+            <w:tcW w:type="dxa" w:w="1497"/>
+            <w:tcBorders>
+              <w:top w:val="single" w:color="BFBFBF" w:sz="4"/>
+              <w:left w:val="single" w:color="BFBFBF" w:sz="4"/>
+              <w:bottom w:val="single" w:color="BFBFBF" w:sz="4"/>
+              <w:right w:val="single" w:color="BFBFBF" w:sz="4"/>
+            </w:tcBorders>
+            <w:shd w:fill="FFFFFF" w:color="auto" w:val="clear"/>
+            <w:tcMar>
+              <w:top w:type="dxa" w:w="70"/>
+              <w:left w:type="dxa" w:w="100"/>
+              <w:bottom w:type="dxa" w:w="70"/>
+              <w:right w:type="dxa" w:w="100"/>
+            </w:tcMar>
+          </w:tcPr>
+          <w:p>
+            <w:pPr>
+              <w:spacing w:after="40"/>
+            </w:pPr>
+            <w:r>
+              <w:rPr>
+                <w:rFonts w:ascii="Arial" w:cs="Arial" w:eastAsia="Arial" w:hAnsi="Arial"/>
+                <w:sz w:val="18"/>
+                <w:szCs w:val="18"/>
+              </w:rPr>
+              <w:t xml:space="preserve">Lógica</w:t>
+            </w:r>
+          </w:p>
+        </w:tc>
+        <w:tc>
+          <w:tcPr>
+            <w:tcW w:type="dxa" w:w="2620"/>
+            <w:tcBorders>
+              <w:top w:val="single" w:color="BFBFBF" w:sz="4"/>
+              <w:left w:val="single" w:color="BFBFBF" w:sz="4"/>
+              <w:bottom w:val="single" w:color="BFBFBF" w:sz="4"/>
+              <w:right w:val="single" w:color="BFBFBF" w:sz="4"/>
+            </w:tcBorders>
+            <w:shd w:fill="FFFFFF" w:color="auto" w:val="clear"/>
+            <w:tcMar>
+              <w:top w:type="dxa" w:w="70"/>
+              <w:left w:type="dxa" w:w="100"/>
+              <w:bottom w:type="dxa" w:w="70"/>
+              <w:right w:type="dxa" w:w="100"/>
+            </w:tcMar>
+          </w:tcPr>
+          <w:p>
+            <w:pPr>
+              <w:spacing w:after="40"/>
+            </w:pPr>
+            <w:r>
+              <w:rPr>
+                <w:rFonts w:ascii="Arial" w:cs="Arial" w:eastAsia="Arial" w:hAnsi="Arial"/>
+                <w:sz w:val="18"/>
+                <w:szCs w:val="18"/>
+              </w:rPr>
+              <w:t xml:space="preserve">Estado del carrito en App.jsx, carritoService, ordenesService (agenda), pagosService</w:t>
+            </w:r>
+          </w:p>
+        </w:tc>
+        <w:tc>
+          <w:tcPr>
+            <w:tcW w:type="dxa" w:w="2620"/>
+            <w:tcBorders>
+              <w:top w:val="single" w:color="BFBFBF" w:sz="4"/>
+              <w:left w:val="single" w:color="BFBFBF" w:sz="4"/>
+              <w:bottom w:val="single" w:color="BFBFBF" w:sz="4"/>
+              <w:right w:val="single" w:color="BFBFBF" w:sz="4"/>
+            </w:tcBorders>
+            <w:shd w:fill="FFFFFF" w:color="auto" w:val="clear"/>
+            <w:tcMar>
+              <w:top w:type="dxa" w:w="70"/>
+              <w:left w:type="dxa" w:w="100"/>
+              <w:bottom w:type="dxa" w:w="70"/>
+              <w:right w:type="dxa" w:w="100"/>
+            </w:tcMar>
+          </w:tcPr>
+          <w:p>
+            <w:pPr>
+              <w:spacing w:after="40"/>
+            </w:pPr>
+            <w:r>
+              <w:rPr>
+                <w:rFonts w:ascii="Arial" w:cs="Arial" w:eastAsia="Arial" w:hAnsi="Arial"/>
+                <w:sz w:val="18"/>
+                <w:szCs w:val="18"/>
+              </w:rPr>
+              <w:t xml:space="preserve">Sesión en App.jsx, usuariosService, productosService, categoriasService, reportesService, validaciones.js</w:t>
+            </w:r>
+          </w:p>
+        </w:tc>
+        <w:tc>
+          <w:tcPr>
+            <w:tcW w:type="dxa" w:w="2623"/>
+            <w:tcBorders>
+              <w:top w:val="single" w:color="BFBFBF" w:sz="4"/>
+              <w:left w:val="single" w:color="BFBFBF" w:sz="4"/>
+              <w:bottom w:val="single" w:color="BFBFBF" w:sz="4"/>
+              <w:right w:val="single" w:color="BFBFBF" w:sz="4"/>
+            </w:tcBorders>
+            <w:shd w:fill="FFFFFF" w:color="auto" w:val="clear"/>
+            <w:tcMar>
+              <w:top w:type="dxa" w:w="70"/>
+              <w:left w:type="dxa" w:w="100"/>
+              <w:bottom w:type="dxa" w:w="70"/>
+              <w:right w:type="dxa" w:w="100"/>
+            </w:tcMar>
+          </w:tcPr>
+          <w:p>
+            <w:pPr>
+              <w:spacing w:after="40"/>
+            </w:pPr>
+            <w:r>
+              <w:rPr>
+                <w:rFonts w:ascii="Arial" w:cs="Arial" w:eastAsia="Arial" w:hAnsi="Arial"/>
+                <w:sz w:val="18"/>
+                <w:szCs w:val="18"/>
+              </w:rPr>
+              <w:t xml:space="preserve">data/db.js (CRUD), seed.js, images.js, useFormulario.js</w:t>
+            </w:r>
+          </w:p>
+        </w:tc>
+      </w:tr>
+      <w:tr>
+        <w:tc>
+          <w:tcPr>
+            <w:tcW w:type="dxa" w:w="1497"/>
+            <w:tcBorders>
+              <w:top w:val="single" w:color="BFBFBF" w:sz="4"/>
+              <w:left w:val="single" w:color="BFBFBF" w:sz="4"/>
+              <w:bottom w:val="single" w:color="BFBFBF" w:sz="4"/>
+              <w:right w:val="single" w:color="BFBFBF" w:sz="4"/>
+            </w:tcBorders>
+            <w:shd w:fill="FAFAFA" w:color="auto" w:val="clear"/>
+            <w:tcMar>
+              <w:top w:type="dxa" w:w="70"/>
+              <w:left w:type="dxa" w:w="100"/>
+              <w:bottom w:type="dxa" w:w="70"/>
+              <w:right w:type="dxa" w:w="100"/>
+            </w:tcMar>
+          </w:tcPr>
+          <w:p>
+            <w:pPr>
+              <w:spacing w:after="40"/>
+            </w:pPr>
+            <w:r>
+              <w:rPr>
+                <w:rFonts w:ascii="Arial" w:cs="Arial" w:eastAsia="Arial" w:hAnsi="Arial"/>
+                <w:sz w:val="18"/>
+                <w:szCs w:val="18"/>
+              </w:rPr>
+              <w:t xml:space="preserve">Estilos y configuración</w:t>
+            </w:r>
+          </w:p>
+        </w:tc>
+        <w:tc>
+          <w:tcPr>
+            <w:tcW w:type="dxa" w:w="2620"/>
+            <w:tcBorders>
+              <w:top w:val="single" w:color="BFBFBF" w:sz="4"/>
+              <w:left w:val="single" w:color="BFBFBF" w:sz="4"/>
+              <w:bottom w:val="single" w:color="BFBFBF" w:sz="4"/>
+              <w:right w:val="single" w:color="BFBFBF" w:sz="4"/>
+            </w:tcBorders>
+            <w:shd w:fill="FAFAFA" w:color="auto" w:val="clear"/>
+            <w:tcMar>
+              <w:top w:type="dxa" w:w="70"/>
+              <w:left w:type="dxa" w:w="100"/>
+              <w:bottom w:type="dxa" w:w="70"/>
+              <w:right w:type="dxa" w:w="100"/>
+            </w:tcMar>
+          </w:tcPr>
+          <w:p>
+            <w:pPr>
+              <w:spacing w:after="40"/>
+            </w:pPr>
+            <w:r>
+              <w:rPr>
+                <w:rFonts w:ascii="Arial" w:cs="Arial" w:eastAsia="Arial" w:hAnsi="Arial"/>
+                <w:sz w:val="18"/>
+                <w:szCs w:val="18"/>
+              </w:rPr>
+              <w:t xml:space="preserve">—</w:t>
+            </w:r>
+          </w:p>
+        </w:tc>
+        <w:tc>
+          <w:tcPr>
+            <w:tcW w:type="dxa" w:w="2620"/>
+            <w:tcBorders>
+              <w:top w:val="single" w:color="BFBFBF" w:sz="4"/>
+              <w:left w:val="single" w:color="BFBFBF" w:sz="4"/>
+              <w:bottom w:val="single" w:color="BFBFBF" w:sz="4"/>
+              <w:right w:val="single" w:color="BFBFBF" w:sz="4"/>
+            </w:tcBorders>
+            <w:shd w:fill="FAFAFA" w:color="auto" w:val="clear"/>
+            <w:tcMar>
+              <w:top w:type="dxa" w:w="70"/>
+              <w:left w:type="dxa" w:w="100"/>
+              <w:bottom w:type="dxa" w:w="70"/>
+              <w:right w:type="dxa" w:w="100"/>
+            </w:tcMar>
+          </w:tcPr>
+          <w:p>
+            <w:pPr>
+              <w:spacing w:after="40"/>
+            </w:pPr>
+            <w:r>
+              <w:rPr>
+                <w:rFonts w:ascii="Arial" w:cs="Arial" w:eastAsia="Arial" w:hAnsi="Arial"/>
+                <w:sz w:val="18"/>
+                <w:szCs w:val="18"/>
+              </w:rPr>
+              <w:t xml:space="preserve">—</w:t>
+            </w:r>
+          </w:p>
+        </w:tc>
+        <w:tc>
+          <w:tcPr>
+            <w:tcW w:type="dxa" w:w="2623"/>
+            <w:tcBorders>
+              <w:top w:val="single" w:color="BFBFBF" w:sz="4"/>
+              <w:left w:val="single" w:color="BFBFBF" w:sz="4"/>
+              <w:bottom w:val="single" w:color="BFBFBF" w:sz="4"/>
+              <w:right w:val="single" w:color="BFBFBF" w:sz="4"/>
+            </w:tcBorders>
+            <w:shd w:fill="FAFAFA" w:color="auto" w:val="clear"/>
+            <w:tcMar>
+              <w:top w:type="dxa" w:w="70"/>
+              <w:left w:type="dxa" w:w="100"/>
+              <w:bottom w:type="dxa" w:w="70"/>
+              <w:right w:type="dxa" w:w="100"/>
+            </w:tcMar>
+          </w:tcPr>
+          <w:p>
+            <w:pPr>
+              <w:spacing w:after="40"/>
+            </w:pPr>
+            <w:r>
+              <w:rPr>
+                <w:rFonts w:ascii="Arial" w:cs="Arial" w:eastAsia="Arial" w:hAnsi="Arial"/>
+                <w:sz w:val="18"/>
+                <w:szCs w:val="18"/>
+              </w:rPr>
+              <w:t xml:space="preserve">tema.css, Bootstrap responsivo, karma.conf.js</w:t>
+            </w:r>
+          </w:p>
+        </w:tc>
+      </w:tr>
+      <w:tr>
+        <w:tc>
+          <w:tcPr>
+            <w:tcW w:type="dxa" w:w="1497"/>
+            <w:tcBorders>
+              <w:top w:val="single" w:color="BFBFBF" w:sz="4"/>
+              <w:left w:val="single" w:color="BFBFBF" w:sz="4"/>
+              <w:bottom w:val="single" w:color="BFBFBF" w:sz="4"/>
+              <w:right w:val="single" w:color="BFBFBF" w:sz="4"/>
+            </w:tcBorders>
+            <w:shd w:fill="FFFFFF" w:color="auto" w:val="clear"/>
+            <w:tcMar>
+              <w:top w:type="dxa" w:w="70"/>
+              <w:left w:type="dxa" w:w="100"/>
+              <w:bottom w:type="dxa" w:w="70"/>
+              <w:right w:type="dxa" w:w="100"/>
+            </w:tcMar>
+          </w:tcPr>
+          <w:p>
+            <w:pPr>
+              <w:spacing w:after="40"/>
+            </w:pPr>
+            <w:r>
+              <w:rPr>
+                <w:rFonts w:ascii="Arial" w:cs="Arial" w:eastAsia="Arial" w:hAnsi="Arial"/>
+                <w:sz w:val="18"/>
+                <w:szCs w:val="18"/>
+              </w:rPr>
+              <w:t xml:space="preserve">Pruebas que lidera</w:t>
+            </w:r>
+          </w:p>
+        </w:tc>
+        <w:tc>
+          <w:tcPr>
+            <w:tcW w:type="dxa" w:w="2620"/>
+            <w:tcBorders>
+              <w:top w:val="single" w:color="BFBFBF" w:sz="4"/>
+              <w:left w:val="single" w:color="BFBFBF" w:sz="4"/>
+              <w:bottom w:val="single" w:color="BFBFBF" w:sz="4"/>
+              <w:right w:val="single" w:color="BFBFBF" w:sz="4"/>
+            </w:tcBorders>
+            <w:shd w:fill="FFFFFF" w:color="auto" w:val="clear"/>
+            <w:tcMar>
+              <w:top w:type="dxa" w:w="70"/>
+              <w:left w:type="dxa" w:w="100"/>
+              <w:bottom w:type="dxa" w:w="70"/>
+              <w:right w:type="dxa" w:w="100"/>
+            </w:tcMar>
+          </w:tcPr>
+          <w:p>
+            <w:pPr>
+              <w:spacing w:after="40"/>
+            </w:pPr>
+            <w:r>
+              <w:rPr>
+                <w:rFonts w:ascii="Arial" w:cs="Arial" w:eastAsia="Arial" w:hAnsi="Arial"/>
+                <w:sz w:val="18"/>
+                <w:szCs w:val="18"/>
+              </w:rPr>
+              <w:t xml:space="preserve">1, 5, 8, 12 y 15</w:t>
+            </w:r>
+          </w:p>
+        </w:tc>
+        <w:tc>
+          <w:tcPr>
+            <w:tcW w:type="dxa" w:w="2620"/>
+            <w:tcBorders>
+              <w:top w:val="single" w:color="BFBFBF" w:sz="4"/>
+              <w:left w:val="single" w:color="BFBFBF" w:sz="4"/>
+              <w:bottom w:val="single" w:color="BFBFBF" w:sz="4"/>
+              <w:right w:val="single" w:color="BFBFBF" w:sz="4"/>
+            </w:tcBorders>
+            <w:shd w:fill="FFFFFF" w:color="auto" w:val="clear"/>
+            <w:tcMar>
+              <w:top w:type="dxa" w:w="70"/>
+              <w:left w:type="dxa" w:w="100"/>
+              <w:bottom w:type="dxa" w:w="70"/>
+              <w:right w:type="dxa" w:w="100"/>
+            </w:tcMar>
+          </w:tcPr>
+          <w:p>
+            <w:pPr>
+              <w:spacing w:after="40"/>
+            </w:pPr>
+            <w:r>
+              <w:rPr>
+                <w:rFonts w:ascii="Arial" w:cs="Arial" w:eastAsia="Arial" w:hAnsi="Arial"/>
+                <w:sz w:val="18"/>
+                <w:szCs w:val="18"/>
+              </w:rPr>
+              <w:t xml:space="preserve">6, 7, 9, 10 y 13</w:t>
+            </w:r>
+          </w:p>
+        </w:tc>
+        <w:tc>
+          <w:tcPr>
+            <w:tcW w:type="dxa" w:w="2623"/>
+            <w:tcBorders>
+              <w:top w:val="single" w:color="BFBFBF" w:sz="4"/>
+              <w:left w:val="single" w:color="BFBFBF" w:sz="4"/>
+              <w:bottom w:val="single" w:color="BFBFBF" w:sz="4"/>
+              <w:right w:val="single" w:color="BFBFBF" w:sz="4"/>
+            </w:tcBorders>
+            <w:shd w:fill="FFFFFF" w:color="auto" w:val="clear"/>
+            <w:tcMar>
+              <w:top w:type="dxa" w:w="70"/>
+              <w:left w:type="dxa" w:w="100"/>
+              <w:bottom w:type="dxa" w:w="70"/>
+              <w:right w:type="dxa" w:w="100"/>
+            </w:tcMar>
+          </w:tcPr>
+          <w:p>
+            <w:pPr>
+              <w:spacing w:after="40"/>
+            </w:pPr>
+            <w:r>
+              <w:rPr>
+                <w:rFonts w:ascii="Arial" w:cs="Arial" w:eastAsia="Arial" w:hAnsi="Arial"/>
+                <w:sz w:val="18"/>
+                <w:szCs w:val="18"/>
+              </w:rPr>
+              <w:t xml:space="preserve">2, 3, 4, 11 y 14</w:t>
+            </w:r>
+          </w:p>
+        </w:tc>
+      </w:tr>
+      <w:tr>
+        <w:tc>
+          <w:tcPr>
+            <w:tcW w:type="dxa" w:w="1497"/>
+            <w:tcBorders>
+              <w:top w:val="single" w:color="BFBFBF" w:sz="4"/>
+              <w:left w:val="single" w:color="BFBFBF" w:sz="4"/>
+              <w:bottom w:val="single" w:color="BFBFBF" w:sz="4"/>
+              <w:right w:val="single" w:color="BFBFBF" w:sz="4"/>
+            </w:tcBorders>
+            <w:shd w:fill="FAFAFA" w:color="auto" w:val="clear"/>
+            <w:tcMar>
+              <w:top w:type="dxa" w:w="70"/>
+              <w:left w:type="dxa" w:w="100"/>
+              <w:bottom w:type="dxa" w:w="70"/>
+              <w:right w:type="dxa" w:w="100"/>
+            </w:tcMar>
+          </w:tcPr>
+          <w:p>
+            <w:pPr>
+              <w:spacing w:after="40"/>
+            </w:pPr>
+            <w:r>
+              <w:rPr>
+                <w:rFonts w:ascii="Arial" w:cs="Arial" w:eastAsia="Arial" w:hAnsi="Arial"/>
+                <w:sz w:val="18"/>
+                <w:szCs w:val="18"/>
+              </w:rPr>
+              <w:t xml:space="preserve">De las 10 de defensa</w:t>
+            </w:r>
+          </w:p>
+        </w:tc>
+        <w:tc>
+          <w:tcPr>
+            <w:tcW w:type="dxa" w:w="2620"/>
+            <w:tcBorders>
+              <w:top w:val="single" w:color="BFBFBF" w:sz="4"/>
+              <w:left w:val="single" w:color="BFBFBF" w:sz="4"/>
+              <w:bottom w:val="single" w:color="BFBFBF" w:sz="4"/>
+              <w:right w:val="single" w:color="BFBFBF" w:sz="4"/>
+            </w:tcBorders>
+            <w:shd w:fill="FAFAFA" w:color="auto" w:val="clear"/>
+            <w:tcMar>
+              <w:top w:type="dxa" w:w="70"/>
+              <w:left w:type="dxa" w:w="100"/>
+              <w:bottom w:type="dxa" w:w="70"/>
+              <w:right w:type="dxa" w:w="100"/>
+            </w:tcMar>
+          </w:tcPr>
+          <w:p>
+            <w:pPr>
+              <w:spacing w:after="40"/>
+            </w:pPr>
+            <w:r>
+              <w:rPr>
+                <w:rFonts w:ascii="Arial" w:cs="Arial" w:eastAsia="Arial" w:hAnsi="Arial"/>
+                <w:sz w:val="18"/>
+                <w:szCs w:val="18"/>
+              </w:rPr>
+              <w:t xml:space="preserve">1, 5 y 8</w:t>
+            </w:r>
+          </w:p>
+        </w:tc>
+        <w:tc>
+          <w:tcPr>
+            <w:tcW w:type="dxa" w:w="2620"/>
+            <w:tcBorders>
+              <w:top w:val="single" w:color="BFBFBF" w:sz="4"/>
+              <w:left w:val="single" w:color="BFBFBF" w:sz="4"/>
+              <w:bottom w:val="single" w:color="BFBFBF" w:sz="4"/>
+              <w:right w:val="single" w:color="BFBFBF" w:sz="4"/>
+            </w:tcBorders>
+            <w:shd w:fill="FAFAFA" w:color="auto" w:val="clear"/>
+            <w:tcMar>
+              <w:top w:type="dxa" w:w="70"/>
+              <w:left w:type="dxa" w:w="100"/>
+              <w:bottom w:type="dxa" w:w="70"/>
+              <w:right w:type="dxa" w:w="100"/>
+            </w:tcMar>
+          </w:tcPr>
+          <w:p>
+            <w:pPr>
+              <w:spacing w:after="40"/>
+            </w:pPr>
+            <w:r>
+              <w:rPr>
+                <w:rFonts w:ascii="Arial" w:cs="Arial" w:eastAsia="Arial" w:hAnsi="Arial"/>
+                <w:sz w:val="18"/>
+                <w:szCs w:val="18"/>
+              </w:rPr>
+              <w:t xml:space="preserve">6, 7, 9 y 10</w:t>
+            </w:r>
+          </w:p>
+        </w:tc>
+        <w:tc>
+          <w:tcPr>
+            <w:tcW w:type="dxa" w:w="2623"/>
+            <w:tcBorders>
+              <w:top w:val="single" w:color="BFBFBF" w:sz="4"/>
+              <w:left w:val="single" w:color="BFBFBF" w:sz="4"/>
+              <w:bottom w:val="single" w:color="BFBFBF" w:sz="4"/>
+              <w:right w:val="single" w:color="BFBFBF" w:sz="4"/>
+            </w:tcBorders>
+            <w:shd w:fill="FAFAFA" w:color="auto" w:val="clear"/>
+            <w:tcMar>
+              <w:top w:type="dxa" w:w="70"/>
+              <w:left w:type="dxa" w:w="100"/>
+              <w:bottom w:type="dxa" w:w="70"/>
+              <w:right w:type="dxa" w:w="100"/>
+            </w:tcMar>
+          </w:tcPr>
+          <w:p>
+            <w:pPr>
+              <w:spacing w:after="40"/>
+            </w:pPr>
+            <w:r>
+              <w:rPr>
+                <w:rFonts w:ascii="Arial" w:cs="Arial" w:eastAsia="Arial" w:hAnsi="Arial"/>
+                <w:sz w:val="18"/>
+                <w:szCs w:val="18"/>
+              </w:rPr>
+              <w:t xml:space="preserve">2, 3 y 4</w:t>
+            </w:r>
+          </w:p>
+        </w:tc>
+      </w:tr>
+      <w:tr>
+        <w:tc>
+          <w:tcPr>
+            <w:tcW w:type="dxa" w:w="1497"/>
+            <w:tcBorders>
+              <w:top w:val="single" w:color="BFBFBF" w:sz="4"/>
+              <w:left w:val="single" w:color="BFBFBF" w:sz="4"/>
+              <w:bottom w:val="single" w:color="BFBFBF" w:sz="4"/>
+              <w:right w:val="single" w:color="BFBFBF" w:sz="4"/>
+            </w:tcBorders>
+            <w:shd w:fill="FFFFFF" w:color="auto" w:val="clear"/>
+            <w:tcMar>
+              <w:top w:type="dxa" w:w="70"/>
+              <w:left w:type="dxa" w:w="100"/>
+              <w:bottom w:type="dxa" w:w="70"/>
+              <w:right w:type="dxa" w:w="100"/>
+            </w:tcMar>
+          </w:tcPr>
+          <w:p>
+            <w:pPr>
+              <w:spacing w:after="40"/>
+            </w:pPr>
+            <w:r>
+              <w:rPr>
+                <w:rFonts w:ascii="Arial" w:cs="Arial" w:eastAsia="Arial" w:hAnsi="Arial"/>
+                <w:sz w:val="18"/>
+                <w:szCs w:val="18"/>
+              </w:rPr>
+              <w:t xml:space="preserve">Indicador que explica primero</w:t>
+            </w:r>
+          </w:p>
+        </w:tc>
+        <w:tc>
+          <w:tcPr>
+            <w:tcW w:type="dxa" w:w="2620"/>
+            <w:tcBorders>
+              <w:top w:val="single" w:color="BFBFBF" w:sz="4"/>
+              <w:left w:val="single" w:color="BFBFBF" w:sz="4"/>
+              <w:bottom w:val="single" w:color="BFBFBF" w:sz="4"/>
+              <w:right w:val="single" w:color="BFBFBF" w:sz="4"/>
+            </w:tcBorders>
+            <w:shd w:fill="FFFFFF" w:color="auto" w:val="clear"/>
+            <w:tcMar>
+              <w:top w:type="dxa" w:w="70"/>
+              <w:left w:type="dxa" w:w="100"/>
+              <w:bottom w:type="dxa" w:w="70"/>
+              <w:right w:type="dxa" w:w="100"/>
+            </w:tcMar>
+          </w:tcPr>
+          <w:p>
+            <w:pPr>
+              <w:spacing w:after="40"/>
+            </w:pPr>
+            <w:r>
+              <w:rPr>
+                <w:rFonts w:ascii="Arial" w:cs="Arial" w:eastAsia="Arial" w:hAnsi="Arial"/>
+                <w:sz w:val="18"/>
+                <w:szCs w:val="18"/>
+              </w:rPr>
+              <w:t xml:space="preserve">IE2.1.3 (diseño del proyecto)</w:t>
+            </w:r>
+          </w:p>
+        </w:tc>
+        <w:tc>
+          <w:tcPr>
+            <w:tcW w:type="dxa" w:w="2620"/>
+            <w:tcBorders>
+              <w:top w:val="single" w:color="BFBFBF" w:sz="4"/>
+              <w:left w:val="single" w:color="BFBFBF" w:sz="4"/>
+              <w:bottom w:val="single" w:color="BFBFBF" w:sz="4"/>
+              <w:right w:val="single" w:color="BFBFBF" w:sz="4"/>
+            </w:tcBorders>
+            <w:shd w:fill="FFFFFF" w:color="auto" w:val="clear"/>
+            <w:tcMar>
+              <w:top w:type="dxa" w:w="70"/>
+              <w:left w:type="dxa" w:w="100"/>
+              <w:bottom w:type="dxa" w:w="70"/>
+              <w:right w:type="dxa" w:w="100"/>
+            </w:tcMar>
+          </w:tcPr>
+          <w:p>
+            <w:pPr>
+              <w:spacing w:after="40"/>
+            </w:pPr>
+            <w:r>
+              <w:rPr>
+                <w:rFonts w:ascii="Arial" w:cs="Arial" w:eastAsia="Arial" w:hAnsi="Arial"/>
+                <w:sz w:val="18"/>
+                <w:szCs w:val="18"/>
+              </w:rPr>
+              <w:t xml:space="preserve">IE2.2.2 (demostrar las pruebas)</w:t>
+            </w:r>
+          </w:p>
+        </w:tc>
+        <w:tc>
+          <w:tcPr>
+            <w:tcW w:type="dxa" w:w="2623"/>
+            <w:tcBorders>
+              <w:top w:val="single" w:color="BFBFBF" w:sz="4"/>
+              <w:left w:val="single" w:color="BFBFBF" w:sz="4"/>
+              <w:bottom w:val="single" w:color="BFBFBF" w:sz="4"/>
+              <w:right w:val="single" w:color="BFBFBF" w:sz="4"/>
+            </w:tcBorders>
+            <w:shd w:fill="FFFFFF" w:color="auto" w:val="clear"/>
+            <w:tcMar>
+              <w:top w:type="dxa" w:w="70"/>
+              <w:left w:type="dxa" w:w="100"/>
+              <w:bottom w:type="dxa" w:w="70"/>
+              <w:right w:type="dxa" w:w="100"/>
+            </w:tcMar>
+          </w:tcPr>
+          <w:p>
+            <w:pPr>
+              <w:spacing w:after="40"/>
+            </w:pPr>
+            <w:r>
+              <w:rPr>
+                <w:rFonts w:ascii="Arial" w:cs="Arial" w:eastAsia="Arial" w:hAnsi="Arial"/>
+                <w:sz w:val="18"/>
+                <w:szCs w:val="18"/>
+              </w:rPr>
+              <w:t xml:space="preserve">IE2.1.4 (componentes y Bootstrap) e IE2.3.2 (proceso de testeo)</w:t>
+            </w:r>
+          </w:p>
+        </w:tc>
+      </w:tr>
+      <w:tr>
+        <w:tc>
+          <w:tcPr>
+            <w:tcW w:type="dxa" w:w="1497"/>
+            <w:tcBorders>
+              <w:top w:val="single" w:color="BFBFBF" w:sz="4"/>
+              <w:left w:val="single" w:color="BFBFBF" w:sz="4"/>
+              <w:bottom w:val="single" w:color="BFBFBF" w:sz="4"/>
+              <w:right w:val="single" w:color="BFBFBF" w:sz="4"/>
+            </w:tcBorders>
+            <w:shd w:fill="FAFAFA" w:color="auto" w:val="clear"/>
+            <w:tcMar>
+              <w:top w:type="dxa" w:w="70"/>
+              <w:left w:type="dxa" w:w="100"/>
+              <w:bottom w:type="dxa" w:w="70"/>
+              <w:right w:type="dxa" w:w="100"/>
+            </w:tcMar>
+          </w:tcPr>
+          <w:p>
+            <w:pPr>
+              <w:spacing w:after="40"/>
+            </w:pPr>
+            <w:r>
+              <w:rPr>
+                <w:rFonts w:ascii="Arial" w:cs="Arial" w:eastAsia="Arial" w:hAnsi="Arial"/>
+                <w:sz w:val="18"/>
+                <w:szCs w:val="18"/>
+              </w:rPr>
+              <w:t xml:space="preserve">Documentos</w:t>
+            </w:r>
+          </w:p>
+        </w:tc>
+        <w:tc>
+          <w:tcPr>
+            <w:tcW w:type="dxa" w:w="2620"/>
+            <w:tcBorders>
+              <w:top w:val="single" w:color="BFBFBF" w:sz="4"/>
+              <w:left w:val="single" w:color="BFBFBF" w:sz="4"/>
+              <w:bottom w:val="single" w:color="BFBFBF" w:sz="4"/>
+              <w:right w:val="single" w:color="BFBFBF" w:sz="4"/>
+            </w:tcBorders>
+            <w:shd w:fill="FAFAFA" w:color="auto" w:val="clear"/>
+            <w:tcMar>
+              <w:top w:type="dxa" w:w="70"/>
+              <w:left w:type="dxa" w:w="100"/>
+              <w:bottom w:type="dxa" w:w="70"/>
+              <w:right w:type="dxa" w:w="100"/>
+            </w:tcMar>
+          </w:tcPr>
+          <w:p>
+            <w:pPr>
+              <w:spacing w:after="40"/>
+            </w:pPr>
+            <w:r>
+              <w:rPr>
+                <w:rFonts w:ascii="Arial" w:cs="Arial" w:eastAsia="Arial" w:hAnsi="Arial"/>
+                <w:sz w:val="18"/>
+                <w:szCs w:val="18"/>
+              </w:rPr>
+              <w:t xml:space="preserve">ERS: módulo Tienda</w:t>
+            </w:r>
+          </w:p>
+        </w:tc>
+        <w:tc>
+          <w:tcPr>
+            <w:tcW w:type="dxa" w:w="2620"/>
+            <w:tcBorders>
+              <w:top w:val="single" w:color="BFBFBF" w:sz="4"/>
+              <w:left w:val="single" w:color="BFBFBF" w:sz="4"/>
+              <w:bottom w:val="single" w:color="BFBFBF" w:sz="4"/>
+              <w:right w:val="single" w:color="BFBFBF" w:sz="4"/>
+            </w:tcBorders>
+            <w:shd w:fill="FAFAFA" w:color="auto" w:val="clear"/>
+            <w:tcMar>
+              <w:top w:type="dxa" w:w="70"/>
+              <w:left w:type="dxa" w:w="100"/>
+              <w:bottom w:type="dxa" w:w="70"/>
+              <w:right w:type="dxa" w:w="100"/>
+            </w:tcMar>
+          </w:tcPr>
+          <w:p>
+            <w:pPr>
+              <w:spacing w:after="40"/>
+            </w:pPr>
+            <w:r>
+              <w:rPr>
+                <w:rFonts w:ascii="Arial" w:cs="Arial" w:eastAsia="Arial" w:hAnsi="Arial"/>
+                <w:sz w:val="18"/>
+                <w:szCs w:val="18"/>
+              </w:rPr>
+              <w:t xml:space="preserve">ERS: módulo Administrador</w:t>
+            </w:r>
+          </w:p>
+        </w:tc>
+        <w:tc>
+          <w:tcPr>
+            <w:tcW w:type="dxa" w:w="2623"/>
+            <w:tcBorders>
+              <w:top w:val="single" w:color="BFBFBF" w:sz="4"/>
+              <w:left w:val="single" w:color="BFBFBF" w:sz="4"/>
+              <w:bottom w:val="single" w:color="BFBFBF" w:sz="4"/>
+              <w:right w:val="single" w:color="BFBFBF" w:sz="4"/>
+            </w:tcBorders>
+            <w:shd w:fill="FAFAFA" w:color="auto" w:val="clear"/>
+            <w:tcMar>
+              <w:top w:type="dxa" w:w="70"/>
+              <w:left w:type="dxa" w:w="100"/>
+              <w:bottom w:type="dxa" w:w="70"/>
+              <w:right w:type="dxa" w:w="100"/>
+            </w:tcMar>
+          </w:tcPr>
+          <w:p>
+            <w:pPr>
+              <w:spacing w:after="40"/>
+            </w:pPr>
+            <w:r>
+              <w:rPr>
+                <w:rFonts w:ascii="Arial" w:cs="Arial" w:eastAsia="Arial" w:hAnsi="Arial"/>
+                <w:sz w:val="18"/>
+                <w:szCs w:val="18"/>
+              </w:rPr>
+              <w:t xml:space="preserve">Documento de cobertura</w:t>
+            </w:r>
+          </w:p>
+        </w:tc>
+      </w:tr>
+    </w:tbl>
+    <w:p>
+      <w:pPr>
+        <w:spacing w:after="80"/>
+      </w:pPr>
+    </w:p>
+    <w:p>
+      <w:pPr>
+        <w:spacing w:after="120" w:line="276"/>
+      </w:pPr>
+      <w:r>
+        <w:rPr>
+          <w:rFonts w:ascii="Arial" w:cs="Arial" w:eastAsia="Arial" w:hAnsi="Arial"/>
+          <w:b/>
+          <w:bCs/>
+        </w:rPr>
+        <w:t xml:space="preserve">Ojo:</w:t>
+      </w:r>
+      <w:r>
+        <w:rPr>
+          <w:rFonts w:ascii="Arial" w:cs="Arial" w:eastAsia="Arial" w:hAnsi="Arial"/>
+        </w:rPr>
+        <w:t xml:space="preserve"> la rúbrica pide que el trabajo sea equitativo y el docente pregunta por los cambios en GitHub. Cada integrante debería subir desde su cuenta los ajustes que haga en su parte.</w:t>
+      </w:r>
+    </w:p>
     <w:p>
       <w:pPr>
         <w:pStyle w:val="Heading1"/>
@@ -1441,7 +2651,7 @@
         <w:rPr>
           <w:rFonts w:ascii="Arial" w:cs="Arial" w:eastAsia="Arial" w:hAnsi="Arial"/>
         </w:rPr>
-        <w:t>En el editor deja listos: src/main.jsx, src/App.jsx, src/components/atomos/Boton.jsx, src/components/moleculas/TarjetaProducto.jsx, src/utils/useFormulario.js, src/data/db.js, src/assets/css/tema.css, karma.conf.js y test/defensa.spec.jsx.</w:t>
+        <w:t xml:space="preserve">En el editor deja listos: src/main.jsx, src/App.jsx, src/components/atomos/Boton.jsx, src/components/moleculas/TarjetaProducto.jsx, src/utils/useFormulario.js, src/data/db.js, src/assets/css/tema.css, karma.conf.js y test/defensa.spec.jsx.</w:t>
       </w:r>
     </w:p>
     <w:p>
@@ -2346,7 +3556,7 @@
                 <w:sz w:val="18"/>
                 <w:szCs w:val="18"/>
               </w:rPr>
-              <w:t>Header, Footer, ListaProductos, FormularioCheckout, FormularioUsuario, Boleta</w:t>
+              <w:t xml:space="preserve">Header, Footer, ListaProductos, FormularioCheckout, FormularioUsuario, Boleta</w:t>
             </w:r>
           </w:p>
         </w:tc>
@@ -4007,7 +5217,7 @@
                 <w:sz w:val="18"/>
                 <w:szCs w:val="18"/>
               </w:rPr>
-              <w:t>Header.jsx</w:t>
+              <w:t xml:space="preserve">Header.jsx</w:t>
             </w:r>
           </w:p>
         </w:tc>
@@ -4849,7 +6059,7 @@
                 <w:sz w:val="18"/>
                 <w:szCs w:val="18"/>
               </w:rPr>
-              <w:t>En el estado de App.jsx (useState). App le pasa total y cantidad a LayoutTienda, y esta a Header, por props. Al agregar un diseño, App cambia su estado y React redibuja la barra.</w:t>
+              <w:t xml:space="preserve">En el estado de App.jsx (useState). App le pasa total y cantidad a LayoutTienda, y esta a Header, por props. Al agregar un diseño, App cambia su estado y React redibuja la barra.</w:t>
             </w:r>
           </w:p>
         </w:tc>

--- a/docs/Guia_Defensa_Presentacion.docx
+++ b/docs/Guia_Defensa_Presentacion.docx
@@ -833,7 +833,7 @@
           <w:i/>
           <w:iCs/>
         </w:rPr>
-        <w:t xml:space="preserve">"Forever Ink es la tienda de un estudio de tatuajes. Cada producto es un diseño, el stock son los cupos y el carrito es la reserva: el cliente elige diseños, agenda una cita con un tatuador en un día y horario disponible y paga con una pasarela simulada. El personal administra órdenes, diseños, categorías y usuarios desde un panel. Lo construimos con React y Vite; los componentes siguen Atomic Design, App guarda el estado y lo entrega por props, la navegación usa BrowserRouter y el diseño responsivo es de Bootstrap. Como no hay backend, un archivo JavaScript simula la base de datos con CRUD sobre localStorage. Lo probamos con Jasmine y Karma: 15 pruebas, 10 de ellas para esta defensa, con 67,6 % de cobertura de sentencias."</w:t>
+        <w:t xml:space="preserve">"Forever Ink es la tienda de un estudio de tatuajes. Cada producto es un diseño, el stock son los cupos y el carrito es la reserva: el cliente elige diseños, agenda una cita con un tatuador en un día y horario disponible y paga con una pasarela simulada. El personal administra órdenes, diseños, categorías y usuarios desde un panel. Lo construimos con React y Vite; los componentes siguen Atomic Design, App guarda el estado y lo entrega por props, la navegación usa BrowserRouter y el diseño responsivo es de Bootstrap. El backend son 3 microservicios Spring Boot, cada uno con su base MySQL: producto-service entrega el catálogo, usuario-service registra e inicia sesión con un token JWT y carrito-service guarda el carrito; React se conecta con axios. Si un microservicio está apagado, la tienda sigue con un archivo JavaScript que simula la base de datos. Lo probamos con Jasmine y Karma: 15 pruebas, 10 de ellas para esta defensa, con 66,0 % de cobertura de sentencias."</w:t>
       </w:r>
     </w:p>
     <w:p>
@@ -993,7 +993,7 @@
                 <w:sz w:val="18"/>
                 <w:szCs w:val="18"/>
               </w:rPr>
-              <w:t xml:space="preserve">React 19 · Vite · react-router-dom (BrowserRouter) · react-bootstrap / Bootstrap 5 · Jasmine + Karma</w:t>
+              <w:t xml:space="preserve">React 19 · Vite · react-router-dom (BrowserRouter) · react-bootstrap / Bootstrap 5 · axios · Jasmine + Karma</w:t>
             </w:r>
           </w:p>
         </w:tc>
@@ -1026,7 +1026,7 @@
                 <w:sz w:val="18"/>
                 <w:szCs w:val="18"/>
               </w:rPr>
-              <w:t xml:space="preserve">Cuentas de demostración</w:t>
+              <w:t xml:space="preserve">Backend</w:t>
             </w:r>
           </w:p>
         </w:tc>
@@ -1057,33 +1057,7 @@
                 <w:sz w:val="18"/>
                 <w:szCs w:val="18"/>
               </w:rPr>
-              <w:t xml:space="preserve">Administrador: admin.foreverink@gmail.com / Admin#123</w:t>
-            </w:r>
-          </w:p>
-          <w:p>
-            <w:pPr>
-              <w:spacing w:after="40"/>
-            </w:pPr>
-            <w:r>
-              <w:rPr>
-                <w:rFonts w:ascii="Arial" w:cs="Arial" w:eastAsia="Arial" w:hAnsi="Arial"/>
-                <w:sz w:val="18"/>
-                <w:szCs w:val="18"/>
-              </w:rPr>
-              <w:t xml:space="preserve">Vendedor: vendedor.foreverink@gmail.com / Venta#123</w:t>
-            </w:r>
-          </w:p>
-          <w:p>
-            <w:pPr>
-              <w:spacing w:after="40"/>
-            </w:pPr>
-            <w:r>
-              <w:rPr>
-                <w:rFonts w:ascii="Arial" w:cs="Arial" w:eastAsia="Arial" w:hAnsi="Arial"/>
-                <w:sz w:val="18"/>
-                <w:szCs w:val="18"/>
-              </w:rPr>
-              <w:t xml:space="preserve">Cliente: cliente.demo@gmail.com / Cliente#1</w:t>
+              <w:t xml:space="preserve">producto-service :8081 · usuario-service :8082 · carrito-service :8083 (Spring Boot + MySQL, una base por servicio)</w:t>
             </w:r>
           </w:p>
         </w:tc>
@@ -1116,7 +1090,7 @@
                 <w:sz w:val="18"/>
                 <w:szCs w:val="18"/>
               </w:rPr>
-              <w:t xml:space="preserve">Cifras</w:t>
+              <w:t xml:space="preserve">Cuentas de demostración</w:t>
             </w:r>
           </w:p>
         </w:tc>
@@ -1147,7 +1121,33 @@
                 <w:sz w:val="18"/>
                 <w:szCs w:val="18"/>
               </w:rPr>
-              <w:t xml:space="preserve">15 pruebas (10 de defensa + 5 complementarias) · cobertura 67,6 % sentencias, 59,1 % ramas, 69,0 % funciones, 71,3 % líneas · 12 diseños, 4 estilos, 3 tatuadores</w:t>
+              <w:t xml:space="preserve">Administrador: admin.foreverink@gmail.com / Admin#123</w:t>
+            </w:r>
+          </w:p>
+          <w:p>
+            <w:pPr>
+              <w:spacing w:after="40"/>
+            </w:pPr>
+            <w:r>
+              <w:rPr>
+                <w:rFonts w:ascii="Arial" w:cs="Arial" w:eastAsia="Arial" w:hAnsi="Arial"/>
+                <w:sz w:val="18"/>
+                <w:szCs w:val="18"/>
+              </w:rPr>
+              <w:t xml:space="preserve">Vendedor: vendedor.foreverink@gmail.com / Venta#123</w:t>
+            </w:r>
+          </w:p>
+          <w:p>
+            <w:pPr>
+              <w:spacing w:after="40"/>
+            </w:pPr>
+            <w:r>
+              <w:rPr>
+                <w:rFonts w:ascii="Arial" w:cs="Arial" w:eastAsia="Arial" w:hAnsi="Arial"/>
+                <w:sz w:val="18"/>
+                <w:szCs w:val="18"/>
+              </w:rPr>
+              <w:t xml:space="preserve">Cliente: cliente.demo@gmail.com / Cliente#1</w:t>
             </w:r>
           </w:p>
         </w:tc>
@@ -1180,6 +1180,70 @@
                 <w:sz w:val="18"/>
                 <w:szCs w:val="18"/>
               </w:rPr>
+              <w:t xml:space="preserve">Cifras</w:t>
+            </w:r>
+          </w:p>
+        </w:tc>
+        <w:tc>
+          <w:tcPr>
+            <w:tcW w:type="dxa" w:w="7114"/>
+            <w:tcBorders>
+              <w:top w:val="single" w:color="BFBFBF" w:sz="4"/>
+              <w:left w:val="single" w:color="BFBFBF" w:sz="4"/>
+              <w:bottom w:val="single" w:color="BFBFBF" w:sz="4"/>
+              <w:right w:val="single" w:color="BFBFBF" w:sz="4"/>
+            </w:tcBorders>
+            <w:shd w:fill="FAFAFA" w:color="auto" w:val="clear"/>
+            <w:tcMar>
+              <w:top w:type="dxa" w:w="70"/>
+              <w:left w:type="dxa" w:w="100"/>
+              <w:bottom w:type="dxa" w:w="70"/>
+              <w:right w:type="dxa" w:w="100"/>
+            </w:tcMar>
+          </w:tcPr>
+          <w:p>
+            <w:pPr>
+              <w:spacing w:after="40"/>
+            </w:pPr>
+            <w:r>
+              <w:rPr>
+                <w:rFonts w:ascii="Arial" w:cs="Arial" w:eastAsia="Arial" w:hAnsi="Arial"/>
+                <w:sz w:val="18"/>
+                <w:szCs w:val="18"/>
+              </w:rPr>
+              <w:t xml:space="preserve">15 pruebas (10 de defensa + 5 complementarias) · cobertura 66,0 % sentencias, 57,2 % ramas, 65,9 % funciones, 70,1 % líneas · 12 diseños, 4 estilos, 3 tatuadores</w:t>
+            </w:r>
+          </w:p>
+        </w:tc>
+      </w:tr>
+      <w:tr>
+        <w:tc>
+          <w:tcPr>
+            <w:tcW w:type="dxa" w:w="2246"/>
+            <w:tcBorders>
+              <w:top w:val="single" w:color="BFBFBF" w:sz="4"/>
+              <w:left w:val="single" w:color="BFBFBF" w:sz="4"/>
+              <w:bottom w:val="single" w:color="BFBFBF" w:sz="4"/>
+              <w:right w:val="single" w:color="BFBFBF" w:sz="4"/>
+            </w:tcBorders>
+            <w:shd w:fill="FFFFFF" w:color="auto" w:val="clear"/>
+            <w:tcMar>
+              <w:top w:type="dxa" w:w="70"/>
+              <w:left w:type="dxa" w:w="100"/>
+              <w:bottom w:type="dxa" w:w="70"/>
+              <w:right w:type="dxa" w:w="100"/>
+            </w:tcMar>
+          </w:tcPr>
+          <w:p>
+            <w:pPr>
+              <w:spacing w:after="40"/>
+            </w:pPr>
+            <w:r>
+              <w:rPr>
+                <w:rFonts w:ascii="Arial" w:cs="Arial" w:eastAsia="Arial" w:hAnsi="Arial"/>
+                <w:sz w:val="18"/>
+                <w:szCs w:val="18"/>
+              </w:rPr>
               <w:t xml:space="preserve">Comandos</w:t>
             </w:r>
           </w:p>
@@ -1193,7 +1257,7 @@
               <w:bottom w:val="single" w:color="BFBFBF" w:sz="4"/>
               <w:right w:val="single" w:color="BFBFBF" w:sz="4"/>
             </w:tcBorders>
-            <w:shd w:fill="FAFAFA" w:color="auto" w:val="clear"/>
+            <w:shd w:fill="FFFFFF" w:color="auto" w:val="clear"/>
             <w:tcMar>
               <w:top w:type="dxa" w:w="70"/>
               <w:left w:type="dxa" w:w="100"/>
@@ -1254,7 +1318,16 @@
                 <w:sz w:val="18"/>
                 <w:szCs w:val="18"/>
               </w:rPr>
-              <w:t xml:space="preserve"> (15 pruebas + cobertura)</w:t>
+              <w:t xml:space="preserve"> (15 pruebas + cobertura) · en cada microservicio: </w:t>
+            </w:r>
+            <w:r>
+              <w:rPr>
+                <w:rFonts w:ascii="Consolas" w:cs="Consolas" w:eastAsia="Consolas" w:hAnsi="Consolas"/>
+                <w:sz w:val="17"/>
+                <w:szCs w:val="17"/>
+                <w:shd w:fill="F4F4F4" w:color="auto" w:val="clear"/>
+              </w:rPr>
+              <w:t xml:space="preserve">mvn spring-boot:run</w:t>
             </w:r>
           </w:p>
         </w:tc>
@@ -1269,7 +1342,7 @@
               <w:bottom w:val="single" w:color="BFBFBF" w:sz="4"/>
               <w:right w:val="single" w:color="BFBFBF" w:sz="4"/>
             </w:tcBorders>
-            <w:shd w:fill="FFFFFF" w:color="auto" w:val="clear"/>
+            <w:shd w:fill="FAFAFA" w:color="auto" w:val="clear"/>
             <w:tcMar>
               <w:top w:type="dxa" w:w="70"/>
               <w:left w:type="dxa" w:w="100"/>
@@ -1300,7 +1373,7 @@
               <w:bottom w:val="single" w:color="BFBFBF" w:sz="4"/>
               <w:right w:val="single" w:color="BFBFBF" w:sz="4"/>
             </w:tcBorders>
-            <w:shd w:fill="FFFFFF" w:color="auto" w:val="clear"/>
+            <w:shd w:fill="FAFAFA" w:color="auto" w:val="clear"/>
             <w:tcMar>
               <w:top w:type="dxa" w:w="70"/>
               <w:left w:type="dxa" w:w="100"/>
@@ -2033,7 +2106,7 @@
                 <w:sz w:val="18"/>
                 <w:szCs w:val="18"/>
               </w:rPr>
-              <w:t xml:space="preserve">Pruebas que lidera</w:t>
+              <w:t xml:space="preserve">Microservicio</w:t>
             </w:r>
           </w:p>
         </w:tc>
@@ -2064,7 +2137,7 @@
                 <w:sz w:val="18"/>
                 <w:szCs w:val="18"/>
               </w:rPr>
-              <w:t xml:space="preserve">1, 5, 8, 12 y 15</w:t>
+              <w:t xml:space="preserve">carrito-service (8083) y su llamada Feign a producto-service</w:t>
             </w:r>
           </w:p>
         </w:tc>
@@ -2095,7 +2168,7 @@
                 <w:sz w:val="18"/>
                 <w:szCs w:val="18"/>
               </w:rPr>
-              <w:t xml:space="preserve">6, 7, 9, 10 y 13</w:t>
+              <w:t xml:space="preserve">usuario-service (8082): registro, login, JWT y BCrypt</w:t>
             </w:r>
           </w:p>
         </w:tc>
@@ -2126,7 +2199,7 @@
                 <w:sz w:val="18"/>
                 <w:szCs w:val="18"/>
               </w:rPr>
-              <w:t xml:space="preserve">2, 3, 4, 11 y 14</w:t>
+              <w:t xml:space="preserve">producto-service (8081): catálogo, categorías y scripts SQL</w:t>
             </w:r>
           </w:p>
         </w:tc>
@@ -2159,7 +2232,7 @@
                 <w:sz w:val="18"/>
                 <w:szCs w:val="18"/>
               </w:rPr>
-              <w:t xml:space="preserve">De las 10 de defensa</w:t>
+              <w:t xml:space="preserve">Pruebas que lidera</w:t>
             </w:r>
           </w:p>
         </w:tc>
@@ -2190,7 +2263,7 @@
                 <w:sz w:val="18"/>
                 <w:szCs w:val="18"/>
               </w:rPr>
-              <w:t xml:space="preserve">1, 5 y 8</w:t>
+              <w:t xml:space="preserve">1, 5, 8, 12 y 15</w:t>
             </w:r>
           </w:p>
         </w:tc>
@@ -2221,7 +2294,7 @@
                 <w:sz w:val="18"/>
                 <w:szCs w:val="18"/>
               </w:rPr>
-              <w:t xml:space="preserve">6, 7, 9 y 10</w:t>
+              <w:t xml:space="preserve">6, 7, 9, 10 y 13</w:t>
             </w:r>
           </w:p>
         </w:tc>
@@ -2252,7 +2325,7 @@
                 <w:sz w:val="18"/>
                 <w:szCs w:val="18"/>
               </w:rPr>
-              <w:t xml:space="preserve">2, 3 y 4</w:t>
+              <w:t xml:space="preserve">2, 3, 4, 11 y 14</w:t>
             </w:r>
           </w:p>
         </w:tc>
@@ -2285,7 +2358,7 @@
                 <w:sz w:val="18"/>
                 <w:szCs w:val="18"/>
               </w:rPr>
-              <w:t xml:space="preserve">Indicador que explica primero</w:t>
+              <w:t xml:space="preserve">De las 10 de defensa</w:t>
             </w:r>
           </w:p>
         </w:tc>
@@ -2316,7 +2389,7 @@
                 <w:sz w:val="18"/>
                 <w:szCs w:val="18"/>
               </w:rPr>
-              <w:t xml:space="preserve">IE2.1.3 (diseño del proyecto)</w:t>
+              <w:t xml:space="preserve">1, 5 y 8</w:t>
             </w:r>
           </w:p>
         </w:tc>
@@ -2347,7 +2420,7 @@
                 <w:sz w:val="18"/>
                 <w:szCs w:val="18"/>
               </w:rPr>
-              <w:t xml:space="preserve">IE2.2.2 (demostrar las pruebas)</w:t>
+              <w:t xml:space="preserve">6, 7, 9 y 10</w:t>
             </w:r>
           </w:p>
         </w:tc>
@@ -2378,7 +2451,7 @@
                 <w:sz w:val="18"/>
                 <w:szCs w:val="18"/>
               </w:rPr>
-              <w:t xml:space="preserve">IE2.1.4 (componentes y Bootstrap) e IE2.3.2 (proceso de testeo)</w:t>
+              <w:t xml:space="preserve">2, 3 y 4</w:t>
             </w:r>
           </w:p>
         </w:tc>
@@ -2411,6 +2484,132 @@
                 <w:sz w:val="18"/>
                 <w:szCs w:val="18"/>
               </w:rPr>
+              <w:t xml:space="preserve">Indicador que explica primero</w:t>
+            </w:r>
+          </w:p>
+        </w:tc>
+        <w:tc>
+          <w:tcPr>
+            <w:tcW w:type="dxa" w:w="2620"/>
+            <w:tcBorders>
+              <w:top w:val="single" w:color="BFBFBF" w:sz="4"/>
+              <w:left w:val="single" w:color="BFBFBF" w:sz="4"/>
+              <w:bottom w:val="single" w:color="BFBFBF" w:sz="4"/>
+              <w:right w:val="single" w:color="BFBFBF" w:sz="4"/>
+            </w:tcBorders>
+            <w:shd w:fill="FAFAFA" w:color="auto" w:val="clear"/>
+            <w:tcMar>
+              <w:top w:type="dxa" w:w="70"/>
+              <w:left w:type="dxa" w:w="100"/>
+              <w:bottom w:type="dxa" w:w="70"/>
+              <w:right w:type="dxa" w:w="100"/>
+            </w:tcMar>
+          </w:tcPr>
+          <w:p>
+            <w:pPr>
+              <w:spacing w:after="40"/>
+            </w:pPr>
+            <w:r>
+              <w:rPr>
+                <w:rFonts w:ascii="Arial" w:cs="Arial" w:eastAsia="Arial" w:hAnsi="Arial"/>
+                <w:sz w:val="18"/>
+                <w:szCs w:val="18"/>
+              </w:rPr>
+              <w:t xml:space="preserve">IE2.1.3 (diseño del proyecto)</w:t>
+            </w:r>
+          </w:p>
+        </w:tc>
+        <w:tc>
+          <w:tcPr>
+            <w:tcW w:type="dxa" w:w="2620"/>
+            <w:tcBorders>
+              <w:top w:val="single" w:color="BFBFBF" w:sz="4"/>
+              <w:left w:val="single" w:color="BFBFBF" w:sz="4"/>
+              <w:bottom w:val="single" w:color="BFBFBF" w:sz="4"/>
+              <w:right w:val="single" w:color="BFBFBF" w:sz="4"/>
+            </w:tcBorders>
+            <w:shd w:fill="FAFAFA" w:color="auto" w:val="clear"/>
+            <w:tcMar>
+              <w:top w:type="dxa" w:w="70"/>
+              <w:left w:type="dxa" w:w="100"/>
+              <w:bottom w:type="dxa" w:w="70"/>
+              <w:right w:type="dxa" w:w="100"/>
+            </w:tcMar>
+          </w:tcPr>
+          <w:p>
+            <w:pPr>
+              <w:spacing w:after="40"/>
+            </w:pPr>
+            <w:r>
+              <w:rPr>
+                <w:rFonts w:ascii="Arial" w:cs="Arial" w:eastAsia="Arial" w:hAnsi="Arial"/>
+                <w:sz w:val="18"/>
+                <w:szCs w:val="18"/>
+              </w:rPr>
+              <w:t xml:space="preserve">IE2.2.2 (demostrar las pruebas)</w:t>
+            </w:r>
+          </w:p>
+        </w:tc>
+        <w:tc>
+          <w:tcPr>
+            <w:tcW w:type="dxa" w:w="2623"/>
+            <w:tcBorders>
+              <w:top w:val="single" w:color="BFBFBF" w:sz="4"/>
+              <w:left w:val="single" w:color="BFBFBF" w:sz="4"/>
+              <w:bottom w:val="single" w:color="BFBFBF" w:sz="4"/>
+              <w:right w:val="single" w:color="BFBFBF" w:sz="4"/>
+            </w:tcBorders>
+            <w:shd w:fill="FAFAFA" w:color="auto" w:val="clear"/>
+            <w:tcMar>
+              <w:top w:type="dxa" w:w="70"/>
+              <w:left w:type="dxa" w:w="100"/>
+              <w:bottom w:type="dxa" w:w="70"/>
+              <w:right w:type="dxa" w:w="100"/>
+            </w:tcMar>
+          </w:tcPr>
+          <w:p>
+            <w:pPr>
+              <w:spacing w:after="40"/>
+            </w:pPr>
+            <w:r>
+              <w:rPr>
+                <w:rFonts w:ascii="Arial" w:cs="Arial" w:eastAsia="Arial" w:hAnsi="Arial"/>
+                <w:sz w:val="18"/>
+                <w:szCs w:val="18"/>
+              </w:rPr>
+              <w:t xml:space="preserve">IE2.1.4 (componentes y Bootstrap) e IE2.3.2 (proceso de testeo)</w:t>
+            </w:r>
+          </w:p>
+        </w:tc>
+      </w:tr>
+      <w:tr>
+        <w:tc>
+          <w:tcPr>
+            <w:tcW w:type="dxa" w:w="1497"/>
+            <w:tcBorders>
+              <w:top w:val="single" w:color="BFBFBF" w:sz="4"/>
+              <w:left w:val="single" w:color="BFBFBF" w:sz="4"/>
+              <w:bottom w:val="single" w:color="BFBFBF" w:sz="4"/>
+              <w:right w:val="single" w:color="BFBFBF" w:sz="4"/>
+            </w:tcBorders>
+            <w:shd w:fill="FFFFFF" w:color="auto" w:val="clear"/>
+            <w:tcMar>
+              <w:top w:type="dxa" w:w="70"/>
+              <w:left w:type="dxa" w:w="100"/>
+              <w:bottom w:type="dxa" w:w="70"/>
+              <w:right w:type="dxa" w:w="100"/>
+            </w:tcMar>
+          </w:tcPr>
+          <w:p>
+            <w:pPr>
+              <w:spacing w:after="40"/>
+            </w:pPr>
+            <w:r>
+              <w:rPr>
+                <w:rFonts w:ascii="Arial" w:cs="Arial" w:eastAsia="Arial" w:hAnsi="Arial"/>
+                <w:sz w:val="18"/>
+                <w:szCs w:val="18"/>
+              </w:rPr>
               <w:t xml:space="preserve">Documentos</w:t>
             </w:r>
           </w:p>
@@ -2424,7 +2623,7 @@
               <w:bottom w:val="single" w:color="BFBFBF" w:sz="4"/>
               <w:right w:val="single" w:color="BFBFBF" w:sz="4"/>
             </w:tcBorders>
-            <w:shd w:fill="FAFAFA" w:color="auto" w:val="clear"/>
+            <w:shd w:fill="FFFFFF" w:color="auto" w:val="clear"/>
             <w:tcMar>
               <w:top w:type="dxa" w:w="70"/>
               <w:left w:type="dxa" w:w="100"/>
@@ -2455,7 +2654,7 @@
               <w:bottom w:val="single" w:color="BFBFBF" w:sz="4"/>
               <w:right w:val="single" w:color="BFBFBF" w:sz="4"/>
             </w:tcBorders>
-            <w:shd w:fill="FAFAFA" w:color="auto" w:val="clear"/>
+            <w:shd w:fill="FFFFFF" w:color="auto" w:val="clear"/>
             <w:tcMar>
               <w:top w:type="dxa" w:w="70"/>
               <w:left w:type="dxa" w:w="100"/>
@@ -2486,7 +2685,7 @@
               <w:bottom w:val="single" w:color="BFBFBF" w:sz="4"/>
               <w:right w:val="single" w:color="BFBFBF" w:sz="4"/>
             </w:tcBorders>
-            <w:shd w:fill="FAFAFA" w:color="auto" w:val="clear"/>
+            <w:shd w:fill="FFFFFF" w:color="auto" w:val="clear"/>
             <w:tcMar>
               <w:top w:type="dxa" w:w="70"/>
               <w:left w:type="dxa" w:w="100"/>
@@ -2589,7 +2788,7 @@
         <w:rPr>
           <w:rFonts w:ascii="Arial" w:cs="Arial" w:eastAsia="Arial" w:hAnsi="Arial"/>
         </w:rPr>
-        <w:t xml:space="preserve">Corre </w:t>
+        <w:t xml:space="preserve">Enciende MySQL en XAMPP/Laragon y levanta producto-service, usuario-service y carrito-service (</w:t>
       </w:r>
       <w:r>
         <w:rPr>
@@ -2598,13 +2797,13 @@
           <w:szCs w:val="19"/>
           <w:shd w:fill="F4F4F4" w:color="auto" w:val="clear"/>
         </w:rPr>
-        <w:t xml:space="preserve">npm test</w:t>
-      </w:r>
-      <w:r>
-        <w:rPr>
-          <w:rFonts w:ascii="Arial" w:cs="Arial" w:eastAsia="Arial" w:hAnsi="Arial"/>
-        </w:rPr>
-        <w:t xml:space="preserve">: deben pasar las 15 pruebas (15 SUCCESS) y queda el informe en coverage/.</w:t>
+        <w:t xml:space="preserve">mvn spring-boot:run</w:t>
+      </w:r>
+      <w:r>
+        <w:rPr>
+          <w:rFonts w:ascii="Arial" w:cs="Arial" w:eastAsia="Arial" w:hAnsi="Arial"/>
+        </w:rPr>
+        <w:t xml:space="preserve"> en cada carpeta de backend/, en ese orden). Ten Postman abierto con la colección backend/postman.</w:t>
       </w:r>
     </w:p>
     <w:p>
@@ -2620,7 +2819,7 @@
         <w:rPr>
           <w:rFonts w:ascii="Arial" w:cs="Arial" w:eastAsia="Arial" w:hAnsi="Arial"/>
         </w:rPr>
-        <w:t xml:space="preserve">Deja abiertas pestañas: el sitio (</w:t>
+        <w:t xml:space="preserve">Corre </w:t>
       </w:r>
       <w:r>
         <w:rPr>
@@ -2629,13 +2828,13 @@
           <w:szCs w:val="19"/>
           <w:shd w:fill="F4F4F4" w:color="auto" w:val="clear"/>
         </w:rPr>
-        <w:t xml:space="preserve">npm run dev</w:t>
-      </w:r>
-      <w:r>
-        <w:rPr>
-          <w:rFonts w:ascii="Arial" w:cs="Arial" w:eastAsia="Arial" w:hAnsi="Arial"/>
-        </w:rPr>
-        <w:t xml:space="preserve">), coverage/html/index.html y el repositorio de GitHub.</w:t>
+        <w:t xml:space="preserve">npm test</w:t>
+      </w:r>
+      <w:r>
+        <w:rPr>
+          <w:rFonts w:ascii="Arial" w:cs="Arial" w:eastAsia="Arial" w:hAnsi="Arial"/>
+        </w:rPr>
+        <w:t xml:space="preserve">: deben pasar las 15 pruebas (15 SUCCESS) y queda el informe en coverage/.</w:t>
       </w:r>
     </w:p>
     <w:p>
@@ -2651,7 +2850,22 @@
         <w:rPr>
           <w:rFonts w:ascii="Arial" w:cs="Arial" w:eastAsia="Arial" w:hAnsi="Arial"/>
         </w:rPr>
-        <w:t xml:space="preserve">En el editor deja listos: src/main.jsx, src/App.jsx, src/components/atomos/Boton.jsx, src/components/moleculas/TarjetaProducto.jsx, src/utils/useFormulario.js, src/data/db.js, src/assets/css/tema.css, karma.conf.js y test/defensa.spec.jsx.</w:t>
+        <w:t xml:space="preserve">Deja abiertas pestañas: el sitio (</w:t>
+      </w:r>
+      <w:r>
+        <w:rPr>
+          <w:rFonts w:ascii="Consolas" w:cs="Consolas" w:eastAsia="Consolas" w:hAnsi="Consolas"/>
+          <w:sz w:val="19"/>
+          <w:szCs w:val="19"/>
+          <w:shd w:fill="F4F4F4" w:color="auto" w:val="clear"/>
+        </w:rPr>
+        <w:t xml:space="preserve">npm run dev</w:t>
+      </w:r>
+      <w:r>
+        <w:rPr>
+          <w:rFonts w:ascii="Arial" w:cs="Arial" w:eastAsia="Arial" w:hAnsi="Arial"/>
+        </w:rPr>
+        <w:t xml:space="preserve">), coverage/html/index.html y el repositorio de GitHub.</w:t>
       </w:r>
     </w:p>
     <w:p>
@@ -2667,7 +2881,7 @@
         <w:rPr>
           <w:rFonts w:ascii="Arial" w:cs="Arial" w:eastAsia="Arial" w:hAnsi="Arial"/>
         </w:rPr>
-        <w:t xml:space="preserve">Borra el almacenamiento del sitio (F12 → Application → Clear site data) para partir con los datos originales.</w:t>
+        <w:t xml:space="preserve">En el editor deja listos: src/main.jsx, src/App.jsx, src/components/atomos/Boton.jsx, src/components/moleculas/TarjetaProducto.jsx, src/utils/useFormulario.js, src/data/db.js, src/assets/css/tema.css, karma.conf.js y test/defensa.spec.jsx.</w:t>
       </w:r>
     </w:p>
     <w:p>
@@ -2683,7 +2897,7 @@
         <w:rPr>
           <w:rFonts w:ascii="Arial" w:cs="Arial" w:eastAsia="Arial" w:hAnsi="Arial"/>
         </w:rPr>
-        <w:t xml:space="preserve">Practica el recorrido de la sección 7 con cronómetro: no debería pasar de 7 minutos.</w:t>
+        <w:t xml:space="preserve">Borra el almacenamiento del sitio (F12 → Application → Clear site data) para partir con los datos originales.</w:t>
       </w:r>
     </w:p>
     <w:p>
@@ -2699,6 +2913,22 @@
         <w:rPr>
           <w:rFonts w:ascii="Arial" w:cs="Arial" w:eastAsia="Arial" w:hAnsi="Arial"/>
         </w:rPr>
+        <w:t xml:space="preserve">Practica el recorrido de la sección 7 con cronómetro: no debería pasar de 8 minutos.</w:t>
+      </w:r>
+    </w:p>
+    <w:p>
+      <w:pPr>
+        <w:pStyle w:val="ListParagraph"/>
+        <w:numPr>
+          <w:ilvl w:val="0"/>
+          <w:numId w:val="2"/>
+        </w:numPr>
+        <w:spacing w:after="60" w:line="264"/>
+      </w:pPr>
+      <w:r>
+        <w:rPr>
+          <w:rFonts w:ascii="Arial" w:cs="Arial" w:eastAsia="Arial" w:hAnsi="Arial"/>
+        </w:rPr>
         <w:t xml:space="preserve">Revisa el historial del repositorio (</w:t>
       </w:r>
       <w:r>
@@ -3012,13 +3242,13 @@
           <w:b/>
           <w:bCs/>
         </w:rPr>
-        <w:t xml:space="preserve">Datos:</w:t>
-      </w:r>
-      <w:r>
-        <w:rPr>
-          <w:rFonts w:ascii="Arial" w:cs="Arial" w:eastAsia="Arial" w:hAnsi="Arial"/>
-        </w:rPr>
-        <w:t xml:space="preserve"> no hay backend, así que src/data/db.js simula la base con CRUD (crear, listar, obtenerPorId, actualizar, eliminar) sobre localStorage, sembrada desde seed.js. Los servicios agregan las reglas de negocio.</w:t>
+        <w:t xml:space="preserve">Datos y microservicios:</w:t>
+      </w:r>
+      <w:r>
+        <w:rPr>
+          <w:rFonts w:ascii="Arial" w:cs="Arial" w:eastAsia="Arial" w:hAnsi="Arial"/>
+        </w:rPr>
+        <w:t xml:space="preserve"> src/services/api.js se conecta con axios (React V) a 3 microservicios Spring Boot: catálogo y detalle desde producto-service, login y registro en usuario-service (token JWT) y carrito en carrito-service. El panel, las órdenes y la agenda usan src/data/db.js, que simula la base con CRUD (crear, listar, obtenerPorId, actualizar, eliminar) sobre localStorage y es el respaldo si un microservicio no responde.</w:t>
       </w:r>
     </w:p>
     <w:p>
@@ -3855,6 +4085,599 @@
         <w:rPr>
           <w:rFonts w:ascii="Arial" w:cs="Arial" w:eastAsia="Arial" w:hAnsi="Arial"/>
         </w:rPr>
+        <w:t xml:space="preserve">Backend: los 3 microservicios (carpeta backend/)</w:t>
+      </w:r>
+    </w:p>
+    <w:tbl>
+      <w:tblPr>
+        <w:tblW w:type="dxa" w:w="9360"/>
+        <w:tblBorders>
+          <w:top w:val="single" w:color="auto" w:sz="4"/>
+          <w:left w:val="single" w:color="auto" w:sz="4"/>
+          <w:bottom w:val="single" w:color="auto" w:sz="4"/>
+          <w:right w:val="single" w:color="auto" w:sz="4"/>
+          <w:insideH w:val="single" w:color="auto" w:sz="4"/>
+          <w:insideV w:val="single" w:color="auto" w:sz="4"/>
+        </w:tblBorders>
+      </w:tblPr>
+      <w:tblGrid>
+        <w:gridCol w:w="1872"/>
+        <w:gridCol w:w="2246"/>
+        <w:gridCol w:w="3744"/>
+        <w:gridCol w:w="1498"/>
+      </w:tblGrid>
+      <w:tr>
+        <w:trPr>
+          <w:tblHeader/>
+        </w:trPr>
+        <w:tc>
+          <w:tcPr>
+            <w:tcW w:type="dxa" w:w="1872"/>
+            <w:tcBorders>
+              <w:top w:val="single" w:color="BFBFBF" w:sz="4"/>
+              <w:left w:val="single" w:color="BFBFBF" w:sz="4"/>
+              <w:bottom w:val="single" w:color="BFBFBF" w:sz="4"/>
+              <w:right w:val="single" w:color="BFBFBF" w:sz="4"/>
+            </w:tcBorders>
+            <w:shd w:fill="EFEFEF" w:color="auto" w:val="clear"/>
+            <w:tcMar>
+              <w:top w:type="dxa" w:w="70"/>
+              <w:left w:type="dxa" w:w="100"/>
+              <w:bottom w:type="dxa" w:w="70"/>
+              <w:right w:type="dxa" w:w="100"/>
+            </w:tcMar>
+          </w:tcPr>
+          <w:p>
+            <w:pPr>
+              <w:spacing w:after="40"/>
+            </w:pPr>
+            <w:r>
+              <w:rPr>
+                <w:rFonts w:ascii="Arial" w:cs="Arial" w:eastAsia="Arial" w:hAnsi="Arial"/>
+                <w:b/>
+                <w:bCs/>
+                <w:sz w:val="18"/>
+                <w:szCs w:val="18"/>
+              </w:rPr>
+              <w:t xml:space="preserve">Microservicio</w:t>
+            </w:r>
+          </w:p>
+        </w:tc>
+        <w:tc>
+          <w:tcPr>
+            <w:tcW w:type="dxa" w:w="2246"/>
+            <w:tcBorders>
+              <w:top w:val="single" w:color="BFBFBF" w:sz="4"/>
+              <w:left w:val="single" w:color="BFBFBF" w:sz="4"/>
+              <w:bottom w:val="single" w:color="BFBFBF" w:sz="4"/>
+              <w:right w:val="single" w:color="BFBFBF" w:sz="4"/>
+            </w:tcBorders>
+            <w:shd w:fill="EFEFEF" w:color="auto" w:val="clear"/>
+            <w:tcMar>
+              <w:top w:type="dxa" w:w="70"/>
+              <w:left w:type="dxa" w:w="100"/>
+              <w:bottom w:type="dxa" w:w="70"/>
+              <w:right w:type="dxa" w:w="100"/>
+            </w:tcMar>
+          </w:tcPr>
+          <w:p>
+            <w:pPr>
+              <w:spacing w:after="40"/>
+            </w:pPr>
+            <w:r>
+              <w:rPr>
+                <w:rFonts w:ascii="Arial" w:cs="Arial" w:eastAsia="Arial" w:hAnsi="Arial"/>
+                <w:b/>
+                <w:bCs/>
+                <w:sz w:val="18"/>
+                <w:szCs w:val="18"/>
+              </w:rPr>
+              <w:t xml:space="preserve">Puerto y base</w:t>
+            </w:r>
+          </w:p>
+        </w:tc>
+        <w:tc>
+          <w:tcPr>
+            <w:tcW w:type="dxa" w:w="3744"/>
+            <w:tcBorders>
+              <w:top w:val="single" w:color="BFBFBF" w:sz="4"/>
+              <w:left w:val="single" w:color="BFBFBF" w:sz="4"/>
+              <w:bottom w:val="single" w:color="BFBFBF" w:sz="4"/>
+              <w:right w:val="single" w:color="BFBFBF" w:sz="4"/>
+            </w:tcBorders>
+            <w:shd w:fill="EFEFEF" w:color="auto" w:val="clear"/>
+            <w:tcMar>
+              <w:top w:type="dxa" w:w="70"/>
+              <w:left w:type="dxa" w:w="100"/>
+              <w:bottom w:type="dxa" w:w="70"/>
+              <w:right w:type="dxa" w:w="100"/>
+            </w:tcMar>
+          </w:tcPr>
+          <w:p>
+            <w:pPr>
+              <w:spacing w:after="40"/>
+            </w:pPr>
+            <w:r>
+              <w:rPr>
+                <w:rFonts w:ascii="Arial" w:cs="Arial" w:eastAsia="Arial" w:hAnsi="Arial"/>
+                <w:b/>
+                <w:bCs/>
+                <w:sz w:val="18"/>
+                <w:szCs w:val="18"/>
+              </w:rPr>
+              <w:t xml:space="preserve">Qué hace</w:t>
+            </w:r>
+          </w:p>
+        </w:tc>
+        <w:tc>
+          <w:tcPr>
+            <w:tcW w:type="dxa" w:w="1498"/>
+            <w:tcBorders>
+              <w:top w:val="single" w:color="BFBFBF" w:sz="4"/>
+              <w:left w:val="single" w:color="BFBFBF" w:sz="4"/>
+              <w:bottom w:val="single" w:color="BFBFBF" w:sz="4"/>
+              <w:right w:val="single" w:color="BFBFBF" w:sz="4"/>
+            </w:tcBorders>
+            <w:shd w:fill="EFEFEF" w:color="auto" w:val="clear"/>
+            <w:tcMar>
+              <w:top w:type="dxa" w:w="70"/>
+              <w:left w:type="dxa" w:w="100"/>
+              <w:bottom w:type="dxa" w:w="70"/>
+              <w:right w:type="dxa" w:w="100"/>
+            </w:tcMar>
+          </w:tcPr>
+          <w:p>
+            <w:pPr>
+              <w:spacing w:after="40"/>
+            </w:pPr>
+            <w:r>
+              <w:rPr>
+                <w:rFonts w:ascii="Arial" w:cs="Arial" w:eastAsia="Arial" w:hAnsi="Arial"/>
+                <w:b/>
+                <w:bCs/>
+                <w:sz w:val="18"/>
+                <w:szCs w:val="18"/>
+              </w:rPr>
+              <w:t xml:space="preserve">Lidera</w:t>
+            </w:r>
+          </w:p>
+        </w:tc>
+      </w:tr>
+      <w:tr>
+        <w:tc>
+          <w:tcPr>
+            <w:tcW w:type="dxa" w:w="1872"/>
+            <w:tcBorders>
+              <w:top w:val="single" w:color="BFBFBF" w:sz="4"/>
+              <w:left w:val="single" w:color="BFBFBF" w:sz="4"/>
+              <w:bottom w:val="single" w:color="BFBFBF" w:sz="4"/>
+              <w:right w:val="single" w:color="BFBFBF" w:sz="4"/>
+            </w:tcBorders>
+            <w:shd w:fill="FFFFFF" w:color="auto" w:val="clear"/>
+            <w:tcMar>
+              <w:top w:type="dxa" w:w="70"/>
+              <w:left w:type="dxa" w:w="100"/>
+              <w:bottom w:type="dxa" w:w="70"/>
+              <w:right w:type="dxa" w:w="100"/>
+            </w:tcMar>
+          </w:tcPr>
+          <w:p>
+            <w:pPr>
+              <w:spacing w:after="40"/>
+            </w:pPr>
+            <w:r>
+              <w:rPr>
+                <w:rFonts w:ascii="Arial" w:cs="Arial" w:eastAsia="Arial" w:hAnsi="Arial"/>
+                <w:sz w:val="18"/>
+                <w:szCs w:val="18"/>
+              </w:rPr>
+              <w:t xml:space="preserve">producto-service</w:t>
+            </w:r>
+          </w:p>
+        </w:tc>
+        <w:tc>
+          <w:tcPr>
+            <w:tcW w:type="dxa" w:w="2246"/>
+            <w:tcBorders>
+              <w:top w:val="single" w:color="BFBFBF" w:sz="4"/>
+              <w:left w:val="single" w:color="BFBFBF" w:sz="4"/>
+              <w:bottom w:val="single" w:color="BFBFBF" w:sz="4"/>
+              <w:right w:val="single" w:color="BFBFBF" w:sz="4"/>
+            </w:tcBorders>
+            <w:shd w:fill="FFFFFF" w:color="auto" w:val="clear"/>
+            <w:tcMar>
+              <w:top w:type="dxa" w:w="70"/>
+              <w:left w:type="dxa" w:w="100"/>
+              <w:bottom w:type="dxa" w:w="70"/>
+              <w:right w:type="dxa" w:w="100"/>
+            </w:tcMar>
+          </w:tcPr>
+          <w:p>
+            <w:pPr>
+              <w:spacing w:after="40"/>
+            </w:pPr>
+            <w:r>
+              <w:rPr>
+                <w:rFonts w:ascii="Arial" w:cs="Arial" w:eastAsia="Arial" w:hAnsi="Arial"/>
+                <w:sz w:val="18"/>
+                <w:szCs w:val="18"/>
+              </w:rPr>
+              <w:t xml:space="preserve">8081 · foreverink_productos</w:t>
+            </w:r>
+          </w:p>
+        </w:tc>
+        <w:tc>
+          <w:tcPr>
+            <w:tcW w:type="dxa" w:w="3744"/>
+            <w:tcBorders>
+              <w:top w:val="single" w:color="BFBFBF" w:sz="4"/>
+              <w:left w:val="single" w:color="BFBFBF" w:sz="4"/>
+              <w:bottom w:val="single" w:color="BFBFBF" w:sz="4"/>
+              <w:right w:val="single" w:color="BFBFBF" w:sz="4"/>
+            </w:tcBorders>
+            <w:shd w:fill="FFFFFF" w:color="auto" w:val="clear"/>
+            <w:tcMar>
+              <w:top w:type="dxa" w:w="70"/>
+              <w:left w:type="dxa" w:w="100"/>
+              <w:bottom w:type="dxa" w:w="70"/>
+              <w:right w:type="dxa" w:w="100"/>
+            </w:tcMar>
+          </w:tcPr>
+          <w:p>
+            <w:pPr>
+              <w:spacing w:after="40"/>
+            </w:pPr>
+            <w:r>
+              <w:rPr>
+                <w:rFonts w:ascii="Arial" w:cs="Arial" w:eastAsia="Arial" w:hAnsi="Arial"/>
+                <w:sz w:val="18"/>
+                <w:szCs w:val="18"/>
+              </w:rPr>
+              <w:t xml:space="preserve">Catálogo y categorías. GET público; crear, editar y eliminar solo con rol ADMIN.</w:t>
+            </w:r>
+          </w:p>
+        </w:tc>
+        <w:tc>
+          <w:tcPr>
+            <w:tcW w:type="dxa" w:w="1498"/>
+            <w:tcBorders>
+              <w:top w:val="single" w:color="BFBFBF" w:sz="4"/>
+              <w:left w:val="single" w:color="BFBFBF" w:sz="4"/>
+              <w:bottom w:val="single" w:color="BFBFBF" w:sz="4"/>
+              <w:right w:val="single" w:color="BFBFBF" w:sz="4"/>
+            </w:tcBorders>
+            <w:shd w:fill="FFFFFF" w:color="auto" w:val="clear"/>
+            <w:tcMar>
+              <w:top w:type="dxa" w:w="70"/>
+              <w:left w:type="dxa" w:w="100"/>
+              <w:bottom w:type="dxa" w:w="70"/>
+              <w:right w:type="dxa" w:w="100"/>
+            </w:tcMar>
+          </w:tcPr>
+          <w:p>
+            <w:pPr>
+              <w:spacing w:after="40"/>
+            </w:pPr>
+            <w:r>
+              <w:rPr>
+                <w:rFonts w:ascii="Arial" w:cs="Arial" w:eastAsia="Arial" w:hAnsi="Arial"/>
+                <w:sz w:val="18"/>
+                <w:szCs w:val="18"/>
+              </w:rPr>
+              <w:t xml:space="preserve">Yeremi Vásquez</w:t>
+            </w:r>
+          </w:p>
+        </w:tc>
+      </w:tr>
+      <w:tr>
+        <w:tc>
+          <w:tcPr>
+            <w:tcW w:type="dxa" w:w="1872"/>
+            <w:tcBorders>
+              <w:top w:val="single" w:color="BFBFBF" w:sz="4"/>
+              <w:left w:val="single" w:color="BFBFBF" w:sz="4"/>
+              <w:bottom w:val="single" w:color="BFBFBF" w:sz="4"/>
+              <w:right w:val="single" w:color="BFBFBF" w:sz="4"/>
+            </w:tcBorders>
+            <w:shd w:fill="FAFAFA" w:color="auto" w:val="clear"/>
+            <w:tcMar>
+              <w:top w:type="dxa" w:w="70"/>
+              <w:left w:type="dxa" w:w="100"/>
+              <w:bottom w:type="dxa" w:w="70"/>
+              <w:right w:type="dxa" w:w="100"/>
+            </w:tcMar>
+          </w:tcPr>
+          <w:p>
+            <w:pPr>
+              <w:spacing w:after="40"/>
+            </w:pPr>
+            <w:r>
+              <w:rPr>
+                <w:rFonts w:ascii="Arial" w:cs="Arial" w:eastAsia="Arial" w:hAnsi="Arial"/>
+                <w:sz w:val="18"/>
+                <w:szCs w:val="18"/>
+              </w:rPr>
+              <w:t xml:space="preserve">usuario-service</w:t>
+            </w:r>
+          </w:p>
+        </w:tc>
+        <w:tc>
+          <w:tcPr>
+            <w:tcW w:type="dxa" w:w="2246"/>
+            <w:tcBorders>
+              <w:top w:val="single" w:color="BFBFBF" w:sz="4"/>
+              <w:left w:val="single" w:color="BFBFBF" w:sz="4"/>
+              <w:bottom w:val="single" w:color="BFBFBF" w:sz="4"/>
+              <w:right w:val="single" w:color="BFBFBF" w:sz="4"/>
+            </w:tcBorders>
+            <w:shd w:fill="FAFAFA" w:color="auto" w:val="clear"/>
+            <w:tcMar>
+              <w:top w:type="dxa" w:w="70"/>
+              <w:left w:type="dxa" w:w="100"/>
+              <w:bottom w:type="dxa" w:w="70"/>
+              <w:right w:type="dxa" w:w="100"/>
+            </w:tcMar>
+          </w:tcPr>
+          <w:p>
+            <w:pPr>
+              <w:spacing w:after="40"/>
+            </w:pPr>
+            <w:r>
+              <w:rPr>
+                <w:rFonts w:ascii="Arial" w:cs="Arial" w:eastAsia="Arial" w:hAnsi="Arial"/>
+                <w:sz w:val="18"/>
+                <w:szCs w:val="18"/>
+              </w:rPr>
+              <w:t xml:space="preserve">8082 · foreverink_usuarios</w:t>
+            </w:r>
+          </w:p>
+        </w:tc>
+        <w:tc>
+          <w:tcPr>
+            <w:tcW w:type="dxa" w:w="3744"/>
+            <w:tcBorders>
+              <w:top w:val="single" w:color="BFBFBF" w:sz="4"/>
+              <w:left w:val="single" w:color="BFBFBF" w:sz="4"/>
+              <w:bottom w:val="single" w:color="BFBFBF" w:sz="4"/>
+              <w:right w:val="single" w:color="BFBFBF" w:sz="4"/>
+            </w:tcBorders>
+            <w:shd w:fill="FAFAFA" w:color="auto" w:val="clear"/>
+            <w:tcMar>
+              <w:top w:type="dxa" w:w="70"/>
+              <w:left w:type="dxa" w:w="100"/>
+              <w:bottom w:type="dxa" w:w="70"/>
+              <w:right w:type="dxa" w:w="100"/>
+            </w:tcMar>
+          </w:tcPr>
+          <w:p>
+            <w:pPr>
+              <w:spacing w:after="40"/>
+            </w:pPr>
+            <w:r>
+              <w:rPr>
+                <w:rFonts w:ascii="Arial" w:cs="Arial" w:eastAsia="Arial" w:hAnsi="Arial"/>
+                <w:sz w:val="18"/>
+                <w:szCs w:val="18"/>
+              </w:rPr>
+              <w:t xml:space="preserve">Registro, login con token JWT, contraseñas con BCrypt y CRUD de usuarios (ADMIN).</w:t>
+            </w:r>
+          </w:p>
+        </w:tc>
+        <w:tc>
+          <w:tcPr>
+            <w:tcW w:type="dxa" w:w="1498"/>
+            <w:tcBorders>
+              <w:top w:val="single" w:color="BFBFBF" w:sz="4"/>
+              <w:left w:val="single" w:color="BFBFBF" w:sz="4"/>
+              <w:bottom w:val="single" w:color="BFBFBF" w:sz="4"/>
+              <w:right w:val="single" w:color="BFBFBF" w:sz="4"/>
+            </w:tcBorders>
+            <w:shd w:fill="FAFAFA" w:color="auto" w:val="clear"/>
+            <w:tcMar>
+              <w:top w:type="dxa" w:w="70"/>
+              <w:left w:type="dxa" w:w="100"/>
+              <w:bottom w:type="dxa" w:w="70"/>
+              <w:right w:type="dxa" w:w="100"/>
+            </w:tcMar>
+          </w:tcPr>
+          <w:p>
+            <w:pPr>
+              <w:spacing w:after="40"/>
+            </w:pPr>
+            <w:r>
+              <w:rPr>
+                <w:rFonts w:ascii="Arial" w:cs="Arial" w:eastAsia="Arial" w:hAnsi="Arial"/>
+                <w:sz w:val="18"/>
+                <w:szCs w:val="18"/>
+              </w:rPr>
+              <w:t xml:space="preserve">Eduardo Caro</w:t>
+            </w:r>
+          </w:p>
+        </w:tc>
+      </w:tr>
+      <w:tr>
+        <w:tc>
+          <w:tcPr>
+            <w:tcW w:type="dxa" w:w="1872"/>
+            <w:tcBorders>
+              <w:top w:val="single" w:color="BFBFBF" w:sz="4"/>
+              <w:left w:val="single" w:color="BFBFBF" w:sz="4"/>
+              <w:bottom w:val="single" w:color="BFBFBF" w:sz="4"/>
+              <w:right w:val="single" w:color="BFBFBF" w:sz="4"/>
+            </w:tcBorders>
+            <w:shd w:fill="FFFFFF" w:color="auto" w:val="clear"/>
+            <w:tcMar>
+              <w:top w:type="dxa" w:w="70"/>
+              <w:left w:type="dxa" w:w="100"/>
+              <w:bottom w:type="dxa" w:w="70"/>
+              <w:right w:type="dxa" w:w="100"/>
+            </w:tcMar>
+          </w:tcPr>
+          <w:p>
+            <w:pPr>
+              <w:spacing w:after="40"/>
+            </w:pPr>
+            <w:r>
+              <w:rPr>
+                <w:rFonts w:ascii="Arial" w:cs="Arial" w:eastAsia="Arial" w:hAnsi="Arial"/>
+                <w:sz w:val="18"/>
+                <w:szCs w:val="18"/>
+              </w:rPr>
+              <w:t xml:space="preserve">carrito-service</w:t>
+            </w:r>
+          </w:p>
+        </w:tc>
+        <w:tc>
+          <w:tcPr>
+            <w:tcW w:type="dxa" w:w="2246"/>
+            <w:tcBorders>
+              <w:top w:val="single" w:color="BFBFBF" w:sz="4"/>
+              <w:left w:val="single" w:color="BFBFBF" w:sz="4"/>
+              <w:bottom w:val="single" w:color="BFBFBF" w:sz="4"/>
+              <w:right w:val="single" w:color="BFBFBF" w:sz="4"/>
+            </w:tcBorders>
+            <w:shd w:fill="FFFFFF" w:color="auto" w:val="clear"/>
+            <w:tcMar>
+              <w:top w:type="dxa" w:w="70"/>
+              <w:left w:type="dxa" w:w="100"/>
+              <w:bottom w:type="dxa" w:w="70"/>
+              <w:right w:type="dxa" w:w="100"/>
+            </w:tcMar>
+          </w:tcPr>
+          <w:p>
+            <w:pPr>
+              <w:spacing w:after="40"/>
+            </w:pPr>
+            <w:r>
+              <w:rPr>
+                <w:rFonts w:ascii="Arial" w:cs="Arial" w:eastAsia="Arial" w:hAnsi="Arial"/>
+                <w:sz w:val="18"/>
+                <w:szCs w:val="18"/>
+              </w:rPr>
+              <w:t xml:space="preserve">8083 · foreverink_carritos</w:t>
+            </w:r>
+          </w:p>
+        </w:tc>
+        <w:tc>
+          <w:tcPr>
+            <w:tcW w:type="dxa" w:w="3744"/>
+            <w:tcBorders>
+              <w:top w:val="single" w:color="BFBFBF" w:sz="4"/>
+              <w:left w:val="single" w:color="BFBFBF" w:sz="4"/>
+              <w:bottom w:val="single" w:color="BFBFBF" w:sz="4"/>
+              <w:right w:val="single" w:color="BFBFBF" w:sz="4"/>
+            </w:tcBorders>
+            <w:shd w:fill="FFFFFF" w:color="auto" w:val="clear"/>
+            <w:tcMar>
+              <w:top w:type="dxa" w:w="70"/>
+              <w:left w:type="dxa" w:w="100"/>
+              <w:bottom w:type="dxa" w:w="70"/>
+              <w:right w:type="dxa" w:w="100"/>
+            </w:tcMar>
+          </w:tcPr>
+          <w:p>
+            <w:pPr>
+              <w:spacing w:after="40"/>
+            </w:pPr>
+            <w:r>
+              <w:rPr>
+                <w:rFonts w:ascii="Arial" w:cs="Arial" w:eastAsia="Arial" w:hAnsi="Arial"/>
+                <w:sz w:val="18"/>
+                <w:szCs w:val="18"/>
+              </w:rPr>
+              <w:t xml:space="preserve">Carrito por navegador. Le pregunta precio y cupos a producto-service con OpenFeign.</w:t>
+            </w:r>
+          </w:p>
+        </w:tc>
+        <w:tc>
+          <w:tcPr>
+            <w:tcW w:type="dxa" w:w="1498"/>
+            <w:tcBorders>
+              <w:top w:val="single" w:color="BFBFBF" w:sz="4"/>
+              <w:left w:val="single" w:color="BFBFBF" w:sz="4"/>
+              <w:bottom w:val="single" w:color="BFBFBF" w:sz="4"/>
+              <w:right w:val="single" w:color="BFBFBF" w:sz="4"/>
+            </w:tcBorders>
+            <w:shd w:fill="FFFFFF" w:color="auto" w:val="clear"/>
+            <w:tcMar>
+              <w:top w:type="dxa" w:w="70"/>
+              <w:left w:type="dxa" w:w="100"/>
+              <w:bottom w:type="dxa" w:w="70"/>
+              <w:right w:type="dxa" w:w="100"/>
+            </w:tcMar>
+          </w:tcPr>
+          <w:p>
+            <w:pPr>
+              <w:spacing w:after="40"/>
+            </w:pPr>
+            <w:r>
+              <w:rPr>
+                <w:rFonts w:ascii="Arial" w:cs="Arial" w:eastAsia="Arial" w:hAnsi="Arial"/>
+                <w:sz w:val="18"/>
+                <w:szCs w:val="18"/>
+              </w:rPr>
+              <w:t xml:space="preserve">Isabel Cántaro</w:t>
+            </w:r>
+          </w:p>
+        </w:tc>
+      </w:tr>
+    </w:tbl>
+    <w:p>
+      <w:pPr>
+        <w:pStyle w:val="ListParagraph"/>
+        <w:numPr>
+          <w:ilvl w:val="0"/>
+          <w:numId w:val="4"/>
+        </w:numPr>
+        <w:spacing w:after="60" w:line="264"/>
+      </w:pPr>
+      <w:r>
+        <w:rPr>
+          <w:rFonts w:ascii="Arial" w:cs="Arial" w:eastAsia="Arial" w:hAnsi="Arial"/>
+        </w:rPr>
+        <w:t xml:space="preserve">Capas de cada microservicio: controller (ResponseEntity con el código HTTP correcto) → service (reglas) → repository (Spring Data JPA) → model, más dto con validaciones (@NotBlank, @Size, @Pattern) y un @RestControllerAdvice que responde siempre { status, mensaje, campos } (guía 2.3.1).</w:t>
+      </w:r>
+    </w:p>
+    <w:p>
+      <w:pPr>
+        <w:pStyle w:val="ListParagraph"/>
+        <w:numPr>
+          <w:ilvl w:val="0"/>
+          <w:numId w:val="4"/>
+        </w:numPr>
+        <w:spacing w:after="60" w:line="264"/>
+      </w:pPr>
+      <w:r>
+        <w:rPr>
+          <w:rFonts w:ascii="Arial" w:cs="Arial" w:eastAsia="Arial" w:hAnsi="Arial"/>
+        </w:rPr>
+        <w:t xml:space="preserve">Las tablas no las crea Hibernate: vienen de los scripts V1__estructura.sql y V2__datos_iniciales.sql, y cada servicio tiene su propia base (guía 2.2.1).</w:t>
+      </w:r>
+    </w:p>
+    <w:p>
+      <w:pPr>
+        <w:pStyle w:val="ListParagraph"/>
+        <w:numPr>
+          <w:ilvl w:val="0"/>
+          <w:numId w:val="4"/>
+        </w:numPr>
+        <w:spacing w:after="60" w:line="264"/>
+      </w:pPr>
+      <w:r>
+        <w:rPr>
+          <w:rFonts w:ascii="Arial" w:cs="Arial" w:eastAsia="Arial" w:hAnsi="Arial"/>
+        </w:rPr>
+        <w:t xml:space="preserve">Seguridad (guía 2.3.2): API STATELESS con JWT, BCrypt, @PreAuthorize para el rol ADMIN, CORS para el frontend y logs con SLF4J.</w:t>
+      </w:r>
+    </w:p>
+    <w:p>
+      <w:pPr>
+        <w:pStyle w:val="Heading3"/>
+      </w:pPr>
+      <w:r>
+        <w:rPr>
+          <w:rFonts w:ascii="Arial" w:cs="Arial" w:eastAsia="Arial" w:hAnsi="Arial"/>
+        </w:rPr>
         <w:t xml:space="preserve">Muestra en pantalla</w:t>
       </w:r>
     </w:p>
@@ -4333,7 +5156,7 @@
                 <w:sz w:val="18"/>
                 <w:szCs w:val="18"/>
               </w:rPr>
-              <w:t xml:space="preserve">¿Por qué importar las imágenes?</w:t>
+              <w:t xml:space="preserve">¿Por qué 3 microservicios?</w:t>
             </w:r>
           </w:p>
         </w:tc>
@@ -4364,7 +5187,7 @@
                 <w:sz w:val="18"/>
                 <w:szCs w:val="18"/>
               </w:rPr>
-              <w:t xml:space="preserve">En React no se usan rutas directas como en HTML: al importarlas, Vite verifica que existan y las optimiza. images.js evita escribir 30 imports.</w:t>
+              <w:t xml:space="preserve">Porque cada uno resuelve una parte del negocio y se puede mantener o reiniciar sin tocar los otros: productos, usuarios y carrito. Cada uno tiene su puerto y su propia base de datos.</w:t>
             </w:r>
           </w:p>
         </w:tc>
@@ -4397,6 +5220,198 @@
                 <w:sz w:val="18"/>
                 <w:szCs w:val="18"/>
               </w:rPr>
+              <w:t xml:space="preserve">¿Qué pasa si un microservicio se cae?</w:t>
+            </w:r>
+          </w:p>
+        </w:tc>
+        <w:tc>
+          <w:tcPr>
+            <w:tcW w:type="dxa" w:w="6552"/>
+            <w:tcBorders>
+              <w:top w:val="single" w:color="BFBFBF" w:sz="4"/>
+              <w:left w:val="single" w:color="BFBFBF" w:sz="4"/>
+              <w:bottom w:val="single" w:color="BFBFBF" w:sz="4"/>
+              <w:right w:val="single" w:color="BFBFBF" w:sz="4"/>
+            </w:tcBorders>
+            <w:shd w:fill="FAFAFA" w:color="auto" w:val="clear"/>
+            <w:tcMar>
+              <w:top w:type="dxa" w:w="70"/>
+              <w:left w:type="dxa" w:w="100"/>
+              <w:bottom w:type="dxa" w:w="70"/>
+              <w:right w:type="dxa" w:w="100"/>
+            </w:tcMar>
+          </w:tcPr>
+          <w:p>
+            <w:pPr>
+              <w:spacing w:after="40"/>
+            </w:pPr>
+            <w:r>
+              <w:rPr>
+                <w:rFonts w:ascii="Arial" w:cs="Arial" w:eastAsia="Arial" w:hAnsi="Arial"/>
+                <w:sz w:val="18"/>
+                <w:szCs w:val="18"/>
+              </w:rPr>
+              <w:t xml:space="preserve">La petición axios falla por tiempo o conexión (timeout de 3 s) y la página usa los datos locales. Si carrito-service no alcanza a producto-service, responde 503.</w:t>
+            </w:r>
+          </w:p>
+        </w:tc>
+      </w:tr>
+      <w:tr>
+        <w:tc>
+          <w:tcPr>
+            <w:tcW w:type="dxa" w:w="2808"/>
+            <w:tcBorders>
+              <w:top w:val="single" w:color="BFBFBF" w:sz="4"/>
+              <w:left w:val="single" w:color="BFBFBF" w:sz="4"/>
+              <w:bottom w:val="single" w:color="BFBFBF" w:sz="4"/>
+              <w:right w:val="single" w:color="BFBFBF" w:sz="4"/>
+            </w:tcBorders>
+            <w:shd w:fill="FFFFFF" w:color="auto" w:val="clear"/>
+            <w:tcMar>
+              <w:top w:type="dxa" w:w="70"/>
+              <w:left w:type="dxa" w:w="100"/>
+              <w:bottom w:type="dxa" w:w="70"/>
+              <w:right w:type="dxa" w:w="100"/>
+            </w:tcMar>
+          </w:tcPr>
+          <w:p>
+            <w:pPr>
+              <w:spacing w:after="40"/>
+            </w:pPr>
+            <w:r>
+              <w:rPr>
+                <w:rFonts w:ascii="Arial" w:cs="Arial" w:eastAsia="Arial" w:hAnsi="Arial"/>
+                <w:sz w:val="18"/>
+                <w:szCs w:val="18"/>
+              </w:rPr>
+              <w:t xml:space="preserve">¿Cómo se comunica React con ellos?</w:t>
+            </w:r>
+          </w:p>
+        </w:tc>
+        <w:tc>
+          <w:tcPr>
+            <w:tcW w:type="dxa" w:w="6552"/>
+            <w:tcBorders>
+              <w:top w:val="single" w:color="BFBFBF" w:sz="4"/>
+              <w:left w:val="single" w:color="BFBFBF" w:sz="4"/>
+              <w:bottom w:val="single" w:color="BFBFBF" w:sz="4"/>
+              <w:right w:val="single" w:color="BFBFBF" w:sz="4"/>
+            </w:tcBorders>
+            <w:shd w:fill="FFFFFF" w:color="auto" w:val="clear"/>
+            <w:tcMar>
+              <w:top w:type="dxa" w:w="70"/>
+              <w:left w:type="dxa" w:w="100"/>
+              <w:bottom w:type="dxa" w:w="70"/>
+              <w:right w:type="dxa" w:w="100"/>
+            </w:tcMar>
+          </w:tcPr>
+          <w:p>
+            <w:pPr>
+              <w:spacing w:after="40"/>
+            </w:pPr>
+            <w:r>
+              <w:rPr>
+                <w:rFonts w:ascii="Arial" w:cs="Arial" w:eastAsia="Arial" w:hAnsi="Arial"/>
+                <w:sz w:val="18"/>
+                <w:szCs w:val="18"/>
+              </w:rPr>
+              <w:t xml:space="preserve">Con axios en services/api.js: GET para leer, POST para crear y PUT para actualizar. Las páginas lo llaman en un useEffect; si falla (catch) usan los datos locales.</w:t>
+            </w:r>
+          </w:p>
+        </w:tc>
+      </w:tr>
+      <w:tr>
+        <w:tc>
+          <w:tcPr>
+            <w:tcW w:type="dxa" w:w="2808"/>
+            <w:tcBorders>
+              <w:top w:val="single" w:color="BFBFBF" w:sz="4"/>
+              <w:left w:val="single" w:color="BFBFBF" w:sz="4"/>
+              <w:bottom w:val="single" w:color="BFBFBF" w:sz="4"/>
+              <w:right w:val="single" w:color="BFBFBF" w:sz="4"/>
+            </w:tcBorders>
+            <w:shd w:fill="FAFAFA" w:color="auto" w:val="clear"/>
+            <w:tcMar>
+              <w:top w:type="dxa" w:w="70"/>
+              <w:left w:type="dxa" w:w="100"/>
+              <w:bottom w:type="dxa" w:w="70"/>
+              <w:right w:type="dxa" w:w="100"/>
+            </w:tcMar>
+          </w:tcPr>
+          <w:p>
+            <w:pPr>
+              <w:spacing w:after="40"/>
+            </w:pPr>
+            <w:r>
+              <w:rPr>
+                <w:rFonts w:ascii="Arial" w:cs="Arial" w:eastAsia="Arial" w:hAnsi="Arial"/>
+                <w:sz w:val="18"/>
+                <w:szCs w:val="18"/>
+              </w:rPr>
+              <w:t xml:space="preserve">¿Por qué importar las imágenes?</w:t>
+            </w:r>
+          </w:p>
+        </w:tc>
+        <w:tc>
+          <w:tcPr>
+            <w:tcW w:type="dxa" w:w="6552"/>
+            <w:tcBorders>
+              <w:top w:val="single" w:color="BFBFBF" w:sz="4"/>
+              <w:left w:val="single" w:color="BFBFBF" w:sz="4"/>
+              <w:bottom w:val="single" w:color="BFBFBF" w:sz="4"/>
+              <w:right w:val="single" w:color="BFBFBF" w:sz="4"/>
+            </w:tcBorders>
+            <w:shd w:fill="FAFAFA" w:color="auto" w:val="clear"/>
+            <w:tcMar>
+              <w:top w:type="dxa" w:w="70"/>
+              <w:left w:type="dxa" w:w="100"/>
+              <w:bottom w:type="dxa" w:w="70"/>
+              <w:right w:type="dxa" w:w="100"/>
+            </w:tcMar>
+          </w:tcPr>
+          <w:p>
+            <w:pPr>
+              <w:spacing w:after="40"/>
+            </w:pPr>
+            <w:r>
+              <w:rPr>
+                <w:rFonts w:ascii="Arial" w:cs="Arial" w:eastAsia="Arial" w:hAnsi="Arial"/>
+                <w:sz w:val="18"/>
+                <w:szCs w:val="18"/>
+              </w:rPr>
+              <w:t xml:space="preserve">En React no se usan rutas directas como en HTML: al importarlas, Vite verifica que existan y las optimiza. images.js evita escribir 30 imports.</w:t>
+            </w:r>
+          </w:p>
+        </w:tc>
+      </w:tr>
+      <w:tr>
+        <w:tc>
+          <w:tcPr>
+            <w:tcW w:type="dxa" w:w="2808"/>
+            <w:tcBorders>
+              <w:top w:val="single" w:color="BFBFBF" w:sz="4"/>
+              <w:left w:val="single" w:color="BFBFBF" w:sz="4"/>
+              <w:bottom w:val="single" w:color="BFBFBF" w:sz="4"/>
+              <w:right w:val="single" w:color="BFBFBF" w:sz="4"/>
+            </w:tcBorders>
+            <w:shd w:fill="FFFFFF" w:color="auto" w:val="clear"/>
+            <w:tcMar>
+              <w:top w:type="dxa" w:w="70"/>
+              <w:left w:type="dxa" w:w="100"/>
+              <w:bottom w:type="dxa" w:w="70"/>
+              <w:right w:type="dxa" w:w="100"/>
+            </w:tcMar>
+          </w:tcPr>
+          <w:p>
+            <w:pPr>
+              <w:spacing w:after="40"/>
+            </w:pPr>
+            <w:r>
+              <w:rPr>
+                <w:rFonts w:ascii="Arial" w:cs="Arial" w:eastAsia="Arial" w:hAnsi="Arial"/>
+                <w:sz w:val="18"/>
+                <w:szCs w:val="18"/>
+              </w:rPr>
               <w:t xml:space="preserve">¿Qué es React.lazy?</w:t>
             </w:r>
           </w:p>
@@ -4410,7 +5425,7 @@
               <w:bottom w:val="single" w:color="BFBFBF" w:sz="4"/>
               <w:right w:val="single" w:color="BFBFBF" w:sz="4"/>
             </w:tcBorders>
-            <w:shd w:fill="FAFAFA" w:color="auto" w:val="clear"/>
+            <w:shd w:fill="FFFFFF" w:color="auto" w:val="clear"/>
             <w:tcMar>
               <w:top w:type="dxa" w:w="70"/>
               <w:left w:type="dxa" w:w="100"/>
@@ -4729,7 +5744,7 @@
         <w:rPr>
           <w:rFonts w:ascii="Arial" w:cs="Arial" w:eastAsia="Arial" w:hAnsi="Arial"/>
         </w:rPr>
-        <w:t xml:space="preserve">Productos.jsx: estado de los filtros; la lista se recalcula en cada render con buscarProductos(filtros).</w:t>
+        <w:t xml:space="preserve">Productos.jsx: estado de los filtros; la lista se recalcula en cada render con buscarProductos(filtros). Un useEffect pide el catálogo a producto-service y lo guarda en el estado catalogo.</w:t>
       </w:r>
     </w:p>
     <w:p>
@@ -4745,7 +5760,7 @@
         <w:rPr>
           <w:rFonts w:ascii="Arial" w:cs="Arial" w:eastAsia="Arial" w:hAnsi="Arial"/>
         </w:rPr>
-        <w:t xml:space="preserve">App.jsx: useEffect guarda el carrito en localStorage cada vez que cambia el estado items.</w:t>
+        <w:t xml:space="preserve">App.jsx: useEffect guarda el carrito en localStorage y en carrito-service (PUT) cada vez que cambia el estado items.</w:t>
       </w:r>
     </w:p>
     <w:p>
@@ -5995,7 +7010,7 @@
                 <w:sz w:val="18"/>
                 <w:szCs w:val="18"/>
               </w:rPr>
-              <w:t xml:space="preserve">Una función que empieza con "use" y agrega capacidades a un componente. Creé useFormulario y useAgregarAlCarrito.</w:t>
+              <w:t xml:space="preserve">Una función que empieza con "use" y agrega capacidades a un componente. Creé useFormulario, que usan todos los formularios.</w:t>
             </w:r>
           </w:p>
         </w:tc>
@@ -7505,7 +8520,24 @@
                 <w:sz w:val="18"/>
                 <w:szCs w:val="18"/>
               </w:rPr>
-              <w:t xml:space="preserve"> responde un error. Compruebo que recibió correo y contraseña y que la alerta muestra su respuesta.</w:t>
+              <w:t xml:space="preserve"> responde un error (como el 401 de usuario-service). Como el login real es asíncrono (axios), el mock devuelve una promesa y espero la alerta con </w:t>
+            </w:r>
+            <w:r>
+              <w:rPr>
+                <w:rFonts w:ascii="Consolas" w:cs="Consolas" w:eastAsia="Consolas" w:hAnsi="Consolas"/>
+                <w:sz w:val="17"/>
+                <w:szCs w:val="17"/>
+                <w:shd w:fill="F4F4F4" w:color="auto" w:val="clear"/>
+              </w:rPr>
+              <w:t xml:space="preserve">waitFor</w:t>
+            </w:r>
+            <w:r>
+              <w:rPr>
+                <w:rFonts w:ascii="Arial" w:cs="Arial" w:eastAsia="Arial" w:hAnsi="Arial"/>
+                <w:sz w:val="18"/>
+                <w:szCs w:val="18"/>
+              </w:rPr>
+              <w:t xml:space="preserve">. Compruebo que recibió correo y contraseña y que la alerta muestra su respuesta.</w:t>
             </w:r>
           </w:p>
         </w:tc>
@@ -8509,7 +9541,7 @@
                 <w:sz w:val="18"/>
                 <w:szCs w:val="18"/>
               </w:rPr>
-              <w:t xml:space="preserve">Seguridad (XSS)</w:t>
+              <w:t xml:space="preserve">Catálogo desde producto-service (mock)</w:t>
             </w:r>
           </w:p>
         </w:tc>
@@ -8536,11 +9568,20 @@
             </w:pPr>
             <w:r>
               <w:rPr>
-                <w:rFonts w:ascii="Arial" w:cs="Arial" w:eastAsia="Arial" w:hAnsi="Arial"/>
-                <w:sz w:val="18"/>
-                <w:szCs w:val="18"/>
-              </w:rPr>
-              <w:t xml:space="preserve">Un nombre con código HTML se ve como texto: React no crea la etiqueta ni ejecuta nada.</w:t>
+                <w:rFonts w:ascii="Consolas" w:cs="Consolas" w:eastAsia="Consolas" w:hAnsi="Consolas"/>
+                <w:sz w:val="17"/>
+                <w:szCs w:val="17"/>
+                <w:shd w:fill="F4F4F4" w:color="auto" w:val="clear"/>
+              </w:rPr>
+              <w:t xml:space="preserve">api.listarProductos</w:t>
+            </w:r>
+            <w:r>
+              <w:rPr>
+                <w:rFonts w:ascii="Arial" w:cs="Arial" w:eastAsia="Arial" w:hAnsi="Arial"/>
+                <w:sz w:val="18"/>
+                <w:szCs w:val="18"/>
+              </w:rPr>
+              <w:t xml:space="preserve"> se reemplaza por un spy que responde un diseño: la página lo muestra y dice "Catálogo desde producto-service", sin levantar Spring Boot.</w:t>
             </w:r>
           </w:p>
         </w:tc>
@@ -9591,6 +10632,102 @@
                 <w:szCs w:val="17"/>
                 <w:shd w:fill="F4F4F4" w:color="auto" w:val="clear"/>
               </w:rPr>
+              <w:t xml:space="preserve">api.metodo = jasmine.createSpy(...)</w:t>
+            </w:r>
+          </w:p>
+        </w:tc>
+        <w:tc>
+          <w:tcPr>
+            <w:tcW w:type="dxa" w:w="1872"/>
+            <w:tcBorders>
+              <w:top w:val="single" w:color="BFBFBF" w:sz="4"/>
+              <w:left w:val="single" w:color="BFBFBF" w:sz="4"/>
+              <w:bottom w:val="single" w:color="BFBFBF" w:sz="4"/>
+              <w:right w:val="single" w:color="BFBFBF" w:sz="4"/>
+            </w:tcBorders>
+            <w:shd w:fill="FFFFFF" w:color="auto" w:val="clear"/>
+            <w:tcMar>
+              <w:top w:type="dxa" w:w="70"/>
+              <w:left w:type="dxa" w:w="100"/>
+              <w:bottom w:type="dxa" w:w="70"/>
+              <w:right w:type="dxa" w:w="100"/>
+            </w:tcMar>
+          </w:tcPr>
+          <w:p>
+            <w:pPr>
+              <w:spacing w:after="40"/>
+            </w:pPr>
+            <w:r>
+              <w:rPr>
+                <w:rFonts w:ascii="Arial" w:cs="Arial" w:eastAsia="Arial" w:hAnsi="Arial"/>
+                <w:sz w:val="18"/>
+                <w:szCs w:val="18"/>
+              </w:rPr>
+              <w:t xml:space="preserve">Todas (ayudas.jsx) y prueba 14</w:t>
+            </w:r>
+          </w:p>
+        </w:tc>
+        <w:tc>
+          <w:tcPr>
+            <w:tcW w:type="dxa" w:w="5055"/>
+            <w:tcBorders>
+              <w:top w:val="single" w:color="BFBFBF" w:sz="4"/>
+              <w:left w:val="single" w:color="BFBFBF" w:sz="4"/>
+              <w:bottom w:val="single" w:color="BFBFBF" w:sz="4"/>
+              <w:right w:val="single" w:color="BFBFBF" w:sz="4"/>
+            </w:tcBorders>
+            <w:shd w:fill="FFFFFF" w:color="auto" w:val="clear"/>
+            <w:tcMar>
+              <w:top w:type="dxa" w:w="70"/>
+              <w:left w:type="dxa" w:w="100"/>
+              <w:bottom w:type="dxa" w:w="70"/>
+              <w:right w:type="dxa" w:w="100"/>
+            </w:tcMar>
+          </w:tcPr>
+          <w:p>
+            <w:pPr>
+              <w:spacing w:after="40"/>
+            </w:pPr>
+            <w:r>
+              <w:rPr>
+                <w:rFonts w:ascii="Arial" w:cs="Arial" w:eastAsia="Arial" w:hAnsi="Arial"/>
+                <w:sz w:val="18"/>
+                <w:szCs w:val="18"/>
+              </w:rPr>
+              <w:t xml:space="preserve">Simula los microservicios: por defecto responden "sin conexión" y en la prueba 14 producto-service responde una lista controlada. Las pruebas no necesitan Spring Boot encendido.</w:t>
+            </w:r>
+          </w:p>
+        </w:tc>
+      </w:tr>
+      <w:tr>
+        <w:tc>
+          <w:tcPr>
+            <w:tcW w:type="dxa" w:w="2433"/>
+            <w:tcBorders>
+              <w:top w:val="single" w:color="BFBFBF" w:sz="4"/>
+              <w:left w:val="single" w:color="BFBFBF" w:sz="4"/>
+              <w:bottom w:val="single" w:color="BFBFBF" w:sz="4"/>
+              <w:right w:val="single" w:color="BFBFBF" w:sz="4"/>
+            </w:tcBorders>
+            <w:shd w:fill="FAFAFA" w:color="auto" w:val="clear"/>
+            <w:tcMar>
+              <w:top w:type="dxa" w:w="70"/>
+              <w:left w:type="dxa" w:w="100"/>
+              <w:bottom w:type="dxa" w:w="70"/>
+              <w:right w:type="dxa" w:w="100"/>
+            </w:tcMar>
+          </w:tcPr>
+          <w:p>
+            <w:pPr>
+              <w:spacing w:after="40"/>
+            </w:pPr>
+            <w:r>
+              <w:rPr>
+                <w:rFonts w:ascii="Consolas" w:cs="Consolas" w:eastAsia="Consolas" w:hAnsi="Consolas"/>
+                <w:sz w:val="17"/>
+                <w:szCs w:val="17"/>
+                <w:shd w:fill="F4F4F4" w:color="auto" w:val="clear"/>
+              </w:rPr>
               <w:t xml:space="preserve">objeto.metodo = jasmine.createSpy(...).and.returnValue(...)</w:t>
             </w:r>
           </w:p>
@@ -9604,7 +10741,7 @@
               <w:bottom w:val="single" w:color="BFBFBF" w:sz="4"/>
               <w:right w:val="single" w:color="BFBFBF" w:sz="4"/>
             </w:tcBorders>
-            <w:shd w:fill="FFFFFF" w:color="auto" w:val="clear"/>
+            <w:shd w:fill="FAFAFA" w:color="auto" w:val="clear"/>
             <w:tcMar>
               <w:top w:type="dxa" w:w="70"/>
               <w:left w:type="dxa" w:w="100"/>
@@ -9635,7 +10772,7 @@
               <w:bottom w:val="single" w:color="BFBFBF" w:sz="4"/>
               <w:right w:val="single" w:color="BFBFBF" w:sz="4"/>
             </w:tcBorders>
-            <w:shd w:fill="FFFFFF" w:color="auto" w:val="clear"/>
+            <w:shd w:fill="FAFAFA" w:color="auto" w:val="clear"/>
             <w:tcMar>
               <w:top w:type="dxa" w:w="70"/>
               <w:left w:type="dxa" w:w="100"/>
@@ -9719,7 +10856,7 @@
           <w:b/>
           <w:bCs/>
         </w:rPr>
-        <w:t xml:space="preserve">67,6 %</w:t>
+        <w:t xml:space="preserve">66,0 %</w:t>
       </w:r>
       <w:r>
         <w:rPr>
@@ -9733,7 +10870,7 @@
           <w:b/>
           <w:bCs/>
         </w:rPr>
-        <w:t xml:space="preserve">59,1 %</w:t>
+        <w:t xml:space="preserve">57,2 %</w:t>
       </w:r>
       <w:r>
         <w:rPr>
@@ -9747,7 +10884,7 @@
           <w:b/>
           <w:bCs/>
         </w:rPr>
-        <w:t xml:space="preserve">69,0 %</w:t>
+        <w:t xml:space="preserve">65,9 %</w:t>
       </w:r>
       <w:r>
         <w:rPr>
@@ -9761,7 +10898,7 @@
           <w:b/>
           <w:bCs/>
         </w:rPr>
-        <w:t xml:space="preserve">71,3 %</w:t>
+        <w:t xml:space="preserve">70,1 %</w:t>
       </w:r>
       <w:r>
         <w:rPr>
@@ -10216,7 +11353,7 @@
                 <w:sz w:val="18"/>
                 <w:szCs w:val="18"/>
               </w:rPr>
-              <w:t xml:space="preserve">¿Qué significa 59,1 % de ramas?</w:t>
+              <w:t xml:space="preserve">¿Qué significa 57,2 % de ramas?</w:t>
             </w:r>
           </w:p>
         </w:tc>
@@ -10330,7 +11467,7 @@
         <w:rPr>
           <w:rFonts w:ascii="Arial" w:cs="Arial" w:eastAsia="Arial" w:hAnsi="Arial"/>
         </w:rPr>
-        <w:t xml:space="preserve">7. Recorrido sugerido para la demostración (7 minutos)</w:t>
+        <w:t xml:space="preserve">7. Recorrido sugerido para la demostración (8 minutos)</w:t>
       </w:r>
     </w:p>
     <w:p>
@@ -10451,6 +11588,30 @@
           <w:rFonts w:ascii="Arial" w:cs="Arial" w:eastAsia="Arial" w:hAnsi="Arial"/>
         </w:rPr>
         <w:t xml:space="preserve"> main.jsx (BrowserRouter), App.jsx (rutas), carpetas de Atomic Design y TarjetaProducto (props).</w:t>
+      </w:r>
+    </w:p>
+    <w:p>
+      <w:pPr>
+        <w:pStyle w:val="ListParagraph"/>
+        <w:numPr>
+          <w:ilvl w:val="0"/>
+          <w:numId w:val="3"/>
+        </w:numPr>
+        <w:spacing w:after="60" w:line="264"/>
+      </w:pPr>
+      <w:r>
+        <w:rPr>
+          <w:rFonts w:ascii="Arial" w:cs="Arial" w:eastAsia="Arial" w:hAnsi="Arial"/>
+          <w:b/>
+          <w:bCs/>
+        </w:rPr>
+        <w:t xml:space="preserve">Microservicios (1 min):</w:t>
+      </w:r>
+      <w:r>
+        <w:rPr>
+          <w:rFonts w:ascii="Arial" w:cs="Arial" w:eastAsia="Arial" w:hAnsi="Arial"/>
+        </w:rPr>
+        <w:t xml:space="preserve"> el catálogo dice "Catálogo desde producto-service"; en Postman haz login (token JWT), un 401 con clave mala y agrega un ítem al carrito (carrito-service consulta a producto-service).</w:t>
       </w:r>
     </w:p>
     <w:p>

--- a/docs/Guia_Defensa_Presentacion.docx
+++ b/docs/Guia_Defensa_Presentacion.docx
@@ -4651,7 +4651,80 @@
         <w:rPr>
           <w:rFonts w:ascii="Arial" w:cs="Arial" w:eastAsia="Arial" w:hAnsi="Arial"/>
         </w:rPr>
-        <w:t xml:space="preserve">Las tablas no las crea Hibernate: vienen de los scripts V1__estructura.sql y V2__datos_iniciales.sql, y cada servicio tiene su propia base (guía 2.2.1).</w:t>
+        <w:t xml:space="preserve">Las tablas no las crea Hibernate: las crea </w:t>
+      </w:r>
+      <w:r>
+        <w:rPr>
+          <w:rFonts w:ascii="Arial" w:cs="Arial" w:eastAsia="Arial" w:hAnsi="Arial"/>
+          <w:b/>
+          <w:bCs/>
+        </w:rPr>
+        <w:t xml:space="preserve">Flyway</w:t>
+      </w:r>
+      <w:r>
+        <w:rPr>
+          <w:rFonts w:ascii="Arial" w:cs="Arial" w:eastAsia="Arial" w:hAnsi="Arial"/>
+        </w:rPr>
+        <w:t xml:space="preserve"> con los scripts de db/migration (V1__init.sql y V2__datos_iniciales.sql), que se ejecutan una sola vez y quedan anotados en flyway_schema_history. Cada servicio tiene su propia base (guía 2.2.1).</w:t>
+      </w:r>
+    </w:p>
+    <w:p>
+      <w:pPr>
+        <w:pStyle w:val="ListParagraph"/>
+        <w:numPr>
+          <w:ilvl w:val="0"/>
+          <w:numId w:val="4"/>
+        </w:numPr>
+        <w:spacing w:after="60" w:line="264"/>
+      </w:pPr>
+      <w:r>
+        <w:rPr>
+          <w:rFonts w:ascii="Arial" w:cs="Arial" w:eastAsia="Arial" w:hAnsi="Arial"/>
+        </w:rPr>
+        <w:t xml:space="preserve">Pruebas del backend: cada microservicio tiene pruebas </w:t>
+      </w:r>
+      <w:r>
+        <w:rPr>
+          <w:rFonts w:ascii="Arial" w:cs="Arial" w:eastAsia="Arial" w:hAnsi="Arial"/>
+          <w:b/>
+          <w:bCs/>
+        </w:rPr>
+        <w:t xml:space="preserve">JUnit 5</w:t>
+      </w:r>
+      <w:r>
+        <w:rPr>
+          <w:rFonts w:ascii="Arial" w:cs="Arial" w:eastAsia="Arial" w:hAnsi="Arial"/>
+        </w:rPr>
+        <w:t xml:space="preserve"> con </w:t>
+      </w:r>
+      <w:r>
+        <w:rPr>
+          <w:rFonts w:ascii="Arial" w:cs="Arial" w:eastAsia="Arial" w:hAnsi="Arial"/>
+          <w:b/>
+          <w:bCs/>
+        </w:rPr>
+        <w:t xml:space="preserve">Mockito</w:t>
+      </w:r>
+      <w:r>
+        <w:rPr>
+          <w:rFonts w:ascii="Arial" w:cs="Arial" w:eastAsia="Arial" w:hAnsi="Arial"/>
+        </w:rPr>
+        <w:t xml:space="preserve"> (</w:t>
+      </w:r>
+      <w:r>
+        <w:rPr>
+          <w:rFonts w:ascii="Consolas" w:cs="Consolas" w:eastAsia="Consolas" w:hAnsi="Consolas"/>
+          <w:sz w:val="19"/>
+          <w:szCs w:val="19"/>
+          <w:shd w:fill="F4F4F4" w:color="auto" w:val="clear"/>
+        </w:rPr>
+        <w:t xml:space="preserve">mvn test</w:t>
+      </w:r>
+      <w:r>
+        <w:rPr>
+          <w:rFonts w:ascii="Arial" w:cs="Arial" w:eastAsia="Arial" w:hAnsi="Arial"/>
+        </w:rPr>
+        <w:t xml:space="preserve">), por ejemplo que el carrito no deje reservar más cupos de los que informa producto-service.</w:t>
       </w:r>
     </w:p>
     <w:p>

--- a/docs/Guia_Defensa_Presentacion.docx
+++ b/docs/Guia_Defensa_Presentacion.docx
@@ -4741,6 +4741,22 @@
           <w:rFonts w:ascii="Arial" w:cs="Arial" w:eastAsia="Arial" w:hAnsi="Arial"/>
         </w:rPr>
         <w:t xml:space="preserve">Seguridad (guía 2.3.2): API STATELESS con JWT, BCrypt, @PreAuthorize para el rol ADMIN, CORS para el frontend y logs con SLF4J.</w:t>
+      </w:r>
+    </w:p>
+    <w:p>
+      <w:pPr>
+        <w:pStyle w:val="ListParagraph"/>
+        <w:numPr>
+          <w:ilvl w:val="0"/>
+          <w:numId w:val="4"/>
+        </w:numPr>
+        <w:spacing w:after="60" w:line="264"/>
+      </w:pPr>
+      <w:r>
+        <w:rPr>
+          <w:rFonts w:ascii="Arial" w:cs="Arial" w:eastAsia="Arial" w:hAnsi="Arial"/>
+        </w:rPr>
+        <w:t xml:space="preserve">Estilo igual al de Music Shop (Fullstack I): Lombok (@Data) en entidades y DTOs, @Autowired para inyectar, errores con ResponseStatusException que convierte el GlobalExceptionHandler, y carrito-service con una sola tabla (carrito_items).</w:t>
       </w:r>
     </w:p>
     <w:p>

--- a/docs/Guia_Defensa_Presentacion.docx
+++ b/docs/Guia_Defensa_Presentacion.docx
@@ -1327,7 +1327,7 @@
                 <w:szCs w:val="17"/>
                 <w:shd w:fill="F4F4F4" w:color="auto" w:val="clear"/>
               </w:rPr>
-              <w:t xml:space="preserve">mvn spring-boot:run</w:t>
+              <w:t xml:space="preserve">.\mvnw.cmd spring-boot:run</w:t>
             </w:r>
           </w:p>
         </w:tc>
@@ -2797,7 +2797,7 @@
           <w:szCs w:val="19"/>
           <w:shd w:fill="F4F4F4" w:color="auto" w:val="clear"/>
         </w:rPr>
-        <w:t xml:space="preserve">mvn spring-boot:run</w:t>
+        <w:t xml:space="preserve">.\mvnw.cmd spring-boot:run</w:t>
       </w:r>
       <w:r>
         <w:rPr>
@@ -4718,7 +4718,7 @@
           <w:szCs w:val="19"/>
           <w:shd w:fill="F4F4F4" w:color="auto" w:val="clear"/>
         </w:rPr>
-        <w:t xml:space="preserve">mvn test</w:t>
+        <w:t xml:space="preserve">.\mvnw.cmd test</w:t>
       </w:r>
       <w:r>
         <w:rPr>

--- a/docs/Guia_Defensa_Presentacion.docx
+++ b/docs/Guia_Defensa_Presentacion.docx
@@ -833,7 +833,7 @@
           <w:i/>
           <w:iCs/>
         </w:rPr>
-        <w:t xml:space="preserve">"Forever Ink es la tienda de un estudio de tatuajes. Cada producto es un diseño, el stock son los cupos y el carrito es la reserva: el cliente elige diseños, agenda una cita con un tatuador en un día y horario disponible y paga con una pasarela simulada. El personal administra órdenes, diseños, categorías y usuarios desde un panel. Lo construimos con React y Vite; los componentes siguen Atomic Design, App guarda el estado y lo entrega por props, la navegación usa BrowserRouter y el diseño responsivo es de Bootstrap. El backend son 3 microservicios Spring Boot, cada uno con su base MySQL: producto-service entrega el catálogo, usuario-service registra e inicia sesión con un token JWT y carrito-service guarda el carrito; React se conecta con axios. Si un microservicio está apagado, la tienda sigue con un archivo JavaScript que simula la base de datos. Lo probamos con Jasmine y Karma: 15 pruebas, 10 de ellas para esta defensa, con 66,0 % de cobertura de sentencias."</w:t>
+        <w:t xml:space="preserve">"Forever Ink es la tienda de un estudio de tatuajes. Cada producto es un diseño, el stock son los cupos y el carrito es la reserva: el cliente elige diseños, agenda una cita con un tatuador en un día y horario disponible y paga con una pasarela simulada. El personal administra órdenes, diseños, categorías y usuarios desde un panel. Lo construimos con React y Vite; los componentes siguen Atomic Design, App guarda el estado y lo entrega por props, la navegación usa BrowserRouter y el diseño responsivo es de Bootstrap. Como no hay backend, un archivo JavaScript simula la base de datos con CRUD sobre localStorage. Lo probamos con Jasmine y Karma: 15 pruebas, 10 de ellas para esta defensa, con 67,6 % de cobertura de sentencias."</w:t>
       </w:r>
     </w:p>
     <w:p>
@@ -993,7 +993,7 @@
                 <w:sz w:val="18"/>
                 <w:szCs w:val="18"/>
               </w:rPr>
-              <w:t xml:space="preserve">React 19 · Vite · react-router-dom (BrowserRouter) · react-bootstrap / Bootstrap 5 · axios · Jasmine + Karma</w:t>
+              <w:t xml:space="preserve">React 19 · Vite · react-router-dom (BrowserRouter) · react-bootstrap / Bootstrap 5 · Jasmine + Karma</w:t>
             </w:r>
           </w:p>
         </w:tc>
@@ -1026,7 +1026,7 @@
                 <w:sz w:val="18"/>
                 <w:szCs w:val="18"/>
               </w:rPr>
-              <w:t xml:space="preserve">Backend</w:t>
+              <w:t xml:space="preserve">Cuentas de demostración</w:t>
             </w:r>
           </w:p>
         </w:tc>
@@ -1057,7 +1057,33 @@
                 <w:sz w:val="18"/>
                 <w:szCs w:val="18"/>
               </w:rPr>
-              <w:t xml:space="preserve">producto-service :8081 · usuario-service :8082 · carrito-service :8083 (Spring Boot + MySQL, una base por servicio)</w:t>
+              <w:t xml:space="preserve">Administrador: admin.foreverink@gmail.com / Admin#123</w:t>
+            </w:r>
+          </w:p>
+          <w:p>
+            <w:pPr>
+              <w:spacing w:after="40"/>
+            </w:pPr>
+            <w:r>
+              <w:rPr>
+                <w:rFonts w:ascii="Arial" w:cs="Arial" w:eastAsia="Arial" w:hAnsi="Arial"/>
+                <w:sz w:val="18"/>
+                <w:szCs w:val="18"/>
+              </w:rPr>
+              <w:t xml:space="preserve">Vendedor: vendedor.foreverink@gmail.com / Venta#123</w:t>
+            </w:r>
+          </w:p>
+          <w:p>
+            <w:pPr>
+              <w:spacing w:after="40"/>
+            </w:pPr>
+            <w:r>
+              <w:rPr>
+                <w:rFonts w:ascii="Arial" w:cs="Arial" w:eastAsia="Arial" w:hAnsi="Arial"/>
+                <w:sz w:val="18"/>
+                <w:szCs w:val="18"/>
+              </w:rPr>
+              <w:t xml:space="preserve">Cliente: cliente.demo@gmail.com / Cliente#1</w:t>
             </w:r>
           </w:p>
         </w:tc>
@@ -1090,7 +1116,7 @@
                 <w:sz w:val="18"/>
                 <w:szCs w:val="18"/>
               </w:rPr>
-              <w:t xml:space="preserve">Cuentas de demostración</w:t>
+              <w:t xml:space="preserve">Cifras</w:t>
             </w:r>
           </w:p>
         </w:tc>
@@ -1121,33 +1147,7 @@
                 <w:sz w:val="18"/>
                 <w:szCs w:val="18"/>
               </w:rPr>
-              <w:t xml:space="preserve">Administrador: admin.foreverink@gmail.com / Admin#123</w:t>
-            </w:r>
-          </w:p>
-          <w:p>
-            <w:pPr>
-              <w:spacing w:after="40"/>
-            </w:pPr>
-            <w:r>
-              <w:rPr>
-                <w:rFonts w:ascii="Arial" w:cs="Arial" w:eastAsia="Arial" w:hAnsi="Arial"/>
-                <w:sz w:val="18"/>
-                <w:szCs w:val="18"/>
-              </w:rPr>
-              <w:t xml:space="preserve">Vendedor: vendedor.foreverink@gmail.com / Venta#123</w:t>
-            </w:r>
-          </w:p>
-          <w:p>
-            <w:pPr>
-              <w:spacing w:after="40"/>
-            </w:pPr>
-            <w:r>
-              <w:rPr>
-                <w:rFonts w:ascii="Arial" w:cs="Arial" w:eastAsia="Arial" w:hAnsi="Arial"/>
-                <w:sz w:val="18"/>
-                <w:szCs w:val="18"/>
-              </w:rPr>
-              <w:t xml:space="preserve">Cliente: cliente.demo@gmail.com / Cliente#1</w:t>
+              <w:t xml:space="preserve">15 pruebas (10 de defensa + 5 complementarias) · cobertura 67,6 % sentencias, 59,1 % ramas, 69,0 % funciones, 71,3 % líneas · 12 diseños, 4 estilos, 3 tatuadores</w:t>
             </w:r>
           </w:p>
         </w:tc>
@@ -1180,7 +1180,7 @@
                 <w:sz w:val="18"/>
                 <w:szCs w:val="18"/>
               </w:rPr>
-              <w:t xml:space="preserve">Cifras</w:t>
+              <w:t xml:space="preserve">Comandos</w:t>
             </w:r>
           </w:p>
         </w:tc>
@@ -1194,70 +1194,6 @@
               <w:right w:val="single" w:color="BFBFBF" w:sz="4"/>
             </w:tcBorders>
             <w:shd w:fill="FAFAFA" w:color="auto" w:val="clear"/>
-            <w:tcMar>
-              <w:top w:type="dxa" w:w="70"/>
-              <w:left w:type="dxa" w:w="100"/>
-              <w:bottom w:type="dxa" w:w="70"/>
-              <w:right w:type="dxa" w:w="100"/>
-            </w:tcMar>
-          </w:tcPr>
-          <w:p>
-            <w:pPr>
-              <w:spacing w:after="40"/>
-            </w:pPr>
-            <w:r>
-              <w:rPr>
-                <w:rFonts w:ascii="Arial" w:cs="Arial" w:eastAsia="Arial" w:hAnsi="Arial"/>
-                <w:sz w:val="18"/>
-                <w:szCs w:val="18"/>
-              </w:rPr>
-              <w:t xml:space="preserve">15 pruebas (10 de defensa + 5 complementarias) · cobertura 66,0 % sentencias, 57,2 % ramas, 65,9 % funciones, 70,1 % líneas · 12 diseños, 4 estilos, 3 tatuadores</w:t>
-            </w:r>
-          </w:p>
-        </w:tc>
-      </w:tr>
-      <w:tr>
-        <w:tc>
-          <w:tcPr>
-            <w:tcW w:type="dxa" w:w="2246"/>
-            <w:tcBorders>
-              <w:top w:val="single" w:color="BFBFBF" w:sz="4"/>
-              <w:left w:val="single" w:color="BFBFBF" w:sz="4"/>
-              <w:bottom w:val="single" w:color="BFBFBF" w:sz="4"/>
-              <w:right w:val="single" w:color="BFBFBF" w:sz="4"/>
-            </w:tcBorders>
-            <w:shd w:fill="FFFFFF" w:color="auto" w:val="clear"/>
-            <w:tcMar>
-              <w:top w:type="dxa" w:w="70"/>
-              <w:left w:type="dxa" w:w="100"/>
-              <w:bottom w:type="dxa" w:w="70"/>
-              <w:right w:type="dxa" w:w="100"/>
-            </w:tcMar>
-          </w:tcPr>
-          <w:p>
-            <w:pPr>
-              <w:spacing w:after="40"/>
-            </w:pPr>
-            <w:r>
-              <w:rPr>
-                <w:rFonts w:ascii="Arial" w:cs="Arial" w:eastAsia="Arial" w:hAnsi="Arial"/>
-                <w:sz w:val="18"/>
-                <w:szCs w:val="18"/>
-              </w:rPr>
-              <w:t xml:space="preserve">Comandos</w:t>
-            </w:r>
-          </w:p>
-        </w:tc>
-        <w:tc>
-          <w:tcPr>
-            <w:tcW w:type="dxa" w:w="7114"/>
-            <w:tcBorders>
-              <w:top w:val="single" w:color="BFBFBF" w:sz="4"/>
-              <w:left w:val="single" w:color="BFBFBF" w:sz="4"/>
-              <w:bottom w:val="single" w:color="BFBFBF" w:sz="4"/>
-              <w:right w:val="single" w:color="BFBFBF" w:sz="4"/>
-            </w:tcBorders>
-            <w:shd w:fill="FFFFFF" w:color="auto" w:val="clear"/>
             <w:tcMar>
               <w:top w:type="dxa" w:w="70"/>
               <w:left w:type="dxa" w:w="100"/>
@@ -1318,16 +1254,7 @@
                 <w:sz w:val="18"/>
                 <w:szCs w:val="18"/>
               </w:rPr>
-              <w:t xml:space="preserve"> (15 pruebas + cobertura) · en cada microservicio: </w:t>
-            </w:r>
-            <w:r>
-              <w:rPr>
-                <w:rFonts w:ascii="Consolas" w:cs="Consolas" w:eastAsia="Consolas" w:hAnsi="Consolas"/>
-                <w:sz w:val="17"/>
-                <w:szCs w:val="17"/>
-                <w:shd w:fill="F4F4F4" w:color="auto" w:val="clear"/>
-              </w:rPr>
-              <w:t xml:space="preserve">.\mvnw.cmd spring-boot:run</w:t>
+              <w:t xml:space="preserve"> (15 pruebas + cobertura)</w:t>
             </w:r>
           </w:p>
         </w:tc>
@@ -1342,7 +1269,7 @@
               <w:bottom w:val="single" w:color="BFBFBF" w:sz="4"/>
               <w:right w:val="single" w:color="BFBFBF" w:sz="4"/>
             </w:tcBorders>
-            <w:shd w:fill="FAFAFA" w:color="auto" w:val="clear"/>
+            <w:shd w:fill="FFFFFF" w:color="auto" w:val="clear"/>
             <w:tcMar>
               <w:top w:type="dxa" w:w="70"/>
               <w:left w:type="dxa" w:w="100"/>
@@ -1373,7 +1300,7 @@
               <w:bottom w:val="single" w:color="BFBFBF" w:sz="4"/>
               <w:right w:val="single" w:color="BFBFBF" w:sz="4"/>
             </w:tcBorders>
-            <w:shd w:fill="FAFAFA" w:color="auto" w:val="clear"/>
+            <w:shd w:fill="FFFFFF" w:color="auto" w:val="clear"/>
             <w:tcMar>
               <w:top w:type="dxa" w:w="70"/>
               <w:left w:type="dxa" w:w="100"/>
@@ -2106,7 +2033,7 @@
                 <w:sz w:val="18"/>
                 <w:szCs w:val="18"/>
               </w:rPr>
-              <w:t xml:space="preserve">Microservicio</w:t>
+              <w:t xml:space="preserve">Pruebas que lidera</w:t>
             </w:r>
           </w:p>
         </w:tc>
@@ -2137,7 +2064,7 @@
                 <w:sz w:val="18"/>
                 <w:szCs w:val="18"/>
               </w:rPr>
-              <w:t xml:space="preserve">carrito-service (8083) y su llamada Feign a producto-service</w:t>
+              <w:t xml:space="preserve">1, 5, 8, 12 y 15</w:t>
             </w:r>
           </w:p>
         </w:tc>
@@ -2168,7 +2095,7 @@
                 <w:sz w:val="18"/>
                 <w:szCs w:val="18"/>
               </w:rPr>
-              <w:t xml:space="preserve">usuario-service (8082): registro, login, JWT y BCrypt</w:t>
+              <w:t xml:space="preserve">6, 7, 9, 10 y 13</w:t>
             </w:r>
           </w:p>
         </w:tc>
@@ -2199,7 +2126,7 @@
                 <w:sz w:val="18"/>
                 <w:szCs w:val="18"/>
               </w:rPr>
-              <w:t xml:space="preserve">producto-service (8081): catálogo, categorías y scripts SQL</w:t>
+              <w:t xml:space="preserve">2, 3, 4, 11 y 14</w:t>
             </w:r>
           </w:p>
         </w:tc>
@@ -2232,7 +2159,7 @@
                 <w:sz w:val="18"/>
                 <w:szCs w:val="18"/>
               </w:rPr>
-              <w:t xml:space="preserve">Pruebas que lidera</w:t>
+              <w:t xml:space="preserve">De las 10 de defensa</w:t>
             </w:r>
           </w:p>
         </w:tc>
@@ -2263,7 +2190,7 @@
                 <w:sz w:val="18"/>
                 <w:szCs w:val="18"/>
               </w:rPr>
-              <w:t xml:space="preserve">1, 5, 8, 12 y 15</w:t>
+              <w:t xml:space="preserve">1, 5 y 8</w:t>
             </w:r>
           </w:p>
         </w:tc>
@@ -2294,7 +2221,7 @@
                 <w:sz w:val="18"/>
                 <w:szCs w:val="18"/>
               </w:rPr>
-              <w:t xml:space="preserve">6, 7, 9, 10 y 13</w:t>
+              <w:t xml:space="preserve">6, 7, 9 y 10</w:t>
             </w:r>
           </w:p>
         </w:tc>
@@ -2325,7 +2252,7 @@
                 <w:sz w:val="18"/>
                 <w:szCs w:val="18"/>
               </w:rPr>
-              <w:t xml:space="preserve">2, 3, 4, 11 y 14</w:t>
+              <w:t xml:space="preserve">2, 3 y 4</w:t>
             </w:r>
           </w:p>
         </w:tc>
@@ -2358,7 +2285,7 @@
                 <w:sz w:val="18"/>
                 <w:szCs w:val="18"/>
               </w:rPr>
-              <w:t xml:space="preserve">De las 10 de defensa</w:t>
+              <w:t xml:space="preserve">Indicador que explica primero</w:t>
             </w:r>
           </w:p>
         </w:tc>
@@ -2389,7 +2316,7 @@
                 <w:sz w:val="18"/>
                 <w:szCs w:val="18"/>
               </w:rPr>
-              <w:t xml:space="preserve">1, 5 y 8</w:t>
+              <w:t xml:space="preserve">IE2.1.3 (diseño del proyecto)</w:t>
             </w:r>
           </w:p>
         </w:tc>
@@ -2420,7 +2347,7 @@
                 <w:sz w:val="18"/>
                 <w:szCs w:val="18"/>
               </w:rPr>
-              <w:t xml:space="preserve">6, 7, 9 y 10</w:t>
+              <w:t xml:space="preserve">IE2.2.2 (demostrar las pruebas)</w:t>
             </w:r>
           </w:p>
         </w:tc>
@@ -2451,7 +2378,7 @@
                 <w:sz w:val="18"/>
                 <w:szCs w:val="18"/>
               </w:rPr>
-              <w:t xml:space="preserve">2, 3 y 4</w:t>
+              <w:t xml:space="preserve">IE2.1.4 (componentes y Bootstrap) e IE2.3.2 (proceso de testeo)</w:t>
             </w:r>
           </w:p>
         </w:tc>
@@ -2484,7 +2411,7 @@
                 <w:sz w:val="18"/>
                 <w:szCs w:val="18"/>
               </w:rPr>
-              <w:t xml:space="preserve">Indicador que explica primero</w:t>
+              <w:t xml:space="preserve">Documentos</w:t>
             </w:r>
           </w:p>
         </w:tc>
@@ -2515,7 +2442,7 @@
                 <w:sz w:val="18"/>
                 <w:szCs w:val="18"/>
               </w:rPr>
-              <w:t xml:space="preserve">IE2.1.3 (diseño del proyecto)</w:t>
+              <w:t xml:space="preserve">ERS: módulo Tienda</w:t>
             </w:r>
           </w:p>
         </w:tc>
@@ -2546,7 +2473,7 @@
                 <w:sz w:val="18"/>
                 <w:szCs w:val="18"/>
               </w:rPr>
-              <w:t xml:space="preserve">IE2.2.2 (demostrar las pruebas)</w:t>
+              <w:t xml:space="preserve">ERS: módulo Administrador</w:t>
             </w:r>
           </w:p>
         </w:tc>
@@ -2560,132 +2487,6 @@
               <w:right w:val="single" w:color="BFBFBF" w:sz="4"/>
             </w:tcBorders>
             <w:shd w:fill="FAFAFA" w:color="auto" w:val="clear"/>
-            <w:tcMar>
-              <w:top w:type="dxa" w:w="70"/>
-              <w:left w:type="dxa" w:w="100"/>
-              <w:bottom w:type="dxa" w:w="70"/>
-              <w:right w:type="dxa" w:w="100"/>
-            </w:tcMar>
-          </w:tcPr>
-          <w:p>
-            <w:pPr>
-              <w:spacing w:after="40"/>
-            </w:pPr>
-            <w:r>
-              <w:rPr>
-                <w:rFonts w:ascii="Arial" w:cs="Arial" w:eastAsia="Arial" w:hAnsi="Arial"/>
-                <w:sz w:val="18"/>
-                <w:szCs w:val="18"/>
-              </w:rPr>
-              <w:t xml:space="preserve">IE2.1.4 (componentes y Bootstrap) e IE2.3.2 (proceso de testeo)</w:t>
-            </w:r>
-          </w:p>
-        </w:tc>
-      </w:tr>
-      <w:tr>
-        <w:tc>
-          <w:tcPr>
-            <w:tcW w:type="dxa" w:w="1497"/>
-            <w:tcBorders>
-              <w:top w:val="single" w:color="BFBFBF" w:sz="4"/>
-              <w:left w:val="single" w:color="BFBFBF" w:sz="4"/>
-              <w:bottom w:val="single" w:color="BFBFBF" w:sz="4"/>
-              <w:right w:val="single" w:color="BFBFBF" w:sz="4"/>
-            </w:tcBorders>
-            <w:shd w:fill="FFFFFF" w:color="auto" w:val="clear"/>
-            <w:tcMar>
-              <w:top w:type="dxa" w:w="70"/>
-              <w:left w:type="dxa" w:w="100"/>
-              <w:bottom w:type="dxa" w:w="70"/>
-              <w:right w:type="dxa" w:w="100"/>
-            </w:tcMar>
-          </w:tcPr>
-          <w:p>
-            <w:pPr>
-              <w:spacing w:after="40"/>
-            </w:pPr>
-            <w:r>
-              <w:rPr>
-                <w:rFonts w:ascii="Arial" w:cs="Arial" w:eastAsia="Arial" w:hAnsi="Arial"/>
-                <w:sz w:val="18"/>
-                <w:szCs w:val="18"/>
-              </w:rPr>
-              <w:t xml:space="preserve">Documentos</w:t>
-            </w:r>
-          </w:p>
-        </w:tc>
-        <w:tc>
-          <w:tcPr>
-            <w:tcW w:type="dxa" w:w="2620"/>
-            <w:tcBorders>
-              <w:top w:val="single" w:color="BFBFBF" w:sz="4"/>
-              <w:left w:val="single" w:color="BFBFBF" w:sz="4"/>
-              <w:bottom w:val="single" w:color="BFBFBF" w:sz="4"/>
-              <w:right w:val="single" w:color="BFBFBF" w:sz="4"/>
-            </w:tcBorders>
-            <w:shd w:fill="FFFFFF" w:color="auto" w:val="clear"/>
-            <w:tcMar>
-              <w:top w:type="dxa" w:w="70"/>
-              <w:left w:type="dxa" w:w="100"/>
-              <w:bottom w:type="dxa" w:w="70"/>
-              <w:right w:type="dxa" w:w="100"/>
-            </w:tcMar>
-          </w:tcPr>
-          <w:p>
-            <w:pPr>
-              <w:spacing w:after="40"/>
-            </w:pPr>
-            <w:r>
-              <w:rPr>
-                <w:rFonts w:ascii="Arial" w:cs="Arial" w:eastAsia="Arial" w:hAnsi="Arial"/>
-                <w:sz w:val="18"/>
-                <w:szCs w:val="18"/>
-              </w:rPr>
-              <w:t xml:space="preserve">ERS: módulo Tienda</w:t>
-            </w:r>
-          </w:p>
-        </w:tc>
-        <w:tc>
-          <w:tcPr>
-            <w:tcW w:type="dxa" w:w="2620"/>
-            <w:tcBorders>
-              <w:top w:val="single" w:color="BFBFBF" w:sz="4"/>
-              <w:left w:val="single" w:color="BFBFBF" w:sz="4"/>
-              <w:bottom w:val="single" w:color="BFBFBF" w:sz="4"/>
-              <w:right w:val="single" w:color="BFBFBF" w:sz="4"/>
-            </w:tcBorders>
-            <w:shd w:fill="FFFFFF" w:color="auto" w:val="clear"/>
-            <w:tcMar>
-              <w:top w:type="dxa" w:w="70"/>
-              <w:left w:type="dxa" w:w="100"/>
-              <w:bottom w:type="dxa" w:w="70"/>
-              <w:right w:type="dxa" w:w="100"/>
-            </w:tcMar>
-          </w:tcPr>
-          <w:p>
-            <w:pPr>
-              <w:spacing w:after="40"/>
-            </w:pPr>
-            <w:r>
-              <w:rPr>
-                <w:rFonts w:ascii="Arial" w:cs="Arial" w:eastAsia="Arial" w:hAnsi="Arial"/>
-                <w:sz w:val="18"/>
-                <w:szCs w:val="18"/>
-              </w:rPr>
-              <w:t xml:space="preserve">ERS: módulo Administrador</w:t>
-            </w:r>
-          </w:p>
-        </w:tc>
-        <w:tc>
-          <w:tcPr>
-            <w:tcW w:type="dxa" w:w="2623"/>
-            <w:tcBorders>
-              <w:top w:val="single" w:color="BFBFBF" w:sz="4"/>
-              <w:left w:val="single" w:color="BFBFBF" w:sz="4"/>
-              <w:bottom w:val="single" w:color="BFBFBF" w:sz="4"/>
-              <w:right w:val="single" w:color="BFBFBF" w:sz="4"/>
-            </w:tcBorders>
-            <w:shd w:fill="FFFFFF" w:color="auto" w:val="clear"/>
             <w:tcMar>
               <w:top w:type="dxa" w:w="70"/>
               <w:left w:type="dxa" w:w="100"/>
@@ -2788,7 +2589,7 @@
         <w:rPr>
           <w:rFonts w:ascii="Arial" w:cs="Arial" w:eastAsia="Arial" w:hAnsi="Arial"/>
         </w:rPr>
-        <w:t xml:space="preserve">Enciende MySQL en XAMPP/Laragon y levanta producto-service, usuario-service y carrito-service (</w:t>
+        <w:t xml:space="preserve">Corre </w:t>
       </w:r>
       <w:r>
         <w:rPr>
@@ -2797,13 +2598,13 @@
           <w:szCs w:val="19"/>
           <w:shd w:fill="F4F4F4" w:color="auto" w:val="clear"/>
         </w:rPr>
-        <w:t xml:space="preserve">.\mvnw.cmd spring-boot:run</w:t>
-      </w:r>
-      <w:r>
-        <w:rPr>
-          <w:rFonts w:ascii="Arial" w:cs="Arial" w:eastAsia="Arial" w:hAnsi="Arial"/>
-        </w:rPr>
-        <w:t xml:space="preserve"> en cada carpeta de backend/, en ese orden). Ten Postman abierto con la colección backend/postman.</w:t>
+        <w:t xml:space="preserve">npm test</w:t>
+      </w:r>
+      <w:r>
+        <w:rPr>
+          <w:rFonts w:ascii="Arial" w:cs="Arial" w:eastAsia="Arial" w:hAnsi="Arial"/>
+        </w:rPr>
+        <w:t xml:space="preserve">: deben pasar las 15 pruebas (15 SUCCESS) y queda el informe en coverage/.</w:t>
       </w:r>
     </w:p>
     <w:p>
@@ -2819,7 +2620,7 @@
         <w:rPr>
           <w:rFonts w:ascii="Arial" w:cs="Arial" w:eastAsia="Arial" w:hAnsi="Arial"/>
         </w:rPr>
-        <w:t xml:space="preserve">Corre </w:t>
+        <w:t xml:space="preserve">Deja abiertas pestañas: el sitio (</w:t>
       </w:r>
       <w:r>
         <w:rPr>
@@ -2828,13 +2629,13 @@
           <w:szCs w:val="19"/>
           <w:shd w:fill="F4F4F4" w:color="auto" w:val="clear"/>
         </w:rPr>
-        <w:t xml:space="preserve">npm test</w:t>
-      </w:r>
-      <w:r>
-        <w:rPr>
-          <w:rFonts w:ascii="Arial" w:cs="Arial" w:eastAsia="Arial" w:hAnsi="Arial"/>
-        </w:rPr>
-        <w:t xml:space="preserve">: deben pasar las 15 pruebas (15 SUCCESS) y queda el informe en coverage/.</w:t>
+        <w:t xml:space="preserve">npm run dev</w:t>
+      </w:r>
+      <w:r>
+        <w:rPr>
+          <w:rFonts w:ascii="Arial" w:cs="Arial" w:eastAsia="Arial" w:hAnsi="Arial"/>
+        </w:rPr>
+        <w:t xml:space="preserve">), coverage/html/index.html y el repositorio de GitHub.</w:t>
       </w:r>
     </w:p>
     <w:p>
@@ -2850,22 +2651,7 @@
         <w:rPr>
           <w:rFonts w:ascii="Arial" w:cs="Arial" w:eastAsia="Arial" w:hAnsi="Arial"/>
         </w:rPr>
-        <w:t xml:space="preserve">Deja abiertas pestañas: el sitio (</w:t>
-      </w:r>
-      <w:r>
-        <w:rPr>
-          <w:rFonts w:ascii="Consolas" w:cs="Consolas" w:eastAsia="Consolas" w:hAnsi="Consolas"/>
-          <w:sz w:val="19"/>
-          <w:szCs w:val="19"/>
-          <w:shd w:fill="F4F4F4" w:color="auto" w:val="clear"/>
-        </w:rPr>
-        <w:t xml:space="preserve">npm run dev</w:t>
-      </w:r>
-      <w:r>
-        <w:rPr>
-          <w:rFonts w:ascii="Arial" w:cs="Arial" w:eastAsia="Arial" w:hAnsi="Arial"/>
-        </w:rPr>
-        <w:t xml:space="preserve">), coverage/html/index.html y el repositorio de GitHub.</w:t>
+        <w:t xml:space="preserve">En el editor deja listos: src/main.jsx, src/App.jsx, src/components/atomos/Boton.jsx, src/components/moleculas/TarjetaProducto.jsx, src/utils/useFormulario.js, src/data/db.js, src/assets/css/tema.css, karma.conf.js y test/defensa.spec.jsx.</w:t>
       </w:r>
     </w:p>
     <w:p>
@@ -2881,7 +2667,7 @@
         <w:rPr>
           <w:rFonts w:ascii="Arial" w:cs="Arial" w:eastAsia="Arial" w:hAnsi="Arial"/>
         </w:rPr>
-        <w:t xml:space="preserve">En el editor deja listos: src/main.jsx, src/App.jsx, src/components/atomos/Boton.jsx, src/components/moleculas/TarjetaProducto.jsx, src/utils/useFormulario.js, src/data/db.js, src/assets/css/tema.css, karma.conf.js y test/defensa.spec.jsx.</w:t>
+        <w:t xml:space="preserve">Borra el almacenamiento del sitio (F12 → Application → Clear site data) para partir con los datos originales.</w:t>
       </w:r>
     </w:p>
     <w:p>
@@ -2897,7 +2683,7 @@
         <w:rPr>
           <w:rFonts w:ascii="Arial" w:cs="Arial" w:eastAsia="Arial" w:hAnsi="Arial"/>
         </w:rPr>
-        <w:t xml:space="preserve">Borra el almacenamiento del sitio (F12 → Application → Clear site data) para partir con los datos originales.</w:t>
+        <w:t xml:space="preserve">Practica el recorrido de la sección 7 con cronómetro: no debería pasar de 7 minutos.</w:t>
       </w:r>
     </w:p>
     <w:p>
@@ -2913,22 +2699,6 @@
         <w:rPr>
           <w:rFonts w:ascii="Arial" w:cs="Arial" w:eastAsia="Arial" w:hAnsi="Arial"/>
         </w:rPr>
-        <w:t xml:space="preserve">Practica el recorrido de la sección 7 con cronómetro: no debería pasar de 8 minutos.</w:t>
-      </w:r>
-    </w:p>
-    <w:p>
-      <w:pPr>
-        <w:pStyle w:val="ListParagraph"/>
-        <w:numPr>
-          <w:ilvl w:val="0"/>
-          <w:numId w:val="2"/>
-        </w:numPr>
-        <w:spacing w:after="60" w:line="264"/>
-      </w:pPr>
-      <w:r>
-        <w:rPr>
-          <w:rFonts w:ascii="Arial" w:cs="Arial" w:eastAsia="Arial" w:hAnsi="Arial"/>
-        </w:rPr>
         <w:t xml:space="preserve">Revisa el historial del repositorio (</w:t>
       </w:r>
       <w:r>
@@ -3242,13 +3012,13 @@
           <w:b/>
           <w:bCs/>
         </w:rPr>
-        <w:t xml:space="preserve">Datos y microservicios:</w:t>
-      </w:r>
-      <w:r>
-        <w:rPr>
-          <w:rFonts w:ascii="Arial" w:cs="Arial" w:eastAsia="Arial" w:hAnsi="Arial"/>
-        </w:rPr>
-        <w:t xml:space="preserve"> src/services/api.js se conecta con axios (React V) a 3 microservicios Spring Boot: catálogo y detalle desde producto-service, login y registro en usuario-service (token JWT) y carrito en carrito-service. El panel, las órdenes y la agenda usan src/data/db.js, que simula la base con CRUD (crear, listar, obtenerPorId, actualizar, eliminar) sobre localStorage y es el respaldo si un microservicio no responde.</w:t>
+        <w:t xml:space="preserve">Datos:</w:t>
+      </w:r>
+      <w:r>
+        <w:rPr>
+          <w:rFonts w:ascii="Arial" w:cs="Arial" w:eastAsia="Arial" w:hAnsi="Arial"/>
+        </w:rPr>
+        <w:t xml:space="preserve"> no hay backend, así que src/data/db.js simula la base con CRUD (crear, listar, obtenerPorId, actualizar, eliminar) sobre localStorage, sembrada desde seed.js. Los servicios agregan las reglas de negocio.</w:t>
       </w:r>
     </w:p>
     <w:p>
@@ -4085,688 +3855,6 @@
         <w:rPr>
           <w:rFonts w:ascii="Arial" w:cs="Arial" w:eastAsia="Arial" w:hAnsi="Arial"/>
         </w:rPr>
-        <w:t xml:space="preserve">Backend: los 3 microservicios (carpeta backend/)</w:t>
-      </w:r>
-    </w:p>
-    <w:tbl>
-      <w:tblPr>
-        <w:tblW w:type="dxa" w:w="9360"/>
-        <w:tblBorders>
-          <w:top w:val="single" w:color="auto" w:sz="4"/>
-          <w:left w:val="single" w:color="auto" w:sz="4"/>
-          <w:bottom w:val="single" w:color="auto" w:sz="4"/>
-          <w:right w:val="single" w:color="auto" w:sz="4"/>
-          <w:insideH w:val="single" w:color="auto" w:sz="4"/>
-          <w:insideV w:val="single" w:color="auto" w:sz="4"/>
-        </w:tblBorders>
-      </w:tblPr>
-      <w:tblGrid>
-        <w:gridCol w:w="1872"/>
-        <w:gridCol w:w="2246"/>
-        <w:gridCol w:w="3744"/>
-        <w:gridCol w:w="1498"/>
-      </w:tblGrid>
-      <w:tr>
-        <w:trPr>
-          <w:tblHeader/>
-        </w:trPr>
-        <w:tc>
-          <w:tcPr>
-            <w:tcW w:type="dxa" w:w="1872"/>
-            <w:tcBorders>
-              <w:top w:val="single" w:color="BFBFBF" w:sz="4"/>
-              <w:left w:val="single" w:color="BFBFBF" w:sz="4"/>
-              <w:bottom w:val="single" w:color="BFBFBF" w:sz="4"/>
-              <w:right w:val="single" w:color="BFBFBF" w:sz="4"/>
-            </w:tcBorders>
-            <w:shd w:fill="EFEFEF" w:color="auto" w:val="clear"/>
-            <w:tcMar>
-              <w:top w:type="dxa" w:w="70"/>
-              <w:left w:type="dxa" w:w="100"/>
-              <w:bottom w:type="dxa" w:w="70"/>
-              <w:right w:type="dxa" w:w="100"/>
-            </w:tcMar>
-          </w:tcPr>
-          <w:p>
-            <w:pPr>
-              <w:spacing w:after="40"/>
-            </w:pPr>
-            <w:r>
-              <w:rPr>
-                <w:rFonts w:ascii="Arial" w:cs="Arial" w:eastAsia="Arial" w:hAnsi="Arial"/>
-                <w:b/>
-                <w:bCs/>
-                <w:sz w:val="18"/>
-                <w:szCs w:val="18"/>
-              </w:rPr>
-              <w:t xml:space="preserve">Microservicio</w:t>
-            </w:r>
-          </w:p>
-        </w:tc>
-        <w:tc>
-          <w:tcPr>
-            <w:tcW w:type="dxa" w:w="2246"/>
-            <w:tcBorders>
-              <w:top w:val="single" w:color="BFBFBF" w:sz="4"/>
-              <w:left w:val="single" w:color="BFBFBF" w:sz="4"/>
-              <w:bottom w:val="single" w:color="BFBFBF" w:sz="4"/>
-              <w:right w:val="single" w:color="BFBFBF" w:sz="4"/>
-            </w:tcBorders>
-            <w:shd w:fill="EFEFEF" w:color="auto" w:val="clear"/>
-            <w:tcMar>
-              <w:top w:type="dxa" w:w="70"/>
-              <w:left w:type="dxa" w:w="100"/>
-              <w:bottom w:type="dxa" w:w="70"/>
-              <w:right w:type="dxa" w:w="100"/>
-            </w:tcMar>
-          </w:tcPr>
-          <w:p>
-            <w:pPr>
-              <w:spacing w:after="40"/>
-            </w:pPr>
-            <w:r>
-              <w:rPr>
-                <w:rFonts w:ascii="Arial" w:cs="Arial" w:eastAsia="Arial" w:hAnsi="Arial"/>
-                <w:b/>
-                <w:bCs/>
-                <w:sz w:val="18"/>
-                <w:szCs w:val="18"/>
-              </w:rPr>
-              <w:t xml:space="preserve">Puerto y base</w:t>
-            </w:r>
-          </w:p>
-        </w:tc>
-        <w:tc>
-          <w:tcPr>
-            <w:tcW w:type="dxa" w:w="3744"/>
-            <w:tcBorders>
-              <w:top w:val="single" w:color="BFBFBF" w:sz="4"/>
-              <w:left w:val="single" w:color="BFBFBF" w:sz="4"/>
-              <w:bottom w:val="single" w:color="BFBFBF" w:sz="4"/>
-              <w:right w:val="single" w:color="BFBFBF" w:sz="4"/>
-            </w:tcBorders>
-            <w:shd w:fill="EFEFEF" w:color="auto" w:val="clear"/>
-            <w:tcMar>
-              <w:top w:type="dxa" w:w="70"/>
-              <w:left w:type="dxa" w:w="100"/>
-              <w:bottom w:type="dxa" w:w="70"/>
-              <w:right w:type="dxa" w:w="100"/>
-            </w:tcMar>
-          </w:tcPr>
-          <w:p>
-            <w:pPr>
-              <w:spacing w:after="40"/>
-            </w:pPr>
-            <w:r>
-              <w:rPr>
-                <w:rFonts w:ascii="Arial" w:cs="Arial" w:eastAsia="Arial" w:hAnsi="Arial"/>
-                <w:b/>
-                <w:bCs/>
-                <w:sz w:val="18"/>
-                <w:szCs w:val="18"/>
-              </w:rPr>
-              <w:t xml:space="preserve">Qué hace</w:t>
-            </w:r>
-          </w:p>
-        </w:tc>
-        <w:tc>
-          <w:tcPr>
-            <w:tcW w:type="dxa" w:w="1498"/>
-            <w:tcBorders>
-              <w:top w:val="single" w:color="BFBFBF" w:sz="4"/>
-              <w:left w:val="single" w:color="BFBFBF" w:sz="4"/>
-              <w:bottom w:val="single" w:color="BFBFBF" w:sz="4"/>
-              <w:right w:val="single" w:color="BFBFBF" w:sz="4"/>
-            </w:tcBorders>
-            <w:shd w:fill="EFEFEF" w:color="auto" w:val="clear"/>
-            <w:tcMar>
-              <w:top w:type="dxa" w:w="70"/>
-              <w:left w:type="dxa" w:w="100"/>
-              <w:bottom w:type="dxa" w:w="70"/>
-              <w:right w:type="dxa" w:w="100"/>
-            </w:tcMar>
-          </w:tcPr>
-          <w:p>
-            <w:pPr>
-              <w:spacing w:after="40"/>
-            </w:pPr>
-            <w:r>
-              <w:rPr>
-                <w:rFonts w:ascii="Arial" w:cs="Arial" w:eastAsia="Arial" w:hAnsi="Arial"/>
-                <w:b/>
-                <w:bCs/>
-                <w:sz w:val="18"/>
-                <w:szCs w:val="18"/>
-              </w:rPr>
-              <w:t xml:space="preserve">Lidera</w:t>
-            </w:r>
-          </w:p>
-        </w:tc>
-      </w:tr>
-      <w:tr>
-        <w:tc>
-          <w:tcPr>
-            <w:tcW w:type="dxa" w:w="1872"/>
-            <w:tcBorders>
-              <w:top w:val="single" w:color="BFBFBF" w:sz="4"/>
-              <w:left w:val="single" w:color="BFBFBF" w:sz="4"/>
-              <w:bottom w:val="single" w:color="BFBFBF" w:sz="4"/>
-              <w:right w:val="single" w:color="BFBFBF" w:sz="4"/>
-            </w:tcBorders>
-            <w:shd w:fill="FFFFFF" w:color="auto" w:val="clear"/>
-            <w:tcMar>
-              <w:top w:type="dxa" w:w="70"/>
-              <w:left w:type="dxa" w:w="100"/>
-              <w:bottom w:type="dxa" w:w="70"/>
-              <w:right w:type="dxa" w:w="100"/>
-            </w:tcMar>
-          </w:tcPr>
-          <w:p>
-            <w:pPr>
-              <w:spacing w:after="40"/>
-            </w:pPr>
-            <w:r>
-              <w:rPr>
-                <w:rFonts w:ascii="Arial" w:cs="Arial" w:eastAsia="Arial" w:hAnsi="Arial"/>
-                <w:sz w:val="18"/>
-                <w:szCs w:val="18"/>
-              </w:rPr>
-              <w:t xml:space="preserve">producto-service</w:t>
-            </w:r>
-          </w:p>
-        </w:tc>
-        <w:tc>
-          <w:tcPr>
-            <w:tcW w:type="dxa" w:w="2246"/>
-            <w:tcBorders>
-              <w:top w:val="single" w:color="BFBFBF" w:sz="4"/>
-              <w:left w:val="single" w:color="BFBFBF" w:sz="4"/>
-              <w:bottom w:val="single" w:color="BFBFBF" w:sz="4"/>
-              <w:right w:val="single" w:color="BFBFBF" w:sz="4"/>
-            </w:tcBorders>
-            <w:shd w:fill="FFFFFF" w:color="auto" w:val="clear"/>
-            <w:tcMar>
-              <w:top w:type="dxa" w:w="70"/>
-              <w:left w:type="dxa" w:w="100"/>
-              <w:bottom w:type="dxa" w:w="70"/>
-              <w:right w:type="dxa" w:w="100"/>
-            </w:tcMar>
-          </w:tcPr>
-          <w:p>
-            <w:pPr>
-              <w:spacing w:after="40"/>
-            </w:pPr>
-            <w:r>
-              <w:rPr>
-                <w:rFonts w:ascii="Arial" w:cs="Arial" w:eastAsia="Arial" w:hAnsi="Arial"/>
-                <w:sz w:val="18"/>
-                <w:szCs w:val="18"/>
-              </w:rPr>
-              <w:t xml:space="preserve">8081 · foreverink_productos</w:t>
-            </w:r>
-          </w:p>
-        </w:tc>
-        <w:tc>
-          <w:tcPr>
-            <w:tcW w:type="dxa" w:w="3744"/>
-            <w:tcBorders>
-              <w:top w:val="single" w:color="BFBFBF" w:sz="4"/>
-              <w:left w:val="single" w:color="BFBFBF" w:sz="4"/>
-              <w:bottom w:val="single" w:color="BFBFBF" w:sz="4"/>
-              <w:right w:val="single" w:color="BFBFBF" w:sz="4"/>
-            </w:tcBorders>
-            <w:shd w:fill="FFFFFF" w:color="auto" w:val="clear"/>
-            <w:tcMar>
-              <w:top w:type="dxa" w:w="70"/>
-              <w:left w:type="dxa" w:w="100"/>
-              <w:bottom w:type="dxa" w:w="70"/>
-              <w:right w:type="dxa" w:w="100"/>
-            </w:tcMar>
-          </w:tcPr>
-          <w:p>
-            <w:pPr>
-              <w:spacing w:after="40"/>
-            </w:pPr>
-            <w:r>
-              <w:rPr>
-                <w:rFonts w:ascii="Arial" w:cs="Arial" w:eastAsia="Arial" w:hAnsi="Arial"/>
-                <w:sz w:val="18"/>
-                <w:szCs w:val="18"/>
-              </w:rPr>
-              <w:t xml:space="preserve">Catálogo y categorías. GET público; crear, editar y eliminar solo con rol ADMIN.</w:t>
-            </w:r>
-          </w:p>
-        </w:tc>
-        <w:tc>
-          <w:tcPr>
-            <w:tcW w:type="dxa" w:w="1498"/>
-            <w:tcBorders>
-              <w:top w:val="single" w:color="BFBFBF" w:sz="4"/>
-              <w:left w:val="single" w:color="BFBFBF" w:sz="4"/>
-              <w:bottom w:val="single" w:color="BFBFBF" w:sz="4"/>
-              <w:right w:val="single" w:color="BFBFBF" w:sz="4"/>
-            </w:tcBorders>
-            <w:shd w:fill="FFFFFF" w:color="auto" w:val="clear"/>
-            <w:tcMar>
-              <w:top w:type="dxa" w:w="70"/>
-              <w:left w:type="dxa" w:w="100"/>
-              <w:bottom w:type="dxa" w:w="70"/>
-              <w:right w:type="dxa" w:w="100"/>
-            </w:tcMar>
-          </w:tcPr>
-          <w:p>
-            <w:pPr>
-              <w:spacing w:after="40"/>
-            </w:pPr>
-            <w:r>
-              <w:rPr>
-                <w:rFonts w:ascii="Arial" w:cs="Arial" w:eastAsia="Arial" w:hAnsi="Arial"/>
-                <w:sz w:val="18"/>
-                <w:szCs w:val="18"/>
-              </w:rPr>
-              <w:t xml:space="preserve">Yeremi Vásquez</w:t>
-            </w:r>
-          </w:p>
-        </w:tc>
-      </w:tr>
-      <w:tr>
-        <w:tc>
-          <w:tcPr>
-            <w:tcW w:type="dxa" w:w="1872"/>
-            <w:tcBorders>
-              <w:top w:val="single" w:color="BFBFBF" w:sz="4"/>
-              <w:left w:val="single" w:color="BFBFBF" w:sz="4"/>
-              <w:bottom w:val="single" w:color="BFBFBF" w:sz="4"/>
-              <w:right w:val="single" w:color="BFBFBF" w:sz="4"/>
-            </w:tcBorders>
-            <w:shd w:fill="FAFAFA" w:color="auto" w:val="clear"/>
-            <w:tcMar>
-              <w:top w:type="dxa" w:w="70"/>
-              <w:left w:type="dxa" w:w="100"/>
-              <w:bottom w:type="dxa" w:w="70"/>
-              <w:right w:type="dxa" w:w="100"/>
-            </w:tcMar>
-          </w:tcPr>
-          <w:p>
-            <w:pPr>
-              <w:spacing w:after="40"/>
-            </w:pPr>
-            <w:r>
-              <w:rPr>
-                <w:rFonts w:ascii="Arial" w:cs="Arial" w:eastAsia="Arial" w:hAnsi="Arial"/>
-                <w:sz w:val="18"/>
-                <w:szCs w:val="18"/>
-              </w:rPr>
-              <w:t xml:space="preserve">usuario-service</w:t>
-            </w:r>
-          </w:p>
-        </w:tc>
-        <w:tc>
-          <w:tcPr>
-            <w:tcW w:type="dxa" w:w="2246"/>
-            <w:tcBorders>
-              <w:top w:val="single" w:color="BFBFBF" w:sz="4"/>
-              <w:left w:val="single" w:color="BFBFBF" w:sz="4"/>
-              <w:bottom w:val="single" w:color="BFBFBF" w:sz="4"/>
-              <w:right w:val="single" w:color="BFBFBF" w:sz="4"/>
-            </w:tcBorders>
-            <w:shd w:fill="FAFAFA" w:color="auto" w:val="clear"/>
-            <w:tcMar>
-              <w:top w:type="dxa" w:w="70"/>
-              <w:left w:type="dxa" w:w="100"/>
-              <w:bottom w:type="dxa" w:w="70"/>
-              <w:right w:type="dxa" w:w="100"/>
-            </w:tcMar>
-          </w:tcPr>
-          <w:p>
-            <w:pPr>
-              <w:spacing w:after="40"/>
-            </w:pPr>
-            <w:r>
-              <w:rPr>
-                <w:rFonts w:ascii="Arial" w:cs="Arial" w:eastAsia="Arial" w:hAnsi="Arial"/>
-                <w:sz w:val="18"/>
-                <w:szCs w:val="18"/>
-              </w:rPr>
-              <w:t xml:space="preserve">8082 · foreverink_usuarios</w:t>
-            </w:r>
-          </w:p>
-        </w:tc>
-        <w:tc>
-          <w:tcPr>
-            <w:tcW w:type="dxa" w:w="3744"/>
-            <w:tcBorders>
-              <w:top w:val="single" w:color="BFBFBF" w:sz="4"/>
-              <w:left w:val="single" w:color="BFBFBF" w:sz="4"/>
-              <w:bottom w:val="single" w:color="BFBFBF" w:sz="4"/>
-              <w:right w:val="single" w:color="BFBFBF" w:sz="4"/>
-            </w:tcBorders>
-            <w:shd w:fill="FAFAFA" w:color="auto" w:val="clear"/>
-            <w:tcMar>
-              <w:top w:type="dxa" w:w="70"/>
-              <w:left w:type="dxa" w:w="100"/>
-              <w:bottom w:type="dxa" w:w="70"/>
-              <w:right w:type="dxa" w:w="100"/>
-            </w:tcMar>
-          </w:tcPr>
-          <w:p>
-            <w:pPr>
-              <w:spacing w:after="40"/>
-            </w:pPr>
-            <w:r>
-              <w:rPr>
-                <w:rFonts w:ascii="Arial" w:cs="Arial" w:eastAsia="Arial" w:hAnsi="Arial"/>
-                <w:sz w:val="18"/>
-                <w:szCs w:val="18"/>
-              </w:rPr>
-              <w:t xml:space="preserve">Registro, login con token JWT, contraseñas con BCrypt y CRUD de usuarios (ADMIN).</w:t>
-            </w:r>
-          </w:p>
-        </w:tc>
-        <w:tc>
-          <w:tcPr>
-            <w:tcW w:type="dxa" w:w="1498"/>
-            <w:tcBorders>
-              <w:top w:val="single" w:color="BFBFBF" w:sz="4"/>
-              <w:left w:val="single" w:color="BFBFBF" w:sz="4"/>
-              <w:bottom w:val="single" w:color="BFBFBF" w:sz="4"/>
-              <w:right w:val="single" w:color="BFBFBF" w:sz="4"/>
-            </w:tcBorders>
-            <w:shd w:fill="FAFAFA" w:color="auto" w:val="clear"/>
-            <w:tcMar>
-              <w:top w:type="dxa" w:w="70"/>
-              <w:left w:type="dxa" w:w="100"/>
-              <w:bottom w:type="dxa" w:w="70"/>
-              <w:right w:type="dxa" w:w="100"/>
-            </w:tcMar>
-          </w:tcPr>
-          <w:p>
-            <w:pPr>
-              <w:spacing w:after="40"/>
-            </w:pPr>
-            <w:r>
-              <w:rPr>
-                <w:rFonts w:ascii="Arial" w:cs="Arial" w:eastAsia="Arial" w:hAnsi="Arial"/>
-                <w:sz w:val="18"/>
-                <w:szCs w:val="18"/>
-              </w:rPr>
-              <w:t xml:space="preserve">Eduardo Caro</w:t>
-            </w:r>
-          </w:p>
-        </w:tc>
-      </w:tr>
-      <w:tr>
-        <w:tc>
-          <w:tcPr>
-            <w:tcW w:type="dxa" w:w="1872"/>
-            <w:tcBorders>
-              <w:top w:val="single" w:color="BFBFBF" w:sz="4"/>
-              <w:left w:val="single" w:color="BFBFBF" w:sz="4"/>
-              <w:bottom w:val="single" w:color="BFBFBF" w:sz="4"/>
-              <w:right w:val="single" w:color="BFBFBF" w:sz="4"/>
-            </w:tcBorders>
-            <w:shd w:fill="FFFFFF" w:color="auto" w:val="clear"/>
-            <w:tcMar>
-              <w:top w:type="dxa" w:w="70"/>
-              <w:left w:type="dxa" w:w="100"/>
-              <w:bottom w:type="dxa" w:w="70"/>
-              <w:right w:type="dxa" w:w="100"/>
-            </w:tcMar>
-          </w:tcPr>
-          <w:p>
-            <w:pPr>
-              <w:spacing w:after="40"/>
-            </w:pPr>
-            <w:r>
-              <w:rPr>
-                <w:rFonts w:ascii="Arial" w:cs="Arial" w:eastAsia="Arial" w:hAnsi="Arial"/>
-                <w:sz w:val="18"/>
-                <w:szCs w:val="18"/>
-              </w:rPr>
-              <w:t xml:space="preserve">carrito-service</w:t>
-            </w:r>
-          </w:p>
-        </w:tc>
-        <w:tc>
-          <w:tcPr>
-            <w:tcW w:type="dxa" w:w="2246"/>
-            <w:tcBorders>
-              <w:top w:val="single" w:color="BFBFBF" w:sz="4"/>
-              <w:left w:val="single" w:color="BFBFBF" w:sz="4"/>
-              <w:bottom w:val="single" w:color="BFBFBF" w:sz="4"/>
-              <w:right w:val="single" w:color="BFBFBF" w:sz="4"/>
-            </w:tcBorders>
-            <w:shd w:fill="FFFFFF" w:color="auto" w:val="clear"/>
-            <w:tcMar>
-              <w:top w:type="dxa" w:w="70"/>
-              <w:left w:type="dxa" w:w="100"/>
-              <w:bottom w:type="dxa" w:w="70"/>
-              <w:right w:type="dxa" w:w="100"/>
-            </w:tcMar>
-          </w:tcPr>
-          <w:p>
-            <w:pPr>
-              <w:spacing w:after="40"/>
-            </w:pPr>
-            <w:r>
-              <w:rPr>
-                <w:rFonts w:ascii="Arial" w:cs="Arial" w:eastAsia="Arial" w:hAnsi="Arial"/>
-                <w:sz w:val="18"/>
-                <w:szCs w:val="18"/>
-              </w:rPr>
-              <w:t xml:space="preserve">8083 · foreverink_carritos</w:t>
-            </w:r>
-          </w:p>
-        </w:tc>
-        <w:tc>
-          <w:tcPr>
-            <w:tcW w:type="dxa" w:w="3744"/>
-            <w:tcBorders>
-              <w:top w:val="single" w:color="BFBFBF" w:sz="4"/>
-              <w:left w:val="single" w:color="BFBFBF" w:sz="4"/>
-              <w:bottom w:val="single" w:color="BFBFBF" w:sz="4"/>
-              <w:right w:val="single" w:color="BFBFBF" w:sz="4"/>
-            </w:tcBorders>
-            <w:shd w:fill="FFFFFF" w:color="auto" w:val="clear"/>
-            <w:tcMar>
-              <w:top w:type="dxa" w:w="70"/>
-              <w:left w:type="dxa" w:w="100"/>
-              <w:bottom w:type="dxa" w:w="70"/>
-              <w:right w:type="dxa" w:w="100"/>
-            </w:tcMar>
-          </w:tcPr>
-          <w:p>
-            <w:pPr>
-              <w:spacing w:after="40"/>
-            </w:pPr>
-            <w:r>
-              <w:rPr>
-                <w:rFonts w:ascii="Arial" w:cs="Arial" w:eastAsia="Arial" w:hAnsi="Arial"/>
-                <w:sz w:val="18"/>
-                <w:szCs w:val="18"/>
-              </w:rPr>
-              <w:t xml:space="preserve">Carrito por navegador. Le pregunta precio y cupos a producto-service con OpenFeign.</w:t>
-            </w:r>
-          </w:p>
-        </w:tc>
-        <w:tc>
-          <w:tcPr>
-            <w:tcW w:type="dxa" w:w="1498"/>
-            <w:tcBorders>
-              <w:top w:val="single" w:color="BFBFBF" w:sz="4"/>
-              <w:left w:val="single" w:color="BFBFBF" w:sz="4"/>
-              <w:bottom w:val="single" w:color="BFBFBF" w:sz="4"/>
-              <w:right w:val="single" w:color="BFBFBF" w:sz="4"/>
-            </w:tcBorders>
-            <w:shd w:fill="FFFFFF" w:color="auto" w:val="clear"/>
-            <w:tcMar>
-              <w:top w:type="dxa" w:w="70"/>
-              <w:left w:type="dxa" w:w="100"/>
-              <w:bottom w:type="dxa" w:w="70"/>
-              <w:right w:type="dxa" w:w="100"/>
-            </w:tcMar>
-          </w:tcPr>
-          <w:p>
-            <w:pPr>
-              <w:spacing w:after="40"/>
-            </w:pPr>
-            <w:r>
-              <w:rPr>
-                <w:rFonts w:ascii="Arial" w:cs="Arial" w:eastAsia="Arial" w:hAnsi="Arial"/>
-                <w:sz w:val="18"/>
-                <w:szCs w:val="18"/>
-              </w:rPr>
-              <w:t xml:space="preserve">Isabel Cántaro</w:t>
-            </w:r>
-          </w:p>
-        </w:tc>
-      </w:tr>
-    </w:tbl>
-    <w:p>
-      <w:pPr>
-        <w:pStyle w:val="ListParagraph"/>
-        <w:numPr>
-          <w:ilvl w:val="0"/>
-          <w:numId w:val="4"/>
-        </w:numPr>
-        <w:spacing w:after="60" w:line="264"/>
-      </w:pPr>
-      <w:r>
-        <w:rPr>
-          <w:rFonts w:ascii="Arial" w:cs="Arial" w:eastAsia="Arial" w:hAnsi="Arial"/>
-        </w:rPr>
-        <w:t xml:space="preserve">Capas de cada microservicio: controller (ResponseEntity con el código HTTP correcto) → service (reglas) → repository (Spring Data JPA) → model, más dto con validaciones (@NotBlank, @Size, @Pattern) y un @RestControllerAdvice que responde siempre { status, mensaje, campos } (guía 2.3.1).</w:t>
-      </w:r>
-    </w:p>
-    <w:p>
-      <w:pPr>
-        <w:pStyle w:val="ListParagraph"/>
-        <w:numPr>
-          <w:ilvl w:val="0"/>
-          <w:numId w:val="4"/>
-        </w:numPr>
-        <w:spacing w:after="60" w:line="264"/>
-      </w:pPr>
-      <w:r>
-        <w:rPr>
-          <w:rFonts w:ascii="Arial" w:cs="Arial" w:eastAsia="Arial" w:hAnsi="Arial"/>
-        </w:rPr>
-        <w:t xml:space="preserve">Las tablas no las crea Hibernate: las crea </w:t>
-      </w:r>
-      <w:r>
-        <w:rPr>
-          <w:rFonts w:ascii="Arial" w:cs="Arial" w:eastAsia="Arial" w:hAnsi="Arial"/>
-          <w:b/>
-          <w:bCs/>
-        </w:rPr>
-        <w:t xml:space="preserve">Flyway</w:t>
-      </w:r>
-      <w:r>
-        <w:rPr>
-          <w:rFonts w:ascii="Arial" w:cs="Arial" w:eastAsia="Arial" w:hAnsi="Arial"/>
-        </w:rPr>
-        <w:t xml:space="preserve"> con los scripts de db/migration (V1__init.sql y V2__datos_iniciales.sql), que se ejecutan una sola vez y quedan anotados en flyway_schema_history. Cada servicio tiene su propia base (guía 2.2.1).</w:t>
-      </w:r>
-    </w:p>
-    <w:p>
-      <w:pPr>
-        <w:pStyle w:val="ListParagraph"/>
-        <w:numPr>
-          <w:ilvl w:val="0"/>
-          <w:numId w:val="4"/>
-        </w:numPr>
-        <w:spacing w:after="60" w:line="264"/>
-      </w:pPr>
-      <w:r>
-        <w:rPr>
-          <w:rFonts w:ascii="Arial" w:cs="Arial" w:eastAsia="Arial" w:hAnsi="Arial"/>
-        </w:rPr>
-        <w:t xml:space="preserve">Pruebas del backend: cada microservicio tiene pruebas </w:t>
-      </w:r>
-      <w:r>
-        <w:rPr>
-          <w:rFonts w:ascii="Arial" w:cs="Arial" w:eastAsia="Arial" w:hAnsi="Arial"/>
-          <w:b/>
-          <w:bCs/>
-        </w:rPr>
-        <w:t xml:space="preserve">JUnit 5</w:t>
-      </w:r>
-      <w:r>
-        <w:rPr>
-          <w:rFonts w:ascii="Arial" w:cs="Arial" w:eastAsia="Arial" w:hAnsi="Arial"/>
-        </w:rPr>
-        <w:t xml:space="preserve"> con </w:t>
-      </w:r>
-      <w:r>
-        <w:rPr>
-          <w:rFonts w:ascii="Arial" w:cs="Arial" w:eastAsia="Arial" w:hAnsi="Arial"/>
-          <w:b/>
-          <w:bCs/>
-        </w:rPr>
-        <w:t xml:space="preserve">Mockito</w:t>
-      </w:r>
-      <w:r>
-        <w:rPr>
-          <w:rFonts w:ascii="Arial" w:cs="Arial" w:eastAsia="Arial" w:hAnsi="Arial"/>
-        </w:rPr>
-        <w:t xml:space="preserve"> (</w:t>
-      </w:r>
-      <w:r>
-        <w:rPr>
-          <w:rFonts w:ascii="Consolas" w:cs="Consolas" w:eastAsia="Consolas" w:hAnsi="Consolas"/>
-          <w:sz w:val="19"/>
-          <w:szCs w:val="19"/>
-          <w:shd w:fill="F4F4F4" w:color="auto" w:val="clear"/>
-        </w:rPr>
-        <w:t xml:space="preserve">.\mvnw.cmd test</w:t>
-      </w:r>
-      <w:r>
-        <w:rPr>
-          <w:rFonts w:ascii="Arial" w:cs="Arial" w:eastAsia="Arial" w:hAnsi="Arial"/>
-        </w:rPr>
-        <w:t xml:space="preserve">), por ejemplo que el carrito no deje reservar más cupos de los que informa producto-service.</w:t>
-      </w:r>
-    </w:p>
-    <w:p>
-      <w:pPr>
-        <w:pStyle w:val="ListParagraph"/>
-        <w:numPr>
-          <w:ilvl w:val="0"/>
-          <w:numId w:val="4"/>
-        </w:numPr>
-        <w:spacing w:after="60" w:line="264"/>
-      </w:pPr>
-      <w:r>
-        <w:rPr>
-          <w:rFonts w:ascii="Arial" w:cs="Arial" w:eastAsia="Arial" w:hAnsi="Arial"/>
-        </w:rPr>
-        <w:t xml:space="preserve">Seguridad (guía 2.3.2): API STATELESS con JWT, BCrypt, @PreAuthorize para el rol ADMIN, CORS para el frontend y logs con SLF4J.</w:t>
-      </w:r>
-    </w:p>
-    <w:p>
-      <w:pPr>
-        <w:pStyle w:val="ListParagraph"/>
-        <w:numPr>
-          <w:ilvl w:val="0"/>
-          <w:numId w:val="4"/>
-        </w:numPr>
-        <w:spacing w:after="60" w:line="264"/>
-      </w:pPr>
-      <w:r>
-        <w:rPr>
-          <w:rFonts w:ascii="Arial" w:cs="Arial" w:eastAsia="Arial" w:hAnsi="Arial"/>
-        </w:rPr>
-        <w:t xml:space="preserve">Estilo igual al de Music Shop (Fullstack I): Lombok (@Data) en entidades y DTOs, @Autowired para inyectar, errores con ResponseStatusException que convierte el GlobalExceptionHandler, y carrito-service con una sola tabla (carrito_items).</w:t>
-      </w:r>
-    </w:p>
-    <w:p>
-      <w:pPr>
-        <w:pStyle w:val="Heading3"/>
-      </w:pPr>
-      <w:r>
-        <w:rPr>
-          <w:rFonts w:ascii="Arial" w:cs="Arial" w:eastAsia="Arial" w:hAnsi="Arial"/>
-        </w:rPr>
         <w:t xml:space="preserve">Muestra en pantalla</w:t>
       </w:r>
     </w:p>
@@ -5245,7 +4333,7 @@
                 <w:sz w:val="18"/>
                 <w:szCs w:val="18"/>
               </w:rPr>
-              <w:t xml:space="preserve">¿Por qué 3 microservicios?</w:t>
+              <w:t xml:space="preserve">¿Por qué importar las imágenes?</w:t>
             </w:r>
           </w:p>
         </w:tc>
@@ -5276,7 +4364,7 @@
                 <w:sz w:val="18"/>
                 <w:szCs w:val="18"/>
               </w:rPr>
-              <w:t xml:space="preserve">Porque cada uno resuelve una parte del negocio y se puede mantener o reiniciar sin tocar los otros: productos, usuarios y carrito. Cada uno tiene su puerto y su propia base de datos.</w:t>
+              <w:t xml:space="preserve">En React no se usan rutas directas como en HTML: al importarlas, Vite verifica que existan y las optimiza. images.js evita escribir 30 imports.</w:t>
             </w:r>
           </w:p>
         </w:tc>
@@ -5309,7 +4397,7 @@
                 <w:sz w:val="18"/>
                 <w:szCs w:val="18"/>
               </w:rPr>
-              <w:t xml:space="preserve">¿Qué pasa si un microservicio se cae?</w:t>
+              <w:t xml:space="preserve">¿Qué es React.lazy?</w:t>
             </w:r>
           </w:p>
         </w:tc>
@@ -5323,198 +4411,6 @@
               <w:right w:val="single" w:color="BFBFBF" w:sz="4"/>
             </w:tcBorders>
             <w:shd w:fill="FAFAFA" w:color="auto" w:val="clear"/>
-            <w:tcMar>
-              <w:top w:type="dxa" w:w="70"/>
-              <w:left w:type="dxa" w:w="100"/>
-              <w:bottom w:type="dxa" w:w="70"/>
-              <w:right w:type="dxa" w:w="100"/>
-            </w:tcMar>
-          </w:tcPr>
-          <w:p>
-            <w:pPr>
-              <w:spacing w:after="40"/>
-            </w:pPr>
-            <w:r>
-              <w:rPr>
-                <w:rFonts w:ascii="Arial" w:cs="Arial" w:eastAsia="Arial" w:hAnsi="Arial"/>
-                <w:sz w:val="18"/>
-                <w:szCs w:val="18"/>
-              </w:rPr>
-              <w:t xml:space="preserve">La petición axios falla por tiempo o conexión (timeout de 3 s) y la página usa los datos locales. Si carrito-service no alcanza a producto-service, responde 503.</w:t>
-            </w:r>
-          </w:p>
-        </w:tc>
-      </w:tr>
-      <w:tr>
-        <w:tc>
-          <w:tcPr>
-            <w:tcW w:type="dxa" w:w="2808"/>
-            <w:tcBorders>
-              <w:top w:val="single" w:color="BFBFBF" w:sz="4"/>
-              <w:left w:val="single" w:color="BFBFBF" w:sz="4"/>
-              <w:bottom w:val="single" w:color="BFBFBF" w:sz="4"/>
-              <w:right w:val="single" w:color="BFBFBF" w:sz="4"/>
-            </w:tcBorders>
-            <w:shd w:fill="FFFFFF" w:color="auto" w:val="clear"/>
-            <w:tcMar>
-              <w:top w:type="dxa" w:w="70"/>
-              <w:left w:type="dxa" w:w="100"/>
-              <w:bottom w:type="dxa" w:w="70"/>
-              <w:right w:type="dxa" w:w="100"/>
-            </w:tcMar>
-          </w:tcPr>
-          <w:p>
-            <w:pPr>
-              <w:spacing w:after="40"/>
-            </w:pPr>
-            <w:r>
-              <w:rPr>
-                <w:rFonts w:ascii="Arial" w:cs="Arial" w:eastAsia="Arial" w:hAnsi="Arial"/>
-                <w:sz w:val="18"/>
-                <w:szCs w:val="18"/>
-              </w:rPr>
-              <w:t xml:space="preserve">¿Cómo se comunica React con ellos?</w:t>
-            </w:r>
-          </w:p>
-        </w:tc>
-        <w:tc>
-          <w:tcPr>
-            <w:tcW w:type="dxa" w:w="6552"/>
-            <w:tcBorders>
-              <w:top w:val="single" w:color="BFBFBF" w:sz="4"/>
-              <w:left w:val="single" w:color="BFBFBF" w:sz="4"/>
-              <w:bottom w:val="single" w:color="BFBFBF" w:sz="4"/>
-              <w:right w:val="single" w:color="BFBFBF" w:sz="4"/>
-            </w:tcBorders>
-            <w:shd w:fill="FFFFFF" w:color="auto" w:val="clear"/>
-            <w:tcMar>
-              <w:top w:type="dxa" w:w="70"/>
-              <w:left w:type="dxa" w:w="100"/>
-              <w:bottom w:type="dxa" w:w="70"/>
-              <w:right w:type="dxa" w:w="100"/>
-            </w:tcMar>
-          </w:tcPr>
-          <w:p>
-            <w:pPr>
-              <w:spacing w:after="40"/>
-            </w:pPr>
-            <w:r>
-              <w:rPr>
-                <w:rFonts w:ascii="Arial" w:cs="Arial" w:eastAsia="Arial" w:hAnsi="Arial"/>
-                <w:sz w:val="18"/>
-                <w:szCs w:val="18"/>
-              </w:rPr>
-              <w:t xml:space="preserve">Con axios en services/api.js: GET para leer, POST para crear y PUT para actualizar. Las páginas lo llaman en un useEffect; si falla (catch) usan los datos locales.</w:t>
-            </w:r>
-          </w:p>
-        </w:tc>
-      </w:tr>
-      <w:tr>
-        <w:tc>
-          <w:tcPr>
-            <w:tcW w:type="dxa" w:w="2808"/>
-            <w:tcBorders>
-              <w:top w:val="single" w:color="BFBFBF" w:sz="4"/>
-              <w:left w:val="single" w:color="BFBFBF" w:sz="4"/>
-              <w:bottom w:val="single" w:color="BFBFBF" w:sz="4"/>
-              <w:right w:val="single" w:color="BFBFBF" w:sz="4"/>
-            </w:tcBorders>
-            <w:shd w:fill="FAFAFA" w:color="auto" w:val="clear"/>
-            <w:tcMar>
-              <w:top w:type="dxa" w:w="70"/>
-              <w:left w:type="dxa" w:w="100"/>
-              <w:bottom w:type="dxa" w:w="70"/>
-              <w:right w:type="dxa" w:w="100"/>
-            </w:tcMar>
-          </w:tcPr>
-          <w:p>
-            <w:pPr>
-              <w:spacing w:after="40"/>
-            </w:pPr>
-            <w:r>
-              <w:rPr>
-                <w:rFonts w:ascii="Arial" w:cs="Arial" w:eastAsia="Arial" w:hAnsi="Arial"/>
-                <w:sz w:val="18"/>
-                <w:szCs w:val="18"/>
-              </w:rPr>
-              <w:t xml:space="preserve">¿Por qué importar las imágenes?</w:t>
-            </w:r>
-          </w:p>
-        </w:tc>
-        <w:tc>
-          <w:tcPr>
-            <w:tcW w:type="dxa" w:w="6552"/>
-            <w:tcBorders>
-              <w:top w:val="single" w:color="BFBFBF" w:sz="4"/>
-              <w:left w:val="single" w:color="BFBFBF" w:sz="4"/>
-              <w:bottom w:val="single" w:color="BFBFBF" w:sz="4"/>
-              <w:right w:val="single" w:color="BFBFBF" w:sz="4"/>
-            </w:tcBorders>
-            <w:shd w:fill="FAFAFA" w:color="auto" w:val="clear"/>
-            <w:tcMar>
-              <w:top w:type="dxa" w:w="70"/>
-              <w:left w:type="dxa" w:w="100"/>
-              <w:bottom w:type="dxa" w:w="70"/>
-              <w:right w:type="dxa" w:w="100"/>
-            </w:tcMar>
-          </w:tcPr>
-          <w:p>
-            <w:pPr>
-              <w:spacing w:after="40"/>
-            </w:pPr>
-            <w:r>
-              <w:rPr>
-                <w:rFonts w:ascii="Arial" w:cs="Arial" w:eastAsia="Arial" w:hAnsi="Arial"/>
-                <w:sz w:val="18"/>
-                <w:szCs w:val="18"/>
-              </w:rPr>
-              <w:t xml:space="preserve">En React no se usan rutas directas como en HTML: al importarlas, Vite verifica que existan y las optimiza. images.js evita escribir 30 imports.</w:t>
-            </w:r>
-          </w:p>
-        </w:tc>
-      </w:tr>
-      <w:tr>
-        <w:tc>
-          <w:tcPr>
-            <w:tcW w:type="dxa" w:w="2808"/>
-            <w:tcBorders>
-              <w:top w:val="single" w:color="BFBFBF" w:sz="4"/>
-              <w:left w:val="single" w:color="BFBFBF" w:sz="4"/>
-              <w:bottom w:val="single" w:color="BFBFBF" w:sz="4"/>
-              <w:right w:val="single" w:color="BFBFBF" w:sz="4"/>
-            </w:tcBorders>
-            <w:shd w:fill="FFFFFF" w:color="auto" w:val="clear"/>
-            <w:tcMar>
-              <w:top w:type="dxa" w:w="70"/>
-              <w:left w:type="dxa" w:w="100"/>
-              <w:bottom w:type="dxa" w:w="70"/>
-              <w:right w:type="dxa" w:w="100"/>
-            </w:tcMar>
-          </w:tcPr>
-          <w:p>
-            <w:pPr>
-              <w:spacing w:after="40"/>
-            </w:pPr>
-            <w:r>
-              <w:rPr>
-                <w:rFonts w:ascii="Arial" w:cs="Arial" w:eastAsia="Arial" w:hAnsi="Arial"/>
-                <w:sz w:val="18"/>
-                <w:szCs w:val="18"/>
-              </w:rPr>
-              <w:t xml:space="preserve">¿Qué es React.lazy?</w:t>
-            </w:r>
-          </w:p>
-        </w:tc>
-        <w:tc>
-          <w:tcPr>
-            <w:tcW w:type="dxa" w:w="6552"/>
-            <w:tcBorders>
-              <w:top w:val="single" w:color="BFBFBF" w:sz="4"/>
-              <w:left w:val="single" w:color="BFBFBF" w:sz="4"/>
-              <w:bottom w:val="single" w:color="BFBFBF" w:sz="4"/>
-              <w:right w:val="single" w:color="BFBFBF" w:sz="4"/>
-            </w:tcBorders>
-            <w:shd w:fill="FFFFFF" w:color="auto" w:val="clear"/>
             <w:tcMar>
               <w:top w:type="dxa" w:w="70"/>
               <w:left w:type="dxa" w:w="100"/>
@@ -5833,7 +4729,7 @@
         <w:rPr>
           <w:rFonts w:ascii="Arial" w:cs="Arial" w:eastAsia="Arial" w:hAnsi="Arial"/>
         </w:rPr>
-        <w:t xml:space="preserve">Productos.jsx: estado de los filtros; la lista se recalcula en cada render con buscarProductos(filtros). Un useEffect pide el catálogo a producto-service y lo guarda en el estado catalogo.</w:t>
+        <w:t xml:space="preserve">Productos.jsx: estado de los filtros; la lista se recalcula en cada render con buscarProductos(filtros).</w:t>
       </w:r>
     </w:p>
     <w:p>
@@ -5849,7 +4745,7 @@
         <w:rPr>
           <w:rFonts w:ascii="Arial" w:cs="Arial" w:eastAsia="Arial" w:hAnsi="Arial"/>
         </w:rPr>
-        <w:t xml:space="preserve">App.jsx: useEffect guarda el carrito en localStorage y en carrito-service (PUT) cada vez que cambia el estado items.</w:t>
+        <w:t xml:space="preserve">App.jsx: useEffect guarda el carrito en localStorage cada vez que cambia el estado items.</w:t>
       </w:r>
     </w:p>
     <w:p>
@@ -7099,7 +5995,7 @@
                 <w:sz w:val="18"/>
                 <w:szCs w:val="18"/>
               </w:rPr>
-              <w:t xml:space="preserve">Una función que empieza con "use" y agrega capacidades a un componente. Creé useFormulario, que usan todos los formularios.</w:t>
+              <w:t xml:space="preserve">Una función que empieza con "use" y agrega capacidades a un componente. Creé useFormulario y useAgregarAlCarrito.</w:t>
             </w:r>
           </w:p>
         </w:tc>
@@ -8609,24 +7505,7 @@
                 <w:sz w:val="18"/>
                 <w:szCs w:val="18"/>
               </w:rPr>
-              <w:t xml:space="preserve"> responde un error (como el 401 de usuario-service). Como el login real es asíncrono (axios), el mock devuelve una promesa y espero la alerta con </w:t>
-            </w:r>
-            <w:r>
-              <w:rPr>
-                <w:rFonts w:ascii="Consolas" w:cs="Consolas" w:eastAsia="Consolas" w:hAnsi="Consolas"/>
-                <w:sz w:val="17"/>
-                <w:szCs w:val="17"/>
-                <w:shd w:fill="F4F4F4" w:color="auto" w:val="clear"/>
-              </w:rPr>
-              <w:t xml:space="preserve">waitFor</w:t>
-            </w:r>
-            <w:r>
-              <w:rPr>
-                <w:rFonts w:ascii="Arial" w:cs="Arial" w:eastAsia="Arial" w:hAnsi="Arial"/>
-                <w:sz w:val="18"/>
-                <w:szCs w:val="18"/>
-              </w:rPr>
-              <w:t xml:space="preserve">. Compruebo que recibió correo y contraseña y que la alerta muestra su respuesta.</w:t>
+              <w:t xml:space="preserve"> responde un error. Compruebo que recibió correo y contraseña y que la alerta muestra su respuesta.</w:t>
             </w:r>
           </w:p>
         </w:tc>
@@ -9630,7 +8509,7 @@
                 <w:sz w:val="18"/>
                 <w:szCs w:val="18"/>
               </w:rPr>
-              <w:t xml:space="preserve">Catálogo desde producto-service (mock)</w:t>
+              <w:t xml:space="preserve">Seguridad (XSS)</w:t>
             </w:r>
           </w:p>
         </w:tc>
@@ -9657,20 +8536,11 @@
             </w:pPr>
             <w:r>
               <w:rPr>
-                <w:rFonts w:ascii="Consolas" w:cs="Consolas" w:eastAsia="Consolas" w:hAnsi="Consolas"/>
-                <w:sz w:val="17"/>
-                <w:szCs w:val="17"/>
-                <w:shd w:fill="F4F4F4" w:color="auto" w:val="clear"/>
-              </w:rPr>
-              <w:t xml:space="preserve">api.listarProductos</w:t>
-            </w:r>
-            <w:r>
-              <w:rPr>
-                <w:rFonts w:ascii="Arial" w:cs="Arial" w:eastAsia="Arial" w:hAnsi="Arial"/>
-                <w:sz w:val="18"/>
-                <w:szCs w:val="18"/>
-              </w:rPr>
-              <w:t xml:space="preserve"> se reemplaza por un spy que responde un diseño: la página lo muestra y dice "Catálogo desde producto-service", sin levantar Spring Boot.</w:t>
+                <w:rFonts w:ascii="Arial" w:cs="Arial" w:eastAsia="Arial" w:hAnsi="Arial"/>
+                <w:sz w:val="18"/>
+                <w:szCs w:val="18"/>
+              </w:rPr>
+              <w:t xml:space="preserve">Un nombre con código HTML se ve como texto: React no crea la etiqueta ni ejecuta nada.</w:t>
             </w:r>
           </w:p>
         </w:tc>
@@ -10721,7 +9591,7 @@
                 <w:szCs w:val="17"/>
                 <w:shd w:fill="F4F4F4" w:color="auto" w:val="clear"/>
               </w:rPr>
-              <w:t xml:space="preserve">api.metodo = jasmine.createSpy(...)</w:t>
+              <w:t xml:space="preserve">objeto.metodo = jasmine.createSpy(...).and.returnValue(...)</w:t>
             </w:r>
           </w:p>
         </w:tc>
@@ -10752,7 +9622,7 @@
                 <w:sz w:val="18"/>
                 <w:szCs w:val="18"/>
               </w:rPr>
-              <w:t xml:space="preserve">Todas (ayudas.jsx) y prueba 14</w:t>
+              <w:t xml:space="preserve">Pruebas 8, 12 y 15</w:t>
             </w:r>
           </w:p>
         </w:tc>
@@ -10766,102 +9636,6 @@
               <w:right w:val="single" w:color="BFBFBF" w:sz="4"/>
             </w:tcBorders>
             <w:shd w:fill="FFFFFF" w:color="auto" w:val="clear"/>
-            <w:tcMar>
-              <w:top w:type="dxa" w:w="70"/>
-              <w:left w:type="dxa" w:w="100"/>
-              <w:bottom w:type="dxa" w:w="70"/>
-              <w:right w:type="dxa" w:w="100"/>
-            </w:tcMar>
-          </w:tcPr>
-          <w:p>
-            <w:pPr>
-              <w:spacing w:after="40"/>
-            </w:pPr>
-            <w:r>
-              <w:rPr>
-                <w:rFonts w:ascii="Arial" w:cs="Arial" w:eastAsia="Arial" w:hAnsi="Arial"/>
-                <w:sz w:val="18"/>
-                <w:szCs w:val="18"/>
-              </w:rPr>
-              <w:t xml:space="preserve">Simula los microservicios: por defecto responden "sin conexión" y en la prueba 14 producto-service responde una lista controlada. Las pruebas no necesitan Spring Boot encendido.</w:t>
-            </w:r>
-          </w:p>
-        </w:tc>
-      </w:tr>
-      <w:tr>
-        <w:tc>
-          <w:tcPr>
-            <w:tcW w:type="dxa" w:w="2433"/>
-            <w:tcBorders>
-              <w:top w:val="single" w:color="BFBFBF" w:sz="4"/>
-              <w:left w:val="single" w:color="BFBFBF" w:sz="4"/>
-              <w:bottom w:val="single" w:color="BFBFBF" w:sz="4"/>
-              <w:right w:val="single" w:color="BFBFBF" w:sz="4"/>
-            </w:tcBorders>
-            <w:shd w:fill="FAFAFA" w:color="auto" w:val="clear"/>
-            <w:tcMar>
-              <w:top w:type="dxa" w:w="70"/>
-              <w:left w:type="dxa" w:w="100"/>
-              <w:bottom w:type="dxa" w:w="70"/>
-              <w:right w:type="dxa" w:w="100"/>
-            </w:tcMar>
-          </w:tcPr>
-          <w:p>
-            <w:pPr>
-              <w:spacing w:after="40"/>
-            </w:pPr>
-            <w:r>
-              <w:rPr>
-                <w:rFonts w:ascii="Consolas" w:cs="Consolas" w:eastAsia="Consolas" w:hAnsi="Consolas"/>
-                <w:sz w:val="17"/>
-                <w:szCs w:val="17"/>
-                <w:shd w:fill="F4F4F4" w:color="auto" w:val="clear"/>
-              </w:rPr>
-              <w:t xml:space="preserve">objeto.metodo = jasmine.createSpy(...).and.returnValue(...)</w:t>
-            </w:r>
-          </w:p>
-        </w:tc>
-        <w:tc>
-          <w:tcPr>
-            <w:tcW w:type="dxa" w:w="1872"/>
-            <w:tcBorders>
-              <w:top w:val="single" w:color="BFBFBF" w:sz="4"/>
-              <w:left w:val="single" w:color="BFBFBF" w:sz="4"/>
-              <w:bottom w:val="single" w:color="BFBFBF" w:sz="4"/>
-              <w:right w:val="single" w:color="BFBFBF" w:sz="4"/>
-            </w:tcBorders>
-            <w:shd w:fill="FAFAFA" w:color="auto" w:val="clear"/>
-            <w:tcMar>
-              <w:top w:type="dxa" w:w="70"/>
-              <w:left w:type="dxa" w:w="100"/>
-              <w:bottom w:type="dxa" w:w="70"/>
-              <w:right w:type="dxa" w:w="100"/>
-            </w:tcMar>
-          </w:tcPr>
-          <w:p>
-            <w:pPr>
-              <w:spacing w:after="40"/>
-            </w:pPr>
-            <w:r>
-              <w:rPr>
-                <w:rFonts w:ascii="Arial" w:cs="Arial" w:eastAsia="Arial" w:hAnsi="Arial"/>
-                <w:sz w:val="18"/>
-                <w:szCs w:val="18"/>
-              </w:rPr>
-              <w:t xml:space="preserve">Pruebas 8, 12 y 15</w:t>
-            </w:r>
-          </w:p>
-        </w:tc>
-        <w:tc>
-          <w:tcPr>
-            <w:tcW w:type="dxa" w:w="5055"/>
-            <w:tcBorders>
-              <w:top w:val="single" w:color="BFBFBF" w:sz="4"/>
-              <w:left w:val="single" w:color="BFBFBF" w:sz="4"/>
-              <w:bottom w:val="single" w:color="BFBFBF" w:sz="4"/>
-              <w:right w:val="single" w:color="BFBFBF" w:sz="4"/>
-            </w:tcBorders>
-            <w:shd w:fill="FAFAFA" w:color="auto" w:val="clear"/>
             <w:tcMar>
               <w:top w:type="dxa" w:w="70"/>
               <w:left w:type="dxa" w:w="100"/>
@@ -10945,7 +9719,7 @@
           <w:b/>
           <w:bCs/>
         </w:rPr>
-        <w:t xml:space="preserve">66,0 %</w:t>
+        <w:t xml:space="preserve">67,6 %</w:t>
       </w:r>
       <w:r>
         <w:rPr>
@@ -10959,7 +9733,7 @@
           <w:b/>
           <w:bCs/>
         </w:rPr>
-        <w:t xml:space="preserve">57,2 %</w:t>
+        <w:t xml:space="preserve">59,1 %</w:t>
       </w:r>
       <w:r>
         <w:rPr>
@@ -10973,7 +9747,7 @@
           <w:b/>
           <w:bCs/>
         </w:rPr>
-        <w:t xml:space="preserve">65,9 %</w:t>
+        <w:t xml:space="preserve">69,0 %</w:t>
       </w:r>
       <w:r>
         <w:rPr>
@@ -10987,7 +9761,7 @@
           <w:b/>
           <w:bCs/>
         </w:rPr>
-        <w:t xml:space="preserve">70,1 %</w:t>
+        <w:t xml:space="preserve">71,3 %</w:t>
       </w:r>
       <w:r>
         <w:rPr>
@@ -11442,7 +10216,7 @@
                 <w:sz w:val="18"/>
                 <w:szCs w:val="18"/>
               </w:rPr>
-              <w:t xml:space="preserve">¿Qué significa 57,2 % de ramas?</w:t>
+              <w:t xml:space="preserve">¿Qué significa 59,1 % de ramas?</w:t>
             </w:r>
           </w:p>
         </w:tc>
@@ -11556,7 +10330,7 @@
         <w:rPr>
           <w:rFonts w:ascii="Arial" w:cs="Arial" w:eastAsia="Arial" w:hAnsi="Arial"/>
         </w:rPr>
-        <w:t xml:space="preserve">7. Recorrido sugerido para la demostración (8 minutos)</w:t>
+        <w:t xml:space="preserve">7. Recorrido sugerido para la demostración (7 minutos)</w:t>
       </w:r>
     </w:p>
     <w:p>
@@ -11677,30 +10451,6 @@
           <w:rFonts w:ascii="Arial" w:cs="Arial" w:eastAsia="Arial" w:hAnsi="Arial"/>
         </w:rPr>
         <w:t xml:space="preserve"> main.jsx (BrowserRouter), App.jsx (rutas), carpetas de Atomic Design y TarjetaProducto (props).</w:t>
-      </w:r>
-    </w:p>
-    <w:p>
-      <w:pPr>
-        <w:pStyle w:val="ListParagraph"/>
-        <w:numPr>
-          <w:ilvl w:val="0"/>
-          <w:numId w:val="3"/>
-        </w:numPr>
-        <w:spacing w:after="60" w:line="264"/>
-      </w:pPr>
-      <w:r>
-        <w:rPr>
-          <w:rFonts w:ascii="Arial" w:cs="Arial" w:eastAsia="Arial" w:hAnsi="Arial"/>
-          <w:b/>
-          <w:bCs/>
-        </w:rPr>
-        <w:t xml:space="preserve">Microservicios (1 min):</w:t>
-      </w:r>
-      <w:r>
-        <w:rPr>
-          <w:rFonts w:ascii="Arial" w:cs="Arial" w:eastAsia="Arial" w:hAnsi="Arial"/>
-        </w:rPr>
-        <w:t xml:space="preserve"> el catálogo dice "Catálogo desde producto-service"; en Postman haz login (token JWT), un 401 con clave mala y agrega un ítem al carrito (carrito-service consulta a producto-service).</w:t>
       </w:r>
     </w:p>
     <w:p>

--- a/docs/Guia_Defensa_Presentacion.docx
+++ b/docs/Guia_Defensa_Presentacion.docx
@@ -1147,7 +1147,7 @@
                 <w:sz w:val="18"/>
                 <w:szCs w:val="18"/>
               </w:rPr>
-              <w:t xml:space="preserve">15 pruebas (10 de defensa + 5 complementarias) · cobertura 67,6 % sentencias, 59,1 % ramas, 69,0 % funciones, 71,3 % líneas · 12 diseños, 4 estilos, 3 tatuadores</w:t>
+              <w:t>15 pruebas (10 de defensa + 5 complementarias) · cobertura 67,6 % sentencias, 59,2 % ramas, 69,0 % funciones, 71,3 % líneas · 25 diseños, 5 estilos, 3 tatuadores</w:t>
             </w:r>
           </w:p>
         </w:tc>
@@ -3066,7 +3066,7 @@
           <w:szCs w:val="19"/>
           <w:shd w:fill="F4F4F4" w:color="auto" w:val="clear"/>
         </w:rPr>
-        <w:t xml:space="preserve">images["mariposa-lineal"]</w:t>
+        <w:t>images["neko-chibi"]</w:t>
       </w:r>
       <w:r>
         <w:rPr>
@@ -6511,7 +6511,7 @@
                 <w:sz w:val="18"/>
                 <w:szCs w:val="18"/>
               </w:rPr>
-              <w:t xml:space="preserve">Le paso los 12 diseños por props y cuento los botones "Añadir": tiene que haber 12, y cada nombre debe estar en pantalla (</w:t>
+              <w:t>Le paso los 25 diseños por props y cuento los botones "Añadir": tiene que haber 25, y cada nombre debe estar en pantalla (</w:t>
             </w:r>
             <w:r>
               <w:rPr>
@@ -9733,7 +9733,7 @@
           <w:b/>
           <w:bCs/>
         </w:rPr>
-        <w:t xml:space="preserve">59,1 %</w:t>
+        <w:t>59,2 %</w:t>
       </w:r>
       <w:r>
         <w:rPr>
@@ -10216,7 +10216,7 @@
                 <w:sz w:val="18"/>
                 <w:szCs w:val="18"/>
               </w:rPr>
-              <w:t xml:space="preserve">¿Qué significa 59,1 % de ramas?</w:t>
+              <w:t>¿Qué significa 59,2 % de ramas?</w:t>
             </w:r>
           </w:p>
         </w:tc>

--- a/docs/Guia_Defensa_Presentacion.docx
+++ b/docs/Guia_Defensa_Presentacion.docx
@@ -833,7 +833,7 @@
           <w:i/>
           <w:iCs/>
         </w:rPr>
-        <w:t xml:space="preserve">"Forever Ink es la tienda de un estudio de tatuajes. Cada producto es un diseño, el stock son los cupos y el carrito es la reserva: el cliente elige diseños, agenda una cita con un tatuador en un día y horario disponible y paga con una pasarela simulada. El personal administra órdenes, diseños, categorías y usuarios desde un panel. Lo construimos con React y Vite; los componentes siguen Atomic Design, App guarda el estado y lo entrega por props, la navegación usa BrowserRouter y el diseño responsivo es de Bootstrap. Como no hay backend, un archivo JavaScript simula la base de datos con CRUD sobre localStorage. Lo probamos con Jasmine y Karma: 15 pruebas, 10 de ellas para esta defensa, con 67,6 % de cobertura de sentencias."</w:t>
+        <w:t>"Forever Ink es la tienda de un estudio de tatuajes. Cada producto es un diseño, el stock son los cupos y el carrito es la reserva: el cliente elige diseños, agenda una cita con un tatuador en un día y horario disponible y paga con una pasarela simulada. El personal administra órdenes, diseños, categorías y usuarios desde un panel. Lo construimos con React y Vite; los componentes siguen Atomic Design, App guarda el estado y lo entrega por props, la navegación usa BrowserRouter y el diseño responsivo es de Bootstrap. Como no hay backend, un archivo JavaScript simula la base de datos con CRUD sobre localStorage. Lo probamos con Jasmine y Karma: 15 pruebas, 10 de ellas para esta defensa, con 67,5 % de cobertura de sentencias."</w:t>
       </w:r>
     </w:p>
     <w:p>
@@ -1147,7 +1147,7 @@
                 <w:sz w:val="18"/>
                 <w:szCs w:val="18"/>
               </w:rPr>
-              <w:t>15 pruebas (10 de defensa + 5 complementarias) · cobertura 67,6 % sentencias, 59,2 % ramas, 69,0 % funciones, 71,3 % líneas · 25 diseños, 5 estilos, 3 tatuadores</w:t>
+              <w:t>15 pruebas (10 de defensa + 5 complementarias) · cobertura 67,5 % sentencias, 59,2 % ramas, 68,8 % funciones, 71,2 % líneas · 25 diseños, 5 estilos, 3 tatuadores</w:t>
             </w:r>
           </w:p>
         </w:tc>
@@ -9719,7 +9719,7 @@
           <w:b/>
           <w:bCs/>
         </w:rPr>
-        <w:t xml:space="preserve">67,6 %</w:t>
+        <w:t>67,5 %</w:t>
       </w:r>
       <w:r>
         <w:rPr>
@@ -9747,7 +9747,7 @@
           <w:b/>
           <w:bCs/>
         </w:rPr>
-        <w:t xml:space="preserve">69,0 %</w:t>
+        <w:t>68,8 %</w:t>
       </w:r>
       <w:r>
         <w:rPr>
@@ -9761,7 +9761,7 @@
           <w:b/>
           <w:bCs/>
         </w:rPr>
-        <w:t xml:space="preserve">71,3 %</w:t>
+        <w:t>71,2 %</w:t>
       </w:r>
       <w:r>
         <w:rPr>
